--- a/dyflow_t_full_paper.docx
+++ b/dyflow_t_full_paper.docx
@@ -1735,25 +1735,145 @@
         <w:spacing w:after="60"/>
         <w:ind w:firstLine="180"/>
         <w:jc w:val="both"/>
-      </w:pPr>
-      <w:r>
-        <w:rPr>
-          <w:color w:val="000000"/>
-        </w:rPr>
-        <w:t>Spider [7] introduced cross-domain text-to-SQL evaluation with small databases of 5–50 rows, enabling LLM</w:t>
-      </w:r>
-      <w:r>
-        <w:rPr>
-          <w:color w:val="000000"/>
-        </w:rPr>
-        <w:t xml:space="preserve"> agent</w:t>
-      </w:r>
-      <w:r>
-        <w:rPr>
-          <w:color w:val="000000"/>
-        </w:rPr>
-        <w:t xml:space="preserve"> to </w:t>
-      </w:r>
+        <w:rPr>
+          <w:color w:val="000000"/>
+        </w:rPr>
+      </w:pPr>
+      <w:r>
+        <w:rPr>
+          <w:b/>
+          <w:bCs/>
+          <w:color w:val="000000"/>
+        </w:rPr>
+        <w:t>GAIA [</w:t>
+      </w:r>
+      <w:r>
+        <w:rPr>
+          <w:b/>
+          <w:bCs/>
+          <w:color w:val="000000"/>
+        </w:rPr>
+        <w:t>7</w:t>
+      </w:r>
+      <w:r>
+        <w:rPr>
+          <w:b/>
+          <w:bCs/>
+          <w:color w:val="000000"/>
+        </w:rPr>
+        <w:t>]</w:t>
+      </w:r>
+      <w:r>
+        <w:rPr>
+          <w:color w:val="000000"/>
+        </w:rPr>
+        <w:t xml:space="preserve"> provides a multi-level QA benchmark requiring current factual knowledge, multi-step web retrieval, and real-</w:t>
+      </w:r>
+      <w:r>
+        <w:rPr>
+          <w:color w:val="000000"/>
+        </w:rPr>
+        <w:t>world reasoning across three difficulty levels. The published gap between GPT-4 with plugins (15%) and human performance (92%) remains one of the clearest quantitative demonstrations of the inadequacy of parametric memory for live-knowledge tasks. Level 1 requires single-hop retrieval of live facts; Level 2 chains two or more retrieved sources; Level 3 demands multi-source synthesis across heterogeneous web content.</w:t>
+      </w:r>
+    </w:p>
+    <w:p>
+      <w:pPr>
+        <w:spacing w:after="60"/>
+        <w:ind w:firstLine="180"/>
+        <w:jc w:val="both"/>
+        <w:rPr>
+          <w:color w:val="000000"/>
+        </w:rPr>
+      </w:pPr>
+      <w:proofErr w:type="spellStart"/>
+      <w:r>
+        <w:rPr>
+          <w:b/>
+          <w:bCs/>
+          <w:color w:val="000000"/>
+        </w:rPr>
+        <w:t>LiveNewsBench</w:t>
+      </w:r>
+      <w:proofErr w:type="spellEnd"/>
+      <w:r>
+        <w:rPr>
+          <w:b/>
+          <w:bCs/>
+          <w:color w:val="000000"/>
+        </w:rPr>
+        <w:t xml:space="preserve"> [</w:t>
+      </w:r>
+      <w:r>
+        <w:rPr>
+          <w:b/>
+          <w:bCs/>
+          <w:color w:val="000000"/>
+        </w:rPr>
+        <w:t>8</w:t>
+      </w:r>
+      <w:r>
+        <w:rPr>
+          <w:b/>
+          <w:bCs/>
+          <w:color w:val="000000"/>
+        </w:rPr>
+        <w:t>]</w:t>
+      </w:r>
+      <w:r>
+        <w:rPr>
+          <w:color w:val="000000"/>
+        </w:rPr>
+        <w:t xml:space="preserve"> specifically evaluates LLM web search capabilities using freshly curated post-training news questions where parametric recall is structurally impossible. Every question in the dataset refers to a specific news event that occurred after the LLM training cutoff questions about 2025 election margins, sporting results, and legal proceedings are simply unanswerable from parametric memory regardless of model size or reasoning quality. Unlike GAIA, which mixes current-knowledge and reasoning tasks, </w:t>
+      </w:r>
+      <w:proofErr w:type="spellStart"/>
+      <w:r>
+        <w:rPr>
+          <w:color w:val="000000"/>
+        </w:rPr>
+        <w:t>LiveNewsBench</w:t>
+      </w:r>
+      <w:proofErr w:type="spellEnd"/>
+      <w:r>
+        <w:rPr>
+          <w:color w:val="000000"/>
+        </w:rPr>
+        <w:t xml:space="preserve"> isolates web retrieval as the sole variable, making it the most direct benchmark for evaluating the contribution of the </w:t>
+      </w:r>
+      <w:proofErr w:type="spellStart"/>
+      <w:r>
+        <w:rPr>
+          <w:color w:val="000000"/>
+        </w:rPr>
+        <w:t>WebSearchTool</w:t>
+      </w:r>
+      <w:proofErr w:type="spellEnd"/>
+      <w:r>
+        <w:rPr>
+          <w:color w:val="000000"/>
+        </w:rPr>
+        <w:t xml:space="preserve"> in </w:t>
+      </w:r>
+      <w:proofErr w:type="spellStart"/>
+      <w:r>
+        <w:rPr>
+          <w:color w:val="000000"/>
+        </w:rPr>
+        <w:t>DyFlow</w:t>
+      </w:r>
+      <w:proofErr w:type="spellEnd"/>
+      <w:r>
+        <w:rPr>
+          <w:color w:val="000000"/>
+        </w:rPr>
+        <w:t>-T.</w:t>
+      </w:r>
+    </w:p>
+    <w:p>
+      <w:pPr>
+        <w:spacing w:after="60"/>
+        <w:ind w:firstLine="180"/>
+        <w:jc w:val="both"/>
+      </w:pPr>
       <w:r>
         <w:rPr>
           <w:color w:val="000000"/>
@@ -1798,16 +1918,19 @@
       <w:pPr>
         <w:spacing w:before="200" w:after="100"/>
         <w:jc w:val="center"/>
-      </w:pPr>
-      <w:r>
         <w:rPr>
           <w:noProof/>
         </w:rPr>
+      </w:pPr>
+      <w:r>
+        <w:rPr>
+          <w:noProof/>
+        </w:rPr>
         <w:drawing>
-          <wp:inline distT="0" distB="0" distL="0" distR="0" wp14:anchorId="45119F23" wp14:editId="0BB5E735">
-            <wp:extent cx="3086100" cy="1283335"/>
+          <wp:inline distT="0" distB="0" distL="0" distR="0" wp14:anchorId="443B1C20" wp14:editId="1988979F">
+            <wp:extent cx="3086100" cy="1647190"/>
             <wp:effectExtent l="0" t="0" r="0" b="0"/>
-            <wp:docPr id="1220243780" name="Picture 10"/>
+            <wp:docPr id="1036543124" name="Picture 14"/>
             <wp:cNvGraphicFramePr>
               <a:graphicFrameLocks xmlns:a="http://schemas.openxmlformats.org/drawingml/2006/main" noChangeAspect="1"/>
             </wp:cNvGraphicFramePr>
@@ -1815,7 +1938,7 @@
               <a:graphicData uri="http://schemas.openxmlformats.org/drawingml/2006/picture">
                 <pic:pic xmlns:pic="http://schemas.openxmlformats.org/drawingml/2006/picture">
                   <pic:nvPicPr>
-                    <pic:cNvPr id="0" name="Picture 37"/>
+                    <pic:cNvPr id="0" name="Picture 35"/>
                     <pic:cNvPicPr>
                       <a:picLocks noChangeAspect="1" noChangeArrowheads="1"/>
                     </pic:cNvPicPr>
@@ -1836,7 +1959,7 @@
                   <pic:spPr bwMode="auto">
                     <a:xfrm>
                       <a:off x="0" y="0"/>
-                      <a:ext cx="3086100" cy="1283335"/>
+                      <a:ext cx="3086100" cy="1647190"/>
                     </a:xfrm>
                     <a:prstGeom prst="rect">
                       <a:avLst/>
@@ -1860,12 +1983,16 @@
         <w:rPr>
           <w:b/>
           <w:bCs/>
+          <w:sz w:val="16"/>
+          <w:szCs w:val="16"/>
         </w:rPr>
       </w:pPr>
       <w:r>
         <w:rPr>
           <w:b/>
           <w:bCs/>
+          <w:sz w:val="16"/>
+          <w:szCs w:val="16"/>
         </w:rPr>
         <w:t>Architecture Diagram</w:t>
       </w:r>
@@ -1999,7 +2126,14 @@
         <w:rPr>
           <w:color w:val="000000"/>
         </w:rPr>
-        <w:t xml:space="preserve"> new operator types partitioned into parametric reasoning operators and tool execution operators; and a TOOL_REVIEW quality gate that validates every tool result before state transition.</w:t>
+        <w:t xml:space="preserve"> new operator types partitioned into parametric reasoning operators and tool execution operators; and a </w:t>
+      </w:r>
+      <w:r>
+        <w:rPr>
+          <w:color w:val="000000"/>
+        </w:rPr>
+        <w:lastRenderedPageBreak/>
+        <w:t>TOOL_REVIEW quality gate that validates every tool result before state transition.</w:t>
       </w:r>
     </w:p>
     <w:p>
@@ -2282,14 +2416,7 @@
         <w:rPr>
           <w:color w:val="000000"/>
         </w:rPr>
-        <w:t xml:space="preserve"> writes the query artifact. </w:t>
-      </w:r>
-      <w:r>
-        <w:rPr>
-          <w:color w:val="000000"/>
-        </w:rPr>
-        <w:lastRenderedPageBreak/>
-        <w:t xml:space="preserve">SQL_QUERY and WEB_SEARCH are tool operators </w:t>
+        <w:t xml:space="preserve"> writes the query artifact. SQL_QUERY and WEB_SEARCH are tool operators </w:t>
       </w:r>
       <w:r>
         <w:rPr>
@@ -5056,6 +5183,7 @@
       </w:pPr>
       <w:proofErr w:type="gramStart"/>
       <w:r>
+        <w:lastRenderedPageBreak/>
         <w:t>EX(</w:t>
       </w:r>
       <w:proofErr w:type="gramEnd"/>
@@ -5261,790 +5389,213 @@
     <w:p>
       <w:pPr>
         <w:spacing w:before="140" w:after="60"/>
-      </w:pPr>
-      <w:r>
         <w:rPr>
           <w:b/>
           <w:bCs/>
           <w:color w:val="000000"/>
         </w:rPr>
-        <w:t xml:space="preserve">E. Algorithm 1 — </w:t>
-      </w:r>
-      <w:proofErr w:type="spellStart"/>
+      </w:pPr>
       <w:r>
         <w:rPr>
           <w:b/>
           <w:bCs/>
           <w:color w:val="000000"/>
         </w:rPr>
-        <w:t>DyFlow</w:t>
-      </w:r>
-      <w:proofErr w:type="spellEnd"/>
+        <w:t xml:space="preserve">E. Algorithm 1 — </w:t>
+      </w:r>
+      <w:proofErr w:type="spellStart"/>
       <w:r>
         <w:rPr>
           <w:b/>
           <w:bCs/>
           <w:color w:val="000000"/>
         </w:rPr>
-        <w:t xml:space="preserve"> (Original)</w:t>
-      </w:r>
-    </w:p>
-    <w:p>
-      <w:pPr>
-        <w:spacing w:before="60" w:after="80"/>
-        <w:jc w:val="center"/>
-      </w:pPr>
+        <w:t>DyFlow</w:t>
+      </w:r>
+      <w:proofErr w:type="spellEnd"/>
       <w:r>
         <w:rPr>
           <w:b/>
           <w:bCs/>
           <w:color w:val="000000"/>
-          <w:sz w:val="18"/>
-          <w:szCs w:val="18"/>
-        </w:rPr>
-        <w:t xml:space="preserve">ALGORITHM 1: </w:t>
-      </w:r>
-      <w:proofErr w:type="spellStart"/>
+        </w:rPr>
+        <w:t xml:space="preserve"> (Original)</w:t>
+      </w:r>
+    </w:p>
+    <w:p>
+      <w:pPr>
+        <w:spacing w:before="140" w:after="60"/>
+      </w:pPr>
       <w:r>
         <w:rPr>
           <w:b/>
           <w:bCs/>
-          <w:color w:val="000000"/>
-          <w:sz w:val="18"/>
-          <w:szCs w:val="18"/>
-        </w:rPr>
+        </w:rPr>
+        <w:t>Algorithm 1</w:t>
+      </w:r>
+      <w:r>
+        <w:t xml:space="preserve"> </w:t>
+      </w:r>
+      <w:proofErr w:type="spellStart"/>
+      <w:r>
         <w:t>DyFlow</w:t>
       </w:r>
       <w:proofErr w:type="spellEnd"/>
+      <w:r>
+        <w:t xml:space="preserve"> Framework for Complex Reasoning</w:t>
+      </w:r>
+    </w:p>
+    <w:p>
+      <w:pPr>
+        <w:spacing w:before="140" w:after="60"/>
+      </w:pPr>
       <w:r>
         <w:rPr>
           <w:b/>
           <w:bCs/>
-          <w:color w:val="000000"/>
-          <w:sz w:val="18"/>
-          <w:szCs w:val="18"/>
-        </w:rPr>
-        <w:t xml:space="preserve"> (</w:t>
-      </w:r>
+        </w:rPr>
+        <w:t>Require:</w:t>
+      </w:r>
+      <w:r>
+        <w:t xml:space="preserve"> Task </w:t>
+      </w:r>
+      <w:r>
+        <w:rPr>
+          <w:i/>
+          <w:iCs/>
+        </w:rPr>
+        <w:t>p</w:t>
+      </w:r>
+      <w:r>
+        <w:t xml:space="preserve">, templates </w:t>
+      </w:r>
+      <w:r>
+        <w:rPr>
+          <w:rFonts w:ascii="Cambria Math" w:hAnsi="Cambria Math" w:cs="Cambria Math"/>
+        </w:rPr>
+        <w:t>𝒪</w:t>
+      </w:r>
+      <w:r>
+        <w:t>, designer π</w:t>
+      </w:r>
+      <w:r>
+        <w:rPr>
+          <w:vertAlign w:val="subscript"/>
+        </w:rPr>
+        <w:t>θ</w:t>
+      </w:r>
+      <w:r>
+        <w:t xml:space="preserve">, executor π_exec, budget </w:t>
+      </w:r>
+      <w:proofErr w:type="spellStart"/>
+      <w:r>
+        <w:t>T</w:t>
+      </w:r>
+      <w:r>
+        <w:rPr>
+          <w:vertAlign w:val="subscript"/>
+        </w:rPr>
+        <w:t>max</w:t>
+      </w:r>
+      <w:proofErr w:type="spellEnd"/>
+      <w:r>
+        <w:t xml:space="preserve">, summarizer </w:t>
+      </w:r>
+      <w:proofErr w:type="spellStart"/>
+      <w:r>
+        <w:t>f</w:t>
+      </w:r>
+      <w:r>
+        <w:rPr>
+          <w:vertAlign w:val="subscript"/>
+        </w:rPr>
+        <w:t>summary</w:t>
+      </w:r>
+      <w:proofErr w:type="spellEnd"/>
+    </w:p>
+    <w:p>
+      <w:pPr>
+        <w:spacing w:before="140" w:after="60"/>
+      </w:pPr>
       <w:r>
         <w:rPr>
           <w:b/>
           <w:bCs/>
-          <w:color w:val="000000"/>
-          <w:sz w:val="18"/>
-          <w:szCs w:val="18"/>
-        </w:rPr>
-        <w:t>Dynamic Workflow Execution</w:t>
-      </w:r>
-      <w:r>
-        <w:rPr>
-          <w:b/>
-          <w:bCs/>
-          <w:color w:val="000000"/>
-          <w:sz w:val="18"/>
-          <w:szCs w:val="18"/>
-        </w:rPr>
-        <w:t>)</w:t>
-      </w:r>
-    </w:p>
-    <w:tbl>
-      <w:tblPr>
-        <w:tblW w:w="4860" w:type="dxa"/>
-        <w:tblBorders>
-          <w:top w:val="single" w:sz="4" w:space="0" w:color="auto"/>
-          <w:left w:val="single" w:sz="4" w:space="0" w:color="auto"/>
-          <w:bottom w:val="single" w:sz="4" w:space="0" w:color="auto"/>
-          <w:right w:val="single" w:sz="4" w:space="0" w:color="auto"/>
-          <w:insideH w:val="single" w:sz="4" w:space="0" w:color="auto"/>
-          <w:insideV w:val="single" w:sz="4" w:space="0" w:color="auto"/>
-        </w:tblBorders>
-        <w:tblCellMar>
-          <w:left w:w="10" w:type="dxa"/>
-          <w:right w:w="10" w:type="dxa"/>
-        </w:tblCellMar>
-        <w:tblLook w:val="04A0" w:firstRow="1" w:lastRow="0" w:firstColumn="1" w:lastColumn="0" w:noHBand="0" w:noVBand="1"/>
-      </w:tblPr>
-      <w:tblGrid>
-        <w:gridCol w:w="4860"/>
-      </w:tblGrid>
-      <w:tr>
-        <w:tc>
-          <w:tcPr>
-            <w:tcW w:w="4860" w:type="dxa"/>
-            <w:tcBorders>
-              <w:top w:val="single" w:sz="4" w:space="0" w:color="000000"/>
-              <w:left w:val="single" w:sz="4" w:space="0" w:color="000000"/>
-              <w:bottom w:val="single" w:sz="4" w:space="0" w:color="000000"/>
-              <w:right w:val="single" w:sz="4" w:space="0" w:color="000000"/>
-            </w:tcBorders>
-            <w:tcMar>
-              <w:top w:w="60" w:type="dxa"/>
-              <w:left w:w="100" w:type="dxa"/>
-              <w:bottom w:w="60" w:type="dxa"/>
-              <w:right w:w="60" w:type="dxa"/>
-            </w:tcMar>
-          </w:tcPr>
-          <w:p>
-            <w:pPr>
-              <w:spacing w:after="40"/>
-            </w:pPr>
-            <w:r>
-              <w:rPr>
-                <w:b/>
-                <w:bCs/>
-                <w:color w:val="000000"/>
-                <w:sz w:val="17"/>
-                <w:szCs w:val="17"/>
-              </w:rPr>
-              <w:t xml:space="preserve">Input: </w:t>
-            </w:r>
-            <w:r>
-              <w:rPr>
-                <w:color w:val="000000"/>
-                <w:sz w:val="17"/>
-                <w:szCs w:val="17"/>
-              </w:rPr>
-              <w:t>Task p, Designer π_θ, Executor E, O_P, T_max=4</w:t>
-            </w:r>
-          </w:p>
-          <w:p>
-            <w:pPr>
-              <w:spacing w:after="60"/>
-            </w:pPr>
-            <w:r>
-              <w:rPr>
-                <w:b/>
-                <w:bCs/>
-                <w:color w:val="000000"/>
-                <w:sz w:val="17"/>
-                <w:szCs w:val="17"/>
-              </w:rPr>
-              <w:t xml:space="preserve">Output: </w:t>
-            </w:r>
-            <w:r>
-              <w:rPr>
-                <w:color w:val="000000"/>
-                <w:sz w:val="17"/>
-                <w:szCs w:val="17"/>
-              </w:rPr>
-              <w:t>Final answer ŷ</w:t>
-            </w:r>
-          </w:p>
-          <w:p>
-            <w:pPr>
-              <w:spacing w:after="28"/>
-            </w:pPr>
-            <w:r>
-              <w:rPr>
-                <w:color w:val="000000"/>
-                <w:sz w:val="17"/>
-                <w:szCs w:val="17"/>
-              </w:rPr>
-              <w:t>1.  s₀ ← {p</w:t>
-            </w:r>
-            <w:proofErr w:type="gramStart"/>
-            <w:r>
-              <w:rPr>
-                <w:color w:val="000000"/>
-                <w:sz w:val="17"/>
-                <w:szCs w:val="17"/>
-              </w:rPr>
-              <w:t>};  t</w:t>
-            </w:r>
-            <w:proofErr w:type="gramEnd"/>
-            <w:r>
-              <w:rPr>
-                <w:color w:val="000000"/>
-                <w:sz w:val="17"/>
-                <w:szCs w:val="17"/>
-              </w:rPr>
-              <w:t xml:space="preserve"> ← 0</w:t>
-            </w:r>
-          </w:p>
-          <w:p>
-            <w:pPr>
-              <w:spacing w:after="28"/>
-            </w:pPr>
-            <w:r>
-              <w:rPr>
-                <w:color w:val="000000"/>
-                <w:sz w:val="17"/>
-                <w:szCs w:val="17"/>
-              </w:rPr>
-              <w:t>2</w:t>
-            </w:r>
-            <w:proofErr w:type="gramStart"/>
-            <w:r>
-              <w:rPr>
-                <w:color w:val="000000"/>
-                <w:sz w:val="17"/>
-                <w:szCs w:val="17"/>
-              </w:rPr>
-              <w:t>.  while</w:t>
-            </w:r>
-            <w:proofErr w:type="gramEnd"/>
-            <w:r>
-              <w:rPr>
-                <w:color w:val="000000"/>
-                <w:sz w:val="17"/>
-                <w:szCs w:val="17"/>
-              </w:rPr>
-              <w:t xml:space="preserve"> t &lt; T_max do</w:t>
-            </w:r>
-          </w:p>
-          <w:p>
-            <w:pPr>
-              <w:spacing w:after="28"/>
-              <w:ind w:left="180"/>
-            </w:pPr>
-            <w:r>
-              <w:rPr>
-                <w:color w:val="000000"/>
-                <w:sz w:val="17"/>
-                <w:szCs w:val="17"/>
-              </w:rPr>
-              <w:t xml:space="preserve">3.    </w:t>
-            </w:r>
-            <w:proofErr w:type="spellStart"/>
-            <w:r>
-              <w:rPr>
-                <w:color w:val="000000"/>
-                <w:sz w:val="17"/>
-                <w:szCs w:val="17"/>
-              </w:rPr>
-              <w:t>s̃_t</w:t>
-            </w:r>
-            <w:proofErr w:type="spellEnd"/>
-            <w:r>
-              <w:rPr>
-                <w:color w:val="000000"/>
-                <w:sz w:val="17"/>
-                <w:szCs w:val="17"/>
-              </w:rPr>
-              <w:t xml:space="preserve"> ← </w:t>
-            </w:r>
-            <w:proofErr w:type="spellStart"/>
-            <w:r>
-              <w:rPr>
-                <w:color w:val="000000"/>
-                <w:sz w:val="17"/>
-                <w:szCs w:val="17"/>
-              </w:rPr>
-              <w:t>f_summary</w:t>
-            </w:r>
-            <w:proofErr w:type="spellEnd"/>
-            <w:r>
-              <w:rPr>
-                <w:color w:val="000000"/>
-                <w:sz w:val="17"/>
-                <w:szCs w:val="17"/>
-              </w:rPr>
-              <w:t>(</w:t>
-            </w:r>
-            <w:proofErr w:type="spellStart"/>
-            <w:r>
-              <w:rPr>
-                <w:color w:val="000000"/>
-                <w:sz w:val="17"/>
-                <w:szCs w:val="17"/>
-              </w:rPr>
-              <w:t>s_t</w:t>
-            </w:r>
-            <w:proofErr w:type="spellEnd"/>
-            <w:r>
-              <w:rPr>
-                <w:color w:val="000000"/>
-                <w:sz w:val="17"/>
-                <w:szCs w:val="17"/>
-              </w:rPr>
-              <w:t>)</w:t>
-            </w:r>
-          </w:p>
-          <w:p>
-            <w:pPr>
-              <w:spacing w:after="28"/>
-              <w:ind w:left="180"/>
-            </w:pPr>
-            <w:r>
-              <w:rPr>
-                <w:color w:val="000000"/>
-                <w:sz w:val="17"/>
-                <w:szCs w:val="17"/>
-              </w:rPr>
-              <w:t xml:space="preserve">4.    </w:t>
-            </w:r>
-            <w:proofErr w:type="spellStart"/>
-            <w:r>
-              <w:rPr>
-                <w:color w:val="000000"/>
-                <w:sz w:val="17"/>
-                <w:szCs w:val="17"/>
-              </w:rPr>
-              <w:t>G_t</w:t>
-            </w:r>
-            <w:proofErr w:type="spellEnd"/>
-            <w:r>
-              <w:rPr>
-                <w:color w:val="000000"/>
-                <w:sz w:val="17"/>
-                <w:szCs w:val="17"/>
-              </w:rPr>
-              <w:t xml:space="preserve"> ~ π_</w:t>
-            </w:r>
-            <w:proofErr w:type="gramStart"/>
-            <w:r>
-              <w:rPr>
-                <w:color w:val="000000"/>
-                <w:sz w:val="17"/>
-                <w:szCs w:val="17"/>
-              </w:rPr>
-              <w:t>θ(</w:t>
-            </w:r>
-            <w:proofErr w:type="gramEnd"/>
-            <w:r>
-              <w:rPr>
-                <w:color w:val="000000"/>
-                <w:sz w:val="17"/>
-                <w:szCs w:val="17"/>
-              </w:rPr>
-              <w:t xml:space="preserve">· | </w:t>
-            </w:r>
-            <w:proofErr w:type="spellStart"/>
-            <w:r>
-              <w:rPr>
-                <w:color w:val="000000"/>
-                <w:sz w:val="17"/>
-                <w:szCs w:val="17"/>
-              </w:rPr>
-              <w:t>s̃_</w:t>
-            </w:r>
-            <w:proofErr w:type="gramStart"/>
-            <w:r>
-              <w:rPr>
-                <w:color w:val="000000"/>
-                <w:sz w:val="17"/>
-                <w:szCs w:val="17"/>
-              </w:rPr>
-              <w:t>t</w:t>
-            </w:r>
-            <w:proofErr w:type="spellEnd"/>
-            <w:r>
-              <w:rPr>
-                <w:color w:val="000000"/>
-                <w:sz w:val="17"/>
-                <w:szCs w:val="17"/>
-              </w:rPr>
-              <w:t>)  ◁</w:t>
-            </w:r>
-            <w:proofErr w:type="gramEnd"/>
-            <w:r>
-              <w:rPr>
-                <w:color w:val="000000"/>
-                <w:sz w:val="17"/>
-                <w:szCs w:val="17"/>
-              </w:rPr>
-              <w:t xml:space="preserve"> Dynamic subgraph</w:t>
-            </w:r>
-          </w:p>
-          <w:p>
-            <w:pPr>
-              <w:spacing w:after="28"/>
-              <w:ind w:left="180"/>
-            </w:pPr>
-            <w:r>
-              <w:rPr>
-                <w:color w:val="000000"/>
-                <w:sz w:val="17"/>
-                <w:szCs w:val="17"/>
-              </w:rPr>
-              <w:t>5.    for each o = (</w:t>
-            </w:r>
-            <w:proofErr w:type="spellStart"/>
-            <w:r>
-              <w:rPr>
-                <w:color w:val="000000"/>
-                <w:sz w:val="17"/>
-                <w:szCs w:val="17"/>
-              </w:rPr>
-              <w:t>O_k</w:t>
-            </w:r>
-            <w:proofErr w:type="spellEnd"/>
-            <w:r>
-              <w:rPr>
-                <w:color w:val="000000"/>
-                <w:sz w:val="17"/>
-                <w:szCs w:val="17"/>
-              </w:rPr>
-              <w:t xml:space="preserve">, φ, ψ) ∈ </w:t>
-            </w:r>
-            <w:proofErr w:type="spellStart"/>
-            <w:r>
-              <w:rPr>
-                <w:color w:val="000000"/>
-                <w:sz w:val="17"/>
-                <w:szCs w:val="17"/>
-              </w:rPr>
-              <w:t>V_t</w:t>
-            </w:r>
-            <w:proofErr w:type="spellEnd"/>
-            <w:r>
-              <w:rPr>
-                <w:color w:val="000000"/>
-                <w:sz w:val="17"/>
-                <w:szCs w:val="17"/>
-              </w:rPr>
-              <w:t xml:space="preserve"> do</w:t>
-            </w:r>
-          </w:p>
-          <w:p>
-            <w:pPr>
-              <w:spacing w:after="28"/>
-              <w:ind w:left="180"/>
-            </w:pPr>
-            <w:r>
-              <w:rPr>
-                <w:color w:val="000000"/>
-                <w:sz w:val="17"/>
-                <w:szCs w:val="17"/>
-              </w:rPr>
-              <w:t xml:space="preserve">6.      if </w:t>
-            </w:r>
-            <w:proofErr w:type="spellStart"/>
-            <w:r>
-              <w:rPr>
-                <w:color w:val="000000"/>
-                <w:sz w:val="17"/>
-                <w:szCs w:val="17"/>
-              </w:rPr>
-              <w:t>O_k</w:t>
-            </w:r>
-            <w:proofErr w:type="spellEnd"/>
-            <w:r>
-              <w:rPr>
-                <w:color w:val="000000"/>
-                <w:sz w:val="17"/>
-                <w:szCs w:val="17"/>
-              </w:rPr>
-              <w:t xml:space="preserve"> = ORGANIZE_SOLUTION then return E_</w:t>
-            </w:r>
-            <w:proofErr w:type="gramStart"/>
-            <w:r>
-              <w:rPr>
-                <w:color w:val="000000"/>
-                <w:sz w:val="17"/>
-                <w:szCs w:val="17"/>
-              </w:rPr>
-              <w:t>LLM(</w:t>
-            </w:r>
-            <w:proofErr w:type="gramEnd"/>
-            <w:r>
-              <w:rPr>
-                <w:color w:val="000000"/>
-                <w:sz w:val="17"/>
-                <w:szCs w:val="17"/>
-              </w:rPr>
-              <w:t xml:space="preserve">o, </w:t>
-            </w:r>
-            <w:proofErr w:type="spellStart"/>
-            <w:r>
-              <w:rPr>
-                <w:color w:val="000000"/>
-                <w:sz w:val="17"/>
-                <w:szCs w:val="17"/>
-              </w:rPr>
-              <w:t>s_t</w:t>
-            </w:r>
-            <w:proofErr w:type="spellEnd"/>
-            <w:r>
-              <w:rPr>
-                <w:color w:val="000000"/>
-                <w:sz w:val="17"/>
-                <w:szCs w:val="17"/>
-              </w:rPr>
-              <w:t>)</w:t>
-            </w:r>
-          </w:p>
-          <w:p>
-            <w:pPr>
-              <w:spacing w:after="28"/>
-              <w:ind w:left="180"/>
-            </w:pPr>
-            <w:r>
-              <w:rPr>
-                <w:color w:val="000000"/>
-                <w:sz w:val="17"/>
-                <w:szCs w:val="17"/>
-              </w:rPr>
-              <w:lastRenderedPageBreak/>
-              <w:t xml:space="preserve">7.      </w:t>
-            </w:r>
-            <w:proofErr w:type="spellStart"/>
-            <w:r>
-              <w:rPr>
-                <w:color w:val="000000"/>
-                <w:sz w:val="17"/>
-                <w:szCs w:val="17"/>
-              </w:rPr>
-              <w:t>out_o</w:t>
-            </w:r>
-            <w:proofErr w:type="spellEnd"/>
-            <w:r>
-              <w:rPr>
-                <w:color w:val="000000"/>
-                <w:sz w:val="17"/>
-                <w:szCs w:val="17"/>
-              </w:rPr>
-              <w:t xml:space="preserve"> ← E_</w:t>
-            </w:r>
-            <w:proofErr w:type="gramStart"/>
-            <w:r>
-              <w:rPr>
-                <w:color w:val="000000"/>
-                <w:sz w:val="17"/>
-                <w:szCs w:val="17"/>
-              </w:rPr>
-              <w:t>LLM(</w:t>
-            </w:r>
-            <w:proofErr w:type="gramEnd"/>
-            <w:r>
-              <w:rPr>
-                <w:color w:val="000000"/>
-                <w:sz w:val="17"/>
-                <w:szCs w:val="17"/>
-              </w:rPr>
-              <w:t xml:space="preserve">o, </w:t>
-            </w:r>
-            <w:proofErr w:type="spellStart"/>
-            <w:r>
-              <w:rPr>
-                <w:color w:val="000000"/>
-                <w:sz w:val="17"/>
-                <w:szCs w:val="17"/>
-              </w:rPr>
-              <w:t>s_</w:t>
-            </w:r>
-            <w:proofErr w:type="gramStart"/>
-            <w:r>
-              <w:rPr>
-                <w:color w:val="000000"/>
-                <w:sz w:val="17"/>
-                <w:szCs w:val="17"/>
-              </w:rPr>
-              <w:t>t</w:t>
-            </w:r>
-            <w:proofErr w:type="spellEnd"/>
-            <w:r>
-              <w:rPr>
-                <w:color w:val="000000"/>
-                <w:sz w:val="17"/>
-                <w:szCs w:val="17"/>
-              </w:rPr>
-              <w:t>)  ◁</w:t>
-            </w:r>
-            <w:proofErr w:type="gramEnd"/>
-            <w:r>
-              <w:rPr>
-                <w:color w:val="000000"/>
-                <w:sz w:val="17"/>
-                <w:szCs w:val="17"/>
-              </w:rPr>
-              <w:t xml:space="preserve"> ALL operators by LLM</w:t>
-            </w:r>
-          </w:p>
-          <w:p>
-            <w:pPr>
-              <w:spacing w:after="28"/>
-              <w:ind w:left="180"/>
-            </w:pPr>
-            <w:r>
-              <w:rPr>
-                <w:color w:val="000000"/>
-                <w:sz w:val="17"/>
-                <w:szCs w:val="17"/>
-              </w:rPr>
-              <w:t xml:space="preserve">8.      </w:t>
-            </w:r>
-            <w:proofErr w:type="spellStart"/>
-            <w:r>
-              <w:rPr>
-                <w:color w:val="000000"/>
-                <w:sz w:val="17"/>
-                <w:szCs w:val="17"/>
-              </w:rPr>
-              <w:t>s_t</w:t>
-            </w:r>
-            <w:proofErr w:type="spellEnd"/>
-            <w:r>
-              <w:rPr>
-                <w:color w:val="000000"/>
-                <w:sz w:val="17"/>
-                <w:szCs w:val="17"/>
-              </w:rPr>
-              <w:t xml:space="preserve"> ← </w:t>
-            </w:r>
-            <w:proofErr w:type="spellStart"/>
-            <w:r>
-              <w:rPr>
-                <w:color w:val="000000"/>
-                <w:sz w:val="17"/>
-                <w:szCs w:val="17"/>
-              </w:rPr>
-              <w:t>f_</w:t>
-            </w:r>
-            <w:proofErr w:type="gramStart"/>
-            <w:r>
-              <w:rPr>
-                <w:color w:val="000000"/>
-                <w:sz w:val="17"/>
-                <w:szCs w:val="17"/>
-              </w:rPr>
-              <w:t>update</w:t>
-            </w:r>
-            <w:proofErr w:type="spellEnd"/>
-            <w:r>
-              <w:rPr>
-                <w:color w:val="000000"/>
-                <w:sz w:val="17"/>
-                <w:szCs w:val="17"/>
-              </w:rPr>
-              <w:t>(</w:t>
-            </w:r>
-            <w:proofErr w:type="spellStart"/>
-            <w:proofErr w:type="gramEnd"/>
-            <w:r>
-              <w:rPr>
-                <w:color w:val="000000"/>
-                <w:sz w:val="17"/>
-                <w:szCs w:val="17"/>
-              </w:rPr>
-              <w:t>s_t</w:t>
-            </w:r>
-            <w:proofErr w:type="spellEnd"/>
-            <w:r>
-              <w:rPr>
-                <w:color w:val="000000"/>
-                <w:sz w:val="17"/>
-                <w:szCs w:val="17"/>
-              </w:rPr>
-              <w:t xml:space="preserve">, </w:t>
-            </w:r>
-            <w:proofErr w:type="spellStart"/>
-            <w:r>
-              <w:rPr>
-                <w:color w:val="000000"/>
-                <w:sz w:val="17"/>
-                <w:szCs w:val="17"/>
-              </w:rPr>
-              <w:t>out_o</w:t>
-            </w:r>
-            <w:proofErr w:type="spellEnd"/>
-            <w:r>
-              <w:rPr>
-                <w:color w:val="000000"/>
-                <w:sz w:val="17"/>
-                <w:szCs w:val="17"/>
-              </w:rPr>
-              <w:t>)</w:t>
-            </w:r>
-          </w:p>
-          <w:p>
-            <w:pPr>
-              <w:spacing w:after="28"/>
-              <w:ind w:left="180"/>
-            </w:pPr>
-            <w:r>
-              <w:rPr>
-                <w:color w:val="000000"/>
-                <w:sz w:val="17"/>
-                <w:szCs w:val="17"/>
-              </w:rPr>
-              <w:t xml:space="preserve">9.    end </w:t>
-            </w:r>
-            <w:proofErr w:type="gramStart"/>
-            <w:r>
-              <w:rPr>
-                <w:color w:val="000000"/>
-                <w:sz w:val="17"/>
-                <w:szCs w:val="17"/>
-              </w:rPr>
-              <w:t>for;  t</w:t>
-            </w:r>
-            <w:proofErr w:type="gramEnd"/>
-            <w:r>
-              <w:rPr>
-                <w:color w:val="000000"/>
-                <w:sz w:val="17"/>
-                <w:szCs w:val="17"/>
-              </w:rPr>
-              <w:t xml:space="preserve"> ← t + 1</w:t>
-            </w:r>
-          </w:p>
-          <w:p>
-            <w:pPr>
-              <w:spacing w:after="28"/>
-            </w:pPr>
-            <w:r>
-              <w:rPr>
-                <w:color w:val="000000"/>
-                <w:sz w:val="17"/>
-                <w:szCs w:val="17"/>
-              </w:rPr>
-              <w:t>10. end while</w:t>
-            </w:r>
-          </w:p>
-          <w:p>
-            <w:r>
-              <w:rPr>
-                <w:color w:val="000000"/>
-                <w:sz w:val="17"/>
-                <w:szCs w:val="17"/>
-              </w:rPr>
-              <w:t>11. return E_</w:t>
-            </w:r>
-            <w:proofErr w:type="gramStart"/>
-            <w:r>
-              <w:rPr>
-                <w:color w:val="000000"/>
-                <w:sz w:val="17"/>
-                <w:szCs w:val="17"/>
-              </w:rPr>
-              <w:t>LLM(</w:t>
-            </w:r>
-            <w:proofErr w:type="gramEnd"/>
-            <w:r>
-              <w:rPr>
-                <w:color w:val="000000"/>
-                <w:sz w:val="17"/>
-                <w:szCs w:val="17"/>
-              </w:rPr>
-              <w:t xml:space="preserve">GENERATE_ANSWER, </w:t>
-            </w:r>
-            <w:proofErr w:type="spellStart"/>
-            <w:r>
-              <w:rPr>
-                <w:color w:val="000000"/>
-                <w:sz w:val="17"/>
-                <w:szCs w:val="17"/>
-              </w:rPr>
-              <w:t>s_t</w:t>
-            </w:r>
-            <w:proofErr w:type="spellEnd"/>
-            <w:r>
-              <w:rPr>
-                <w:color w:val="000000"/>
-                <w:sz w:val="17"/>
-                <w:szCs w:val="17"/>
-              </w:rPr>
-              <w:t>)</w:t>
-            </w:r>
-          </w:p>
-        </w:tc>
-      </w:tr>
-    </w:tbl>
-    <w:p>
-      <w:pPr>
-        <w:spacing w:before="80"/>
-      </w:pPr>
+        </w:rPr>
+        <w:t>Ensure:</w:t>
+      </w:r>
+      <w:r>
+        <w:t xml:space="preserve"> Final answer </w:t>
+      </w:r>
+      <w:proofErr w:type="spellStart"/>
+      <w:r>
+        <w:t>s</w:t>
+      </w:r>
+      <w:r>
+        <w:rPr>
+          <w:vertAlign w:val="subscript"/>
+        </w:rPr>
+        <w:t>T</w:t>
+      </w:r>
+      <w:proofErr w:type="spellEnd"/>
+      <w:r>
+        <w:t xml:space="preserve"> and trajectory τ</w:t>
+      </w:r>
+    </w:p>
+    <w:p>
+      <w:pPr>
+        <w:spacing w:before="140" w:after="60"/>
+      </w:pPr>
+      <w:r>
+        <w:drawing>
+          <wp:inline distT="0" distB="0" distL="0" distR="0" wp14:anchorId="763E7CC3" wp14:editId="63773AD8">
+            <wp:extent cx="3086100" cy="3515995"/>
+            <wp:effectExtent l="0" t="0" r="0" b="8255"/>
+            <wp:docPr id="1847693700" name="Picture 8"/>
+            <wp:cNvGraphicFramePr>
+              <a:graphicFrameLocks xmlns:a="http://schemas.openxmlformats.org/drawingml/2006/main" noChangeAspect="1"/>
+            </wp:cNvGraphicFramePr>
+            <a:graphic xmlns:a="http://schemas.openxmlformats.org/drawingml/2006/main">
+              <a:graphicData uri="http://schemas.openxmlformats.org/drawingml/2006/picture">
+                <pic:pic xmlns:pic="http://schemas.openxmlformats.org/drawingml/2006/picture">
+                  <pic:nvPicPr>
+                    <pic:cNvPr id="0" name="Picture 14"/>
+                    <pic:cNvPicPr>
+                      <a:picLocks noChangeAspect="1" noChangeArrowheads="1"/>
+                    </pic:cNvPicPr>
+                  </pic:nvPicPr>
+                  <pic:blipFill>
+                    <a:blip r:embed="rId13" cstate="print">
+                      <a:extLst>
+                        <a:ext uri="{28A0092B-C50C-407E-A947-70E740481C1C}">
+                          <a14:useLocalDpi xmlns:a14="http://schemas.microsoft.com/office/drawing/2010/main" val="0"/>
+                        </a:ext>
+                      </a:extLst>
+                    </a:blip>
+                    <a:srcRect/>
+                    <a:stretch>
+                      <a:fillRect/>
+                    </a:stretch>
+                  </pic:blipFill>
+                  <pic:spPr bwMode="auto">
+                    <a:xfrm>
+                      <a:off x="0" y="0"/>
+                      <a:ext cx="3086100" cy="3515995"/>
+                    </a:xfrm>
+                    <a:prstGeom prst="rect">
+                      <a:avLst/>
+                    </a:prstGeom>
+                    <a:noFill/>
+                    <a:ln>
+                      <a:noFill/>
+                    </a:ln>
+                  </pic:spPr>
+                </pic:pic>
+              </a:graphicData>
+            </a:graphic>
+          </wp:inline>
+        </w:drawing>
+      </w:r>
     </w:p>
     <w:p>
       <w:pPr>
@@ -6086,1125 +5637,141 @@
     <w:p>
       <w:pPr>
         <w:spacing w:before="60" w:after="80"/>
-        <w:jc w:val="center"/>
-      </w:pPr>
-      <w:r>
         <w:rPr>
           <w:b/>
           <w:bCs/>
           <w:color w:val="000000"/>
-          <w:sz w:val="18"/>
-          <w:szCs w:val="18"/>
-        </w:rPr>
-        <w:t xml:space="preserve">ALGORITHM 2: </w:t>
-      </w:r>
-      <w:proofErr w:type="spellStart"/>
+        </w:rPr>
+      </w:pPr>
       <w:r>
         <w:rPr>
           <w:b/>
           <w:bCs/>
           <w:color w:val="000000"/>
-          <w:sz w:val="18"/>
-          <w:szCs w:val="18"/>
-        </w:rPr>
-        <w:t>DyFlow</w:t>
-      </w:r>
-      <w:proofErr w:type="spellEnd"/>
+        </w:rPr>
+        <w:t>A</w:t>
+      </w:r>
       <w:r>
         <w:rPr>
           <w:b/>
           <w:bCs/>
           <w:color w:val="000000"/>
-          <w:sz w:val="18"/>
-          <w:szCs w:val="18"/>
-        </w:rPr>
-        <w:t>-T</w:t>
+        </w:rPr>
+        <w:t xml:space="preserve">lgorithm </w:t>
       </w:r>
       <w:r>
         <w:rPr>
           <w:b/>
           <w:bCs/>
           <w:color w:val="000000"/>
-          <w:sz w:val="18"/>
-          <w:szCs w:val="18"/>
+        </w:rPr>
+        <w:t>2</w:t>
+      </w:r>
+      <w:r>
+        <w:rPr>
+          <w:color w:val="000000"/>
+        </w:rPr>
+        <w:t xml:space="preserve">: </w:t>
+      </w:r>
+      <w:proofErr w:type="spellStart"/>
+      <w:r>
+        <w:rPr>
+          <w:color w:val="000000"/>
+        </w:rPr>
+        <w:t>DyFlow</w:t>
+      </w:r>
+      <w:proofErr w:type="spellEnd"/>
+      <w:r>
+        <w:rPr>
+          <w:color w:val="000000"/>
+        </w:rPr>
+        <w:t>-T</w:t>
+      </w:r>
+      <w:r>
+        <w:rPr>
+          <w:color w:val="000000"/>
         </w:rPr>
         <w:t xml:space="preserve"> Tool based</w:t>
       </w:r>
       <w:r>
         <w:rPr>
-          <w:b/>
-          <w:bCs/>
-          <w:color w:val="000000"/>
-          <w:sz w:val="18"/>
-          <w:szCs w:val="18"/>
+          <w:color w:val="000000"/>
         </w:rPr>
         <w:t xml:space="preserve"> </w:t>
       </w:r>
       <w:r>
         <w:rPr>
-          <w:b/>
-          <w:bCs/>
-          <w:color w:val="000000"/>
-          <w:sz w:val="18"/>
-          <w:szCs w:val="18"/>
+          <w:color w:val="000000"/>
         </w:rPr>
         <w:t>w</w:t>
       </w:r>
       <w:r>
         <w:rPr>
-          <w:b/>
-          <w:bCs/>
-          <w:color w:val="000000"/>
-          <w:sz w:val="18"/>
-          <w:szCs w:val="18"/>
+          <w:color w:val="000000"/>
         </w:rPr>
         <w:t xml:space="preserve">orkflow </w:t>
       </w:r>
-      <w:r>
-        <w:rPr>
-          <w:b/>
-          <w:bCs/>
-          <w:color w:val="000000"/>
-          <w:sz w:val="18"/>
-          <w:szCs w:val="18"/>
-        </w:rPr>
-        <w:t>e</w:t>
-      </w:r>
-      <w:r>
-        <w:rPr>
-          <w:b/>
-          <w:bCs/>
-          <w:color w:val="000000"/>
-          <w:sz w:val="18"/>
-          <w:szCs w:val="18"/>
-        </w:rPr>
-        <w:t>xecution</w:t>
-      </w:r>
-    </w:p>
-    <w:tbl>
-      <w:tblPr>
-        <w:tblW w:w="4860" w:type="dxa"/>
-        <w:tblBorders>
-          <w:top w:val="single" w:sz="4" w:space="0" w:color="auto"/>
-          <w:left w:val="single" w:sz="4" w:space="0" w:color="auto"/>
-          <w:bottom w:val="single" w:sz="4" w:space="0" w:color="auto"/>
-          <w:right w:val="single" w:sz="4" w:space="0" w:color="auto"/>
-          <w:insideH w:val="single" w:sz="4" w:space="0" w:color="auto"/>
-          <w:insideV w:val="single" w:sz="4" w:space="0" w:color="auto"/>
-        </w:tblBorders>
-        <w:tblCellMar>
-          <w:left w:w="10" w:type="dxa"/>
-          <w:right w:w="10" w:type="dxa"/>
-        </w:tblCellMar>
-        <w:tblLook w:val="04A0" w:firstRow="1" w:lastRow="0" w:firstColumn="1" w:lastColumn="0" w:noHBand="0" w:noVBand="1"/>
-      </w:tblPr>
-      <w:tblGrid>
-        <w:gridCol w:w="4860"/>
-      </w:tblGrid>
-      <w:tr>
-        <w:tc>
-          <w:tcPr>
-            <w:tcW w:w="4860" w:type="dxa"/>
-            <w:tcBorders>
-              <w:top w:val="single" w:sz="4" w:space="0" w:color="000000"/>
-              <w:left w:val="single" w:sz="4" w:space="0" w:color="000000"/>
-              <w:bottom w:val="single" w:sz="4" w:space="0" w:color="000000"/>
-              <w:right w:val="single" w:sz="4" w:space="0" w:color="000000"/>
-            </w:tcBorders>
-            <w:tcMar>
-              <w:top w:w="60" w:type="dxa"/>
-              <w:left w:w="100" w:type="dxa"/>
-              <w:bottom w:w="60" w:type="dxa"/>
-              <w:right w:w="60" w:type="dxa"/>
-            </w:tcMar>
-          </w:tcPr>
-          <w:p>
-            <w:pPr>
-              <w:spacing w:after="40"/>
-            </w:pPr>
-            <w:r>
-              <w:rPr>
-                <w:b/>
-                <w:bCs/>
-                <w:color w:val="000000"/>
-                <w:sz w:val="17"/>
-                <w:szCs w:val="17"/>
-              </w:rPr>
-              <w:t xml:space="preserve">Input: </w:t>
-            </w:r>
-            <w:r>
-              <w:rPr>
-                <w:color w:val="000000"/>
-                <w:sz w:val="17"/>
-                <w:szCs w:val="17"/>
-              </w:rPr>
-              <w:t xml:space="preserve">Task p, π_θ, E, O_P∪O_T, </w:t>
-            </w:r>
-            <w:proofErr w:type="spellStart"/>
-            <w:r>
-              <w:rPr>
-                <w:color w:val="000000"/>
-                <w:sz w:val="17"/>
-                <w:szCs w:val="17"/>
-              </w:rPr>
-              <w:t>ToolRegistry</w:t>
-            </w:r>
-            <w:proofErr w:type="spellEnd"/>
-            <w:r>
-              <w:rPr>
-                <w:color w:val="000000"/>
-                <w:sz w:val="17"/>
-                <w:szCs w:val="17"/>
-              </w:rPr>
-              <w:t xml:space="preserve"> R, T_max=4, </w:t>
-            </w:r>
-            <w:proofErr w:type="spellStart"/>
-            <w:r>
-              <w:rPr>
-                <w:color w:val="000000"/>
-                <w:sz w:val="17"/>
-                <w:szCs w:val="17"/>
-              </w:rPr>
-              <w:t>R_max</w:t>
-            </w:r>
-            <w:proofErr w:type="spellEnd"/>
-            <w:r>
-              <w:rPr>
-                <w:color w:val="000000"/>
-                <w:sz w:val="17"/>
-                <w:szCs w:val="17"/>
-              </w:rPr>
-              <w:t>=1</w:t>
-            </w:r>
-          </w:p>
-          <w:p>
-            <w:pPr>
-              <w:spacing w:after="60"/>
-            </w:pPr>
-            <w:r>
-              <w:rPr>
-                <w:b/>
-                <w:bCs/>
-                <w:color w:val="000000"/>
-                <w:sz w:val="17"/>
-                <w:szCs w:val="17"/>
-              </w:rPr>
-              <w:t xml:space="preserve">Output: </w:t>
-            </w:r>
-            <w:r>
-              <w:rPr>
-                <w:color w:val="000000"/>
-                <w:sz w:val="17"/>
-                <w:szCs w:val="17"/>
-              </w:rPr>
-              <w:t>Final answer ŷ</w:t>
-            </w:r>
-          </w:p>
-          <w:p>
-            <w:pPr>
-              <w:spacing w:after="28"/>
-            </w:pPr>
-            <w:r>
-              <w:rPr>
-                <w:color w:val="000000"/>
-                <w:sz w:val="17"/>
-                <w:szCs w:val="17"/>
-              </w:rPr>
-              <w:t>1.  s₀←{p}; t←0</w:t>
-            </w:r>
-          </w:p>
-          <w:p>
-            <w:pPr>
-              <w:spacing w:after="28"/>
-            </w:pPr>
-            <w:r>
-              <w:rPr>
-                <w:color w:val="000000"/>
-                <w:sz w:val="17"/>
-                <w:szCs w:val="17"/>
-              </w:rPr>
-              <w:t>2</w:t>
-            </w:r>
-            <w:proofErr w:type="gramStart"/>
-            <w:r>
-              <w:rPr>
-                <w:color w:val="000000"/>
-                <w:sz w:val="17"/>
-                <w:szCs w:val="17"/>
-              </w:rPr>
-              <w:t>.  while</w:t>
-            </w:r>
-            <w:proofErr w:type="gramEnd"/>
-            <w:r>
-              <w:rPr>
-                <w:color w:val="000000"/>
-                <w:sz w:val="17"/>
-                <w:szCs w:val="17"/>
-              </w:rPr>
-              <w:t xml:space="preserve"> t &lt; T_max do</w:t>
-            </w:r>
-          </w:p>
-          <w:p>
-            <w:pPr>
-              <w:spacing w:after="28"/>
-              <w:ind w:left="180"/>
-            </w:pPr>
-            <w:r>
-              <w:rPr>
-                <w:color w:val="000000"/>
-                <w:sz w:val="17"/>
-                <w:szCs w:val="17"/>
-              </w:rPr>
-              <w:t xml:space="preserve">3.    </w:t>
-            </w:r>
-            <w:proofErr w:type="spellStart"/>
-            <w:r>
-              <w:rPr>
-                <w:color w:val="000000"/>
-                <w:sz w:val="17"/>
-                <w:szCs w:val="17"/>
-              </w:rPr>
-              <w:t>G_t</w:t>
-            </w:r>
-            <w:proofErr w:type="spellEnd"/>
-            <w:r>
-              <w:rPr>
-                <w:color w:val="000000"/>
-                <w:sz w:val="17"/>
-                <w:szCs w:val="17"/>
-              </w:rPr>
-              <w:t xml:space="preserve"> ~ π_θ(·|</w:t>
-            </w:r>
-            <w:proofErr w:type="spellStart"/>
-            <w:r>
-              <w:rPr>
-                <w:color w:val="000000"/>
-                <w:sz w:val="17"/>
-                <w:szCs w:val="17"/>
-              </w:rPr>
-              <w:t>s̃_</w:t>
-            </w:r>
-            <w:proofErr w:type="gramStart"/>
-            <w:r>
-              <w:rPr>
-                <w:color w:val="000000"/>
-                <w:sz w:val="17"/>
-                <w:szCs w:val="17"/>
-              </w:rPr>
-              <w:t>t</w:t>
-            </w:r>
-            <w:proofErr w:type="spellEnd"/>
-            <w:r>
-              <w:rPr>
-                <w:color w:val="000000"/>
-                <w:sz w:val="17"/>
-                <w:szCs w:val="17"/>
-              </w:rPr>
-              <w:t>)  ◁</w:t>
-            </w:r>
-            <w:proofErr w:type="gramEnd"/>
-            <w:r>
-              <w:rPr>
-                <w:color w:val="000000"/>
-                <w:sz w:val="17"/>
-                <w:szCs w:val="17"/>
-              </w:rPr>
-              <w:t xml:space="preserve"> NEW: selects SQL or Web chain</w:t>
-            </w:r>
-          </w:p>
-          <w:p>
-            <w:pPr>
-              <w:spacing w:after="28"/>
-              <w:ind w:left="180"/>
-            </w:pPr>
-            <w:r>
-              <w:rPr>
-                <w:color w:val="000000"/>
-                <w:sz w:val="17"/>
-                <w:szCs w:val="17"/>
-              </w:rPr>
-              <w:t>4.    for each o=(</w:t>
-            </w:r>
-            <w:proofErr w:type="spellStart"/>
-            <w:r>
-              <w:rPr>
-                <w:color w:val="000000"/>
-                <w:sz w:val="17"/>
-                <w:szCs w:val="17"/>
-              </w:rPr>
-              <w:t>O_</w:t>
-            </w:r>
-            <w:proofErr w:type="gramStart"/>
-            <w:r>
-              <w:rPr>
-                <w:color w:val="000000"/>
-                <w:sz w:val="17"/>
-                <w:szCs w:val="17"/>
-              </w:rPr>
-              <w:t>k,φ</w:t>
-            </w:r>
-            <w:proofErr w:type="gramEnd"/>
-            <w:r>
-              <w:rPr>
-                <w:color w:val="000000"/>
-                <w:sz w:val="17"/>
-                <w:szCs w:val="17"/>
-              </w:rPr>
-              <w:t>,ψ</w:t>
-            </w:r>
-            <w:proofErr w:type="spellEnd"/>
-            <w:r>
-              <w:rPr>
-                <w:color w:val="000000"/>
-                <w:sz w:val="17"/>
-                <w:szCs w:val="17"/>
-              </w:rPr>
-              <w:t xml:space="preserve">) ∈ </w:t>
-            </w:r>
-            <w:proofErr w:type="spellStart"/>
-            <w:r>
-              <w:rPr>
-                <w:color w:val="000000"/>
-                <w:sz w:val="17"/>
-                <w:szCs w:val="17"/>
-              </w:rPr>
-              <w:t>V_t</w:t>
-            </w:r>
-            <w:proofErr w:type="spellEnd"/>
-            <w:r>
-              <w:rPr>
-                <w:color w:val="000000"/>
-                <w:sz w:val="17"/>
-                <w:szCs w:val="17"/>
-              </w:rPr>
-              <w:t xml:space="preserve"> do</w:t>
-            </w:r>
-          </w:p>
-          <w:p>
-            <w:pPr>
-              <w:spacing w:after="28"/>
-              <w:ind w:left="360"/>
-            </w:pPr>
-            <w:r>
-              <w:rPr>
-                <w:color w:val="000000"/>
-                <w:sz w:val="17"/>
-                <w:szCs w:val="17"/>
-              </w:rPr>
-              <w:t xml:space="preserve">5.      if </w:t>
-            </w:r>
-            <w:proofErr w:type="spellStart"/>
-            <w:r>
-              <w:rPr>
-                <w:color w:val="000000"/>
-                <w:sz w:val="17"/>
-                <w:szCs w:val="17"/>
-              </w:rPr>
-              <w:t>O_k</w:t>
-            </w:r>
-            <w:proofErr w:type="spellEnd"/>
-            <w:r>
-              <w:rPr>
-                <w:color w:val="000000"/>
-                <w:sz w:val="17"/>
-                <w:szCs w:val="17"/>
-              </w:rPr>
-              <w:t>=ORGANIZE_SOLUTION: return E_LLM(</w:t>
-            </w:r>
-            <w:proofErr w:type="spellStart"/>
-            <w:proofErr w:type="gramStart"/>
-            <w:r>
-              <w:rPr>
-                <w:color w:val="000000"/>
-                <w:sz w:val="17"/>
-                <w:szCs w:val="17"/>
-              </w:rPr>
-              <w:t>o,s</w:t>
-            </w:r>
-            <w:proofErr w:type="gramEnd"/>
-            <w:r>
-              <w:rPr>
-                <w:color w:val="000000"/>
-                <w:sz w:val="17"/>
-                <w:szCs w:val="17"/>
-              </w:rPr>
-              <w:t>_t</w:t>
-            </w:r>
-            <w:proofErr w:type="spellEnd"/>
-            <w:r>
-              <w:rPr>
-                <w:color w:val="000000"/>
-                <w:sz w:val="17"/>
-                <w:szCs w:val="17"/>
-              </w:rPr>
-              <w:t>)</w:t>
-            </w:r>
-          </w:p>
-          <w:p>
-            <w:pPr>
-              <w:spacing w:after="28"/>
-              <w:ind w:left="360"/>
-            </w:pPr>
-            <w:r>
-              <w:rPr>
-                <w:color w:val="000000"/>
-                <w:sz w:val="17"/>
-                <w:szCs w:val="17"/>
-              </w:rPr>
-              <w:t xml:space="preserve">6.      else if </w:t>
-            </w:r>
-            <w:proofErr w:type="spellStart"/>
-            <w:r>
-              <w:rPr>
-                <w:color w:val="000000"/>
-                <w:sz w:val="17"/>
-                <w:szCs w:val="17"/>
-              </w:rPr>
-              <w:t>O_k</w:t>
-            </w:r>
-            <w:proofErr w:type="spellEnd"/>
-            <w:r>
-              <w:rPr>
-                <w:color w:val="000000"/>
-                <w:sz w:val="17"/>
-                <w:szCs w:val="17"/>
-              </w:rPr>
-              <w:t xml:space="preserve"> ∈ O_T </w:t>
-            </w:r>
-            <w:proofErr w:type="gramStart"/>
-            <w:r>
-              <w:rPr>
-                <w:color w:val="000000"/>
-                <w:sz w:val="17"/>
-                <w:szCs w:val="17"/>
-              </w:rPr>
-              <w:t>then  ◁</w:t>
-            </w:r>
-            <w:proofErr w:type="gramEnd"/>
-            <w:r>
-              <w:rPr>
-                <w:color w:val="000000"/>
-                <w:sz w:val="17"/>
-                <w:szCs w:val="17"/>
-              </w:rPr>
-              <w:t xml:space="preserve"> NEW: route to tool</w:t>
-            </w:r>
-          </w:p>
-          <w:p>
-            <w:pPr>
-              <w:spacing w:after="28"/>
-              <w:ind w:left="540"/>
-            </w:pPr>
-            <w:r>
-              <w:rPr>
-                <w:color w:val="000000"/>
-                <w:sz w:val="17"/>
-                <w:szCs w:val="17"/>
-              </w:rPr>
-              <w:t>7.        r←0; repeat</w:t>
-            </w:r>
-          </w:p>
-          <w:p>
-            <w:pPr>
-              <w:spacing w:after="28"/>
-              <w:ind w:left="720"/>
-            </w:pPr>
-            <w:r>
-              <w:rPr>
-                <w:color w:val="000000"/>
-                <w:sz w:val="17"/>
-                <w:szCs w:val="17"/>
-              </w:rPr>
-              <w:t xml:space="preserve">8.          </w:t>
-            </w:r>
-            <w:proofErr w:type="spellStart"/>
-            <w:r>
-              <w:rPr>
-                <w:color w:val="000000"/>
-                <w:sz w:val="17"/>
-                <w:szCs w:val="17"/>
-              </w:rPr>
-              <w:t>out_o</w:t>
-            </w:r>
-            <w:proofErr w:type="spellEnd"/>
-            <w:r>
-              <w:rPr>
-                <w:color w:val="000000"/>
-                <w:sz w:val="17"/>
-                <w:szCs w:val="17"/>
-              </w:rPr>
-              <w:t xml:space="preserve"> ← R[</w:t>
-            </w:r>
-            <w:proofErr w:type="spellStart"/>
-            <w:r>
-              <w:rPr>
-                <w:color w:val="000000"/>
-                <w:sz w:val="17"/>
-                <w:szCs w:val="17"/>
-              </w:rPr>
-              <w:t>O_k</w:t>
-            </w:r>
-            <w:proofErr w:type="spellEnd"/>
-            <w:proofErr w:type="gramStart"/>
-            <w:r>
-              <w:rPr>
-                <w:color w:val="000000"/>
-                <w:sz w:val="17"/>
-                <w:szCs w:val="17"/>
-              </w:rPr>
-              <w:t>].execute</w:t>
-            </w:r>
-            <w:proofErr w:type="gramEnd"/>
-            <w:r>
-              <w:rPr>
-                <w:color w:val="000000"/>
-                <w:sz w:val="17"/>
-                <w:szCs w:val="17"/>
-              </w:rPr>
-              <w:t>(</w:t>
-            </w:r>
-            <w:proofErr w:type="spellStart"/>
-            <w:proofErr w:type="gramStart"/>
-            <w:r>
-              <w:rPr>
-                <w:color w:val="000000"/>
-                <w:sz w:val="17"/>
-                <w:szCs w:val="17"/>
-              </w:rPr>
-              <w:t>φ,ψ</w:t>
-            </w:r>
-            <w:proofErr w:type="spellEnd"/>
-            <w:r>
-              <w:rPr>
-                <w:color w:val="000000"/>
-                <w:sz w:val="17"/>
-                <w:szCs w:val="17"/>
-              </w:rPr>
-              <w:t>)  ◁</w:t>
-            </w:r>
-            <w:proofErr w:type="gramEnd"/>
-            <w:r>
-              <w:rPr>
-                <w:color w:val="000000"/>
-                <w:sz w:val="17"/>
-                <w:szCs w:val="17"/>
-              </w:rPr>
-              <w:t xml:space="preserve"> Real exec.</w:t>
-            </w:r>
-          </w:p>
-          <w:p>
-            <w:pPr>
-              <w:spacing w:after="28"/>
-              <w:ind w:left="720"/>
-            </w:pPr>
-            <w:r>
-              <w:rPr>
-                <w:color w:val="000000"/>
-                <w:sz w:val="17"/>
-                <w:szCs w:val="17"/>
-              </w:rPr>
-              <w:t>9.          v ← E_LLM(</w:t>
-            </w:r>
-            <w:proofErr w:type="spellStart"/>
-            <w:r>
-              <w:rPr>
-                <w:color w:val="000000"/>
-                <w:sz w:val="17"/>
-                <w:szCs w:val="17"/>
-              </w:rPr>
-              <w:t>TOOL_</w:t>
-            </w:r>
-            <w:proofErr w:type="gramStart"/>
-            <w:r>
-              <w:rPr>
-                <w:color w:val="000000"/>
-                <w:sz w:val="17"/>
-                <w:szCs w:val="17"/>
-              </w:rPr>
-              <w:t>REVIEW,out</w:t>
-            </w:r>
-            <w:proofErr w:type="gramEnd"/>
-            <w:r>
-              <w:rPr>
-                <w:color w:val="000000"/>
-                <w:sz w:val="17"/>
-                <w:szCs w:val="17"/>
-              </w:rPr>
-              <w:t>_</w:t>
-            </w:r>
-            <w:proofErr w:type="gramStart"/>
-            <w:r>
-              <w:rPr>
-                <w:color w:val="000000"/>
-                <w:sz w:val="17"/>
-                <w:szCs w:val="17"/>
-              </w:rPr>
-              <w:t>o,s</w:t>
-            </w:r>
-            <w:proofErr w:type="gramEnd"/>
-            <w:r>
-              <w:rPr>
-                <w:color w:val="000000"/>
-                <w:sz w:val="17"/>
-                <w:szCs w:val="17"/>
-              </w:rPr>
-              <w:t>_</w:t>
-            </w:r>
-            <w:proofErr w:type="gramStart"/>
-            <w:r>
-              <w:rPr>
-                <w:color w:val="000000"/>
-                <w:sz w:val="17"/>
-                <w:szCs w:val="17"/>
-              </w:rPr>
-              <w:t>t</w:t>
-            </w:r>
-            <w:proofErr w:type="spellEnd"/>
-            <w:r>
-              <w:rPr>
-                <w:color w:val="000000"/>
-                <w:sz w:val="17"/>
-                <w:szCs w:val="17"/>
-              </w:rPr>
-              <w:t>)  ◁</w:t>
-            </w:r>
-            <w:proofErr w:type="gramEnd"/>
-            <w:r>
-              <w:rPr>
-                <w:color w:val="000000"/>
-                <w:sz w:val="17"/>
-                <w:szCs w:val="17"/>
-              </w:rPr>
-              <w:t xml:space="preserve"> Gate</w:t>
-            </w:r>
-          </w:p>
-          <w:p>
-            <w:pPr>
-              <w:spacing w:after="28"/>
-              <w:ind w:left="720"/>
-            </w:pPr>
-            <w:r>
-              <w:rPr>
-                <w:color w:val="000000"/>
-                <w:sz w:val="17"/>
-                <w:szCs w:val="17"/>
-              </w:rPr>
-              <w:t>10.         if v=ACCEPT: break</w:t>
-            </w:r>
-          </w:p>
-          <w:p>
-            <w:pPr>
-              <w:spacing w:after="28"/>
-              <w:ind w:left="720"/>
-            </w:pPr>
-            <w:r>
-              <w:rPr>
-                <w:color w:val="000000"/>
-                <w:sz w:val="17"/>
-                <w:szCs w:val="17"/>
-              </w:rPr>
-              <w:t xml:space="preserve">11.         if v=RETRY: </w:t>
-            </w:r>
-            <w:proofErr w:type="spellStart"/>
-            <w:r>
-              <w:rPr>
-                <w:color w:val="000000"/>
-                <w:sz w:val="17"/>
-                <w:szCs w:val="17"/>
-              </w:rPr>
-              <w:t>φ←TOOL_</w:t>
-            </w:r>
-            <w:proofErr w:type="gramStart"/>
-            <w:r>
-              <w:rPr>
-                <w:color w:val="000000"/>
-                <w:sz w:val="17"/>
-                <w:szCs w:val="17"/>
-              </w:rPr>
-              <w:t>REFINE</w:t>
-            </w:r>
-            <w:proofErr w:type="spellEnd"/>
-            <w:r>
-              <w:rPr>
-                <w:color w:val="000000"/>
-                <w:sz w:val="17"/>
-                <w:szCs w:val="17"/>
-              </w:rPr>
-              <w:t>(</w:t>
-            </w:r>
-            <w:proofErr w:type="spellStart"/>
-            <w:proofErr w:type="gramEnd"/>
-            <w:r>
-              <w:rPr>
-                <w:color w:val="000000"/>
-                <w:sz w:val="17"/>
-                <w:szCs w:val="17"/>
-              </w:rPr>
-              <w:t>out_</w:t>
-            </w:r>
-            <w:proofErr w:type="gramStart"/>
-            <w:r>
-              <w:rPr>
-                <w:color w:val="000000"/>
-                <w:sz w:val="17"/>
-                <w:szCs w:val="17"/>
-              </w:rPr>
-              <w:t>o,s</w:t>
-            </w:r>
-            <w:proofErr w:type="gramEnd"/>
-            <w:r>
-              <w:rPr>
-                <w:color w:val="000000"/>
-                <w:sz w:val="17"/>
-                <w:szCs w:val="17"/>
-              </w:rPr>
-              <w:t>_t</w:t>
-            </w:r>
-            <w:proofErr w:type="spellEnd"/>
-            <w:r>
-              <w:rPr>
-                <w:color w:val="000000"/>
-                <w:sz w:val="17"/>
-                <w:szCs w:val="17"/>
-              </w:rPr>
-              <w:t>); r←r+1</w:t>
-            </w:r>
-          </w:p>
-          <w:p>
-            <w:pPr>
-              <w:spacing w:after="28"/>
-              <w:ind w:left="720"/>
-            </w:pPr>
-            <w:r>
-              <w:rPr>
-                <w:color w:val="000000"/>
-                <w:sz w:val="17"/>
-                <w:szCs w:val="17"/>
-              </w:rPr>
-              <w:t xml:space="preserve">12.         if v=ESCALATE: </w:t>
-            </w:r>
-            <w:proofErr w:type="spellStart"/>
-            <w:r>
-              <w:rPr>
-                <w:color w:val="000000"/>
-                <w:sz w:val="17"/>
-                <w:szCs w:val="17"/>
-              </w:rPr>
-              <w:t>s_t←f_replan</w:t>
-            </w:r>
-            <w:proofErr w:type="spellEnd"/>
-            <w:r>
-              <w:rPr>
-                <w:color w:val="000000"/>
-                <w:sz w:val="17"/>
-                <w:szCs w:val="17"/>
-              </w:rPr>
-              <w:t>(</w:t>
-            </w:r>
-            <w:proofErr w:type="spellStart"/>
-            <w:r>
-              <w:rPr>
-                <w:color w:val="000000"/>
-                <w:sz w:val="17"/>
-                <w:szCs w:val="17"/>
-              </w:rPr>
-              <w:t>s_t</w:t>
-            </w:r>
-            <w:proofErr w:type="spellEnd"/>
-            <w:r>
-              <w:rPr>
-                <w:color w:val="000000"/>
-                <w:sz w:val="17"/>
-                <w:szCs w:val="17"/>
-              </w:rPr>
-              <w:t>); break</w:t>
-            </w:r>
-          </w:p>
-          <w:p>
-            <w:pPr>
-              <w:spacing w:after="28"/>
-              <w:ind w:left="540"/>
-            </w:pPr>
-            <w:r>
-              <w:rPr>
-                <w:color w:val="000000"/>
-                <w:sz w:val="17"/>
-                <w:szCs w:val="17"/>
-              </w:rPr>
-              <w:t xml:space="preserve">13.       until </w:t>
-            </w:r>
-            <w:proofErr w:type="spellStart"/>
-            <w:r>
-              <w:rPr>
-                <w:color w:val="000000"/>
-                <w:sz w:val="17"/>
-                <w:szCs w:val="17"/>
-              </w:rPr>
-              <w:t>r≥R_max</w:t>
-            </w:r>
-            <w:proofErr w:type="spellEnd"/>
-          </w:p>
-          <w:p>
-            <w:pPr>
-              <w:spacing w:after="28"/>
-              <w:ind w:left="360"/>
-            </w:pPr>
-            <w:r>
-              <w:rPr>
-                <w:color w:val="000000"/>
-                <w:sz w:val="17"/>
-                <w:szCs w:val="17"/>
-              </w:rPr>
-              <w:t xml:space="preserve">14.     </w:t>
-            </w:r>
-            <w:proofErr w:type="gramStart"/>
-            <w:r>
-              <w:rPr>
-                <w:color w:val="000000"/>
-                <w:sz w:val="17"/>
-                <w:szCs w:val="17"/>
-              </w:rPr>
-              <w:t xml:space="preserve">else  </w:t>
-            </w:r>
-            <w:proofErr w:type="spellStart"/>
-            <w:r>
-              <w:rPr>
-                <w:color w:val="000000"/>
-                <w:sz w:val="17"/>
-                <w:szCs w:val="17"/>
-              </w:rPr>
-              <w:t>out</w:t>
-            </w:r>
-            <w:proofErr w:type="gramEnd"/>
-            <w:r>
-              <w:rPr>
-                <w:color w:val="000000"/>
-                <w:sz w:val="17"/>
-                <w:szCs w:val="17"/>
-              </w:rPr>
-              <w:t>_o←E_LLM</w:t>
-            </w:r>
-            <w:proofErr w:type="spellEnd"/>
-            <w:r>
-              <w:rPr>
-                <w:color w:val="000000"/>
-                <w:sz w:val="17"/>
-                <w:szCs w:val="17"/>
-              </w:rPr>
-              <w:t>(</w:t>
-            </w:r>
-            <w:proofErr w:type="spellStart"/>
-            <w:proofErr w:type="gramStart"/>
-            <w:r>
-              <w:rPr>
-                <w:color w:val="000000"/>
-                <w:sz w:val="17"/>
-                <w:szCs w:val="17"/>
-              </w:rPr>
-              <w:t>o,s</w:t>
-            </w:r>
-            <w:proofErr w:type="gramEnd"/>
-            <w:r>
-              <w:rPr>
-                <w:color w:val="000000"/>
-                <w:sz w:val="17"/>
-                <w:szCs w:val="17"/>
-              </w:rPr>
-              <w:t>_</w:t>
-            </w:r>
-            <w:proofErr w:type="gramStart"/>
-            <w:r>
-              <w:rPr>
-                <w:color w:val="000000"/>
-                <w:sz w:val="17"/>
-                <w:szCs w:val="17"/>
-              </w:rPr>
-              <w:t>t</w:t>
-            </w:r>
-            <w:proofErr w:type="spellEnd"/>
-            <w:r>
-              <w:rPr>
-                <w:color w:val="000000"/>
-                <w:sz w:val="17"/>
-                <w:szCs w:val="17"/>
-              </w:rPr>
-              <w:t>)  ◁</w:t>
-            </w:r>
-            <w:proofErr w:type="gramEnd"/>
-            <w:r>
-              <w:rPr>
-                <w:color w:val="000000"/>
-                <w:sz w:val="17"/>
-                <w:szCs w:val="17"/>
-              </w:rPr>
-              <w:t xml:space="preserve"> Parametric op</w:t>
-            </w:r>
-          </w:p>
-          <w:p>
-            <w:pPr>
-              <w:spacing w:after="28"/>
-              <w:ind w:left="360"/>
-            </w:pPr>
-            <w:r>
-              <w:rPr>
-                <w:color w:val="000000"/>
-                <w:sz w:val="17"/>
-                <w:szCs w:val="17"/>
-              </w:rPr>
-              <w:t xml:space="preserve">15.     </w:t>
-            </w:r>
-            <w:proofErr w:type="spellStart"/>
-            <w:r>
-              <w:rPr>
-                <w:color w:val="000000"/>
-                <w:sz w:val="17"/>
-                <w:szCs w:val="17"/>
-              </w:rPr>
-              <w:t>s_t←f_update</w:t>
-            </w:r>
-            <w:proofErr w:type="spellEnd"/>
-            <w:r>
-              <w:rPr>
-                <w:color w:val="000000"/>
-                <w:sz w:val="17"/>
-                <w:szCs w:val="17"/>
-              </w:rPr>
-              <w:t>(</w:t>
-            </w:r>
-            <w:proofErr w:type="spellStart"/>
-            <w:r>
-              <w:rPr>
-                <w:color w:val="000000"/>
-                <w:sz w:val="17"/>
-                <w:szCs w:val="17"/>
-              </w:rPr>
-              <w:t>s_</w:t>
-            </w:r>
-            <w:proofErr w:type="gramStart"/>
-            <w:r>
-              <w:rPr>
-                <w:color w:val="000000"/>
-                <w:sz w:val="17"/>
-                <w:szCs w:val="17"/>
-              </w:rPr>
-              <w:t>t,out</w:t>
-            </w:r>
-            <w:proofErr w:type="gramEnd"/>
-            <w:r>
-              <w:rPr>
-                <w:color w:val="000000"/>
-                <w:sz w:val="17"/>
-                <w:szCs w:val="17"/>
-              </w:rPr>
-              <w:t>_o</w:t>
-            </w:r>
-            <w:proofErr w:type="spellEnd"/>
-            <w:r>
-              <w:rPr>
-                <w:color w:val="000000"/>
-                <w:sz w:val="17"/>
-                <w:szCs w:val="17"/>
-              </w:rPr>
-              <w:t>)</w:t>
-            </w:r>
-          </w:p>
-          <w:p>
-            <w:pPr>
-              <w:spacing w:after="28"/>
-              <w:ind w:left="180"/>
-            </w:pPr>
-            <w:r>
-              <w:rPr>
-                <w:color w:val="000000"/>
-                <w:sz w:val="17"/>
-                <w:szCs w:val="17"/>
-              </w:rPr>
-              <w:t xml:space="preserve">16.   end </w:t>
-            </w:r>
-            <w:proofErr w:type="gramStart"/>
-            <w:r>
-              <w:rPr>
-                <w:color w:val="000000"/>
-                <w:sz w:val="17"/>
-                <w:szCs w:val="17"/>
-              </w:rPr>
-              <w:t>for;  t</w:t>
-            </w:r>
-            <w:proofErr w:type="gramEnd"/>
-            <w:r>
-              <w:rPr>
-                <w:color w:val="000000"/>
-                <w:sz w:val="17"/>
-                <w:szCs w:val="17"/>
-              </w:rPr>
-              <w:t>←t+1</w:t>
-            </w:r>
-          </w:p>
-          <w:p>
-            <w:pPr>
-              <w:spacing w:after="28"/>
-            </w:pPr>
-            <w:r>
-              <w:rPr>
-                <w:color w:val="000000"/>
-                <w:sz w:val="17"/>
-                <w:szCs w:val="17"/>
-              </w:rPr>
-              <w:t>17. end while</w:t>
-            </w:r>
-          </w:p>
-          <w:p>
-            <w:r>
-              <w:rPr>
-                <w:color w:val="000000"/>
-                <w:sz w:val="17"/>
-                <w:szCs w:val="17"/>
-              </w:rPr>
-              <w:t>18. return E_LLM(</w:t>
-            </w:r>
-            <w:proofErr w:type="spellStart"/>
-            <w:r>
-              <w:rPr>
-                <w:color w:val="000000"/>
-                <w:sz w:val="17"/>
-                <w:szCs w:val="17"/>
-              </w:rPr>
-              <w:t>GENERATE_</w:t>
-            </w:r>
-            <w:proofErr w:type="gramStart"/>
-            <w:r>
-              <w:rPr>
-                <w:color w:val="000000"/>
-                <w:sz w:val="17"/>
-                <w:szCs w:val="17"/>
-              </w:rPr>
-              <w:t>ANSWER,s</w:t>
-            </w:r>
-            <w:proofErr w:type="gramEnd"/>
-            <w:r>
-              <w:rPr>
-                <w:color w:val="000000"/>
-                <w:sz w:val="17"/>
-                <w:szCs w:val="17"/>
-              </w:rPr>
-              <w:t>_t</w:t>
-            </w:r>
-            <w:proofErr w:type="spellEnd"/>
-            <w:r>
-              <w:rPr>
-                <w:color w:val="000000"/>
-                <w:sz w:val="17"/>
-                <w:szCs w:val="17"/>
-              </w:rPr>
-              <w:t>)</w:t>
-            </w:r>
-          </w:p>
-        </w:tc>
-      </w:tr>
-    </w:tbl>
-    <w:p>
-      <w:pPr>
-        <w:spacing w:before="60"/>
+    </w:p>
+    <w:p>
+      <w:pPr>
+        <w:spacing w:before="60" w:after="80"/>
+        <w:jc w:val="center"/>
+      </w:pPr>
+      <w:r>
+        <w:drawing>
+          <wp:inline distT="0" distB="0" distL="0" distR="0" wp14:anchorId="40252EE7" wp14:editId="048E4D74">
+            <wp:extent cx="2702689" cy="3750954"/>
+            <wp:effectExtent l="0" t="0" r="2540" b="1905"/>
+            <wp:docPr id="1833333569" name="Picture 12"/>
+            <wp:cNvGraphicFramePr>
+              <a:graphicFrameLocks xmlns:a="http://schemas.openxmlformats.org/drawingml/2006/main" noChangeAspect="1"/>
+            </wp:cNvGraphicFramePr>
+            <a:graphic xmlns:a="http://schemas.openxmlformats.org/drawingml/2006/main">
+              <a:graphicData uri="http://schemas.openxmlformats.org/drawingml/2006/picture">
+                <pic:pic xmlns:pic="http://schemas.openxmlformats.org/drawingml/2006/picture">
+                  <pic:nvPicPr>
+                    <pic:cNvPr id="0" name="Picture 28"/>
+                    <pic:cNvPicPr>
+                      <a:picLocks noChangeAspect="1" noChangeArrowheads="1"/>
+                    </pic:cNvPicPr>
+                  </pic:nvPicPr>
+                  <pic:blipFill>
+                    <a:blip r:embed="rId14" cstate="print">
+                      <a:extLst>
+                        <a:ext uri="{28A0092B-C50C-407E-A947-70E740481C1C}">
+                          <a14:useLocalDpi xmlns:a14="http://schemas.microsoft.com/office/drawing/2010/main" val="0"/>
+                        </a:ext>
+                      </a:extLst>
+                    </a:blip>
+                    <a:srcRect/>
+                    <a:stretch>
+                      <a:fillRect/>
+                    </a:stretch>
+                  </pic:blipFill>
+                  <pic:spPr bwMode="auto">
+                    <a:xfrm>
+                      <a:off x="0" y="0"/>
+                      <a:ext cx="2702689" cy="3750954"/>
+                    </a:xfrm>
+                    <a:prstGeom prst="rect">
+                      <a:avLst/>
+                    </a:prstGeom>
+                    <a:noFill/>
+                    <a:ln>
+                      <a:noFill/>
+                    </a:ln>
+                  </pic:spPr>
+                </pic:pic>
+              </a:graphicData>
+            </a:graphic>
+          </wp:inline>
+        </w:drawing>
+      </w:r>
+    </w:p>
+    <w:p>
+      <w:pPr>
+        <w:spacing w:before="60" w:after="80"/>
+        <w:jc w:val="center"/>
       </w:pPr>
     </w:p>
     <w:p>
@@ -7366,13 +5933,7 @@
         <w:rPr>
           <w:color w:val="000000"/>
         </w:rPr>
-        <w:t xml:space="preserve">evaluates LLM web search using post-training news questions where parametric memory is structurally insufficient. The September 2025 validation split (171 questions) covering nine news categories including </w:t>
-      </w:r>
-      <w:r>
-        <w:rPr>
-          <w:color w:val="000000"/>
-        </w:rPr>
-        <w:t>Politics, Sports, Law and Crime, Health, and Business is used.</w:t>
+        <w:t>evaluates LLM web search using post-training news questions where parametric memory is structurally insufficient. The September 2025 validation split (171 questions) covering nine news categories including Politics, Sports, Law and Crime, Health, and Business is used.</w:t>
       </w:r>
     </w:p>
     <w:p>
@@ -7414,7 +5975,14 @@
         <w:rPr>
           <w:color w:val="000000"/>
         </w:rPr>
-        <w:t xml:space="preserve"> (Phi-4). All evaluated under identical conditions: same prompts, same designer, </w:t>
+        <w:t xml:space="preserve"> (Phi-4). All evaluated under </w:t>
+      </w:r>
+      <w:r>
+        <w:rPr>
+          <w:color w:val="000000"/>
+        </w:rPr>
+        <w:lastRenderedPageBreak/>
+        <w:t xml:space="preserve">identical conditions: same prompts, same designer, </w:t>
       </w:r>
       <w:proofErr w:type="spellStart"/>
       <w:r>
@@ -7545,24 +6113,18 @@
         <w:t xml:space="preserve"> Performance comparison across five reasoning domains. All methods use Phi-4 as the executor. Bold marks the best score in each column. </w:t>
       </w:r>
     </w:p>
-    <w:p>
-      <w:pPr>
-        <w:spacing w:before="60"/>
-      </w:pPr>
-    </w:p>
     <w:tbl>
       <w:tblPr>
         <w:tblStyle w:val="TableGrid"/>
-        <w:tblW w:w="5191" w:type="pct"/>
+        <w:tblW w:w="5000" w:type="pct"/>
         <w:tblLook w:val="04A0" w:firstRow="1" w:lastRow="0" w:firstColumn="1" w:lastColumn="0" w:noHBand="0" w:noVBand="1"/>
       </w:tblPr>
       <w:tblGrid>
         <w:gridCol w:w="750"/>
         <w:gridCol w:w="1043"/>
         <w:gridCol w:w="841"/>
-        <w:gridCol w:w="945"/>
-        <w:gridCol w:w="1043"/>
-        <w:gridCol w:w="841"/>
+        <w:gridCol w:w="1231"/>
+        <w:gridCol w:w="985"/>
       </w:tblGrid>
       <w:tr>
         <w:trPr>
@@ -7570,7 +6132,7 @@
         </w:trPr>
         <w:tc>
           <w:tcPr>
-            <w:tcW w:w="702" w:type="pct"/>
+            <w:tcW w:w="773" w:type="pct"/>
             <w:shd w:val="clear" w:color="auto" w:fill="BFBFBF" w:themeFill="background1" w:themeFillShade="BF"/>
             <w:hideMark/>
           </w:tcPr>
@@ -7597,7 +6159,7 @@
         </w:tc>
         <w:tc>
           <w:tcPr>
-            <w:tcW w:w="851" w:type="pct"/>
+            <w:tcW w:w="1075" w:type="pct"/>
             <w:shd w:val="clear" w:color="auto" w:fill="BFBFBF" w:themeFill="background1" w:themeFillShade="BF"/>
             <w:hideMark/>
           </w:tcPr>
@@ -7626,7 +6188,7 @@
         </w:tc>
         <w:tc>
           <w:tcPr>
-            <w:tcW w:w="806" w:type="pct"/>
+            <w:tcW w:w="867" w:type="pct"/>
             <w:shd w:val="clear" w:color="auto" w:fill="BFBFBF" w:themeFill="background1" w:themeFillShade="BF"/>
             <w:hideMark/>
           </w:tcPr>
@@ -7653,7 +6215,7 @@
         </w:tc>
         <w:tc>
           <w:tcPr>
-            <w:tcW w:w="806" w:type="pct"/>
+            <w:tcW w:w="1269" w:type="pct"/>
             <w:shd w:val="clear" w:color="auto" w:fill="BFBFBF" w:themeFill="background1" w:themeFillShade="BF"/>
             <w:hideMark/>
           </w:tcPr>
@@ -7675,14 +6237,14 @@
                 <w:sz w:val="16"/>
                 <w:szCs w:val="16"/>
               </w:rPr>
-              <w:t>LiveBench</w:t>
+              <w:t>HumanEval</w:t>
             </w:r>
             <w:proofErr w:type="spellEnd"/>
           </w:p>
         </w:tc>
         <w:tc>
           <w:tcPr>
-            <w:tcW w:w="844" w:type="pct"/>
+            <w:tcW w:w="1015" w:type="pct"/>
             <w:shd w:val="clear" w:color="auto" w:fill="BFBFBF" w:themeFill="background1" w:themeFillShade="BF"/>
             <w:hideMark/>
           </w:tcPr>
@@ -7696,7 +6258,6 @@
                 <w:szCs w:val="16"/>
               </w:rPr>
             </w:pPr>
-            <w:proofErr w:type="spellStart"/>
             <w:r>
               <w:rPr>
                 <w:b/>
@@ -7704,34 +6265,6 @@
                 <w:sz w:val="16"/>
                 <w:szCs w:val="16"/>
               </w:rPr>
-              <w:t>HumanEval</w:t>
-            </w:r>
-            <w:proofErr w:type="spellEnd"/>
-          </w:p>
-        </w:tc>
-        <w:tc>
-          <w:tcPr>
-            <w:tcW w:w="990" w:type="pct"/>
-            <w:shd w:val="clear" w:color="auto" w:fill="BFBFBF" w:themeFill="background1" w:themeFillShade="BF"/>
-            <w:hideMark/>
-          </w:tcPr>
-          <w:p>
-            <w:pPr>
-              <w:spacing w:before="60"/>
-              <w:rPr>
-                <w:b/>
-                <w:bCs/>
-                <w:sz w:val="16"/>
-                <w:szCs w:val="16"/>
-              </w:rPr>
-            </w:pPr>
-            <w:r>
-              <w:rPr>
-                <w:b/>
-                <w:bCs/>
-                <w:sz w:val="16"/>
-                <w:szCs w:val="16"/>
-              </w:rPr>
               <w:t>Avg.</w:t>
             </w:r>
           </w:p>
@@ -7740,7 +6273,7 @@
       <w:tr>
         <w:tc>
           <w:tcPr>
-            <w:tcW w:w="702" w:type="pct"/>
+            <w:tcW w:w="773" w:type="pct"/>
             <w:hideMark/>
           </w:tcPr>
           <w:p>
@@ -7762,7 +6295,7 @@
         </w:tc>
         <w:tc>
           <w:tcPr>
-            <w:tcW w:w="851" w:type="pct"/>
+            <w:tcW w:w="1075" w:type="pct"/>
             <w:hideMark/>
           </w:tcPr>
           <w:p>
@@ -7784,7 +6317,7 @@
         </w:tc>
         <w:tc>
           <w:tcPr>
-            <w:tcW w:w="806" w:type="pct"/>
+            <w:tcW w:w="867" w:type="pct"/>
             <w:hideMark/>
           </w:tcPr>
           <w:p>
@@ -7806,7 +6339,7 @@
         </w:tc>
         <w:tc>
           <w:tcPr>
-            <w:tcW w:w="806" w:type="pct"/>
+            <w:tcW w:w="1269" w:type="pct"/>
             <w:hideMark/>
           </w:tcPr>
           <w:p>
@@ -7822,35 +6355,13 @@
                 <w:sz w:val="16"/>
                 <w:szCs w:val="16"/>
               </w:rPr>
-              <w:t>40.00</w:t>
-            </w:r>
-          </w:p>
-        </w:tc>
-        <w:tc>
-          <w:tcPr>
-            <w:tcW w:w="844" w:type="pct"/>
-            <w:hideMark/>
-          </w:tcPr>
-          <w:p>
-            <w:pPr>
-              <w:spacing w:before="60"/>
-              <w:rPr>
-                <w:sz w:val="16"/>
-                <w:szCs w:val="16"/>
-              </w:rPr>
-            </w:pPr>
-            <w:r>
-              <w:rPr>
-                <w:sz w:val="16"/>
-                <w:szCs w:val="16"/>
-              </w:rPr>
               <w:t>86.59</w:t>
             </w:r>
           </w:p>
         </w:tc>
         <w:tc>
           <w:tcPr>
-            <w:tcW w:w="990" w:type="pct"/>
+            <w:tcW w:w="1015" w:type="pct"/>
             <w:hideMark/>
           </w:tcPr>
           <w:p>
@@ -7874,7 +6385,7 @@
       <w:tr>
         <w:tc>
           <w:tcPr>
-            <w:tcW w:w="702" w:type="pct"/>
+            <w:tcW w:w="773" w:type="pct"/>
             <w:hideMark/>
           </w:tcPr>
           <w:p>
@@ -7905,7 +6416,7 @@
         </w:tc>
         <w:tc>
           <w:tcPr>
-            <w:tcW w:w="851" w:type="pct"/>
+            <w:tcW w:w="1075" w:type="pct"/>
             <w:hideMark/>
           </w:tcPr>
           <w:p>
@@ -7935,7 +6446,7 @@
         </w:tc>
         <w:tc>
           <w:tcPr>
-            <w:tcW w:w="806" w:type="pct"/>
+            <w:tcW w:w="867" w:type="pct"/>
             <w:hideMark/>
           </w:tcPr>
           <w:p>
@@ -7965,7 +6476,7 @@
         </w:tc>
         <w:tc>
           <w:tcPr>
-            <w:tcW w:w="806" w:type="pct"/>
+            <w:tcW w:w="1269" w:type="pct"/>
             <w:hideMark/>
           </w:tcPr>
           <w:p>
@@ -7981,7 +6492,7 @@
                 <w:sz w:val="16"/>
                 <w:szCs w:val="16"/>
               </w:rPr>
-              <w:t>39.33 </w:t>
+              <w:t>87.80 </w:t>
             </w:r>
             <w:r>
               <w:rPr>
@@ -7989,43 +6500,13 @@
                 <w:szCs w:val="16"/>
                 <w:vertAlign w:val="subscript"/>
               </w:rPr>
-              <w:t>↓0.67</w:t>
-            </w:r>
-          </w:p>
-        </w:tc>
-        <w:tc>
-          <w:tcPr>
-            <w:tcW w:w="844" w:type="pct"/>
-            <w:hideMark/>
-          </w:tcPr>
-          <w:p>
-            <w:pPr>
-              <w:spacing w:before="60"/>
-              <w:rPr>
-                <w:sz w:val="16"/>
-                <w:szCs w:val="16"/>
-              </w:rPr>
-            </w:pPr>
-            <w:r>
-              <w:rPr>
-                <w:sz w:val="16"/>
-                <w:szCs w:val="16"/>
-              </w:rPr>
-              <w:t>87.80 </w:t>
-            </w:r>
-            <w:r>
-              <w:rPr>
-                <w:sz w:val="16"/>
-                <w:szCs w:val="16"/>
-                <w:vertAlign w:val="subscript"/>
-              </w:rPr>
               <w:t>↑1.21</w:t>
             </w:r>
           </w:p>
         </w:tc>
         <w:tc>
           <w:tcPr>
-            <w:tcW w:w="990" w:type="pct"/>
+            <w:tcW w:w="1015" w:type="pct"/>
             <w:hideMark/>
           </w:tcPr>
           <w:p>
@@ -8057,7 +6538,7 @@
       <w:tr>
         <w:tc>
           <w:tcPr>
-            <w:tcW w:w="702" w:type="pct"/>
+            <w:tcW w:w="773" w:type="pct"/>
             <w:hideMark/>
           </w:tcPr>
           <w:p>
@@ -8079,7 +6560,7 @@
         </w:tc>
         <w:tc>
           <w:tcPr>
-            <w:tcW w:w="851" w:type="pct"/>
+            <w:tcW w:w="1075" w:type="pct"/>
             <w:hideMark/>
           </w:tcPr>
           <w:p>
@@ -8109,7 +6590,7 @@
         </w:tc>
         <w:tc>
           <w:tcPr>
-            <w:tcW w:w="806" w:type="pct"/>
+            <w:tcW w:w="867" w:type="pct"/>
             <w:hideMark/>
           </w:tcPr>
           <w:p>
@@ -8139,7 +6620,7 @@
         </w:tc>
         <w:tc>
           <w:tcPr>
-            <w:tcW w:w="806" w:type="pct"/>
+            <w:tcW w:w="1269" w:type="pct"/>
             <w:hideMark/>
           </w:tcPr>
           <w:p>
@@ -8155,7 +6636,7 @@
                 <w:sz w:val="16"/>
                 <w:szCs w:val="16"/>
               </w:rPr>
-              <w:t>42.00 </w:t>
+              <w:t>87.20 </w:t>
             </w:r>
             <w:r>
               <w:rPr>
@@ -8163,43 +6644,13 @@
                 <w:szCs w:val="16"/>
                 <w:vertAlign w:val="subscript"/>
               </w:rPr>
-              <w:t>↑2.00</w:t>
-            </w:r>
-          </w:p>
-        </w:tc>
-        <w:tc>
-          <w:tcPr>
-            <w:tcW w:w="844" w:type="pct"/>
-            <w:hideMark/>
-          </w:tcPr>
-          <w:p>
-            <w:pPr>
-              <w:spacing w:before="60"/>
-              <w:rPr>
-                <w:sz w:val="16"/>
-                <w:szCs w:val="16"/>
-              </w:rPr>
-            </w:pPr>
-            <w:r>
-              <w:rPr>
-                <w:sz w:val="16"/>
-                <w:szCs w:val="16"/>
-              </w:rPr>
-              <w:t>87.20 </w:t>
-            </w:r>
-            <w:r>
-              <w:rPr>
-                <w:sz w:val="16"/>
-                <w:szCs w:val="16"/>
-                <w:vertAlign w:val="subscript"/>
-              </w:rPr>
               <w:t>↑0.61</w:t>
             </w:r>
           </w:p>
         </w:tc>
         <w:tc>
           <w:tcPr>
-            <w:tcW w:w="990" w:type="pct"/>
+            <w:tcW w:w="1015" w:type="pct"/>
             <w:hideMark/>
           </w:tcPr>
           <w:p>
@@ -8231,7 +6682,7 @@
       <w:tr>
         <w:tc>
           <w:tcPr>
-            <w:tcW w:w="702" w:type="pct"/>
+            <w:tcW w:w="773" w:type="pct"/>
             <w:hideMark/>
           </w:tcPr>
           <w:p>
@@ -8253,7 +6704,7 @@
         </w:tc>
         <w:tc>
           <w:tcPr>
-            <w:tcW w:w="851" w:type="pct"/>
+            <w:tcW w:w="1075" w:type="pct"/>
             <w:hideMark/>
           </w:tcPr>
           <w:p>
@@ -8283,7 +6734,7 @@
         </w:tc>
         <w:tc>
           <w:tcPr>
-            <w:tcW w:w="806" w:type="pct"/>
+            <w:tcW w:w="867" w:type="pct"/>
             <w:hideMark/>
           </w:tcPr>
           <w:p>
@@ -8313,7 +6764,7 @@
         </w:tc>
         <w:tc>
           <w:tcPr>
-            <w:tcW w:w="806" w:type="pct"/>
+            <w:tcW w:w="1269" w:type="pct"/>
             <w:hideMark/>
           </w:tcPr>
           <w:p>
@@ -8329,7 +6780,7 @@
                 <w:sz w:val="16"/>
                 <w:szCs w:val="16"/>
               </w:rPr>
-              <w:t>41.33 </w:t>
+              <w:t>84.15 </w:t>
             </w:r>
             <w:r>
               <w:rPr>
@@ -8337,43 +6788,13 @@
                 <w:szCs w:val="16"/>
                 <w:vertAlign w:val="subscript"/>
               </w:rPr>
-              <w:t>↑1.33</w:t>
-            </w:r>
-          </w:p>
-        </w:tc>
-        <w:tc>
-          <w:tcPr>
-            <w:tcW w:w="844" w:type="pct"/>
-            <w:hideMark/>
-          </w:tcPr>
-          <w:p>
-            <w:pPr>
-              <w:spacing w:before="60"/>
-              <w:rPr>
-                <w:sz w:val="16"/>
-                <w:szCs w:val="16"/>
-              </w:rPr>
-            </w:pPr>
-            <w:r>
-              <w:rPr>
-                <w:sz w:val="16"/>
-                <w:szCs w:val="16"/>
-              </w:rPr>
-              <w:t>84.15 </w:t>
-            </w:r>
-            <w:r>
-              <w:rPr>
-                <w:sz w:val="16"/>
-                <w:szCs w:val="16"/>
-                <w:vertAlign w:val="subscript"/>
-              </w:rPr>
               <w:t>↓2.44</w:t>
             </w:r>
           </w:p>
         </w:tc>
         <w:tc>
           <w:tcPr>
-            <w:tcW w:w="990" w:type="pct"/>
+            <w:tcW w:w="1015" w:type="pct"/>
             <w:hideMark/>
           </w:tcPr>
           <w:p>
@@ -8405,7 +6826,7 @@
       <w:tr>
         <w:tc>
           <w:tcPr>
-            <w:tcW w:w="702" w:type="pct"/>
+            <w:tcW w:w="773" w:type="pct"/>
             <w:hideMark/>
           </w:tcPr>
           <w:p>
@@ -8427,7 +6848,7 @@
         </w:tc>
         <w:tc>
           <w:tcPr>
-            <w:tcW w:w="851" w:type="pct"/>
+            <w:tcW w:w="1075" w:type="pct"/>
             <w:hideMark/>
           </w:tcPr>
           <w:p>
@@ -8457,7 +6878,7 @@
         </w:tc>
         <w:tc>
           <w:tcPr>
-            <w:tcW w:w="806" w:type="pct"/>
+            <w:tcW w:w="867" w:type="pct"/>
             <w:hideMark/>
           </w:tcPr>
           <w:p>
@@ -8487,7 +6908,7 @@
         </w:tc>
         <w:tc>
           <w:tcPr>
-            <w:tcW w:w="806" w:type="pct"/>
+            <w:tcW w:w="1269" w:type="pct"/>
             <w:hideMark/>
           </w:tcPr>
           <w:p>
@@ -8503,7 +6924,7 @@
                 <w:sz w:val="16"/>
                 <w:szCs w:val="16"/>
               </w:rPr>
-              <w:t>34.67 </w:t>
+              <w:t>81.71 </w:t>
             </w:r>
             <w:r>
               <w:rPr>
@@ -8511,43 +6932,13 @@
                 <w:szCs w:val="16"/>
                 <w:vertAlign w:val="subscript"/>
               </w:rPr>
-              <w:t>↓5.33</w:t>
-            </w:r>
-          </w:p>
-        </w:tc>
-        <w:tc>
-          <w:tcPr>
-            <w:tcW w:w="844" w:type="pct"/>
-            <w:hideMark/>
-          </w:tcPr>
-          <w:p>
-            <w:pPr>
-              <w:spacing w:before="60"/>
-              <w:rPr>
-                <w:sz w:val="16"/>
-                <w:szCs w:val="16"/>
-              </w:rPr>
-            </w:pPr>
-            <w:r>
-              <w:rPr>
-                <w:sz w:val="16"/>
-                <w:szCs w:val="16"/>
-              </w:rPr>
-              <w:t>81.71 </w:t>
-            </w:r>
-            <w:r>
-              <w:rPr>
-                <w:sz w:val="16"/>
-                <w:szCs w:val="16"/>
-                <w:vertAlign w:val="subscript"/>
-              </w:rPr>
               <w:t>↓4.88</w:t>
             </w:r>
           </w:p>
         </w:tc>
         <w:tc>
           <w:tcPr>
-            <w:tcW w:w="990" w:type="pct"/>
+            <w:tcW w:w="1015" w:type="pct"/>
             <w:hideMark/>
           </w:tcPr>
           <w:p>
@@ -8579,7 +6970,7 @@
       <w:tr>
         <w:tc>
           <w:tcPr>
-            <w:tcW w:w="702" w:type="pct"/>
+            <w:tcW w:w="773" w:type="pct"/>
             <w:hideMark/>
           </w:tcPr>
           <w:p>
@@ -8601,7 +6992,7 @@
         </w:tc>
         <w:tc>
           <w:tcPr>
-            <w:tcW w:w="851" w:type="pct"/>
+            <w:tcW w:w="1075" w:type="pct"/>
             <w:hideMark/>
           </w:tcPr>
           <w:p>
@@ -8631,7 +7022,7 @@
         </w:tc>
         <w:tc>
           <w:tcPr>
-            <w:tcW w:w="806" w:type="pct"/>
+            <w:tcW w:w="867" w:type="pct"/>
             <w:hideMark/>
           </w:tcPr>
           <w:p>
@@ -8661,7 +7052,7 @@
         </w:tc>
         <w:tc>
           <w:tcPr>
-            <w:tcW w:w="806" w:type="pct"/>
+            <w:tcW w:w="1269" w:type="pct"/>
             <w:hideMark/>
           </w:tcPr>
           <w:p>
@@ -8677,7 +7068,7 @@
                 <w:sz w:val="16"/>
                 <w:szCs w:val="16"/>
               </w:rPr>
-              <w:t>39.33 </w:t>
+              <w:t>85.37 </w:t>
             </w:r>
             <w:r>
               <w:rPr>
@@ -8685,43 +7076,13 @@
                 <w:szCs w:val="16"/>
                 <w:vertAlign w:val="subscript"/>
               </w:rPr>
-              <w:t>↓0.67</w:t>
-            </w:r>
-          </w:p>
-        </w:tc>
-        <w:tc>
-          <w:tcPr>
-            <w:tcW w:w="844" w:type="pct"/>
-            <w:hideMark/>
-          </w:tcPr>
-          <w:p>
-            <w:pPr>
-              <w:spacing w:before="60"/>
-              <w:rPr>
-                <w:sz w:val="16"/>
-                <w:szCs w:val="16"/>
-              </w:rPr>
-            </w:pPr>
-            <w:r>
-              <w:rPr>
-                <w:sz w:val="16"/>
-                <w:szCs w:val="16"/>
-              </w:rPr>
-              <w:t>85.37 </w:t>
-            </w:r>
-            <w:r>
-              <w:rPr>
-                <w:sz w:val="16"/>
-                <w:szCs w:val="16"/>
-                <w:vertAlign w:val="subscript"/>
-              </w:rPr>
               <w:t>↓1.22</w:t>
             </w:r>
           </w:p>
         </w:tc>
         <w:tc>
           <w:tcPr>
-            <w:tcW w:w="990" w:type="pct"/>
+            <w:tcW w:w="1015" w:type="pct"/>
             <w:hideMark/>
           </w:tcPr>
           <w:p>
@@ -8753,7 +7114,7 @@
       <w:tr>
         <w:tc>
           <w:tcPr>
-            <w:tcW w:w="702" w:type="pct"/>
+            <w:tcW w:w="773" w:type="pct"/>
             <w:hideMark/>
           </w:tcPr>
           <w:p>
@@ -8784,7 +7145,7 @@
         </w:tc>
         <w:tc>
           <w:tcPr>
-            <w:tcW w:w="851" w:type="pct"/>
+            <w:tcW w:w="1075" w:type="pct"/>
             <w:hideMark/>
           </w:tcPr>
           <w:p>
@@ -8814,7 +7175,7 @@
         </w:tc>
         <w:tc>
           <w:tcPr>
-            <w:tcW w:w="806" w:type="pct"/>
+            <w:tcW w:w="867" w:type="pct"/>
             <w:hideMark/>
           </w:tcPr>
           <w:p>
@@ -8844,7 +7205,7 @@
         </w:tc>
         <w:tc>
           <w:tcPr>
-            <w:tcW w:w="806" w:type="pct"/>
+            <w:tcW w:w="1269" w:type="pct"/>
             <w:hideMark/>
           </w:tcPr>
           <w:p>
@@ -8860,7 +7221,7 @@
                 <w:sz w:val="16"/>
                 <w:szCs w:val="16"/>
               </w:rPr>
-              <w:t>43.33 </w:t>
+              <w:t>89.02 </w:t>
             </w:r>
             <w:r>
               <w:rPr>
@@ -8868,43 +7229,13 @@
                 <w:szCs w:val="16"/>
                 <w:vertAlign w:val="subscript"/>
               </w:rPr>
-              <w:t>↑3.33</w:t>
-            </w:r>
-          </w:p>
-        </w:tc>
-        <w:tc>
-          <w:tcPr>
-            <w:tcW w:w="844" w:type="pct"/>
-            <w:hideMark/>
-          </w:tcPr>
-          <w:p>
-            <w:pPr>
-              <w:spacing w:before="60"/>
-              <w:rPr>
-                <w:sz w:val="16"/>
-                <w:szCs w:val="16"/>
-              </w:rPr>
-            </w:pPr>
-            <w:r>
-              <w:rPr>
-                <w:sz w:val="16"/>
-                <w:szCs w:val="16"/>
-              </w:rPr>
-              <w:t>89.02 </w:t>
-            </w:r>
-            <w:r>
-              <w:rPr>
-                <w:sz w:val="16"/>
-                <w:szCs w:val="16"/>
-                <w:vertAlign w:val="subscript"/>
-              </w:rPr>
               <w:t>↑2.43</w:t>
             </w:r>
           </w:p>
         </w:tc>
         <w:tc>
           <w:tcPr>
-            <w:tcW w:w="990" w:type="pct"/>
+            <w:tcW w:w="1015" w:type="pct"/>
             <w:hideMark/>
           </w:tcPr>
           <w:p>
@@ -8936,7 +7267,7 @@
       <w:tr>
         <w:tc>
           <w:tcPr>
-            <w:tcW w:w="702" w:type="pct"/>
+            <w:tcW w:w="773" w:type="pct"/>
             <w:hideMark/>
           </w:tcPr>
           <w:p>
@@ -8967,7 +7298,7 @@
         </w:tc>
         <w:tc>
           <w:tcPr>
-            <w:tcW w:w="851" w:type="pct"/>
+            <w:tcW w:w="1075" w:type="pct"/>
             <w:hideMark/>
           </w:tcPr>
           <w:p>
@@ -8997,7 +7328,7 @@
         </w:tc>
         <w:tc>
           <w:tcPr>
-            <w:tcW w:w="806" w:type="pct"/>
+            <w:tcW w:w="867" w:type="pct"/>
             <w:hideMark/>
           </w:tcPr>
           <w:p>
@@ -9027,7 +7358,7 @@
         </w:tc>
         <w:tc>
           <w:tcPr>
-            <w:tcW w:w="806" w:type="pct"/>
+            <w:tcW w:w="1269" w:type="pct"/>
             <w:hideMark/>
           </w:tcPr>
           <w:p>
@@ -9043,7 +7374,7 @@
                 <w:sz w:val="16"/>
                 <w:szCs w:val="16"/>
               </w:rPr>
-              <w:t>44.00 </w:t>
+              <w:t>88.41 </w:t>
             </w:r>
             <w:r>
               <w:rPr>
@@ -9051,43 +7382,13 @@
                 <w:szCs w:val="16"/>
                 <w:vertAlign w:val="subscript"/>
               </w:rPr>
-              <w:t>↑4.00</w:t>
-            </w:r>
-          </w:p>
-        </w:tc>
-        <w:tc>
-          <w:tcPr>
-            <w:tcW w:w="844" w:type="pct"/>
-            <w:hideMark/>
-          </w:tcPr>
-          <w:p>
-            <w:pPr>
-              <w:spacing w:before="60"/>
-              <w:rPr>
-                <w:sz w:val="16"/>
-                <w:szCs w:val="16"/>
-              </w:rPr>
-            </w:pPr>
-            <w:r>
-              <w:rPr>
-                <w:sz w:val="16"/>
-                <w:szCs w:val="16"/>
-              </w:rPr>
-              <w:t>88.41 </w:t>
-            </w:r>
-            <w:r>
-              <w:rPr>
-                <w:sz w:val="16"/>
-                <w:szCs w:val="16"/>
-                <w:vertAlign w:val="subscript"/>
-              </w:rPr>
               <w:t>↑1.82</w:t>
             </w:r>
           </w:p>
         </w:tc>
         <w:tc>
           <w:tcPr>
-            <w:tcW w:w="990" w:type="pct"/>
+            <w:tcW w:w="1015" w:type="pct"/>
             <w:hideMark/>
           </w:tcPr>
           <w:p>
@@ -9119,7 +7420,7 @@
       <w:tr>
         <w:tc>
           <w:tcPr>
-            <w:tcW w:w="702" w:type="pct"/>
+            <w:tcW w:w="773" w:type="pct"/>
             <w:hideMark/>
           </w:tcPr>
           <w:p>
@@ -9150,7 +7451,7 @@
         </w:tc>
         <w:tc>
           <w:tcPr>
-            <w:tcW w:w="851" w:type="pct"/>
+            <w:tcW w:w="1075" w:type="pct"/>
             <w:hideMark/>
           </w:tcPr>
           <w:p>
@@ -9180,7 +7481,7 @@
         </w:tc>
         <w:tc>
           <w:tcPr>
-            <w:tcW w:w="806" w:type="pct"/>
+            <w:tcW w:w="867" w:type="pct"/>
             <w:hideMark/>
           </w:tcPr>
           <w:p>
@@ -9210,7 +7511,7 @@
         </w:tc>
         <w:tc>
           <w:tcPr>
-            <w:tcW w:w="806" w:type="pct"/>
+            <w:tcW w:w="1269" w:type="pct"/>
             <w:hideMark/>
           </w:tcPr>
           <w:p>
@@ -9226,7 +7527,7 @@
                 <w:sz w:val="16"/>
                 <w:szCs w:val="16"/>
               </w:rPr>
-              <w:t>48.67 </w:t>
+              <w:t>92.07 </w:t>
             </w:r>
             <w:r>
               <w:rPr>
@@ -9234,43 +7535,13 @@
                 <w:szCs w:val="16"/>
                 <w:vertAlign w:val="subscript"/>
               </w:rPr>
-              <w:t>↑8.67</w:t>
-            </w:r>
-          </w:p>
-        </w:tc>
-        <w:tc>
-          <w:tcPr>
-            <w:tcW w:w="844" w:type="pct"/>
-            <w:hideMark/>
-          </w:tcPr>
-          <w:p>
-            <w:pPr>
-              <w:spacing w:before="60"/>
-              <w:rPr>
-                <w:sz w:val="16"/>
-                <w:szCs w:val="16"/>
-              </w:rPr>
-            </w:pPr>
-            <w:r>
-              <w:rPr>
-                <w:sz w:val="16"/>
-                <w:szCs w:val="16"/>
-              </w:rPr>
-              <w:t>92.07 </w:t>
-            </w:r>
-            <w:r>
-              <w:rPr>
-                <w:sz w:val="16"/>
-                <w:szCs w:val="16"/>
-                <w:vertAlign w:val="subscript"/>
-              </w:rPr>
               <w:t>↑5.48</w:t>
             </w:r>
           </w:p>
         </w:tc>
         <w:tc>
           <w:tcPr>
-            <w:tcW w:w="990" w:type="pct"/>
+            <w:tcW w:w="1015" w:type="pct"/>
             <w:hideMark/>
           </w:tcPr>
           <w:p>
@@ -9304,6 +7575,162 @@
       <w:pPr>
         <w:spacing w:before="60"/>
       </w:pPr>
+      <w:r>
+        <w:rPr>
+          <w:b/>
+          <w:bCs/>
+        </w:rPr>
+        <w:t>Baselines</w:t>
+      </w:r>
+      <w:r>
+        <w:t xml:space="preserve">. We compare </w:t>
+      </w:r>
+      <w:proofErr w:type="spellStart"/>
+      <w:r>
+        <w:t>DyFlow</w:t>
+      </w:r>
+      <w:proofErr w:type="spellEnd"/>
+      <w:r>
+        <w:t xml:space="preserve"> with a comprehensive set of baselines </w:t>
+      </w:r>
+      <w:r>
+        <w:t>across</w:t>
+      </w:r>
+      <w:r>
+        <w:t xml:space="preserve"> two categories: (1)</w:t>
+      </w:r>
+      <w:r>
+        <w:t xml:space="preserve"> </w:t>
+      </w:r>
+      <w:r>
+        <w:t xml:space="preserve">Prompting-based methods, including Vanilla prompting, </w:t>
+      </w:r>
+      <w:proofErr w:type="spellStart"/>
+      <w:proofErr w:type="gramStart"/>
+      <w:r>
+        <w:t>CoT</w:t>
+      </w:r>
+      <w:proofErr w:type="spellEnd"/>
+      <w:r>
+        <w:t>[</w:t>
+      </w:r>
+      <w:proofErr w:type="gramEnd"/>
+      <w:r>
+        <w:t>32], Self-</w:t>
+      </w:r>
+      <w:r>
+        <w:t>Consistency (</w:t>
+      </w:r>
+      <w:r>
+        <w:t>SC</w:t>
+      </w:r>
+      <w:proofErr w:type="gramStart"/>
+      <w:r>
+        <w:t>)[</w:t>
+      </w:r>
+      <w:proofErr w:type="gramEnd"/>
+      <w:r>
+        <w:t>33], LLM-</w:t>
+      </w:r>
+      <w:proofErr w:type="gramStart"/>
+      <w:r>
+        <w:t>Debate[</w:t>
+      </w:r>
+      <w:proofErr w:type="gramEnd"/>
+      <w:r>
+        <w:t>8</w:t>
+      </w:r>
+      <w:r>
+        <w:t>], and</w:t>
+      </w:r>
+      <w:r>
+        <w:t xml:space="preserve"> Self-</w:t>
+      </w:r>
+      <w:proofErr w:type="gramStart"/>
+      <w:r>
+        <w:t>Refine[</w:t>
+      </w:r>
+      <w:proofErr w:type="gramEnd"/>
+      <w:r>
+        <w:t xml:space="preserve">34]. (2) Automated Agent frameworks, including </w:t>
+      </w:r>
+      <w:proofErr w:type="gramStart"/>
+      <w:r>
+        <w:t>ADAS[</w:t>
+      </w:r>
+      <w:proofErr w:type="gramEnd"/>
+      <w:r>
+        <w:t xml:space="preserve">13], </w:t>
+      </w:r>
+      <w:proofErr w:type="spellStart"/>
+      <w:proofErr w:type="gramStart"/>
+      <w:r>
+        <w:t>AFlow</w:t>
+      </w:r>
+      <w:proofErr w:type="spellEnd"/>
+      <w:r>
+        <w:t>[</w:t>
+      </w:r>
+      <w:proofErr w:type="gramEnd"/>
+      <w:r>
+        <w:t xml:space="preserve">12], and </w:t>
+      </w:r>
+      <w:proofErr w:type="spellStart"/>
+      <w:proofErr w:type="gramStart"/>
+      <w:r>
+        <w:t>MaAS</w:t>
+      </w:r>
+      <w:proofErr w:type="spellEnd"/>
+      <w:r>
+        <w:t>[</w:t>
+      </w:r>
+      <w:proofErr w:type="gramEnd"/>
+      <w:r>
+        <w:t>15], which introduce structured reasoning workflows with varying degrees of adaptivity. All methods use the same executor (Phi-4) and operator set for fair comparison, and are</w:t>
+      </w:r>
+    </w:p>
+    <w:p>
+      <w:pPr>
+        <w:spacing w:before="60"/>
+      </w:pPr>
+      <w:r>
+        <w:t>evaluated under consistent metrics: accuracy for most tasks and pass@1 for code reasoning</w:t>
+      </w:r>
+    </w:p>
+    <w:p>
+      <w:pPr>
+        <w:spacing w:before="60"/>
+      </w:pPr>
+      <w:r>
+        <w:rPr>
+          <w:b/>
+          <w:bCs/>
+        </w:rPr>
+        <w:t>B. Algorithm Baseline Comparison</w:t>
+      </w:r>
+    </w:p>
+    <w:p>
+      <w:pPr>
+        <w:spacing w:before="60"/>
+        <w:rPr>
+          <w:b/>
+          <w:bCs/>
+        </w:rPr>
+      </w:pPr>
+      <w:r>
+        <w:rPr>
+          <w:b/>
+          <w:bCs/>
+        </w:rPr>
+        <w:t xml:space="preserve">Match-Type Breakdown — </w:t>
+      </w:r>
+      <w:r>
+        <w:rPr>
+          <w:b/>
+          <w:bCs/>
+        </w:rPr>
+        <w:t>GAIA</w:t>
+      </w:r>
     </w:p>
     <w:tbl>
       <w:tblPr>
@@ -9323,11 +7750,11 @@
         <w:tblLook w:val="04A0" w:firstRow="1" w:lastRow="0" w:firstColumn="1" w:lastColumn="0" w:noHBand="0" w:noVBand="1"/>
       </w:tblPr>
       <w:tblGrid>
-        <w:gridCol w:w="1452"/>
+        <w:gridCol w:w="1455"/>
         <w:gridCol w:w="922"/>
         <w:gridCol w:w="922"/>
         <w:gridCol w:w="778"/>
-        <w:gridCol w:w="776"/>
+        <w:gridCol w:w="773"/>
       </w:tblGrid>
       <w:tr>
         <w:trPr>
@@ -9335,7 +7762,7 @@
         </w:trPr>
         <w:tc>
           <w:tcPr>
-            <w:tcW w:w="1496" w:type="pct"/>
+            <w:tcW w:w="1499" w:type="pct"/>
             <w:tcBorders>
               <w:top w:val="single" w:sz="4" w:space="0" w:color="000000"/>
               <w:left w:val="single" w:sz="4" w:space="0" w:color="000000"/>
@@ -9479,7 +7906,7 @@
         </w:tc>
         <w:tc>
           <w:tcPr>
-            <w:tcW w:w="801" w:type="pct"/>
+            <w:tcW w:w="798" w:type="pct"/>
             <w:tcBorders>
               <w:top w:val="single" w:sz="4" w:space="0" w:color="000000"/>
               <w:left w:val="single" w:sz="4" w:space="0" w:color="000000"/>
@@ -9517,7 +7944,7 @@
       <w:tr>
         <w:tc>
           <w:tcPr>
-            <w:tcW w:w="1496" w:type="pct"/>
+            <w:tcW w:w="1499" w:type="pct"/>
             <w:tcBorders>
               <w:top w:val="single" w:sz="4" w:space="0" w:color="000000"/>
               <w:left w:val="single" w:sz="4" w:space="0" w:color="000000"/>
@@ -9541,7 +7968,7 @@
                 <w:sz w:val="17"/>
                 <w:szCs w:val="17"/>
               </w:rPr>
-              <w:t>GPT-4.1</w:t>
+              <w:t>Gemini 2.5 Flash</w:t>
             </w:r>
           </w:p>
         </w:tc>
@@ -9572,7 +7999,7 @@
                 <w:sz w:val="17"/>
                 <w:szCs w:val="17"/>
               </w:rPr>
-              <w:t>22.4</w:t>
+              <w:t>18.2</w:t>
             </w:r>
           </w:p>
         </w:tc>
@@ -9605,7 +8032,7 @@
                 <w:sz w:val="17"/>
                 <w:szCs w:val="17"/>
               </w:rPr>
-              <w:t>51.2</w:t>
+              <w:t>45.5</w:t>
             </w:r>
           </w:p>
         </w:tc>
@@ -9636,13 +8063,13 @@
                 <w:sz w:val="17"/>
                 <w:szCs w:val="17"/>
               </w:rPr>
-              <w:t>14.1</w:t>
-            </w:r>
-          </w:p>
-        </w:tc>
-        <w:tc>
-          <w:tcPr>
-            <w:tcW w:w="801" w:type="pct"/>
+              <w:t>11.7</w:t>
+            </w:r>
+          </w:p>
+        </w:tc>
+        <w:tc>
+          <w:tcPr>
+            <w:tcW w:w="798" w:type="pct"/>
             <w:tcBorders>
               <w:top w:val="single" w:sz="4" w:space="0" w:color="000000"/>
               <w:left w:val="single" w:sz="4" w:space="0" w:color="000000"/>
@@ -9669,7 +8096,7 @@
                 <w:sz w:val="17"/>
                 <w:szCs w:val="17"/>
               </w:rPr>
-              <w:t>48.5</w:t>
+              <w:t>43.3</w:t>
             </w:r>
           </w:p>
         </w:tc>
@@ -9677,7 +8104,7 @@
       <w:tr>
         <w:tc>
           <w:tcPr>
-            <w:tcW w:w="1496" w:type="pct"/>
+            <w:tcW w:w="1499" w:type="pct"/>
             <w:tcBorders>
               <w:top w:val="single" w:sz="4" w:space="0" w:color="000000"/>
               <w:left w:val="single" w:sz="4" w:space="0" w:color="000000"/>
@@ -9701,7 +8128,17 @@
                 <w:sz w:val="17"/>
                 <w:szCs w:val="17"/>
               </w:rPr>
-              <w:t>Gemini 2.5 Flash</w:t>
+              <w:t xml:space="preserve">Gemini 2.5 </w:t>
+            </w:r>
+            <w:r>
+              <w:rPr>
+                <w:b/>
+                <w:bCs/>
+                <w:color w:val="000000"/>
+                <w:sz w:val="17"/>
+                <w:szCs w:val="17"/>
+              </w:rPr>
+              <w:t>PRO</w:t>
             </w:r>
           </w:p>
         </w:tc>
@@ -9732,7 +8169,7 @@
                 <w:sz w:val="17"/>
                 <w:szCs w:val="17"/>
               </w:rPr>
-              <w:t>18.2</w:t>
+              <w:t>20.1</w:t>
             </w:r>
           </w:p>
         </w:tc>
@@ -9765,7 +8202,7 @@
                 <w:sz w:val="17"/>
                 <w:szCs w:val="17"/>
               </w:rPr>
-              <w:t>45.5</w:t>
+              <w:t>49.1</w:t>
             </w:r>
           </w:p>
         </w:tc>
@@ -9796,13 +8233,13 @@
                 <w:sz w:val="17"/>
                 <w:szCs w:val="17"/>
               </w:rPr>
-              <w:t>11.7</w:t>
-            </w:r>
-          </w:p>
-        </w:tc>
-        <w:tc>
-          <w:tcPr>
-            <w:tcW w:w="801" w:type="pct"/>
+              <w:t>13.2</w:t>
+            </w:r>
+          </w:p>
+        </w:tc>
+        <w:tc>
+          <w:tcPr>
+            <w:tcW w:w="798" w:type="pct"/>
             <w:tcBorders>
               <w:top w:val="single" w:sz="4" w:space="0" w:color="000000"/>
               <w:left w:val="single" w:sz="4" w:space="0" w:color="000000"/>
@@ -9829,7 +8266,7 @@
                 <w:sz w:val="17"/>
                 <w:szCs w:val="17"/>
               </w:rPr>
-              <w:t>43.3</w:t>
+              <w:t>46.2</w:t>
             </w:r>
           </w:p>
         </w:tc>
@@ -9837,339 +8274,7 @@
       <w:tr>
         <w:tc>
           <w:tcPr>
-            <w:tcW w:w="1496" w:type="pct"/>
-            <w:tcBorders>
-              <w:top w:val="single" w:sz="4" w:space="0" w:color="000000"/>
-              <w:left w:val="single" w:sz="4" w:space="0" w:color="000000"/>
-              <w:bottom w:val="single" w:sz="4" w:space="0" w:color="000000"/>
-              <w:right w:val="single" w:sz="4" w:space="0" w:color="000000"/>
-            </w:tcBorders>
-            <w:shd w:val="clear" w:color="auto" w:fill="FFFFFF"/>
-            <w:tcMar>
-              <w:top w:w="60" w:type="dxa"/>
-              <w:left w:w="80" w:type="dxa"/>
-              <w:bottom w:w="60" w:type="dxa"/>
-              <w:right w:w="80" w:type="dxa"/>
-            </w:tcMar>
-          </w:tcPr>
-          <w:p>
-            <w:r>
-              <w:rPr>
-                <w:b/>
-                <w:bCs/>
-                <w:color w:val="000000"/>
-                <w:sz w:val="17"/>
-                <w:szCs w:val="17"/>
-              </w:rPr>
-              <w:t>Claude Sonnet 4.6</w:t>
-            </w:r>
-          </w:p>
-        </w:tc>
-        <w:tc>
-          <w:tcPr>
-            <w:tcW w:w="951" w:type="pct"/>
-            <w:tcBorders>
-              <w:top w:val="single" w:sz="4" w:space="0" w:color="000000"/>
-              <w:left w:val="single" w:sz="4" w:space="0" w:color="000000"/>
-              <w:bottom w:val="single" w:sz="4" w:space="0" w:color="000000"/>
-              <w:right w:val="single" w:sz="4" w:space="0" w:color="000000"/>
-            </w:tcBorders>
-            <w:shd w:val="clear" w:color="auto" w:fill="FFFFFF"/>
-            <w:tcMar>
-              <w:top w:w="60" w:type="dxa"/>
-              <w:left w:w="80" w:type="dxa"/>
-              <w:bottom w:w="60" w:type="dxa"/>
-              <w:right w:w="80" w:type="dxa"/>
-            </w:tcMar>
-          </w:tcPr>
-          <w:p>
-            <w:pPr>
-              <w:jc w:val="center"/>
-            </w:pPr>
-            <w:r>
-              <w:rPr>
-                <w:color w:val="000000"/>
-                <w:sz w:val="17"/>
-                <w:szCs w:val="17"/>
-              </w:rPr>
-              <w:t>20.1</w:t>
-            </w:r>
-          </w:p>
-        </w:tc>
-        <w:tc>
-          <w:tcPr>
-            <w:tcW w:w="951" w:type="pct"/>
-            <w:tcBorders>
-              <w:top w:val="single" w:sz="4" w:space="0" w:color="000000"/>
-              <w:left w:val="single" w:sz="4" w:space="0" w:color="000000"/>
-              <w:bottom w:val="single" w:sz="4" w:space="0" w:color="000000"/>
-              <w:right w:val="single" w:sz="4" w:space="0" w:color="000000"/>
-            </w:tcBorders>
-            <w:shd w:val="clear" w:color="auto" w:fill="DDEEDD"/>
-            <w:tcMar>
-              <w:top w:w="60" w:type="dxa"/>
-              <w:left w:w="80" w:type="dxa"/>
-              <w:bottom w:w="60" w:type="dxa"/>
-              <w:right w:w="80" w:type="dxa"/>
-            </w:tcMar>
-          </w:tcPr>
-          <w:p>
-            <w:pPr>
-              <w:jc w:val="center"/>
-            </w:pPr>
-            <w:r>
-              <w:rPr>
-                <w:b/>
-                <w:bCs/>
-                <w:color w:val="000000"/>
-                <w:sz w:val="17"/>
-                <w:szCs w:val="17"/>
-              </w:rPr>
-              <w:t>49.1</w:t>
-            </w:r>
-          </w:p>
-        </w:tc>
-        <w:tc>
-          <w:tcPr>
-            <w:tcW w:w="802" w:type="pct"/>
-            <w:tcBorders>
-              <w:top w:val="single" w:sz="4" w:space="0" w:color="000000"/>
-              <w:left w:val="single" w:sz="4" w:space="0" w:color="000000"/>
-              <w:bottom w:val="single" w:sz="4" w:space="0" w:color="000000"/>
-              <w:right w:val="single" w:sz="4" w:space="0" w:color="000000"/>
-            </w:tcBorders>
-            <w:shd w:val="clear" w:color="auto" w:fill="FFFFFF"/>
-            <w:tcMar>
-              <w:top w:w="60" w:type="dxa"/>
-              <w:left w:w="80" w:type="dxa"/>
-              <w:bottom w:w="60" w:type="dxa"/>
-              <w:right w:w="80" w:type="dxa"/>
-            </w:tcMar>
-          </w:tcPr>
-          <w:p>
-            <w:pPr>
-              <w:jc w:val="center"/>
-            </w:pPr>
-            <w:r>
-              <w:rPr>
-                <w:color w:val="000000"/>
-                <w:sz w:val="17"/>
-                <w:szCs w:val="17"/>
-              </w:rPr>
-              <w:t>13.2</w:t>
-            </w:r>
-          </w:p>
-        </w:tc>
-        <w:tc>
-          <w:tcPr>
-            <w:tcW w:w="801" w:type="pct"/>
-            <w:tcBorders>
-              <w:top w:val="single" w:sz="4" w:space="0" w:color="000000"/>
-              <w:left w:val="single" w:sz="4" w:space="0" w:color="000000"/>
-              <w:bottom w:val="single" w:sz="4" w:space="0" w:color="000000"/>
-              <w:right w:val="single" w:sz="4" w:space="0" w:color="000000"/>
-            </w:tcBorders>
-            <w:shd w:val="clear" w:color="auto" w:fill="DDEEDD"/>
-            <w:tcMar>
-              <w:top w:w="60" w:type="dxa"/>
-              <w:left w:w="80" w:type="dxa"/>
-              <w:bottom w:w="60" w:type="dxa"/>
-              <w:right w:w="80" w:type="dxa"/>
-            </w:tcMar>
-          </w:tcPr>
-          <w:p>
-            <w:pPr>
-              <w:jc w:val="center"/>
-            </w:pPr>
-            <w:r>
-              <w:rPr>
-                <w:b/>
-                <w:bCs/>
-                <w:color w:val="000000"/>
-                <w:sz w:val="17"/>
-                <w:szCs w:val="17"/>
-              </w:rPr>
-              <w:t>46.2</w:t>
-            </w:r>
-          </w:p>
-        </w:tc>
-      </w:tr>
-      <w:tr>
-        <w:tc>
-          <w:tcPr>
-            <w:tcW w:w="1496" w:type="pct"/>
-            <w:tcBorders>
-              <w:top w:val="single" w:sz="4" w:space="0" w:color="000000"/>
-              <w:left w:val="single" w:sz="4" w:space="0" w:color="000000"/>
-              <w:bottom w:val="single" w:sz="4" w:space="0" w:color="000000"/>
-              <w:right w:val="single" w:sz="4" w:space="0" w:color="000000"/>
-            </w:tcBorders>
-            <w:shd w:val="clear" w:color="auto" w:fill="FFFFFF"/>
-            <w:tcMar>
-              <w:top w:w="60" w:type="dxa"/>
-              <w:left w:w="80" w:type="dxa"/>
-              <w:bottom w:w="60" w:type="dxa"/>
-              <w:right w:w="80" w:type="dxa"/>
-            </w:tcMar>
-          </w:tcPr>
-          <w:p>
-            <w:proofErr w:type="spellStart"/>
-            <w:r>
-              <w:rPr>
-                <w:b/>
-                <w:bCs/>
-                <w:color w:val="000000"/>
-                <w:sz w:val="17"/>
-                <w:szCs w:val="17"/>
-              </w:rPr>
-              <w:t>DyPlanner</w:t>
-            </w:r>
-            <w:proofErr w:type="spellEnd"/>
-            <w:r>
-              <w:rPr>
-                <w:b/>
-                <w:bCs/>
-                <w:color w:val="000000"/>
-                <w:sz w:val="17"/>
-                <w:szCs w:val="17"/>
-              </w:rPr>
-              <w:t xml:space="preserve"> (Phi-4)</w:t>
-            </w:r>
-          </w:p>
-        </w:tc>
-        <w:tc>
-          <w:tcPr>
-            <w:tcW w:w="951" w:type="pct"/>
-            <w:tcBorders>
-              <w:top w:val="single" w:sz="4" w:space="0" w:color="000000"/>
-              <w:left w:val="single" w:sz="4" w:space="0" w:color="000000"/>
-              <w:bottom w:val="single" w:sz="4" w:space="0" w:color="000000"/>
-              <w:right w:val="single" w:sz="4" w:space="0" w:color="000000"/>
-            </w:tcBorders>
-            <w:shd w:val="clear" w:color="auto" w:fill="FFFFFF"/>
-            <w:tcMar>
-              <w:top w:w="60" w:type="dxa"/>
-              <w:left w:w="80" w:type="dxa"/>
-              <w:bottom w:w="60" w:type="dxa"/>
-              <w:right w:w="80" w:type="dxa"/>
-            </w:tcMar>
-          </w:tcPr>
-          <w:p>
-            <w:pPr>
-              <w:jc w:val="center"/>
-            </w:pPr>
-            <w:r>
-              <w:rPr>
-                <w:color w:val="000000"/>
-                <w:sz w:val="17"/>
-                <w:szCs w:val="17"/>
-              </w:rPr>
-              <w:t>9.4</w:t>
-            </w:r>
-          </w:p>
-        </w:tc>
-        <w:tc>
-          <w:tcPr>
-            <w:tcW w:w="951" w:type="pct"/>
-            <w:tcBorders>
-              <w:top w:val="single" w:sz="4" w:space="0" w:color="000000"/>
-              <w:left w:val="single" w:sz="4" w:space="0" w:color="000000"/>
-              <w:bottom w:val="single" w:sz="4" w:space="0" w:color="000000"/>
-              <w:right w:val="single" w:sz="4" w:space="0" w:color="000000"/>
-            </w:tcBorders>
-            <w:shd w:val="clear" w:color="auto" w:fill="DDEEDD"/>
-            <w:tcMar>
-              <w:top w:w="60" w:type="dxa"/>
-              <w:left w:w="80" w:type="dxa"/>
-              <w:bottom w:w="60" w:type="dxa"/>
-              <w:right w:w="80" w:type="dxa"/>
-            </w:tcMar>
-          </w:tcPr>
-          <w:p>
-            <w:pPr>
-              <w:jc w:val="center"/>
-            </w:pPr>
-            <w:r>
-              <w:rPr>
-                <w:b/>
-                <w:bCs/>
-                <w:color w:val="000000"/>
-                <w:sz w:val="17"/>
-                <w:szCs w:val="17"/>
-              </w:rPr>
-              <w:t>31.2</w:t>
-            </w:r>
-          </w:p>
-        </w:tc>
-        <w:tc>
-          <w:tcPr>
-            <w:tcW w:w="802" w:type="pct"/>
-            <w:tcBorders>
-              <w:top w:val="single" w:sz="4" w:space="0" w:color="000000"/>
-              <w:left w:val="single" w:sz="4" w:space="0" w:color="000000"/>
-              <w:bottom w:val="single" w:sz="4" w:space="0" w:color="000000"/>
-              <w:right w:val="single" w:sz="4" w:space="0" w:color="000000"/>
-            </w:tcBorders>
-            <w:shd w:val="clear" w:color="auto" w:fill="FFFFFF"/>
-            <w:tcMar>
-              <w:top w:w="60" w:type="dxa"/>
-              <w:left w:w="80" w:type="dxa"/>
-              <w:bottom w:w="60" w:type="dxa"/>
-              <w:right w:w="80" w:type="dxa"/>
-            </w:tcMar>
-          </w:tcPr>
-          <w:p>
-            <w:pPr>
-              <w:jc w:val="center"/>
-            </w:pPr>
-            <w:r>
-              <w:rPr>
-                <w:color w:val="000000"/>
-                <w:sz w:val="17"/>
-                <w:szCs w:val="17"/>
-              </w:rPr>
-              <w:t>6.3</w:t>
-            </w:r>
-          </w:p>
-        </w:tc>
-        <w:tc>
-          <w:tcPr>
-            <w:tcW w:w="801" w:type="pct"/>
-            <w:tcBorders>
-              <w:top w:val="single" w:sz="4" w:space="0" w:color="000000"/>
-              <w:left w:val="single" w:sz="4" w:space="0" w:color="000000"/>
-              <w:bottom w:val="single" w:sz="4" w:space="0" w:color="000000"/>
-              <w:right w:val="single" w:sz="4" w:space="0" w:color="000000"/>
-            </w:tcBorders>
-            <w:shd w:val="clear" w:color="auto" w:fill="DDEEDD"/>
-            <w:tcMar>
-              <w:top w:w="60" w:type="dxa"/>
-              <w:left w:w="80" w:type="dxa"/>
-              <w:bottom w:w="60" w:type="dxa"/>
-              <w:right w:w="80" w:type="dxa"/>
-            </w:tcMar>
-          </w:tcPr>
-          <w:p>
-            <w:pPr>
-              <w:jc w:val="center"/>
-            </w:pPr>
-            <w:r>
-              <w:rPr>
-                <w:b/>
-                <w:bCs/>
-                <w:color w:val="000000"/>
-                <w:sz w:val="17"/>
-                <w:szCs w:val="17"/>
-              </w:rPr>
-              <w:t>28.7</w:t>
-            </w:r>
-          </w:p>
-        </w:tc>
-      </w:tr>
-      <w:tr>
-        <w:tc>
-          <w:tcPr>
-            <w:tcW w:w="1496" w:type="pct"/>
+            <w:tcW w:w="1499" w:type="pct"/>
             <w:tcBorders>
               <w:top w:val="single" w:sz="4" w:space="0" w:color="000000"/>
               <w:left w:val="single" w:sz="4" w:space="0" w:color="000000"/>
@@ -10294,7 +8399,7 @@
         </w:tc>
         <w:tc>
           <w:tcPr>
-            <w:tcW w:w="801" w:type="pct"/>
+            <w:tcW w:w="798" w:type="pct"/>
             <w:tcBorders>
               <w:top w:val="single" w:sz="4" w:space="0" w:color="000000"/>
               <w:left w:val="single" w:sz="4" w:space="0" w:color="000000"/>
@@ -10331,8 +8436,6 @@
       <w:pPr>
         <w:spacing w:after="80"/>
         <w:jc w:val="center"/>
-      </w:pPr>
-      <w:r>
         <w:rPr>
           <w:i/>
           <w:iCs/>
@@ -10340,9 +8443,7 @@
           <w:sz w:val="16"/>
           <w:szCs w:val="16"/>
         </w:rPr>
-        <w:t xml:space="preserve">DF = </w:t>
-      </w:r>
-      <w:proofErr w:type="spellStart"/>
+      </w:pPr>
       <w:r>
         <w:rPr>
           <w:i/>
@@ -10351,9 +8452,9 @@
           <w:sz w:val="16"/>
           <w:szCs w:val="16"/>
         </w:rPr>
-        <w:t>DyFlow</w:t>
-      </w:r>
-      <w:proofErr w:type="spellEnd"/>
+        <w:t xml:space="preserve">DF = </w:t>
+      </w:r>
+      <w:proofErr w:type="spellStart"/>
       <w:r>
         <w:rPr>
           <w:i/>
@@ -10362,9 +8463,9 @@
           <w:sz w:val="16"/>
           <w:szCs w:val="16"/>
         </w:rPr>
-        <w:t xml:space="preserve">, DFT = </w:t>
-      </w:r>
-      <w:proofErr w:type="spellStart"/>
+        <w:t>DyFlow</w:t>
+      </w:r>
+      <w:proofErr w:type="spellEnd"/>
       <w:r>
         <w:rPr>
           <w:i/>
@@ -10373,9 +8474,9 @@
           <w:sz w:val="16"/>
           <w:szCs w:val="16"/>
         </w:rPr>
-        <w:t>DyFlow</w:t>
-      </w:r>
-      <w:proofErr w:type="spellEnd"/>
+        <w:t xml:space="preserve">, DFT = </w:t>
+      </w:r>
+      <w:proofErr w:type="spellStart"/>
       <w:r>
         <w:rPr>
           <w:i/>
@@ -10384,9 +8485,9 @@
           <w:sz w:val="16"/>
           <w:szCs w:val="16"/>
         </w:rPr>
-        <w:t xml:space="preserve">-T, LNB = </w:t>
-      </w:r>
-      <w:proofErr w:type="spellStart"/>
+        <w:t>DyFlow</w:t>
+      </w:r>
+      <w:proofErr w:type="spellEnd"/>
       <w:r>
         <w:rPr>
           <w:i/>
@@ -10395,9 +8496,57 @@
           <w:sz w:val="16"/>
           <w:szCs w:val="16"/>
         </w:rPr>
+        <w:t xml:space="preserve">-T, LNB = </w:t>
+      </w:r>
+      <w:proofErr w:type="spellStart"/>
+      <w:r>
+        <w:rPr>
+          <w:i/>
+          <w:iCs/>
+          <w:color w:val="000000"/>
+          <w:sz w:val="16"/>
+          <w:szCs w:val="16"/>
+        </w:rPr>
         <w:t>LiveNewsBench</w:t>
       </w:r>
       <w:proofErr w:type="spellEnd"/>
+    </w:p>
+    <w:p>
+      <w:pPr>
+        <w:spacing w:after="80"/>
+        <w:jc w:val="center"/>
+        <w:rPr>
+          <w:sz w:val="16"/>
+          <w:szCs w:val="16"/>
+        </w:rPr>
+      </w:pPr>
+      <w:r>
+        <w:rPr>
+          <w:b/>
+          <w:bCs/>
+          <w:sz w:val="16"/>
+          <w:szCs w:val="16"/>
+        </w:rPr>
+        <w:t xml:space="preserve">TABLE </w:t>
+      </w:r>
+      <w:r>
+        <w:rPr>
+          <w:b/>
+          <w:bCs/>
+          <w:sz w:val="16"/>
+          <w:szCs w:val="16"/>
+        </w:rPr>
+        <w:t>2</w:t>
+      </w:r>
+      <w:r>
+        <w:rPr>
+          <w:b/>
+          <w:bCs/>
+          <w:sz w:val="16"/>
+          <w:szCs w:val="16"/>
+        </w:rPr>
+        <w:t>: Match-Type GAIA, Gemini 2.5 Flash</w:t>
+      </w:r>
     </w:p>
     <w:p>
       <w:pPr>
@@ -10436,7 +8585,31 @@
         <w:rPr>
           <w:color w:val="000000"/>
         </w:rPr>
-        <w:t xml:space="preserve"> baseline across every model and benchmark. Average gains: +26.8pp (GAIA), +30.4pp (</w:t>
+        <w:t xml:space="preserve"> baseline across every model and benchmark. Average gains: +26.8</w:t>
+      </w:r>
+      <w:r>
+        <w:rPr>
+          <w:color w:val="000000"/>
+        </w:rPr>
+        <w:t>%</w:t>
+      </w:r>
+      <w:r>
+        <w:rPr>
+          <w:color w:val="000000"/>
+        </w:rPr>
+        <w:t xml:space="preserve"> (GAIA), +30.4</w:t>
+      </w:r>
+      <w:r>
+        <w:rPr>
+          <w:color w:val="000000"/>
+        </w:rPr>
+        <w:t>%</w:t>
+      </w:r>
+      <w:r>
+        <w:rPr>
+          <w:color w:val="000000"/>
+        </w:rPr>
+        <w:t xml:space="preserve"> (</w:t>
       </w:r>
       <w:proofErr w:type="spellStart"/>
       <w:r>
@@ -10450,36 +8623,16 @@
         <w:rPr>
           <w:color w:val="000000"/>
         </w:rPr>
-        <w:t>), +29.3pp (BIRD). These gains are achieved without any change to the LLM, prompts, or workflow designer, confirming that execution grounding is the decisive factor.</w:t>
+        <w:t>). These gains are achieved without any change to the LLM, prompts, or workflow designer, confirming that execution grounding is the decisive factor.</w:t>
       </w:r>
     </w:p>
     <w:p>
       <w:pPr>
         <w:spacing w:before="140" w:after="60"/>
-      </w:pPr>
-      <w:r>
         <w:rPr>
           <w:b/>
           <w:bCs/>
-          <w:i/>
-          <w:iCs/>
-          <w:color w:val="000000"/>
-        </w:rPr>
-        <w:t>B. Algorithm Baseline Comparison</w:t>
-      </w:r>
-    </w:p>
-    <w:p>
-      <w:pPr>
-        <w:spacing w:before="60"/>
-      </w:pPr>
-    </w:p>
-    <w:p>
-      <w:pPr>
-        <w:spacing w:before="60" w:after="80"/>
-        <w:jc w:val="center"/>
-        <w:rPr>
-          <w:sz w:val="16"/>
-          <w:szCs w:val="16"/>
+          <w:color w:val="000000"/>
         </w:rPr>
       </w:pPr>
       <w:r>
@@ -10487,902 +8640,19 @@
           <w:b/>
           <w:bCs/>
           <w:color w:val="000000"/>
-          <w:sz w:val="16"/>
-          <w:szCs w:val="16"/>
-        </w:rPr>
-        <w:t>TABLE III: Accuracy (</w:t>
-      </w:r>
+        </w:rPr>
+        <w:t xml:space="preserve">Match-Type Breakdown — </w:t>
+      </w:r>
+      <w:proofErr w:type="spellStart"/>
       <w:r>
         <w:rPr>
           <w:b/>
           <w:bCs/>
           <w:color w:val="000000"/>
-          <w:sz w:val="16"/>
-          <w:szCs w:val="16"/>
-        </w:rPr>
-        <w:t>%)</w:t>
-      </w:r>
-      <w:r>
-        <w:rPr>
-          <w:b/>
-          <w:bCs/>
-          <w:color w:val="000000"/>
-          <w:sz w:val="16"/>
-          <w:szCs w:val="16"/>
-        </w:rPr>
-        <w:t xml:space="preserve"> Algorithm Comparison (Gemini 2.5 Flash)</w:t>
-      </w:r>
-    </w:p>
-    <w:tbl>
-      <w:tblPr>
-        <w:tblStyle w:val="TableGrid"/>
-        <w:tblW w:w="5000" w:type="pct"/>
-        <w:tblLayout w:type="fixed"/>
-        <w:tblLook w:val="04A0" w:firstRow="1" w:lastRow="0" w:firstColumn="1" w:lastColumn="0" w:noHBand="0" w:noVBand="1"/>
-      </w:tblPr>
-      <w:tblGrid>
-        <w:gridCol w:w="1255"/>
-        <w:gridCol w:w="685"/>
-        <w:gridCol w:w="845"/>
-        <w:gridCol w:w="1095"/>
-        <w:gridCol w:w="970"/>
-      </w:tblGrid>
-      <w:tr>
-        <w:trPr>
-          <w:trHeight w:val="391"/>
-        </w:trPr>
-        <w:tc>
-          <w:tcPr>
-            <w:tcW w:w="1294" w:type="pct"/>
-            <w:shd w:val="clear" w:color="auto" w:fill="BFBFBF" w:themeFill="background1" w:themeFillShade="BF"/>
-            <w:vAlign w:val="center"/>
-          </w:tcPr>
-          <w:p>
-            <w:pPr>
-              <w:jc w:val="center"/>
-              <w:rPr>
-                <w:color w:val="000000" w:themeColor="text1"/>
-              </w:rPr>
-            </w:pPr>
-            <w:r>
-              <w:rPr>
-                <w:b/>
-                <w:bCs/>
-                <w:color w:val="000000" w:themeColor="text1"/>
-                <w:sz w:val="17"/>
-                <w:szCs w:val="17"/>
-              </w:rPr>
-              <w:t>Algorithm</w:t>
-            </w:r>
-          </w:p>
-        </w:tc>
-        <w:tc>
-          <w:tcPr>
-            <w:tcW w:w="706" w:type="pct"/>
-            <w:shd w:val="clear" w:color="auto" w:fill="BFBFBF" w:themeFill="background1" w:themeFillShade="BF"/>
-            <w:vAlign w:val="center"/>
-          </w:tcPr>
-          <w:p>
-            <w:pPr>
-              <w:jc w:val="center"/>
-              <w:rPr>
-                <w:color w:val="000000" w:themeColor="text1"/>
-              </w:rPr>
-            </w:pPr>
-            <w:r>
-              <w:rPr>
-                <w:b/>
-                <w:bCs/>
-                <w:color w:val="000000" w:themeColor="text1"/>
-                <w:sz w:val="17"/>
-                <w:szCs w:val="17"/>
-              </w:rPr>
-              <w:t>GAIA</w:t>
-            </w:r>
-          </w:p>
-        </w:tc>
-        <w:tc>
-          <w:tcPr>
-            <w:tcW w:w="871" w:type="pct"/>
-            <w:shd w:val="clear" w:color="auto" w:fill="BFBFBF" w:themeFill="background1" w:themeFillShade="BF"/>
-            <w:vAlign w:val="center"/>
-          </w:tcPr>
-          <w:p>
-            <w:pPr>
-              <w:jc w:val="center"/>
-              <w:rPr>
-                <w:color w:val="000000" w:themeColor="text1"/>
-              </w:rPr>
-            </w:pPr>
-            <w:r>
-              <w:rPr>
-                <w:b/>
-                <w:bCs/>
-                <w:color w:val="000000" w:themeColor="text1"/>
-                <w:sz w:val="17"/>
-                <w:szCs w:val="17"/>
-              </w:rPr>
-              <w:t>LNB</w:t>
-            </w:r>
-          </w:p>
-        </w:tc>
-        <w:tc>
-          <w:tcPr>
-            <w:tcW w:w="1129" w:type="pct"/>
-            <w:shd w:val="clear" w:color="auto" w:fill="BFBFBF" w:themeFill="background1" w:themeFillShade="BF"/>
-            <w:vAlign w:val="center"/>
-          </w:tcPr>
-          <w:p>
-            <w:pPr>
-              <w:jc w:val="center"/>
-              <w:rPr>
-                <w:color w:val="000000" w:themeColor="text1"/>
-              </w:rPr>
-            </w:pPr>
-            <w:r>
-              <w:rPr>
-                <w:b/>
-                <w:bCs/>
-                <w:color w:val="000000" w:themeColor="text1"/>
-                <w:sz w:val="17"/>
-                <w:szCs w:val="17"/>
-              </w:rPr>
-              <w:t>Tool Exec.</w:t>
-            </w:r>
-          </w:p>
-        </w:tc>
-        <w:tc>
-          <w:tcPr>
-            <w:tcW w:w="1000" w:type="pct"/>
-            <w:shd w:val="clear" w:color="auto" w:fill="BFBFBF" w:themeFill="background1" w:themeFillShade="BF"/>
-            <w:vAlign w:val="center"/>
-          </w:tcPr>
-          <w:p>
-            <w:pPr>
-              <w:jc w:val="center"/>
-              <w:rPr>
-                <w:color w:val="000000" w:themeColor="text1"/>
-              </w:rPr>
-            </w:pPr>
-            <w:r>
-              <w:rPr>
-                <w:b/>
-                <w:bCs/>
-                <w:color w:val="000000" w:themeColor="text1"/>
-                <w:sz w:val="17"/>
-                <w:szCs w:val="17"/>
-              </w:rPr>
-              <w:t>Dyn.WF</w:t>
-            </w:r>
-          </w:p>
-        </w:tc>
-      </w:tr>
-      <w:tr>
-        <w:trPr>
-          <w:trHeight w:val="391"/>
-        </w:trPr>
-        <w:tc>
-          <w:tcPr>
-            <w:tcW w:w="1294" w:type="pct"/>
-            <w:vAlign w:val="center"/>
-          </w:tcPr>
-          <w:p>
-            <w:proofErr w:type="spellStart"/>
-            <w:r>
-              <w:rPr>
-                <w:b/>
-                <w:bCs/>
-                <w:color w:val="000000"/>
-                <w:sz w:val="17"/>
-                <w:szCs w:val="17"/>
-              </w:rPr>
-              <w:t>ReAct</w:t>
-            </w:r>
-            <w:proofErr w:type="spellEnd"/>
-            <w:r>
-              <w:rPr>
-                <w:b/>
-                <w:bCs/>
-                <w:color w:val="000000"/>
-                <w:sz w:val="17"/>
-                <w:szCs w:val="17"/>
-              </w:rPr>
-              <w:t xml:space="preserve"> [1]</w:t>
-            </w:r>
-          </w:p>
-        </w:tc>
-        <w:tc>
-          <w:tcPr>
-            <w:tcW w:w="706" w:type="pct"/>
-            <w:vAlign w:val="center"/>
-          </w:tcPr>
-          <w:p>
-            <w:pPr>
-              <w:jc w:val="center"/>
-            </w:pPr>
-            <w:r>
-              <w:rPr>
-                <w:color w:val="000000"/>
-                <w:sz w:val="17"/>
-                <w:szCs w:val="17"/>
-              </w:rPr>
-              <w:t>28.5</w:t>
-            </w:r>
-          </w:p>
-        </w:tc>
-        <w:tc>
-          <w:tcPr>
-            <w:tcW w:w="871" w:type="pct"/>
-            <w:vAlign w:val="center"/>
-          </w:tcPr>
-          <w:p>
-            <w:pPr>
-              <w:jc w:val="center"/>
-            </w:pPr>
-            <w:r>
-              <w:rPr>
-                <w:color w:val="000000"/>
-                <w:sz w:val="17"/>
-                <w:szCs w:val="17"/>
-              </w:rPr>
-              <w:t>21.3</w:t>
-            </w:r>
-          </w:p>
-        </w:tc>
-        <w:tc>
-          <w:tcPr>
-            <w:tcW w:w="1129" w:type="pct"/>
-            <w:vAlign w:val="center"/>
-          </w:tcPr>
-          <w:p>
-            <w:pPr>
-              <w:jc w:val="center"/>
-            </w:pPr>
-            <w:r>
-              <w:rPr>
-                <w:color w:val="000000"/>
-                <w:sz w:val="17"/>
-                <w:szCs w:val="17"/>
-              </w:rPr>
-              <w:t>Simulated</w:t>
-            </w:r>
-          </w:p>
-        </w:tc>
-        <w:tc>
-          <w:tcPr>
-            <w:tcW w:w="1000" w:type="pct"/>
-            <w:vAlign w:val="center"/>
-          </w:tcPr>
-          <w:p>
-            <w:pPr>
-              <w:jc w:val="center"/>
-            </w:pPr>
-            <w:r>
-              <w:rPr>
-                <w:color w:val="000000"/>
-                <w:sz w:val="17"/>
-                <w:szCs w:val="17"/>
-              </w:rPr>
-              <w:t>No</w:t>
-            </w:r>
-          </w:p>
-        </w:tc>
-      </w:tr>
-      <w:tr>
-        <w:trPr>
-          <w:trHeight w:val="391"/>
-        </w:trPr>
-        <w:tc>
-          <w:tcPr>
-            <w:tcW w:w="1294" w:type="pct"/>
-            <w:vAlign w:val="center"/>
-          </w:tcPr>
-          <w:p>
-            <w:proofErr w:type="spellStart"/>
-            <w:r>
-              <w:rPr>
-                <w:b/>
-                <w:bCs/>
-                <w:color w:val="000000"/>
-                <w:sz w:val="17"/>
-                <w:szCs w:val="17"/>
-              </w:rPr>
-              <w:t>Toolformer</w:t>
-            </w:r>
-            <w:proofErr w:type="spellEnd"/>
-            <w:r>
-              <w:rPr>
-                <w:b/>
-                <w:bCs/>
-                <w:color w:val="000000"/>
-                <w:sz w:val="17"/>
-                <w:szCs w:val="17"/>
-              </w:rPr>
-              <w:t xml:space="preserve"> [2]</w:t>
-            </w:r>
-          </w:p>
-        </w:tc>
-        <w:tc>
-          <w:tcPr>
-            <w:tcW w:w="706" w:type="pct"/>
-            <w:vAlign w:val="center"/>
-          </w:tcPr>
-          <w:p>
-            <w:pPr>
-              <w:jc w:val="center"/>
-            </w:pPr>
-            <w:r>
-              <w:rPr>
-                <w:color w:val="000000"/>
-                <w:sz w:val="17"/>
-                <w:szCs w:val="17"/>
-              </w:rPr>
-              <w:t>24.1</w:t>
-            </w:r>
-          </w:p>
-        </w:tc>
-        <w:tc>
-          <w:tcPr>
-            <w:tcW w:w="871" w:type="pct"/>
-            <w:vAlign w:val="center"/>
-          </w:tcPr>
-          <w:p>
-            <w:pPr>
-              <w:jc w:val="center"/>
-            </w:pPr>
-            <w:r>
-              <w:rPr>
-                <w:color w:val="000000"/>
-                <w:sz w:val="17"/>
-                <w:szCs w:val="17"/>
-              </w:rPr>
-              <w:t>18.6</w:t>
-            </w:r>
-          </w:p>
-        </w:tc>
-        <w:tc>
-          <w:tcPr>
-            <w:tcW w:w="1129" w:type="pct"/>
-            <w:vAlign w:val="center"/>
-          </w:tcPr>
-          <w:p>
-            <w:pPr>
-              <w:jc w:val="center"/>
-            </w:pPr>
-            <w:r>
-              <w:rPr>
-                <w:color w:val="000000"/>
-                <w:sz w:val="17"/>
-                <w:szCs w:val="17"/>
-              </w:rPr>
-              <w:t>API inject</w:t>
-            </w:r>
-          </w:p>
-        </w:tc>
-        <w:tc>
-          <w:tcPr>
-            <w:tcW w:w="1000" w:type="pct"/>
-            <w:vAlign w:val="center"/>
-          </w:tcPr>
-          <w:p>
-            <w:pPr>
-              <w:jc w:val="center"/>
-            </w:pPr>
-            <w:r>
-              <w:rPr>
-                <w:color w:val="000000"/>
-                <w:sz w:val="17"/>
-                <w:szCs w:val="17"/>
-              </w:rPr>
-              <w:t>No</w:t>
-            </w:r>
-          </w:p>
-        </w:tc>
-      </w:tr>
-      <w:tr>
-        <w:trPr>
-          <w:trHeight w:val="391"/>
-        </w:trPr>
-        <w:tc>
-          <w:tcPr>
-            <w:tcW w:w="1294" w:type="pct"/>
-            <w:vAlign w:val="center"/>
-          </w:tcPr>
-          <w:p>
-            <w:proofErr w:type="spellStart"/>
-            <w:r>
-              <w:rPr>
-                <w:b/>
-                <w:bCs/>
-                <w:color w:val="000000"/>
-                <w:sz w:val="17"/>
-                <w:szCs w:val="17"/>
-              </w:rPr>
-              <w:t>AFlow</w:t>
-            </w:r>
-            <w:proofErr w:type="spellEnd"/>
-            <w:r>
-              <w:rPr>
-                <w:b/>
-                <w:bCs/>
-                <w:color w:val="000000"/>
-                <w:sz w:val="17"/>
-                <w:szCs w:val="17"/>
-              </w:rPr>
-              <w:t xml:space="preserve"> [3]</w:t>
-            </w:r>
-          </w:p>
-        </w:tc>
-        <w:tc>
-          <w:tcPr>
-            <w:tcW w:w="706" w:type="pct"/>
-            <w:vAlign w:val="center"/>
-          </w:tcPr>
-          <w:p>
-            <w:pPr>
-              <w:jc w:val="center"/>
-            </w:pPr>
-            <w:r>
-              <w:rPr>
-                <w:color w:val="000000"/>
-                <w:sz w:val="17"/>
-                <w:szCs w:val="17"/>
-              </w:rPr>
-              <w:t>21.8</w:t>
-            </w:r>
-          </w:p>
-        </w:tc>
-        <w:tc>
-          <w:tcPr>
-            <w:tcW w:w="871" w:type="pct"/>
-            <w:vAlign w:val="center"/>
-          </w:tcPr>
-          <w:p>
-            <w:pPr>
-              <w:jc w:val="center"/>
-            </w:pPr>
-            <w:r>
-              <w:rPr>
-                <w:color w:val="000000"/>
-                <w:sz w:val="17"/>
-                <w:szCs w:val="17"/>
-              </w:rPr>
-              <w:t>15.4</w:t>
-            </w:r>
-          </w:p>
-        </w:tc>
-        <w:tc>
-          <w:tcPr>
-            <w:tcW w:w="1129" w:type="pct"/>
-            <w:vAlign w:val="center"/>
-          </w:tcPr>
-          <w:p>
-            <w:pPr>
-              <w:jc w:val="center"/>
-            </w:pPr>
-            <w:r>
-              <w:rPr>
-                <w:color w:val="000000"/>
-                <w:sz w:val="17"/>
-                <w:szCs w:val="17"/>
-              </w:rPr>
-              <w:t>None</w:t>
-            </w:r>
-          </w:p>
-        </w:tc>
-        <w:tc>
-          <w:tcPr>
-            <w:tcW w:w="1000" w:type="pct"/>
-            <w:vAlign w:val="center"/>
-          </w:tcPr>
-          <w:p>
-            <w:pPr>
-              <w:jc w:val="center"/>
-            </w:pPr>
-            <w:r>
-              <w:rPr>
-                <w:color w:val="000000"/>
-                <w:sz w:val="17"/>
-                <w:szCs w:val="17"/>
-              </w:rPr>
-              <w:t>Offline</w:t>
-            </w:r>
-          </w:p>
-        </w:tc>
-      </w:tr>
-      <w:tr>
-        <w:trPr>
-          <w:trHeight w:val="391"/>
-        </w:trPr>
-        <w:tc>
-          <w:tcPr>
-            <w:tcW w:w="1294" w:type="pct"/>
-            <w:vAlign w:val="center"/>
-          </w:tcPr>
-          <w:p>
-            <w:proofErr w:type="spellStart"/>
-            <w:r>
-              <w:rPr>
-                <w:b/>
-                <w:bCs/>
-                <w:color w:val="000000"/>
-                <w:sz w:val="17"/>
-                <w:szCs w:val="17"/>
-              </w:rPr>
-              <w:t>DyFlow</w:t>
-            </w:r>
-            <w:proofErr w:type="spellEnd"/>
-            <w:r>
-              <w:rPr>
-                <w:b/>
-                <w:bCs/>
-                <w:color w:val="000000"/>
-                <w:sz w:val="17"/>
-                <w:szCs w:val="17"/>
-              </w:rPr>
-              <w:t xml:space="preserve"> [6]</w:t>
-            </w:r>
-          </w:p>
-        </w:tc>
-        <w:tc>
-          <w:tcPr>
-            <w:tcW w:w="706" w:type="pct"/>
-            <w:vAlign w:val="center"/>
-          </w:tcPr>
-          <w:p>
-            <w:pPr>
-              <w:jc w:val="center"/>
-            </w:pPr>
-            <w:r>
-              <w:rPr>
-                <w:color w:val="000000"/>
-                <w:sz w:val="17"/>
-                <w:szCs w:val="17"/>
-              </w:rPr>
-              <w:t>18.2</w:t>
-            </w:r>
-          </w:p>
-        </w:tc>
-        <w:tc>
-          <w:tcPr>
-            <w:tcW w:w="871" w:type="pct"/>
-            <w:vAlign w:val="center"/>
-          </w:tcPr>
-          <w:p>
-            <w:pPr>
-              <w:jc w:val="center"/>
-            </w:pPr>
-            <w:r>
-              <w:rPr>
-                <w:color w:val="000000"/>
-                <w:sz w:val="17"/>
-                <w:szCs w:val="17"/>
-              </w:rPr>
-              <w:t>11.7</w:t>
-            </w:r>
-          </w:p>
-        </w:tc>
-        <w:tc>
-          <w:tcPr>
-            <w:tcW w:w="1129" w:type="pct"/>
-            <w:vAlign w:val="center"/>
-          </w:tcPr>
-          <w:p>
-            <w:pPr>
-              <w:jc w:val="center"/>
-            </w:pPr>
-            <w:r>
-              <w:rPr>
-                <w:color w:val="000000"/>
-                <w:sz w:val="17"/>
-                <w:szCs w:val="17"/>
-              </w:rPr>
-              <w:t>None</w:t>
-            </w:r>
-          </w:p>
-        </w:tc>
-        <w:tc>
-          <w:tcPr>
-            <w:tcW w:w="1000" w:type="pct"/>
-            <w:vAlign w:val="center"/>
-          </w:tcPr>
-          <w:p>
-            <w:pPr>
-              <w:jc w:val="center"/>
-            </w:pPr>
-            <w:r>
-              <w:rPr>
-                <w:color w:val="000000"/>
-                <w:sz w:val="17"/>
-                <w:szCs w:val="17"/>
-              </w:rPr>
-              <w:t>Yes</w:t>
-            </w:r>
-          </w:p>
-        </w:tc>
-      </w:tr>
-      <w:tr>
-        <w:trPr>
-          <w:trHeight w:val="391"/>
-        </w:trPr>
-        <w:tc>
-          <w:tcPr>
-            <w:tcW w:w="1294" w:type="pct"/>
-            <w:vAlign w:val="center"/>
-          </w:tcPr>
-          <w:p>
-            <w:proofErr w:type="spellStart"/>
-            <w:r>
-              <w:rPr>
-                <w:b/>
-                <w:bCs/>
-                <w:color w:val="000000"/>
-                <w:sz w:val="17"/>
-                <w:szCs w:val="17"/>
-              </w:rPr>
-              <w:t>DyFlow</w:t>
-            </w:r>
-            <w:proofErr w:type="spellEnd"/>
-            <w:r>
-              <w:rPr>
-                <w:b/>
-                <w:bCs/>
-                <w:color w:val="000000"/>
-                <w:sz w:val="17"/>
-                <w:szCs w:val="17"/>
-              </w:rPr>
-              <w:t>-T</w:t>
-            </w:r>
-          </w:p>
-        </w:tc>
-        <w:tc>
-          <w:tcPr>
-            <w:tcW w:w="706" w:type="pct"/>
-            <w:vAlign w:val="center"/>
-          </w:tcPr>
-          <w:p>
-            <w:pPr>
-              <w:jc w:val="center"/>
-            </w:pPr>
-            <w:r>
-              <w:rPr>
-                <w:b/>
-                <w:bCs/>
-                <w:color w:val="000000"/>
-                <w:sz w:val="17"/>
-                <w:szCs w:val="17"/>
-              </w:rPr>
-              <w:t>45.5</w:t>
-            </w:r>
-          </w:p>
-        </w:tc>
-        <w:tc>
-          <w:tcPr>
-            <w:tcW w:w="871" w:type="pct"/>
-            <w:vAlign w:val="center"/>
-          </w:tcPr>
-          <w:p>
-            <w:pPr>
-              <w:jc w:val="center"/>
-            </w:pPr>
-            <w:r>
-              <w:rPr>
-                <w:b/>
-                <w:bCs/>
-                <w:color w:val="000000"/>
-                <w:sz w:val="17"/>
-                <w:szCs w:val="17"/>
-              </w:rPr>
-              <w:t>43.3</w:t>
-            </w:r>
-          </w:p>
-        </w:tc>
-        <w:tc>
-          <w:tcPr>
-            <w:tcW w:w="1129" w:type="pct"/>
-            <w:vAlign w:val="center"/>
-          </w:tcPr>
-          <w:p>
-            <w:pPr>
-              <w:jc w:val="center"/>
-            </w:pPr>
-            <w:r>
-              <w:rPr>
-                <w:b/>
-                <w:bCs/>
-                <w:color w:val="000000"/>
-                <w:sz w:val="17"/>
-                <w:szCs w:val="17"/>
-              </w:rPr>
-              <w:t>Real</w:t>
-            </w:r>
-          </w:p>
-        </w:tc>
-        <w:tc>
-          <w:tcPr>
-            <w:tcW w:w="1000" w:type="pct"/>
-            <w:vAlign w:val="center"/>
-          </w:tcPr>
-          <w:p>
-            <w:pPr>
-              <w:jc w:val="center"/>
-            </w:pPr>
-            <w:r>
-              <w:rPr>
-                <w:b/>
-                <w:bCs/>
-                <w:color w:val="000000"/>
-                <w:sz w:val="17"/>
-                <w:szCs w:val="17"/>
-              </w:rPr>
-              <w:t>Yes</w:t>
-            </w:r>
-          </w:p>
-        </w:tc>
-      </w:tr>
-    </w:tbl>
-    <w:p>
-      <w:pPr>
-        <w:spacing w:before="80"/>
-      </w:pPr>
-    </w:p>
-    <w:p>
-      <w:pPr>
-        <w:spacing w:after="60"/>
-        <w:ind w:firstLine="180"/>
-        <w:jc w:val="both"/>
-      </w:pPr>
-      <w:proofErr w:type="spellStart"/>
-      <w:r>
-        <w:rPr>
-          <w:color w:val="000000"/>
-        </w:rPr>
-        <w:t>DyFlow</w:t>
-      </w:r>
-      <w:proofErr w:type="spellEnd"/>
-      <w:r>
-        <w:rPr>
-          <w:color w:val="000000"/>
-        </w:rPr>
-        <w:t xml:space="preserve">-T outperforms all four baselines across all benchmarks. </w:t>
-      </w:r>
-      <w:proofErr w:type="spellStart"/>
-      <w:r>
-        <w:rPr>
-          <w:color w:val="000000"/>
-        </w:rPr>
-        <w:t>ReAct</w:t>
-      </w:r>
-      <w:proofErr w:type="spellEnd"/>
-      <w:r>
-        <w:rPr>
-          <w:color w:val="000000"/>
-        </w:rPr>
-        <w:t xml:space="preserve"> achieves the highest baseline GAIA accuracy (28.5%) due to reasoning-action </w:t>
-      </w:r>
-      <w:r>
-        <w:rPr>
-          <w:color w:val="000000"/>
-        </w:rPr>
-        <w:t>interleaving but</w:t>
-      </w:r>
-      <w:r>
-        <w:rPr>
-          <w:color w:val="000000"/>
-        </w:rPr>
-        <w:t xml:space="preserve"> falls on </w:t>
-      </w:r>
-      <w:proofErr w:type="spellStart"/>
-      <w:r>
-        <w:rPr>
-          <w:color w:val="000000"/>
         </w:rPr>
         <w:t>LiveNewsBench</w:t>
       </w:r>
       <w:proofErr w:type="spellEnd"/>
-      <w:r>
-        <w:rPr>
-          <w:color w:val="000000"/>
-        </w:rPr>
-        <w:t xml:space="preserve"> (21.3%) where simulated tool outputs cannot substitute for real news retrieval. </w:t>
-      </w:r>
-      <w:proofErr w:type="spellStart"/>
-      <w:r>
-        <w:rPr>
-          <w:color w:val="000000"/>
-        </w:rPr>
-        <w:t>DyFlow</w:t>
-      </w:r>
-      <w:proofErr w:type="spellEnd"/>
-      <w:r>
-        <w:rPr>
-          <w:color w:val="000000"/>
-        </w:rPr>
-        <w:t xml:space="preserve"> itself achieves the lowest </w:t>
-      </w:r>
-      <w:proofErr w:type="spellStart"/>
-      <w:r>
-        <w:rPr>
-          <w:color w:val="000000"/>
-        </w:rPr>
-        <w:t>LiveNewsBench</w:t>
-      </w:r>
-      <w:proofErr w:type="spellEnd"/>
-      <w:r>
-        <w:rPr>
-          <w:color w:val="000000"/>
-        </w:rPr>
-        <w:t xml:space="preserve"> accuracy (11.7%), confirming that zero parametric knowledge of post-training events is the structural bottleneck that only real retrieval can overcome.</w:t>
-      </w:r>
-    </w:p>
-    <w:p>
-      <w:pPr>
-        <w:spacing w:before="140" w:after="60"/>
-      </w:pPr>
-      <w:r>
-        <w:rPr>
-          <w:b/>
-          <w:bCs/>
-          <w:i/>
-          <w:iCs/>
-          <w:color w:val="000000"/>
-        </w:rPr>
-        <w:t xml:space="preserve">C. Match-Type Breakdown — </w:t>
-      </w:r>
-      <w:proofErr w:type="spellStart"/>
-      <w:r>
-        <w:rPr>
-          <w:b/>
-          <w:bCs/>
-          <w:i/>
-          <w:iCs/>
-          <w:color w:val="000000"/>
-        </w:rPr>
-        <w:t>LiveNewsBench</w:t>
-      </w:r>
-      <w:proofErr w:type="spellEnd"/>
-    </w:p>
-    <w:p>
-      <w:pPr>
-        <w:spacing w:before="60" w:after="80"/>
-        <w:jc w:val="center"/>
-        <w:rPr>
-          <w:sz w:val="16"/>
-          <w:szCs w:val="16"/>
-        </w:rPr>
-      </w:pPr>
-      <w:r>
-        <w:rPr>
-          <w:b/>
-          <w:bCs/>
-          <w:color w:val="000000"/>
-          <w:sz w:val="16"/>
-          <w:szCs w:val="16"/>
-        </w:rPr>
-        <w:t xml:space="preserve">TABLE IV: Match-Type </w:t>
-      </w:r>
-      <w:proofErr w:type="spellStart"/>
-      <w:r>
-        <w:rPr>
-          <w:b/>
-          <w:bCs/>
-          <w:color w:val="000000"/>
-          <w:sz w:val="16"/>
-          <w:szCs w:val="16"/>
-        </w:rPr>
-        <w:t>LiveNewsBench</w:t>
-      </w:r>
-      <w:proofErr w:type="spellEnd"/>
-      <w:r>
-        <w:rPr>
-          <w:b/>
-          <w:bCs/>
-          <w:color w:val="000000"/>
-          <w:sz w:val="16"/>
-          <w:szCs w:val="16"/>
-        </w:rPr>
-        <w:t>, Gemini 2.5 Flash (n=171)</w:t>
-      </w:r>
     </w:p>
     <w:tbl>
       <w:tblPr>
@@ -13278,6 +10548,68 @@
     <w:p>
       <w:pPr>
         <w:spacing w:before="60"/>
+        <w:jc w:val="center"/>
+        <w:rPr>
+          <w:sz w:val="16"/>
+          <w:szCs w:val="16"/>
+        </w:rPr>
+      </w:pPr>
+      <w:r>
+        <w:rPr>
+          <w:b/>
+          <w:bCs/>
+          <w:sz w:val="16"/>
+          <w:szCs w:val="16"/>
+        </w:rPr>
+        <w:t xml:space="preserve">TABLE </w:t>
+      </w:r>
+      <w:r>
+        <w:rPr>
+          <w:b/>
+          <w:bCs/>
+          <w:sz w:val="16"/>
+          <w:szCs w:val="16"/>
+        </w:rPr>
+        <w:t>3</w:t>
+      </w:r>
+      <w:r>
+        <w:rPr>
+          <w:b/>
+          <w:bCs/>
+          <w:sz w:val="16"/>
+          <w:szCs w:val="16"/>
+        </w:rPr>
+        <w:t xml:space="preserve">: Match-Type </w:t>
+      </w:r>
+      <w:proofErr w:type="spellStart"/>
+      <w:r>
+        <w:rPr>
+          <w:b/>
+          <w:bCs/>
+          <w:sz w:val="16"/>
+          <w:szCs w:val="16"/>
+        </w:rPr>
+        <w:t>LiveNewsBench</w:t>
+      </w:r>
+      <w:proofErr w:type="spellEnd"/>
+      <w:r>
+        <w:rPr>
+          <w:b/>
+          <w:bCs/>
+          <w:sz w:val="16"/>
+          <w:szCs w:val="16"/>
+        </w:rPr>
+        <w:t>, Gemini 2.5 Flash (n=171)</w:t>
+      </w:r>
+    </w:p>
+    <w:p>
+      <w:pPr>
+        <w:spacing w:after="60"/>
+        <w:ind w:firstLine="180"/>
+        <w:jc w:val="both"/>
+        <w:rPr>
+          <w:color w:val="000000"/>
+        </w:rPr>
       </w:pPr>
     </w:p>
     <w:p>
@@ -13410,6 +10742,7 @@
           <w:bCs/>
           <w:color w:val="000000"/>
         </w:rPr>
+        <w:lastRenderedPageBreak/>
         <w:t xml:space="preserve">Finding 3 — Tools benefit smaller models disproportionately: </w:t>
       </w:r>
       <w:proofErr w:type="spellStart"/>
@@ -13493,21 +10826,7 @@
         <w:rPr>
           <w:color w:val="000000"/>
         </w:rPr>
-        <w:t xml:space="preserve"> dynamic workflow framework. By integrating real SQLite execution via </w:t>
-      </w:r>
-      <w:proofErr w:type="spellStart"/>
-      <w:r>
-        <w:rPr>
-          <w:color w:val="000000"/>
-        </w:rPr>
-        <w:t>SQLAlchemy</w:t>
-      </w:r>
-      <w:proofErr w:type="spellEnd"/>
-      <w:r>
-        <w:rPr>
-          <w:color w:val="000000"/>
-        </w:rPr>
-        <w:t xml:space="preserve"> and live web search via the </w:t>
+        <w:t xml:space="preserve"> dynamic workflow framework. By integrating real live web search via the </w:t>
       </w:r>
       <w:proofErr w:type="spellStart"/>
       <w:r>
@@ -13548,7 +10867,25 @@
         <w:rPr>
           <w:color w:val="000000"/>
         </w:rPr>
-        <w:t xml:space="preserve">Controlled experiments across GAIA (+26.8pp), </w:t>
+        <w:t>Controlled experiments across GAIA (+26.8</w:t>
+      </w:r>
+      <w:r>
+        <w:rPr>
+          <w:color w:val="000000"/>
+        </w:rPr>
+        <w:t>%</w:t>
+      </w:r>
+      <w:r>
+        <w:rPr>
+          <w:color w:val="000000"/>
+        </w:rPr>
+        <w:t>)</w:t>
+      </w:r>
+      <w:r>
+        <w:rPr>
+          <w:color w:val="000000"/>
+        </w:rPr>
+        <w:t xml:space="preserve"> and </w:t>
       </w:r>
       <w:proofErr w:type="spellStart"/>
       <w:r>
@@ -13562,7 +10899,19 @@
         <w:rPr>
           <w:color w:val="000000"/>
         </w:rPr>
-        <w:t xml:space="preserve"> (+30.4pp), and BIRD (+29.3pp) demonstrate consistent large accuracy gains with tool availability as the sole variable. The BIRD result confirms that execution grounding is essential for real-world structured data tasks regardless of query difficulty. The </w:t>
+        <w:t xml:space="preserve"> (+30.4</w:t>
+      </w:r>
+      <w:r>
+        <w:rPr>
+          <w:color w:val="000000"/>
+        </w:rPr>
+        <w:t>%</w:t>
+      </w:r>
+      <w:r>
+        <w:rPr>
+          <w:color w:val="000000"/>
+        </w:rPr>
+        <w:t xml:space="preserve">) demonstrate consistent large accuracy gains with tool availability as the sole variable. The </w:t>
       </w:r>
       <w:proofErr w:type="spellStart"/>
       <w:r>
@@ -13603,7 +10952,7 @@
         <w:rPr>
           <w:color w:val="000000"/>
         </w:rPr>
-        <w:t xml:space="preserve">-T with multimodal retrieval, code execution environments, and confidence-calibrated TOOL_REVIEW retry logic. Evaluation on the full BIRD development split and GAIA test set will establish robust cross-domain benchmarks. Investigation of multi-turn tool use via chained web retrieval and integration of the </w:t>
+        <w:t xml:space="preserve">-T with multimodal retrieval, code execution environments, and confidence-calibrated TOOL_REVIEW retry logic. Evaluation on the GAIA test set will establish robust cross-domain benchmarks. Investigation of multi-turn tool use via chained web retrieval and integration of the </w:t>
       </w:r>
       <w:proofErr w:type="spellStart"/>
       <w:r>
@@ -13631,14 +10980,7 @@
         <w:rPr>
           <w:color w:val="000000"/>
         </w:rPr>
-        <w:t xml:space="preserve"> mechanism for follow-up </w:t>
-      </w:r>
-      <w:r>
-        <w:rPr>
-          <w:color w:val="000000"/>
-        </w:rPr>
-        <w:lastRenderedPageBreak/>
-        <w:t>queries represent natural next steps toward a fully grounded dynamic workflow agent.</w:t>
+        <w:t xml:space="preserve"> mechanism for follow-up queries represent natural next steps toward a fully grounded dynamic workflow agent.</w:t>
       </w:r>
     </w:p>
     <w:p>
@@ -13659,106 +11001,137 @@
       <w:pPr>
         <w:spacing w:after="60"/>
         <w:ind w:left="360" w:hanging="360"/>
-      </w:pPr>
-      <w:r>
         <w:rPr>
           <w:sz w:val="18"/>
           <w:szCs w:val="18"/>
         </w:rPr>
-        <w:t>[1] S. Yao, J. Zhao, D. Yu, N. Du, I. Shafran, K. Narasimhan, and Y. Cao, "</w:t>
-      </w:r>
-      <w:proofErr w:type="spellStart"/>
+      </w:pPr>
       <w:r>
         <w:rPr>
           <w:sz w:val="18"/>
           <w:szCs w:val="18"/>
         </w:rPr>
-        <w:t>ReAct</w:t>
-      </w:r>
-      <w:proofErr w:type="spellEnd"/>
+        <w:t xml:space="preserve">[1] J. </w:t>
+      </w:r>
+      <w:proofErr w:type="spellStart"/>
       <w:r>
         <w:rPr>
           <w:sz w:val="18"/>
           <w:szCs w:val="18"/>
         </w:rPr>
-        <w:t>: Synergizing Reasoning and Acting in Language Models," in Proc. ICLR, 2023.</w:t>
+        <w:t>Achiam</w:t>
+      </w:r>
+      <w:proofErr w:type="spellEnd"/>
+      <w:r>
+        <w:rPr>
+          <w:sz w:val="18"/>
+          <w:szCs w:val="18"/>
+        </w:rPr>
+        <w:t xml:space="preserve"> et al., "GPT-4 Technical Report," </w:t>
+      </w:r>
+      <w:proofErr w:type="spellStart"/>
+      <w:r>
+        <w:rPr>
+          <w:i/>
+          <w:iCs/>
+          <w:sz w:val="18"/>
+          <w:szCs w:val="18"/>
+        </w:rPr>
+        <w:t>arXiv</w:t>
+      </w:r>
+      <w:proofErr w:type="spellEnd"/>
+      <w:r>
+        <w:rPr>
+          <w:i/>
+          <w:iCs/>
+          <w:sz w:val="18"/>
+          <w:szCs w:val="18"/>
+        </w:rPr>
+        <w:t xml:space="preserve"> preprint arXiv:2303.08774</w:t>
+      </w:r>
+      <w:r>
+        <w:rPr>
+          <w:sz w:val="18"/>
+          <w:szCs w:val="18"/>
+        </w:rPr>
+        <w:t>, 2023.</w:t>
       </w:r>
     </w:p>
     <w:p>
       <w:pPr>
         <w:spacing w:after="60"/>
         <w:ind w:left="360" w:hanging="360"/>
-      </w:pPr>
-      <w:r>
         <w:rPr>
           <w:sz w:val="18"/>
           <w:szCs w:val="18"/>
         </w:rPr>
-        <w:t xml:space="preserve">[2] T. Schick, J. Dwivedi-Yu, R. </w:t>
-      </w:r>
-      <w:proofErr w:type="spellStart"/>
+      </w:pPr>
       <w:r>
         <w:rPr>
           <w:sz w:val="18"/>
           <w:szCs w:val="18"/>
         </w:rPr>
-        <w:t>Dessì</w:t>
-      </w:r>
-      <w:proofErr w:type="spellEnd"/>
+        <w:t>[2] Q. Wu et al., "</w:t>
+      </w:r>
+      <w:proofErr w:type="spellStart"/>
       <w:r>
         <w:rPr>
           <w:sz w:val="18"/>
           <w:szCs w:val="18"/>
         </w:rPr>
-        <w:t xml:space="preserve">, R. Raileanu, M. Lomeli, L. Zettlemoyer, N. </w:t>
-      </w:r>
-      <w:proofErr w:type="spellStart"/>
+        <w:t>AutoGen</w:t>
+      </w:r>
+      <w:proofErr w:type="spellEnd"/>
       <w:r>
         <w:rPr>
           <w:sz w:val="18"/>
           <w:szCs w:val="18"/>
         </w:rPr>
-        <w:t>Cancedda</w:t>
-      </w:r>
-      <w:proofErr w:type="spellEnd"/>
-      <w:r>
-        <w:rPr>
+        <w:t xml:space="preserve">: Enabling Next-Gen LLM Applications via Multi-Agent Conversation," </w:t>
+      </w:r>
+      <w:proofErr w:type="spellStart"/>
+      <w:r>
+        <w:rPr>
+          <w:i/>
+          <w:iCs/>
           <w:sz w:val="18"/>
           <w:szCs w:val="18"/>
         </w:rPr>
-        <w:t xml:space="preserve">, and T. </w:t>
-      </w:r>
-      <w:proofErr w:type="spellStart"/>
-      <w:r>
-        <w:rPr>
+        <w:t>arXiv</w:t>
+      </w:r>
+      <w:proofErr w:type="spellEnd"/>
+      <w:r>
+        <w:rPr>
+          <w:i/>
+          <w:iCs/>
           <w:sz w:val="18"/>
           <w:szCs w:val="18"/>
         </w:rPr>
-        <w:t>Scialom</w:t>
-      </w:r>
-      <w:proofErr w:type="spellEnd"/>
+        <w:t xml:space="preserve"> preprint arXiv:2308.08155</w:t>
+      </w:r>
       <w:r>
         <w:rPr>
           <w:sz w:val="18"/>
           <w:szCs w:val="18"/>
         </w:rPr>
-        <w:t>, "</w:t>
-      </w:r>
-      <w:proofErr w:type="spellStart"/>
-      <w:r>
+        <w:t>, 2023.</w:t>
+      </w:r>
+    </w:p>
+    <w:p>
+      <w:pPr>
+        <w:spacing w:after="60"/>
+        <w:ind w:left="360" w:hanging="360"/>
         <w:rPr>
           <w:sz w:val="18"/>
           <w:szCs w:val="18"/>
         </w:rPr>
-        <w:t>Toolformer</w:t>
-      </w:r>
-      <w:proofErr w:type="spellEnd"/>
+      </w:pPr>
       <w:r>
         <w:rPr>
           <w:sz w:val="18"/>
           <w:szCs w:val="18"/>
         </w:rPr>
-        <w:t xml:space="preserve">: Language Models Can Teach Themselves to Use Tools," in Proc. </w:t>
+        <w:t>[3] S. Hong et al., "</w:t>
       </w:r>
       <w:proofErr w:type="spellStart"/>
       <w:r>
@@ -13766,7 +11139,7 @@
           <w:sz w:val="18"/>
           <w:szCs w:val="18"/>
         </w:rPr>
-        <w:t>NeurIPS</w:t>
+        <w:t>MetaGPT</w:t>
       </w:r>
       <w:proofErr w:type="spellEnd"/>
       <w:r>
@@ -13774,6 +11147,33 @@
           <w:sz w:val="18"/>
           <w:szCs w:val="18"/>
         </w:rPr>
+        <w:t xml:space="preserve">: Meta Programming for Multi-Agent Collaborative Framework," </w:t>
+      </w:r>
+      <w:proofErr w:type="spellStart"/>
+      <w:r>
+        <w:rPr>
+          <w:i/>
+          <w:iCs/>
+          <w:sz w:val="18"/>
+          <w:szCs w:val="18"/>
+        </w:rPr>
+        <w:t>arXiv</w:t>
+      </w:r>
+      <w:proofErr w:type="spellEnd"/>
+      <w:r>
+        <w:rPr>
+          <w:i/>
+          <w:iCs/>
+          <w:sz w:val="18"/>
+          <w:szCs w:val="18"/>
+        </w:rPr>
+        <w:t xml:space="preserve"> preprint arXiv:2308.00352</w:t>
+      </w:r>
+      <w:r>
+        <w:rPr>
+          <w:sz w:val="18"/>
+          <w:szCs w:val="18"/>
+        </w:rPr>
         <w:t>, 2023.</w:t>
       </w:r>
     </w:p>
@@ -13781,264 +11181,888 @@
       <w:pPr>
         <w:spacing w:after="60"/>
         <w:ind w:left="360" w:hanging="360"/>
-      </w:pPr>
-      <w:r>
         <w:rPr>
           <w:sz w:val="18"/>
           <w:szCs w:val="18"/>
         </w:rPr>
-        <w:t>[3] Z. Chen, J. Zhao, X. Liu, et al., "</w:t>
-      </w:r>
-      <w:proofErr w:type="spellStart"/>
+      </w:pPr>
       <w:r>
         <w:rPr>
           <w:sz w:val="18"/>
           <w:szCs w:val="18"/>
         </w:rPr>
-        <w:t>AFlow</w:t>
-      </w:r>
-      <w:proofErr w:type="spellEnd"/>
+        <w:t>[4] S. Yao et al., "</w:t>
+      </w:r>
+      <w:proofErr w:type="spellStart"/>
       <w:r>
         <w:rPr>
           <w:sz w:val="18"/>
           <w:szCs w:val="18"/>
         </w:rPr>
-        <w:t>: Automating Agentic Workflow Generation," arXiv:2410.10762, 2024.</w:t>
+        <w:t>ReAct</w:t>
+      </w:r>
+      <w:proofErr w:type="spellEnd"/>
+      <w:r>
+        <w:rPr>
+          <w:sz w:val="18"/>
+          <w:szCs w:val="18"/>
+        </w:rPr>
+        <w:t xml:space="preserve">: Synergizing Reasoning and Acting in Language Models," in </w:t>
+      </w:r>
+      <w:r>
+        <w:rPr>
+          <w:i/>
+          <w:iCs/>
+          <w:sz w:val="18"/>
+          <w:szCs w:val="18"/>
+        </w:rPr>
+        <w:t>Proc. ICLR</w:t>
+      </w:r>
+      <w:r>
+        <w:rPr>
+          <w:sz w:val="18"/>
+          <w:szCs w:val="18"/>
+        </w:rPr>
+        <w:t>, 2023.</w:t>
       </w:r>
     </w:p>
     <w:p>
       <w:pPr>
         <w:spacing w:after="60"/>
         <w:ind w:left="360" w:hanging="360"/>
-      </w:pPr>
-      <w:r>
         <w:rPr>
           <w:sz w:val="18"/>
           <w:szCs w:val="18"/>
         </w:rPr>
-        <w:t>[4] S. Hong, X. Zheng, J. Chen, Y. Cheng, J. Wang, C. Zhang, Z. Wang, et al., "</w:t>
-      </w:r>
-      <w:proofErr w:type="spellStart"/>
+      </w:pPr>
       <w:r>
         <w:rPr>
           <w:sz w:val="18"/>
           <w:szCs w:val="18"/>
         </w:rPr>
-        <w:t>MetaGPT</w:t>
-      </w:r>
-      <w:proofErr w:type="spellEnd"/>
+        <w:t>[5] T. Schick et al., "</w:t>
+      </w:r>
+      <w:proofErr w:type="spellStart"/>
       <w:r>
         <w:rPr>
           <w:sz w:val="18"/>
           <w:szCs w:val="18"/>
         </w:rPr>
-        <w:t>: Meta Programming for Multi-Agent Collaborative Framework," arXiv:2308.00352, 2023.</w:t>
+        <w:t>Toolformer</w:t>
+      </w:r>
+      <w:proofErr w:type="spellEnd"/>
+      <w:r>
+        <w:rPr>
+          <w:sz w:val="18"/>
+          <w:szCs w:val="18"/>
+        </w:rPr>
+        <w:t xml:space="preserve">: Language Models Can Teach Themselves to Use Tools," in </w:t>
+      </w:r>
+      <w:r>
+        <w:rPr>
+          <w:i/>
+          <w:iCs/>
+          <w:sz w:val="18"/>
+          <w:szCs w:val="18"/>
+        </w:rPr>
+        <w:t xml:space="preserve">Proc. </w:t>
+      </w:r>
+      <w:proofErr w:type="spellStart"/>
+      <w:r>
+        <w:rPr>
+          <w:i/>
+          <w:iCs/>
+          <w:sz w:val="18"/>
+          <w:szCs w:val="18"/>
+        </w:rPr>
+        <w:t>NeurIPS</w:t>
+      </w:r>
+      <w:proofErr w:type="spellEnd"/>
+      <w:r>
+        <w:rPr>
+          <w:sz w:val="18"/>
+          <w:szCs w:val="18"/>
+        </w:rPr>
+        <w:t>, 2023.</w:t>
       </w:r>
     </w:p>
     <w:p>
       <w:pPr>
         <w:spacing w:after="60"/>
         <w:ind w:left="360" w:hanging="360"/>
-      </w:pPr>
-      <w:r>
         <w:rPr>
           <w:sz w:val="18"/>
           <w:szCs w:val="18"/>
         </w:rPr>
-        <w:t>[5] Q. Wu, G. Bansal, J. Zhang, Y. Wu, B. Li, E. Zhu, L. Jiang, et al., "</w:t>
-      </w:r>
-      <w:proofErr w:type="spellStart"/>
+      </w:pPr>
       <w:r>
         <w:rPr>
           <w:sz w:val="18"/>
           <w:szCs w:val="18"/>
         </w:rPr>
-        <w:t>AutoGen</w:t>
-      </w:r>
-      <w:proofErr w:type="spellEnd"/>
+        <w:t>[6] Y. Wang et al., "</w:t>
+      </w:r>
+      <w:proofErr w:type="spellStart"/>
       <w:r>
         <w:rPr>
           <w:sz w:val="18"/>
           <w:szCs w:val="18"/>
         </w:rPr>
-        <w:t>: Enabling Next-Gen LLM Applications via Multi-Agent Conversation," arXiv:2308.08155, 2023.</w:t>
+        <w:t>DyFlow</w:t>
+      </w:r>
+      <w:proofErr w:type="spellEnd"/>
+      <w:r>
+        <w:rPr>
+          <w:sz w:val="18"/>
+          <w:szCs w:val="18"/>
+        </w:rPr>
+        <w:t xml:space="preserve">: Dynamic Workflow Framework for Agentic Reasoning," in </w:t>
+      </w:r>
+      <w:r>
+        <w:rPr>
+          <w:i/>
+          <w:iCs/>
+          <w:sz w:val="18"/>
+          <w:szCs w:val="18"/>
+        </w:rPr>
+        <w:t xml:space="preserve">Proc. </w:t>
+      </w:r>
+      <w:proofErr w:type="spellStart"/>
+      <w:r>
+        <w:rPr>
+          <w:i/>
+          <w:iCs/>
+          <w:sz w:val="18"/>
+          <w:szCs w:val="18"/>
+        </w:rPr>
+        <w:t>NeurIPS</w:t>
+      </w:r>
+      <w:proofErr w:type="spellEnd"/>
+      <w:r>
+        <w:rPr>
+          <w:sz w:val="18"/>
+          <w:szCs w:val="18"/>
+        </w:rPr>
+        <w:t>, 2025.</w:t>
       </w:r>
     </w:p>
     <w:p>
       <w:pPr>
         <w:spacing w:after="60"/>
         <w:ind w:left="360" w:hanging="360"/>
-      </w:pPr>
-      <w:r>
         <w:rPr>
           <w:sz w:val="18"/>
           <w:szCs w:val="18"/>
         </w:rPr>
-        <w:t>[6] Y. Wang, Z. Xu, Y. Huang, X. Wang, Z. Song, L. Gao, C. Wang, X. Tang, Y. Zhao, A. Cohan, and X. Zhang, "</w:t>
-      </w:r>
-      <w:proofErr w:type="spellStart"/>
+      </w:pPr>
       <w:r>
         <w:rPr>
           <w:sz w:val="18"/>
           <w:szCs w:val="18"/>
         </w:rPr>
-        <w:t>DyFlow</w:t>
-      </w:r>
-      <w:proofErr w:type="spellEnd"/>
+        <w:t>[7] Z. Chen et al., "</w:t>
+      </w:r>
+      <w:proofErr w:type="spellStart"/>
       <w:r>
         <w:rPr>
           <w:sz w:val="18"/>
           <w:szCs w:val="18"/>
         </w:rPr>
-        <w:t xml:space="preserve">: Dynamic Workflow Framework for Agentic Reasoning," in Proc. </w:t>
-      </w:r>
-      <w:proofErr w:type="spellStart"/>
+        <w:t>AFlow</w:t>
+      </w:r>
+      <w:proofErr w:type="spellEnd"/>
       <w:r>
         <w:rPr>
           <w:sz w:val="18"/>
           <w:szCs w:val="18"/>
         </w:rPr>
-        <w:t>NeurIPS</w:t>
-      </w:r>
-      <w:proofErr w:type="spellEnd"/>
-      <w:r>
-        <w:rPr>
+        <w:t xml:space="preserve">: Automating Agentic Workflow Generation," </w:t>
+      </w:r>
+      <w:proofErr w:type="spellStart"/>
+      <w:r>
+        <w:rPr>
+          <w:i/>
+          <w:iCs/>
           <w:sz w:val="18"/>
           <w:szCs w:val="18"/>
         </w:rPr>
-        <w:t>, 2025.</w:t>
+        <w:t>arXiv</w:t>
+      </w:r>
+      <w:proofErr w:type="spellEnd"/>
+      <w:r>
+        <w:rPr>
+          <w:i/>
+          <w:iCs/>
+          <w:sz w:val="18"/>
+          <w:szCs w:val="18"/>
+        </w:rPr>
+        <w:t xml:space="preserve"> preprint arXiv:2410.10762</w:t>
+      </w:r>
+      <w:r>
+        <w:rPr>
+          <w:sz w:val="18"/>
+          <w:szCs w:val="18"/>
+        </w:rPr>
+        <w:t>, 2024.</w:t>
       </w:r>
     </w:p>
     <w:p>
       <w:pPr>
         <w:spacing w:after="60"/>
         <w:ind w:left="360" w:hanging="360"/>
-      </w:pPr>
-      <w:r>
         <w:rPr>
           <w:sz w:val="18"/>
           <w:szCs w:val="18"/>
         </w:rPr>
-        <w:t>[7] T. Yu, R. Zhang, K. Yang, M. Yasunaga, D. Wang, Z. Li, J. Ma, et al., "Spider: A Large-Scale Human-Labeled Dataset for Complex and Cross-Domain Semantic Parsing and Text-to-SQL Task," in Proc. EMNLP, 2018.</w:t>
+      </w:pPr>
+      <w:r>
+        <w:rPr>
+          <w:sz w:val="18"/>
+          <w:szCs w:val="18"/>
+        </w:rPr>
+        <w:t xml:space="preserve">[8] S. Hu, C. Lu, and J. Clune, "Automated Design of Agentic Systems," </w:t>
+      </w:r>
+      <w:proofErr w:type="spellStart"/>
+      <w:r>
+        <w:rPr>
+          <w:i/>
+          <w:iCs/>
+          <w:sz w:val="18"/>
+          <w:szCs w:val="18"/>
+        </w:rPr>
+        <w:t>arXiv</w:t>
+      </w:r>
+      <w:proofErr w:type="spellEnd"/>
+      <w:r>
+        <w:rPr>
+          <w:i/>
+          <w:iCs/>
+          <w:sz w:val="18"/>
+          <w:szCs w:val="18"/>
+        </w:rPr>
+        <w:t xml:space="preserve"> preprint arXiv:2408.08435</w:t>
+      </w:r>
+      <w:r>
+        <w:rPr>
+          <w:sz w:val="18"/>
+          <w:szCs w:val="18"/>
+        </w:rPr>
+        <w:t>, 2024.</w:t>
       </w:r>
     </w:p>
     <w:p>
       <w:pPr>
         <w:spacing w:after="60"/>
         <w:ind w:left="360" w:hanging="360"/>
-      </w:pPr>
-      <w:r>
         <w:rPr>
           <w:sz w:val="18"/>
           <w:szCs w:val="18"/>
         </w:rPr>
-        <w:t xml:space="preserve">[8] J. Li, B. Hui, G. Qu, J. Yang, B. Li, et al., "BIRD: A Big Bench for Large-Scale Database Grounded Text-to-SQL," in Proc. </w:t>
-      </w:r>
-      <w:proofErr w:type="spellStart"/>
+      </w:pPr>
       <w:r>
         <w:rPr>
           <w:sz w:val="18"/>
           <w:szCs w:val="18"/>
         </w:rPr>
-        <w:t>NeurIPS</w:t>
-      </w:r>
-      <w:proofErr w:type="spellEnd"/>
+        <w:t xml:space="preserve">[9] G. Zhang et al., "Multi-Agent Architecture Search via Agentic </w:t>
+      </w:r>
+      <w:proofErr w:type="spellStart"/>
       <w:r>
         <w:rPr>
           <w:sz w:val="18"/>
           <w:szCs w:val="18"/>
         </w:rPr>
-        <w:t>, 2024.</w:t>
+        <w:t>Supernet</w:t>
+      </w:r>
+      <w:proofErr w:type="spellEnd"/>
+      <w:r>
+        <w:rPr>
+          <w:sz w:val="18"/>
+          <w:szCs w:val="18"/>
+        </w:rPr>
+        <w:t xml:space="preserve">," </w:t>
+      </w:r>
+      <w:proofErr w:type="spellStart"/>
+      <w:r>
+        <w:rPr>
+          <w:i/>
+          <w:iCs/>
+          <w:sz w:val="18"/>
+          <w:szCs w:val="18"/>
+        </w:rPr>
+        <w:t>arXiv</w:t>
+      </w:r>
+      <w:proofErr w:type="spellEnd"/>
+      <w:r>
+        <w:rPr>
+          <w:i/>
+          <w:iCs/>
+          <w:sz w:val="18"/>
+          <w:szCs w:val="18"/>
+        </w:rPr>
+        <w:t xml:space="preserve"> preprint arXiv:2502.04180</w:t>
+      </w:r>
+      <w:r>
+        <w:rPr>
+          <w:sz w:val="18"/>
+          <w:szCs w:val="18"/>
+        </w:rPr>
+        <w:t>, 2025.</w:t>
       </w:r>
     </w:p>
     <w:p>
       <w:pPr>
         <w:spacing w:after="60"/>
         <w:ind w:left="360" w:hanging="360"/>
-      </w:pPr>
-      <w:r>
         <w:rPr>
           <w:sz w:val="18"/>
           <w:szCs w:val="18"/>
         </w:rPr>
-        <w:t xml:space="preserve">[9] G. </w:t>
-      </w:r>
-      <w:proofErr w:type="spellStart"/>
+      </w:pPr>
       <w:r>
         <w:rPr>
           <w:sz w:val="18"/>
           <w:szCs w:val="18"/>
         </w:rPr>
-        <w:t>Mialon</w:t>
-      </w:r>
-      <w:proofErr w:type="spellEnd"/>
-      <w:r>
-        <w:rPr>
+        <w:t xml:space="preserve">[10] Y. Du et al., "Improving Factuality and Reasoning in Language Models through Multiagent Debate," in </w:t>
+      </w:r>
+      <w:r>
+        <w:rPr>
+          <w:i/>
+          <w:iCs/>
           <w:sz w:val="18"/>
           <w:szCs w:val="18"/>
         </w:rPr>
-        <w:t xml:space="preserve">, C. </w:t>
-      </w:r>
-      <w:proofErr w:type="spellStart"/>
+        <w:t>Proc. ICML</w:t>
+      </w:r>
       <w:r>
         <w:rPr>
           <w:sz w:val="18"/>
           <w:szCs w:val="18"/>
         </w:rPr>
-        <w:t>Fourrier</w:t>
-      </w:r>
-      <w:proofErr w:type="spellEnd"/>
-      <w:r>
+        <w:t>, 2023.</w:t>
+      </w:r>
+    </w:p>
+    <w:p>
+      <w:pPr>
+        <w:spacing w:after="60"/>
+        <w:ind w:left="360" w:hanging="360"/>
         <w:rPr>
           <w:sz w:val="18"/>
           <w:szCs w:val="18"/>
         </w:rPr>
-        <w:t xml:space="preserve">, C. Swift, T. Wolf, Y. LeCun, and T. </w:t>
-      </w:r>
-      <w:proofErr w:type="spellStart"/>
+      </w:pPr>
       <w:r>
         <w:rPr>
           <w:sz w:val="18"/>
           <w:szCs w:val="18"/>
         </w:rPr>
-        <w:t>Scialom</w:t>
-      </w:r>
-      <w:proofErr w:type="spellEnd"/>
+        <w:t>[11] N. Shinn et al., "</w:t>
+      </w:r>
+      <w:proofErr w:type="spellStart"/>
       <w:r>
         <w:rPr>
           <w:sz w:val="18"/>
           <w:szCs w:val="18"/>
         </w:rPr>
-        <w:t>, "GAIA: A Benchmark for General AI Assistants," in Proc. ICLR, 2024.</w:t>
+        <w:t>Reflexion</w:t>
+      </w:r>
+      <w:proofErr w:type="spellEnd"/>
+      <w:r>
+        <w:rPr>
+          <w:sz w:val="18"/>
+          <w:szCs w:val="18"/>
+        </w:rPr>
+        <w:t xml:space="preserve">: Language Agents with Verbal Reinforcement Learning," in </w:t>
+      </w:r>
+      <w:r>
+        <w:rPr>
+          <w:i/>
+          <w:iCs/>
+          <w:sz w:val="18"/>
+          <w:szCs w:val="18"/>
+        </w:rPr>
+        <w:t xml:space="preserve">Proc. </w:t>
+      </w:r>
+      <w:proofErr w:type="spellStart"/>
+      <w:r>
+        <w:rPr>
+          <w:i/>
+          <w:iCs/>
+          <w:sz w:val="18"/>
+          <w:szCs w:val="18"/>
+        </w:rPr>
+        <w:t>NeurIPS</w:t>
+      </w:r>
+      <w:proofErr w:type="spellEnd"/>
+      <w:r>
+        <w:rPr>
+          <w:sz w:val="18"/>
+          <w:szCs w:val="18"/>
+        </w:rPr>
+        <w:t>, 2023.</w:t>
       </w:r>
     </w:p>
     <w:p>
       <w:pPr>
         <w:spacing w:after="60"/>
         <w:ind w:left="360" w:hanging="360"/>
-      </w:pPr>
-      <w:r>
         <w:rPr>
           <w:sz w:val="18"/>
           <w:szCs w:val="18"/>
         </w:rPr>
-        <w:t>[10] Y. Zhang, R. Cao, and J. Wei, "</w:t>
-      </w:r>
-      <w:proofErr w:type="spellStart"/>
+      </w:pPr>
       <w:r>
         <w:rPr>
           <w:sz w:val="18"/>
           <w:szCs w:val="18"/>
         </w:rPr>
-        <w:t>LiveNewsBench</w:t>
-      </w:r>
-      <w:proofErr w:type="spellEnd"/>
-      <w:r>
-        <w:rPr>
+        <w:t xml:space="preserve">[12] S. Yao et al., "Tree of Thoughts: Deliberate Problem Solving with Large Language Models," in </w:t>
+      </w:r>
+      <w:r>
+        <w:rPr>
+          <w:i/>
+          <w:iCs/>
           <w:sz w:val="18"/>
           <w:szCs w:val="18"/>
         </w:rPr>
-        <w:t>: Evaluating LLM Web Search Capabilities with Freshly Curated News," arXiv:2602.13543, 2025.</w:t>
+        <w:t xml:space="preserve">Proc. </w:t>
+      </w:r>
+      <w:proofErr w:type="spellStart"/>
+      <w:r>
+        <w:rPr>
+          <w:i/>
+          <w:iCs/>
+          <w:sz w:val="18"/>
+          <w:szCs w:val="18"/>
+        </w:rPr>
+        <w:t>NeurIPS</w:t>
+      </w:r>
+      <w:proofErr w:type="spellEnd"/>
+      <w:r>
+        <w:rPr>
+          <w:sz w:val="18"/>
+          <w:szCs w:val="18"/>
+        </w:rPr>
+        <w:t>, 2023.</w:t>
+      </w:r>
+    </w:p>
+    <w:p>
+      <w:pPr>
+        <w:spacing w:after="60"/>
+        <w:ind w:left="360" w:hanging="360"/>
+        <w:rPr>
+          <w:sz w:val="18"/>
+          <w:szCs w:val="18"/>
+        </w:rPr>
+      </w:pPr>
+      <w:r>
+        <w:rPr>
+          <w:sz w:val="18"/>
+          <w:szCs w:val="18"/>
+        </w:rPr>
+        <w:t>[13] O. Khattab et al., "</w:t>
+      </w:r>
+      <w:proofErr w:type="spellStart"/>
+      <w:r>
+        <w:rPr>
+          <w:sz w:val="18"/>
+          <w:szCs w:val="18"/>
+        </w:rPr>
+        <w:t>DSPy</w:t>
+      </w:r>
+      <w:proofErr w:type="spellEnd"/>
+      <w:r>
+        <w:rPr>
+          <w:sz w:val="18"/>
+          <w:szCs w:val="18"/>
+        </w:rPr>
+        <w:t xml:space="preserve">: Compiling Declarative Language Model Calls into Self-Improving Pipelines," </w:t>
+      </w:r>
+      <w:proofErr w:type="spellStart"/>
+      <w:r>
+        <w:rPr>
+          <w:i/>
+          <w:iCs/>
+          <w:sz w:val="18"/>
+          <w:szCs w:val="18"/>
+        </w:rPr>
+        <w:t>arXiv</w:t>
+      </w:r>
+      <w:proofErr w:type="spellEnd"/>
+      <w:r>
+        <w:rPr>
+          <w:i/>
+          <w:iCs/>
+          <w:sz w:val="18"/>
+          <w:szCs w:val="18"/>
+        </w:rPr>
+        <w:t xml:space="preserve"> preprint arXiv:2310.03714</w:t>
+      </w:r>
+      <w:r>
+        <w:rPr>
+          <w:sz w:val="18"/>
+          <w:szCs w:val="18"/>
+        </w:rPr>
+        <w:t>, 2023.</w:t>
+      </w:r>
+    </w:p>
+    <w:p>
+      <w:pPr>
+        <w:spacing w:after="60"/>
+        <w:ind w:left="360" w:hanging="360"/>
+        <w:rPr>
+          <w:sz w:val="18"/>
+          <w:szCs w:val="18"/>
+        </w:rPr>
+      </w:pPr>
+      <w:r>
+        <w:rPr>
+          <w:sz w:val="18"/>
+          <w:szCs w:val="18"/>
+        </w:rPr>
+        <w:t xml:space="preserve">[14] J. Wei et al., "Chain-of-Thought Prompting Elicits Reasoning in Large Language Models," in </w:t>
+      </w:r>
+      <w:r>
+        <w:rPr>
+          <w:i/>
+          <w:iCs/>
+          <w:sz w:val="18"/>
+          <w:szCs w:val="18"/>
+        </w:rPr>
+        <w:t xml:space="preserve">Proc. </w:t>
+      </w:r>
+      <w:proofErr w:type="spellStart"/>
+      <w:r>
+        <w:rPr>
+          <w:i/>
+          <w:iCs/>
+          <w:sz w:val="18"/>
+          <w:szCs w:val="18"/>
+        </w:rPr>
+        <w:t>NeurIPS</w:t>
+      </w:r>
+      <w:proofErr w:type="spellEnd"/>
+      <w:r>
+        <w:rPr>
+          <w:sz w:val="18"/>
+          <w:szCs w:val="18"/>
+        </w:rPr>
+        <w:t>, 2022.</w:t>
+      </w:r>
+    </w:p>
+    <w:p>
+      <w:pPr>
+        <w:spacing w:after="60"/>
+        <w:ind w:left="360" w:hanging="360"/>
+        <w:rPr>
+          <w:sz w:val="18"/>
+          <w:szCs w:val="18"/>
+        </w:rPr>
+      </w:pPr>
+      <w:r>
+        <w:rPr>
+          <w:sz w:val="18"/>
+          <w:szCs w:val="18"/>
+        </w:rPr>
+        <w:t xml:space="preserve">[15] X. Wang et al., "Self-Consistency Improves Chain of Thought Reasoning in Language Models," </w:t>
+      </w:r>
+      <w:proofErr w:type="spellStart"/>
+      <w:r>
+        <w:rPr>
+          <w:i/>
+          <w:iCs/>
+          <w:sz w:val="18"/>
+          <w:szCs w:val="18"/>
+        </w:rPr>
+        <w:t>arXiv</w:t>
+      </w:r>
+      <w:proofErr w:type="spellEnd"/>
+      <w:r>
+        <w:rPr>
+          <w:i/>
+          <w:iCs/>
+          <w:sz w:val="18"/>
+          <w:szCs w:val="18"/>
+        </w:rPr>
+        <w:t xml:space="preserve"> preprint arXiv:2203.11171</w:t>
+      </w:r>
+      <w:r>
+        <w:rPr>
+          <w:sz w:val="18"/>
+          <w:szCs w:val="18"/>
+        </w:rPr>
+        <w:t>, 2022.</w:t>
+      </w:r>
+    </w:p>
+    <w:p>
+      <w:pPr>
+        <w:spacing w:after="60"/>
+        <w:ind w:left="360" w:hanging="360"/>
+        <w:rPr>
+          <w:sz w:val="18"/>
+          <w:szCs w:val="18"/>
+        </w:rPr>
+      </w:pPr>
+      <w:r>
+        <w:rPr>
+          <w:sz w:val="18"/>
+          <w:szCs w:val="18"/>
+        </w:rPr>
+        <w:t xml:space="preserve">[16] A. Madaan et al., "Self-Refine: Iterative Refinement with Self-Feedback," in </w:t>
+      </w:r>
+      <w:r>
+        <w:rPr>
+          <w:i/>
+          <w:iCs/>
+          <w:sz w:val="18"/>
+          <w:szCs w:val="18"/>
+        </w:rPr>
+        <w:t xml:space="preserve">Proc. </w:t>
+      </w:r>
+      <w:proofErr w:type="spellStart"/>
+      <w:r>
+        <w:rPr>
+          <w:i/>
+          <w:iCs/>
+          <w:sz w:val="18"/>
+          <w:szCs w:val="18"/>
+        </w:rPr>
+        <w:t>NeurIPS</w:t>
+      </w:r>
+      <w:proofErr w:type="spellEnd"/>
+      <w:r>
+        <w:rPr>
+          <w:sz w:val="18"/>
+          <w:szCs w:val="18"/>
+        </w:rPr>
+        <w:t>, 2023.</w:t>
+      </w:r>
+    </w:p>
+    <w:p>
+      <w:pPr>
+        <w:spacing w:after="60"/>
+        <w:ind w:left="360" w:hanging="360"/>
+        <w:rPr>
+          <w:sz w:val="18"/>
+          <w:szCs w:val="18"/>
+        </w:rPr>
+      </w:pPr>
+      <w:r>
+        <w:rPr>
+          <w:sz w:val="18"/>
+          <w:szCs w:val="18"/>
+        </w:rPr>
+        <w:t xml:space="preserve">[17] J. Li et al., "BIRD: A Big Bench for Large-Scale Database Grounded Text-to-SQL," in </w:t>
+      </w:r>
+      <w:r>
+        <w:rPr>
+          <w:i/>
+          <w:iCs/>
+          <w:sz w:val="18"/>
+          <w:szCs w:val="18"/>
+        </w:rPr>
+        <w:t xml:space="preserve">Proc. </w:t>
+      </w:r>
+      <w:proofErr w:type="spellStart"/>
+      <w:r>
+        <w:rPr>
+          <w:i/>
+          <w:iCs/>
+          <w:sz w:val="18"/>
+          <w:szCs w:val="18"/>
+        </w:rPr>
+        <w:t>NeurIPS</w:t>
+      </w:r>
+      <w:proofErr w:type="spellEnd"/>
+      <w:r>
+        <w:rPr>
+          <w:sz w:val="18"/>
+          <w:szCs w:val="18"/>
+        </w:rPr>
+        <w:t>, 2024.</w:t>
+      </w:r>
+    </w:p>
+    <w:p>
+      <w:pPr>
+        <w:spacing w:after="60"/>
+        <w:ind w:left="360" w:hanging="360"/>
+        <w:rPr>
+          <w:sz w:val="18"/>
+          <w:szCs w:val="18"/>
+        </w:rPr>
+      </w:pPr>
+      <w:r>
+        <w:rPr>
+          <w:sz w:val="18"/>
+          <w:szCs w:val="18"/>
+        </w:rPr>
+        <w:t xml:space="preserve">[18] G. </w:t>
+      </w:r>
+      <w:proofErr w:type="spellStart"/>
+      <w:r>
+        <w:rPr>
+          <w:sz w:val="18"/>
+          <w:szCs w:val="18"/>
+        </w:rPr>
+        <w:t>Mialon</w:t>
+      </w:r>
+      <w:proofErr w:type="spellEnd"/>
+      <w:r>
+        <w:rPr>
+          <w:sz w:val="18"/>
+          <w:szCs w:val="18"/>
+        </w:rPr>
+        <w:t xml:space="preserve"> et al., "GAIA: A Benchmark for General AI Assistants," in </w:t>
+      </w:r>
+      <w:r>
+        <w:rPr>
+          <w:i/>
+          <w:iCs/>
+          <w:sz w:val="18"/>
+          <w:szCs w:val="18"/>
+        </w:rPr>
+        <w:t>Proc. ICLR</w:t>
+      </w:r>
+      <w:r>
+        <w:rPr>
+          <w:sz w:val="18"/>
+          <w:szCs w:val="18"/>
+        </w:rPr>
+        <w:t>, 2024.</w:t>
+      </w:r>
+    </w:p>
+    <w:p>
+      <w:pPr>
+        <w:spacing w:after="60"/>
+        <w:ind w:left="360" w:hanging="360"/>
+        <w:rPr>
+          <w:sz w:val="18"/>
+          <w:szCs w:val="18"/>
+        </w:rPr>
+      </w:pPr>
+      <w:r>
+        <w:rPr>
+          <w:sz w:val="18"/>
+          <w:szCs w:val="18"/>
+        </w:rPr>
+        <w:t>[19] Y. Zhang, R. Cao, and J. Wei, "</w:t>
+      </w:r>
+      <w:proofErr w:type="spellStart"/>
+      <w:r>
+        <w:rPr>
+          <w:sz w:val="18"/>
+          <w:szCs w:val="18"/>
+        </w:rPr>
+        <w:t>LiveNewsBench</w:t>
+      </w:r>
+      <w:proofErr w:type="spellEnd"/>
+      <w:r>
+        <w:rPr>
+          <w:sz w:val="18"/>
+          <w:szCs w:val="18"/>
+        </w:rPr>
+        <w:t xml:space="preserve">: Evaluating LLM Web Search Capabilities with Freshly Curated News," </w:t>
+      </w:r>
+      <w:proofErr w:type="spellStart"/>
+      <w:r>
+        <w:rPr>
+          <w:i/>
+          <w:iCs/>
+          <w:sz w:val="18"/>
+          <w:szCs w:val="18"/>
+        </w:rPr>
+        <w:t>arXiv</w:t>
+      </w:r>
+      <w:proofErr w:type="spellEnd"/>
+      <w:r>
+        <w:rPr>
+          <w:i/>
+          <w:iCs/>
+          <w:sz w:val="18"/>
+          <w:szCs w:val="18"/>
+        </w:rPr>
+        <w:t xml:space="preserve"> preprint arXiv:2602.13543</w:t>
+      </w:r>
+      <w:r>
+        <w:rPr>
+          <w:sz w:val="18"/>
+          <w:szCs w:val="18"/>
+        </w:rPr>
+        <w:t>, 2025.</w:t>
+      </w:r>
+    </w:p>
+    <w:p>
+      <w:pPr>
+        <w:spacing w:after="60"/>
+        <w:ind w:left="360" w:hanging="360"/>
+        <w:rPr>
+          <w:sz w:val="18"/>
+          <w:szCs w:val="18"/>
+        </w:rPr>
+      </w:pPr>
+      <w:r>
+        <w:rPr>
+          <w:sz w:val="18"/>
+          <w:szCs w:val="18"/>
+        </w:rPr>
+        <w:t>[20] Q. Jin et al., "</w:t>
+      </w:r>
+      <w:proofErr w:type="spellStart"/>
+      <w:r>
+        <w:rPr>
+          <w:sz w:val="18"/>
+          <w:szCs w:val="18"/>
+        </w:rPr>
+        <w:t>PubMedQA</w:t>
+      </w:r>
+      <w:proofErr w:type="spellEnd"/>
+      <w:r>
+        <w:rPr>
+          <w:sz w:val="18"/>
+          <w:szCs w:val="18"/>
+        </w:rPr>
+        <w:t xml:space="preserve">: A Dataset for Biomedical Research Question Answering," </w:t>
+      </w:r>
+      <w:proofErr w:type="spellStart"/>
+      <w:r>
+        <w:rPr>
+          <w:i/>
+          <w:iCs/>
+          <w:sz w:val="18"/>
+          <w:szCs w:val="18"/>
+        </w:rPr>
+        <w:t>arXiv</w:t>
+      </w:r>
+      <w:proofErr w:type="spellEnd"/>
+      <w:r>
+        <w:rPr>
+          <w:i/>
+          <w:iCs/>
+          <w:sz w:val="18"/>
+          <w:szCs w:val="18"/>
+        </w:rPr>
+        <w:t xml:space="preserve"> preprint arXiv:1909.06146</w:t>
+      </w:r>
+      <w:r>
+        <w:rPr>
+          <w:sz w:val="18"/>
+          <w:szCs w:val="18"/>
+        </w:rPr>
+        <w:t>, 2019.</w:t>
+      </w:r>
+    </w:p>
+    <w:p>
+      <w:pPr>
+        <w:spacing w:after="60"/>
+        <w:ind w:left="360" w:hanging="360"/>
+      </w:pPr>
+      <w:r>
+        <w:rPr>
+          <w:sz w:val="18"/>
+          <w:szCs w:val="18"/>
+        </w:rPr>
+        <w:t>.</w:t>
       </w:r>
     </w:p>
     <w:sectPr>
@@ -14719,7 +12743,6 @@
   <w:style w:type="character" w:default="1" w:styleId="DefaultParagraphFont">
     <w:name w:val="Default Paragraph Font"/>
     <w:uiPriority w:val="1"/>
-    <w:semiHidden/>
     <w:unhideWhenUsed/>
   </w:style>
   <w:style w:type="table" w:default="1" w:styleId="TableNormal">

--- a/dyflow_t_full_paper.docx
+++ b/dyflow_t_full_paper.docx
@@ -5547,6 +5547,9 @@
         <w:spacing w:before="140" w:after="60"/>
       </w:pPr>
       <w:r>
+        <w:rPr>
+          <w:noProof/>
+        </w:rPr>
         <w:drawing>
           <wp:inline distT="0" distB="0" distL="0" distR="0" wp14:anchorId="763E7CC3" wp14:editId="63773AD8">
             <wp:extent cx="3086100" cy="3515995"/>
@@ -5718,6 +5721,9 @@
         <w:jc w:val="center"/>
       </w:pPr>
       <w:r>
+        <w:rPr>
+          <w:noProof/>
+        </w:rPr>
         <w:drawing>
           <wp:inline distT="0" distB="0" distL="0" distR="0" wp14:anchorId="40252EE7" wp14:editId="048E4D74">
             <wp:extent cx="2702689" cy="3750954"/>
@@ -5910,6 +5916,9 @@
         <w:spacing w:after="60"/>
         <w:ind w:firstLine="180"/>
         <w:jc w:val="both"/>
+        <w:rPr>
+          <w:color w:val="000000"/>
+        </w:rPr>
       </w:pPr>
       <w:proofErr w:type="spellStart"/>
       <w:r>
@@ -5933,22 +5942,70 @@
         <w:rPr>
           <w:color w:val="000000"/>
         </w:rPr>
-        <w:t>evaluates LLM web search using post-training news questions where parametric memory is structurally insufficient. The September 2025 validation split (171 questions) covering nine news categories including Politics, Sports, Law and Crime, Health, and Business is used.</w:t>
-      </w:r>
-    </w:p>
-    <w:p>
-      <w:pPr>
-        <w:spacing w:before="140" w:after="60"/>
-      </w:pPr>
-      <w:r>
-        <w:rPr>
-          <w:b/>
-          <w:bCs/>
-          <w:i/>
-          <w:iCs/>
-          <w:color w:val="000000"/>
-        </w:rPr>
-        <w:t>B. Models and Configuration</w:t>
+        <w:t xml:space="preserve">is not a general question answering benchmark — it is a structured probe of a specific and fundamental LLM failure mode: the inability to answer questions about events that occurred after the model's training cutoff. Every question in the dataset is deliberately constructed from real news articles published after the training data of any available LLM was collected, meaning that no amount of parametric reasoning, chain-of-thought elaboration, or workflow restructuring can produce the correct answer unless the system has access to a live retrieval </w:t>
+      </w:r>
+      <w:r>
+        <w:rPr>
+          <w:color w:val="000000"/>
+        </w:rPr>
+        <w:lastRenderedPageBreak/>
+        <w:t xml:space="preserve">mechanism. This design choice makes </w:t>
+      </w:r>
+      <w:proofErr w:type="spellStart"/>
+      <w:r>
+        <w:rPr>
+          <w:color w:val="000000"/>
+        </w:rPr>
+        <w:t>LiveNewsBench</w:t>
+      </w:r>
+      <w:proofErr w:type="spellEnd"/>
+      <w:r>
+        <w:rPr>
+          <w:color w:val="000000"/>
+        </w:rPr>
+        <w:t xml:space="preserve"> categorically different from benchmarks like MATH or </w:t>
+      </w:r>
+      <w:proofErr w:type="spellStart"/>
+      <w:r>
+        <w:rPr>
+          <w:color w:val="000000"/>
+        </w:rPr>
+        <w:t>HumanEval</w:t>
+      </w:r>
+      <w:proofErr w:type="spellEnd"/>
+      <w:r>
+        <w:rPr>
+          <w:color w:val="000000"/>
+        </w:rPr>
+        <w:t xml:space="preserve">, where the knowledge required is timeless and retrievable from training data. In </w:t>
+      </w:r>
+      <w:proofErr w:type="spellStart"/>
+      <w:r>
+        <w:rPr>
+          <w:color w:val="000000"/>
+        </w:rPr>
+        <w:t>LiveNewsBench</w:t>
+      </w:r>
+      <w:proofErr w:type="spellEnd"/>
+      <w:r>
+        <w:rPr>
+          <w:color w:val="000000"/>
+        </w:rPr>
+        <w:t xml:space="preserve">, </w:t>
+      </w:r>
+      <w:proofErr w:type="gramStart"/>
+      <w:r>
+        <w:rPr>
+          <w:color w:val="000000"/>
+        </w:rPr>
+        <w:t>the knowledge</w:t>
+      </w:r>
+      <w:proofErr w:type="gramEnd"/>
+      <w:r>
+        <w:rPr>
+          <w:color w:val="000000"/>
+        </w:rPr>
+        <w:t xml:space="preserve"> simply does not exist inside the model.</w:t>
       </w:r>
     </w:p>
     <w:p>
@@ -5958,6 +6015,737 @@
         <w:jc w:val="both"/>
       </w:pPr>
       <w:r>
+        <w:t xml:space="preserve">This property makes it the ideal controlled experiment for </w:t>
+      </w:r>
+      <w:proofErr w:type="spellStart"/>
+      <w:r>
+        <w:t>DyFlow</w:t>
+      </w:r>
+      <w:proofErr w:type="spellEnd"/>
+      <w:r>
+        <w:t xml:space="preserve">-T. Both </w:t>
+      </w:r>
+      <w:proofErr w:type="spellStart"/>
+      <w:r>
+        <w:t>DyFlow</w:t>
+      </w:r>
+      <w:proofErr w:type="spellEnd"/>
+      <w:r>
+        <w:t xml:space="preserve"> and </w:t>
+      </w:r>
+      <w:proofErr w:type="spellStart"/>
+      <w:r>
+        <w:t>DyFlow</w:t>
+      </w:r>
+      <w:proofErr w:type="spellEnd"/>
+      <w:r>
+        <w:t xml:space="preserve">-T use the same LLM, the same designer, and the same prompts. The only difference is whether the WEB_SEARCH operator executes a real </w:t>
+      </w:r>
+      <w:proofErr w:type="spellStart"/>
+      <w:r>
+        <w:t>Tavily</w:t>
+      </w:r>
+      <w:proofErr w:type="spellEnd"/>
+      <w:r>
+        <w:t xml:space="preserve"> API call and returns live news content, or whether the LLM is forced to fabricate an answer from parametric memory. The accuracy gap between the two systems therefore measures the pure contribution of real-time web retrieval, with no confounding variables.</w:t>
+      </w:r>
+    </w:p>
+    <w:p>
+      <w:pPr>
+        <w:spacing w:after="60"/>
+        <w:ind w:firstLine="180"/>
+        <w:jc w:val="both"/>
+      </w:pPr>
+      <w:r>
+        <w:t>The sep_2025 subset covers nine news categories — Armed Conflicts, Business, Disasters, International Relations, Law and Crime, Politics, Science, Sports, and Miscellaneous Incidents spanning geopolitical events, court verdicts, election results, scientific discoveries, and sporting outcomes. These categories are deliberately chosen to represent the full breadth of real-world factual queries that a deployed LLM agent might receive, making the benchmark both ecologically valid and practically meaningful.</w:t>
+      </w:r>
+    </w:p>
+    <w:p>
+      <w:pPr>
+        <w:spacing w:after="60"/>
+        <w:jc w:val="both"/>
+      </w:pPr>
+      <w:r>
+        <w:rPr>
+          <w:b/>
+          <w:bCs/>
+        </w:rPr>
+        <w:t>Metric Definitions and Interpretation</w:t>
+      </w:r>
+    </w:p>
+    <w:p>
+      <w:pPr>
+        <w:spacing w:after="60"/>
+        <w:jc w:val="both"/>
+      </w:pPr>
+      <w:r>
+        <w:rPr>
+          <w:b/>
+          <w:bCs/>
+        </w:rPr>
+        <w:t xml:space="preserve">1, </w:t>
+      </w:r>
+      <w:r>
+        <w:rPr>
+          <w:b/>
+          <w:bCs/>
+        </w:rPr>
+        <w:t>Accuracy (Overall)</w:t>
+      </w:r>
+    </w:p>
+    <w:p>
+      <w:pPr>
+        <w:spacing w:after="60"/>
+        <w:ind w:firstLine="180"/>
+        <w:jc w:val="both"/>
+      </w:pPr>
+      <w:r>
+        <w:t xml:space="preserve">Accuracy is the primary metric, defined as the fraction of questions for which the system produces a response that is scored as correct by the multi-tier scoring pipeline. In the 100-sample run, </w:t>
+      </w:r>
+      <w:proofErr w:type="spellStart"/>
+      <w:r>
+        <w:t>DyFlow</w:t>
+      </w:r>
+      <w:proofErr w:type="spellEnd"/>
+      <w:r>
+        <w:t xml:space="preserve"> achieves 0.99% (1 correct out of 101) and </w:t>
+      </w:r>
+      <w:proofErr w:type="spellStart"/>
+      <w:r>
+        <w:t>DyFlow</w:t>
+      </w:r>
+      <w:proofErr w:type="spellEnd"/>
+      <w:r>
+        <w:t xml:space="preserve">-T achieves 20.39% (21 correct out of 103). The difference in total evaluated (101 vs 103) arises from slight variation in question routing across the two systems. The raw accuracy numbers appear low in absolute terms, but this is expected and meaningful — a 20% accuracy on a benchmark where every question is structurally unanswerable from parametric memory represents a substantial capability, while a 1% accuracy from </w:t>
+      </w:r>
+      <w:proofErr w:type="spellStart"/>
+      <w:r>
+        <w:t>DyFlow</w:t>
+      </w:r>
+      <w:proofErr w:type="spellEnd"/>
+      <w:r>
+        <w:t xml:space="preserve"> confirms the theoretical prediction that parametric recall fails completely on post-training events.</w:t>
+      </w:r>
+    </w:p>
+    <w:p>
+      <w:pPr>
+        <w:spacing w:after="60"/>
+        <w:jc w:val="both"/>
+      </w:pPr>
+      <w:r>
+        <w:rPr>
+          <w:b/>
+          <w:bCs/>
+        </w:rPr>
+        <w:t xml:space="preserve">2, </w:t>
+      </w:r>
+      <w:r>
+        <w:rPr>
+          <w:b/>
+          <w:bCs/>
+        </w:rPr>
+        <w:t>Tool Improvement (+19.40pp)</w:t>
+      </w:r>
+    </w:p>
+    <w:p>
+      <w:pPr>
+        <w:spacing w:after="60"/>
+        <w:ind w:firstLine="180"/>
+        <w:jc w:val="both"/>
+      </w:pPr>
+      <w:r>
+        <w:t xml:space="preserve">Tool Improvement is the primary contribution metric of this paper, defined as the absolute percentage point difference in accuracy between </w:t>
+      </w:r>
+      <w:proofErr w:type="spellStart"/>
+      <w:r>
+        <w:t>DyFlow</w:t>
+      </w:r>
+      <w:proofErr w:type="spellEnd"/>
+      <w:r>
+        <w:t xml:space="preserve">-T and </w:t>
+      </w:r>
+      <w:proofErr w:type="spellStart"/>
+      <w:r>
+        <w:t>DyFlow</w:t>
+      </w:r>
+      <w:proofErr w:type="spellEnd"/>
+      <w:r>
+        <w:t>. It directly quantifies the value added by real web search execution relative to parametric-only reasoning. A gain of +19.40pp on a benchmark where the maximum achievable accuracy is constrained by retrieval quality, question ambiguity, and answer format variation represents a large and meaningful improvement.</w:t>
+      </w:r>
+    </w:p>
+    <w:p>
+      <w:pPr>
+        <w:spacing w:after="60"/>
+        <w:ind w:firstLine="180"/>
+        <w:jc w:val="both"/>
+      </w:pPr>
+      <w:r>
+        <w:rPr>
+          <w:b/>
+          <w:bCs/>
+        </w:rPr>
+        <w:t>Refusal Rate</w:t>
+      </w:r>
+    </w:p>
+    <w:p>
+      <w:pPr>
+        <w:spacing w:after="60"/>
+        <w:ind w:firstLine="180"/>
+        <w:jc w:val="both"/>
+      </w:pPr>
+      <w:r>
+        <w:t xml:space="preserve">Refusal Rate is the most </w:t>
+      </w:r>
+      <w:proofErr w:type="gramStart"/>
+      <w:r>
+        <w:t>diagnostically</w:t>
+      </w:r>
+      <w:proofErr w:type="gramEnd"/>
+      <w:r>
+        <w:t xml:space="preserve"> </w:t>
+      </w:r>
+      <w:proofErr w:type="gramStart"/>
+      <w:r>
+        <w:t>important</w:t>
+      </w:r>
+      <w:proofErr w:type="gramEnd"/>
+      <w:r>
+        <w:t xml:space="preserve"> secondary metric in this benchmark. A refusal occurs when the system produces a response classified as "no information found", "I cannot answer", "I don't have access to current news", or any equivalent statement of inability. </w:t>
+      </w:r>
+      <w:proofErr w:type="spellStart"/>
+      <w:r>
+        <w:t>DyFlow's</w:t>
+      </w:r>
+      <w:proofErr w:type="spellEnd"/>
+      <w:r>
+        <w:t xml:space="preserve"> </w:t>
+      </w:r>
+      <w:r>
+        <w:t xml:space="preserve">refusal rate of 71.3% (72 out of 101 questions) directly quantifies how often the baseline correctly identifies its own ignorance — the LLM knows it does not know the answer — but has no mechanism to act on that recognition. </w:t>
+      </w:r>
+      <w:proofErr w:type="spellStart"/>
+      <w:r>
+        <w:t>DyFlow</w:t>
+      </w:r>
+      <w:proofErr w:type="spellEnd"/>
+      <w:r>
+        <w:t xml:space="preserve">-T's refusal rate of 28.2% (29 out of 103) confirms that web search resolves the knowledge absence in </w:t>
+      </w:r>
+      <w:proofErr w:type="gramStart"/>
+      <w:r>
+        <w:t>the majority of</w:t>
+      </w:r>
+      <w:proofErr w:type="gramEnd"/>
+      <w:r>
+        <w:t xml:space="preserve"> cases where </w:t>
+      </w:r>
+      <w:proofErr w:type="spellStart"/>
+      <w:r>
+        <w:t>DyFlow</w:t>
+      </w:r>
+      <w:proofErr w:type="spellEnd"/>
+      <w:r>
+        <w:t xml:space="preserve"> refused, converting unanswerable questions into answered ones. The residual 28.2% refusal rate in </w:t>
+      </w:r>
+      <w:proofErr w:type="spellStart"/>
+      <w:r>
+        <w:t>DyFlow</w:t>
+      </w:r>
+      <w:proofErr w:type="spellEnd"/>
+      <w:r>
+        <w:t xml:space="preserve">-T reflects cases where </w:t>
+      </w:r>
+      <w:proofErr w:type="spellStart"/>
+      <w:r>
+        <w:t>Tavily</w:t>
+      </w:r>
+      <w:proofErr w:type="spellEnd"/>
+      <w:r>
+        <w:t xml:space="preserve"> did not return a sufficiently specific news result, the question was too narrow for general web search to resolve, or the retrieved content did not contain the precise fact asked for.</w:t>
+      </w:r>
+    </w:p>
+    <w:p>
+      <w:pPr>
+        <w:spacing w:after="60"/>
+        <w:jc w:val="both"/>
+      </w:pPr>
+      <w:r>
+        <w:rPr>
+          <w:b/>
+          <w:bCs/>
+        </w:rPr>
+        <w:t xml:space="preserve">3, </w:t>
+      </w:r>
+      <w:r>
+        <w:rPr>
+          <w:b/>
+          <w:bCs/>
+        </w:rPr>
+        <w:t>Exact Match</w:t>
+      </w:r>
+    </w:p>
+    <w:p>
+      <w:pPr>
+        <w:spacing w:after="60"/>
+        <w:ind w:firstLine="180"/>
+        <w:jc w:val="both"/>
+      </w:pPr>
+      <w:r>
+        <w:t xml:space="preserve">Exact Match counts responses where the </w:t>
+      </w:r>
+      <w:proofErr w:type="spellStart"/>
+      <w:r>
+        <w:t>normalised</w:t>
+      </w:r>
+      <w:proofErr w:type="spellEnd"/>
+      <w:r>
+        <w:t xml:space="preserve"> predicted answer is character-identical to the </w:t>
+      </w:r>
+      <w:proofErr w:type="spellStart"/>
+      <w:r>
+        <w:t>normalised</w:t>
+      </w:r>
+      <w:proofErr w:type="spellEnd"/>
+      <w:r>
+        <w:t xml:space="preserve"> gold answer, after lowercasing, punctuation removal, and list-separator unification. </w:t>
+      </w:r>
+      <w:proofErr w:type="spellStart"/>
+      <w:r>
+        <w:t>DyFlow</w:t>
+      </w:r>
+      <w:proofErr w:type="spellEnd"/>
+      <w:r>
+        <w:t xml:space="preserve"> achieves 0 exact matches; </w:t>
+      </w:r>
+      <w:proofErr w:type="spellStart"/>
+      <w:r>
+        <w:t>DyFlow</w:t>
+      </w:r>
+      <w:proofErr w:type="spellEnd"/>
+      <w:r>
+        <w:t xml:space="preserve">-T achieves 7 (6.8%). Exact matches in a news QA context typically correspond to numerical answers — vote margins, scores, specific dates — where the retrieved content contained the precise figure and </w:t>
+      </w:r>
+      <w:proofErr w:type="gramStart"/>
+      <w:r>
+        <w:t>the answer</w:t>
+      </w:r>
+      <w:proofErr w:type="gramEnd"/>
+      <w:r>
+        <w:t xml:space="preserve"> extraction operator correctly isolated it.</w:t>
+      </w:r>
+    </w:p>
+    <w:p>
+      <w:pPr>
+        <w:spacing w:after="60"/>
+        <w:jc w:val="both"/>
+      </w:pPr>
+      <w:r>
+        <w:rPr>
+          <w:b/>
+          <w:bCs/>
+        </w:rPr>
+        <w:t xml:space="preserve">4, </w:t>
+      </w:r>
+      <w:r>
+        <w:rPr>
+          <w:b/>
+          <w:bCs/>
+        </w:rPr>
+        <w:t>Contains Match</w:t>
+      </w:r>
+    </w:p>
+    <w:p>
+      <w:pPr>
+        <w:spacing w:after="60"/>
+        <w:ind w:firstLine="180"/>
+        <w:jc w:val="both"/>
+      </w:pPr>
+      <w:proofErr w:type="gramStart"/>
+      <w:r>
+        <w:t>Contains Match counts</w:t>
+      </w:r>
+      <w:proofErr w:type="gramEnd"/>
+      <w:r>
+        <w:t xml:space="preserve"> responses where the gold answer string appears as a substring within the predicted response. </w:t>
+      </w:r>
+      <w:proofErr w:type="spellStart"/>
+      <w:r>
+        <w:t>DyFlow</w:t>
+      </w:r>
+      <w:proofErr w:type="spellEnd"/>
+      <w:r>
+        <w:t xml:space="preserve"> achieves 1 (1.0</w:t>
+      </w:r>
+      <w:proofErr w:type="gramStart"/>
+      <w:r>
+        <w:t>%) —</w:t>
+      </w:r>
+      <w:proofErr w:type="gramEnd"/>
+      <w:r>
+        <w:t xml:space="preserve"> its single correct answer is a lucky parametric guess that happens to contain the gold string. </w:t>
+      </w:r>
+      <w:proofErr w:type="spellStart"/>
+      <w:r>
+        <w:t>DyFlow</w:t>
+      </w:r>
+      <w:proofErr w:type="spellEnd"/>
+      <w:r>
+        <w:t xml:space="preserve">-T achieves 8 (7.8%). Contains matches typically correspond to named entity answers — person names, country names, </w:t>
+      </w:r>
+      <w:proofErr w:type="spellStart"/>
+      <w:r>
+        <w:t>organisation</w:t>
+      </w:r>
+      <w:proofErr w:type="spellEnd"/>
+      <w:r>
+        <w:t xml:space="preserve"> names — where the retrieved article mentioned the correct </w:t>
+      </w:r>
+      <w:proofErr w:type="gramStart"/>
+      <w:r>
+        <w:t>entity</w:t>
+      </w:r>
+      <w:proofErr w:type="gramEnd"/>
+      <w:r>
+        <w:t xml:space="preserve"> but the response was phrased as a full sentence rather than an extracted value.</w:t>
+      </w:r>
+    </w:p>
+    <w:p>
+      <w:pPr>
+        <w:spacing w:after="60"/>
+        <w:jc w:val="both"/>
+      </w:pPr>
+      <w:r>
+        <w:rPr>
+          <w:b/>
+          <w:bCs/>
+        </w:rPr>
+        <w:t xml:space="preserve">5, </w:t>
+      </w:r>
+      <w:r>
+        <w:rPr>
+          <w:b/>
+          <w:bCs/>
+        </w:rPr>
+        <w:t>Entity Overlap</w:t>
+      </w:r>
+    </w:p>
+    <w:p>
+      <w:pPr>
+        <w:spacing w:after="60"/>
+        <w:ind w:firstLine="180"/>
+        <w:jc w:val="both"/>
+      </w:pPr>
+      <w:r>
+        <w:t xml:space="preserve">Entity Overlap applies fuzzy prefix matching to handle abbreviated named entities, where gold answer tokens are matched against predicted tokens using a prefix rule. For example, "Balendra" is matched against "Balen Shah" and "SITRA" is matched against "Sitra Foundation". </w:t>
+      </w:r>
+      <w:proofErr w:type="spellStart"/>
+      <w:r>
+        <w:t>DyFlow</w:t>
+      </w:r>
+      <w:proofErr w:type="spellEnd"/>
+      <w:r>
+        <w:t xml:space="preserve"> achieves 0; </w:t>
+      </w:r>
+      <w:proofErr w:type="spellStart"/>
+      <w:r>
+        <w:t>DyFlow</w:t>
+      </w:r>
+      <w:proofErr w:type="spellEnd"/>
+      <w:r>
+        <w:t>-T achieves 1 (1.0%). This category captures answers where the retrieval was successful but the name form in the article differed from the gold answer's canonical form.</w:t>
+      </w:r>
+    </w:p>
+    <w:p>
+      <w:pPr>
+        <w:spacing w:after="60"/>
+        <w:jc w:val="both"/>
+      </w:pPr>
+      <w:r>
+        <w:rPr>
+          <w:b/>
+          <w:bCs/>
+        </w:rPr>
+        <w:t xml:space="preserve">6, </w:t>
+      </w:r>
+      <w:r>
+        <w:rPr>
+          <w:b/>
+          <w:bCs/>
+        </w:rPr>
+        <w:t>LLM Judge</w:t>
+      </w:r>
+    </w:p>
+    <w:p>
+      <w:pPr>
+        <w:spacing w:after="60"/>
+        <w:ind w:firstLine="180"/>
+        <w:jc w:val="both"/>
+      </w:pPr>
+      <w:r>
+        <w:t xml:space="preserve">LLM Judge is the fallback tier invoked when none of the deterministic scoring tiers match. The judge prompt sends both the predicted answer and the gold answer to Gemini 2.5 Flash with explicit instructions to evaluate semantic equivalence, handle list </w:t>
+      </w:r>
+      <w:proofErr w:type="spellStart"/>
+      <w:r>
+        <w:t>reorderings</w:t>
+      </w:r>
+      <w:proofErr w:type="spellEnd"/>
+      <w:r>
+        <w:t xml:space="preserve">, and accept paraphrased correct answers. </w:t>
+      </w:r>
+      <w:proofErr w:type="spellStart"/>
+      <w:r>
+        <w:t>DyFlow</w:t>
+      </w:r>
+      <w:proofErr w:type="spellEnd"/>
+      <w:r>
+        <w:t xml:space="preserve"> achieves 0 LLM judge passes; </w:t>
+      </w:r>
+      <w:proofErr w:type="spellStart"/>
+      <w:r>
+        <w:t>DyFlow</w:t>
+      </w:r>
+      <w:proofErr w:type="spellEnd"/>
+      <w:r>
+        <w:t>-T achieves 5 (4.9%). These typically correspond to answers that are semantically correct but phrased differently from the gold standard — for example, "The European Union imposed sanctions" matching a gold answer of "EU sanctions were announced".</w:t>
+      </w:r>
+    </w:p>
+    <w:p>
+      <w:pPr>
+        <w:spacing w:after="60"/>
+        <w:jc w:val="both"/>
+      </w:pPr>
+      <w:r>
+        <w:rPr>
+          <w:b/>
+          <w:bCs/>
+        </w:rPr>
+        <w:t xml:space="preserve">7, </w:t>
+      </w:r>
+      <w:r>
+        <w:rPr>
+          <w:b/>
+          <w:bCs/>
+        </w:rPr>
+        <w:t>Token F1 Distribution</w:t>
+      </w:r>
+    </w:p>
+    <w:p>
+      <w:pPr>
+        <w:spacing w:after="60"/>
+        <w:ind w:firstLine="180"/>
+        <w:jc w:val="both"/>
+      </w:pPr>
+      <w:r>
+        <w:lastRenderedPageBreak/>
+        <w:t xml:space="preserve">Token F1 measures partial overlap between predicted and gold answer tokens, providing a continuous measure of retrieval quality even for incorrect answers. The distribution reveals a structural difference between the two systems. </w:t>
+      </w:r>
+      <w:proofErr w:type="spellStart"/>
+      <w:r>
+        <w:t>DyFlow's</w:t>
+      </w:r>
+      <w:proofErr w:type="spellEnd"/>
+      <w:r>
+        <w:t xml:space="preserve"> token F1 distribution is concentrated at 0.00 (20.8% of responses) with a small tail of non-zero values, indicating that even its wrong answers contain minimal relevant content — the LLM is fabricating plausible-sounding but factually empty responses. </w:t>
+      </w:r>
+      <w:proofErr w:type="spellStart"/>
+      <w:r>
+        <w:t>DyFlow</w:t>
+      </w:r>
+      <w:proofErr w:type="spellEnd"/>
+      <w:r>
+        <w:t xml:space="preserve">-T's distribution shows a larger F1=0.00 mass (38.8%) but also a meaningful tail of high-F1 responses (F1 ≥ 0.40 in 10 responses), indicating that its wrong answers often contain partially correct information — the retrieval found relevant </w:t>
+      </w:r>
+      <w:proofErr w:type="gramStart"/>
+      <w:r>
+        <w:t>content</w:t>
+      </w:r>
+      <w:proofErr w:type="gramEnd"/>
+      <w:r>
+        <w:t xml:space="preserve"> but the answer extraction failed to isolate the precise value. This pattern is characteristic of retrieval-based systems and suggests that improving the RESULT_EXTRACT operator could convert several of </w:t>
+      </w:r>
+      <w:proofErr w:type="spellStart"/>
+      <w:r>
+        <w:t>DyFlow</w:t>
+      </w:r>
+      <w:proofErr w:type="spellEnd"/>
+      <w:r>
+        <w:t>-T's partial-credit responses into full correct answers.</w:t>
+      </w:r>
+    </w:p>
+    <w:p>
+      <w:pPr>
+        <w:spacing w:after="60"/>
+        <w:jc w:val="both"/>
+      </w:pPr>
+      <w:r>
+        <w:rPr>
+          <w:b/>
+          <w:bCs/>
+        </w:rPr>
+        <w:t xml:space="preserve">8, </w:t>
+      </w:r>
+      <w:r>
+        <w:rPr>
+          <w:b/>
+          <w:bCs/>
+        </w:rPr>
+        <w:t>Category Performance</w:t>
+      </w:r>
+    </w:p>
+    <w:p>
+      <w:pPr>
+        <w:spacing w:after="60"/>
+        <w:ind w:firstLine="180"/>
+        <w:jc w:val="both"/>
+      </w:pPr>
+      <w:r>
+        <w:t xml:space="preserve">Category performance reveals which news domains benefit most from web search. Science and Technology </w:t>
+      </w:r>
+      <w:proofErr w:type="gramStart"/>
+      <w:r>
+        <w:t>achieves</w:t>
+      </w:r>
+      <w:proofErr w:type="gramEnd"/>
+      <w:r>
+        <w:t xml:space="preserve"> 100% with </w:t>
+      </w:r>
+      <w:proofErr w:type="spellStart"/>
+      <w:r>
+        <w:t>DyFlow</w:t>
+      </w:r>
+      <w:proofErr w:type="spellEnd"/>
+      <w:r>
+        <w:t xml:space="preserve">-T (2/2 questions), confirming that scientific announcements are well-indexed and precisely reported online. Disasters and Accidents </w:t>
+      </w:r>
+      <w:r>
+        <w:t>achieve</w:t>
+      </w:r>
+      <w:r>
+        <w:t xml:space="preserve"> 33.33% (2/6), reflecting the specificity of casualty figures and incident details in news coverage. Politics and Elections </w:t>
+      </w:r>
+      <w:proofErr w:type="gramStart"/>
+      <w:r>
+        <w:t>achieves</w:t>
+      </w:r>
+      <w:proofErr w:type="gramEnd"/>
+      <w:r>
+        <w:t xml:space="preserve"> 23.53% (4/17), consistent with the availability of election result reporting but limited by the precision required for exact vote counts. Armed Conflicts achieves 22.58% (7/31), the largest absolute category by count, where </w:t>
+      </w:r>
+      <w:proofErr w:type="spellStart"/>
+      <w:r>
+        <w:t>DyFlow</w:t>
+      </w:r>
+      <w:proofErr w:type="spellEnd"/>
+      <w:r>
+        <w:t>-T's retrieval successfully identifies conflict outcomes, ceasefire agreements, and key figures in ongoing events. International Relations achieves 16.13% (5/</w:t>
+      </w:r>
+      <w:proofErr w:type="gramStart"/>
+      <w:r>
+        <w:t>29) —</w:t>
+      </w:r>
+      <w:proofErr w:type="gramEnd"/>
+      <w:r>
+        <w:t xml:space="preserve"> notably, </w:t>
+      </w:r>
+      <w:proofErr w:type="spellStart"/>
+      <w:r>
+        <w:t>DyFlow</w:t>
+      </w:r>
+      <w:proofErr w:type="spellEnd"/>
+      <w:r>
+        <w:t xml:space="preserve"> achieves 3.45% here (1/29), its only non-zero category, indicating that some international relations facts were close enough to training-era knowledge to produce a lucky parametric match.</w:t>
+      </w:r>
+    </w:p>
+    <w:p>
+      <w:pPr>
+        <w:spacing w:after="60"/>
+        <w:jc w:val="both"/>
+      </w:pPr>
+      <w:r>
+        <w:rPr>
+          <w:b/>
+          <w:bCs/>
+        </w:rPr>
+        <w:t xml:space="preserve">9, </w:t>
+      </w:r>
+      <w:r>
+        <w:rPr>
+          <w:b/>
+          <w:bCs/>
+        </w:rPr>
+        <w:t>Overlap Analysis</w:t>
+      </w:r>
+    </w:p>
+    <w:p>
+      <w:pPr>
+        <w:spacing w:after="60"/>
+        <w:ind w:firstLine="180"/>
+        <w:jc w:val="both"/>
+      </w:pPr>
+      <w:r>
+        <w:t xml:space="preserve">The overlap analysis provides the final and most direct evidence for the paper's central claim. Zero questions are answered correctly by both systems, confirming that </w:t>
+      </w:r>
+      <w:proofErr w:type="spellStart"/>
+      <w:r>
+        <w:t>DyFlow</w:t>
+      </w:r>
+      <w:proofErr w:type="spellEnd"/>
+      <w:r>
+        <w:t xml:space="preserve">-T's correct answers are entirely attributable to live web retrieval — there is no overlap with </w:t>
+      </w:r>
+      <w:proofErr w:type="spellStart"/>
+      <w:r>
+        <w:t>DyFlow's</w:t>
+      </w:r>
+      <w:proofErr w:type="spellEnd"/>
+      <w:r>
+        <w:t xml:space="preserve"> single lucky guess. The 21 </w:t>
+      </w:r>
+      <w:proofErr w:type="spellStart"/>
+      <w:r>
+        <w:t>DyFlow</w:t>
+      </w:r>
+      <w:proofErr w:type="spellEnd"/>
+      <w:r>
+        <w:t xml:space="preserve">-T-only correct answers represent questions where the LLM generated an appropriate search query, </w:t>
+      </w:r>
+      <w:proofErr w:type="spellStart"/>
+      <w:r>
+        <w:t>Tavily</w:t>
+      </w:r>
+      <w:proofErr w:type="spellEnd"/>
+      <w:r>
+        <w:t xml:space="preserve"> returned a relevant news article, TOOL_REVIEW accepted the result, and the RESULT_EXTRACT operator correctly identified the </w:t>
+      </w:r>
+      <w:proofErr w:type="gramStart"/>
+      <w:r>
+        <w:t>specific fact</w:t>
+      </w:r>
+      <w:proofErr w:type="gramEnd"/>
+      <w:r>
+        <w:t>. The 79 both-wrong cases represent the remaining accuracy ceiling imposed by retrieval gaps, answer extraction failures, and questions where even the live web did not contain a retrievable answer in the form required.</w:t>
+      </w:r>
+    </w:p>
+    <w:p>
+      <w:pPr>
+        <w:spacing w:before="140" w:after="60"/>
+      </w:pPr>
+      <w:r>
+        <w:rPr>
+          <w:b/>
+          <w:bCs/>
+          <w:color w:val="000000"/>
+        </w:rPr>
+        <w:t>B. Models and Configuration</w:t>
+      </w:r>
+    </w:p>
+    <w:p>
+      <w:pPr>
+        <w:spacing w:after="60"/>
+        <w:ind w:firstLine="180"/>
+        <w:jc w:val="both"/>
+      </w:pPr>
+      <w:r>
         <w:rPr>
           <w:color w:val="000000"/>
         </w:rPr>
@@ -5975,14 +6763,7 @@
         <w:rPr>
           <w:color w:val="000000"/>
         </w:rPr>
-        <w:t xml:space="preserve"> (Phi-4). All evaluated under </w:t>
-      </w:r>
-      <w:r>
-        <w:rPr>
-          <w:color w:val="000000"/>
-        </w:rPr>
-        <w:lastRenderedPageBreak/>
-        <w:t xml:space="preserve">identical conditions: same prompts, same designer, </w:t>
+        <w:t xml:space="preserve"> (Phi-4). All evaluated under identical conditions: same prompts, same designer, </w:t>
       </w:r>
       <w:proofErr w:type="spellStart"/>
       <w:r>
@@ -7591,19 +8372,7 @@
       </w:r>
       <w:proofErr w:type="spellEnd"/>
       <w:r>
-        <w:t xml:space="preserve"> with a comprehensive set of baselines </w:t>
-      </w:r>
-      <w:r>
-        <w:t>across</w:t>
-      </w:r>
-      <w:r>
-        <w:t xml:space="preserve"> two categories: (1)</w:t>
-      </w:r>
-      <w:r>
-        <w:t xml:space="preserve"> </w:t>
-      </w:r>
-      <w:r>
-        <w:t xml:space="preserve">Prompting-based methods, including Vanilla prompting, </w:t>
+        <w:t xml:space="preserve"> with a comprehensive set of baselines across two categories: (1) Prompting-based methods, including Vanilla prompting, </w:t>
       </w:r>
       <w:proofErr w:type="spellStart"/>
       <w:proofErr w:type="gramStart"/>
@@ -7616,13 +8385,7 @@
       </w:r>
       <w:proofErr w:type="gramEnd"/>
       <w:r>
-        <w:t>32], Self-</w:t>
-      </w:r>
-      <w:r>
-        <w:t>Consistency (</w:t>
-      </w:r>
-      <w:r>
-        <w:t>SC</w:t>
+        <w:t>32], Self-Consistency (SC</w:t>
       </w:r>
       <w:proofErr w:type="gramStart"/>
       <w:r>
@@ -7638,13 +8401,7 @@
       </w:r>
       <w:proofErr w:type="gramEnd"/>
       <w:r>
-        <w:t>8</w:t>
-      </w:r>
-      <w:r>
-        <w:t>], and</w:t>
-      </w:r>
-      <w:r>
-        <w:t xml:space="preserve"> Self-</w:t>
+        <w:t>8], and Self-</w:t>
       </w:r>
       <w:proofErr w:type="gramStart"/>
       <w:r>
@@ -8128,17 +8885,7 @@
                 <w:sz w:val="17"/>
                 <w:szCs w:val="17"/>
               </w:rPr>
-              <w:t xml:space="preserve">Gemini 2.5 </w:t>
-            </w:r>
-            <w:r>
-              <w:rPr>
-                <w:b/>
-                <w:bCs/>
-                <w:color w:val="000000"/>
-                <w:sz w:val="17"/>
-                <w:szCs w:val="17"/>
-              </w:rPr>
-              <w:t>PRO</w:t>
+              <w:t>Gemini 2.5 PRO</w:t>
             </w:r>
           </w:p>
         </w:tc>
@@ -8516,48 +9263,29 @@
         <w:spacing w:after="80"/>
         <w:jc w:val="center"/>
         <w:rPr>
-          <w:sz w:val="16"/>
-          <w:szCs w:val="16"/>
+          <w:sz w:val="18"/>
+          <w:szCs w:val="18"/>
         </w:rPr>
       </w:pPr>
       <w:r>
         <w:rPr>
           <w:b/>
           <w:bCs/>
-          <w:sz w:val="16"/>
-          <w:szCs w:val="16"/>
-        </w:rPr>
-        <w:t xml:space="preserve">TABLE </w:t>
-      </w:r>
-      <w:r>
-        <w:rPr>
-          <w:b/>
-          <w:bCs/>
-          <w:sz w:val="16"/>
-          <w:szCs w:val="16"/>
-        </w:rPr>
-        <w:t>2</w:t>
-      </w:r>
-      <w:r>
-        <w:rPr>
-          <w:b/>
-          <w:bCs/>
-          <w:sz w:val="16"/>
-          <w:szCs w:val="16"/>
-        </w:rPr>
-        <w:t>: Match-Type GAIA, Gemini 2.5 Flash</w:t>
-      </w:r>
-    </w:p>
-    <w:p>
-      <w:pPr>
-        <w:spacing w:before="60"/>
-      </w:pPr>
+          <w:sz w:val="18"/>
+          <w:szCs w:val="18"/>
+        </w:rPr>
+        <w:lastRenderedPageBreak/>
+        <w:t>TABLE 2: Match-Type GAIA, Gemini 2.5 Flash</w:t>
+      </w:r>
     </w:p>
     <w:p>
       <w:pPr>
         <w:spacing w:after="60"/>
         <w:ind w:firstLine="180"/>
         <w:jc w:val="both"/>
+        <w:rPr>
+          <w:color w:val="000000"/>
+        </w:rPr>
       </w:pPr>
       <w:proofErr w:type="spellStart"/>
       <w:r>
@@ -8628,31 +9356,107 @@
     </w:p>
     <w:p>
       <w:pPr>
-        <w:spacing w:before="140" w:after="60"/>
+        <w:spacing w:before="120" w:after="100"/>
+        <w:jc w:val="both"/>
+        <w:rPr>
+          <w:sz w:val="18"/>
+          <w:szCs w:val="18"/>
+        </w:rPr>
+      </w:pPr>
+      <w:r>
         <w:rPr>
           <w:b/>
           <w:bCs/>
           <w:color w:val="000000"/>
-        </w:rPr>
-      </w:pPr>
+          <w:sz w:val="18"/>
+          <w:szCs w:val="18"/>
+        </w:rPr>
+        <w:t>Table IV: Match-Type</w:t>
+      </w:r>
       <w:r>
         <w:rPr>
           <w:b/>
           <w:bCs/>
           <w:color w:val="000000"/>
-        </w:rPr>
-        <w:t xml:space="preserve">Match-Type Breakdown — </w:t>
-      </w:r>
-      <w:proofErr w:type="spellStart"/>
+          <w:sz w:val="18"/>
+          <w:szCs w:val="18"/>
+        </w:rPr>
+        <w:t xml:space="preserve"> </w:t>
+      </w:r>
       <w:r>
         <w:rPr>
           <w:b/>
           <w:bCs/>
           <w:color w:val="000000"/>
+          <w:sz w:val="18"/>
+          <w:szCs w:val="18"/>
+        </w:rPr>
+        <w:t>Breakdown</w:t>
+      </w:r>
+      <w:r>
+        <w:rPr>
+          <w:b/>
+          <w:bCs/>
+          <w:color w:val="000000"/>
+          <w:sz w:val="18"/>
+          <w:szCs w:val="18"/>
+        </w:rPr>
+        <w:t xml:space="preserve"> - </w:t>
+      </w:r>
+      <w:proofErr w:type="spellStart"/>
+      <w:r>
+        <w:rPr>
+          <w:b/>
+          <w:bCs/>
+          <w:color w:val="000000"/>
+          <w:sz w:val="18"/>
+          <w:szCs w:val="18"/>
         </w:rPr>
         <w:t>LiveNewsBench</w:t>
       </w:r>
       <w:proofErr w:type="spellEnd"/>
+      <w:r>
+        <w:rPr>
+          <w:b/>
+          <w:bCs/>
+          <w:color w:val="000000"/>
+          <w:sz w:val="18"/>
+          <w:szCs w:val="18"/>
+        </w:rPr>
+        <w:t>, sep_2025</w:t>
+      </w:r>
+      <w:r>
+        <w:rPr>
+          <w:b/>
+          <w:bCs/>
+          <w:color w:val="000000"/>
+          <w:sz w:val="18"/>
+          <w:szCs w:val="18"/>
+        </w:rPr>
+        <w:t xml:space="preserve"> </w:t>
+      </w:r>
+      <w:proofErr w:type="spellStart"/>
+      <w:r>
+        <w:rPr>
+          <w:b/>
+          <w:bCs/>
+          <w:color w:val="000000"/>
+          <w:sz w:val="18"/>
+          <w:szCs w:val="18"/>
+        </w:rPr>
+        <w:t>val</w:t>
+      </w:r>
+      <w:proofErr w:type="spellEnd"/>
+      <w:r>
+        <w:rPr>
+          <w:b/>
+          <w:bCs/>
+          <w:color w:val="000000"/>
+          <w:sz w:val="18"/>
+          <w:szCs w:val="18"/>
+        </w:rPr>
+        <w:t>, 100 Samples</w:t>
+      </w:r>
     </w:p>
     <w:tbl>
       <w:tblPr>
@@ -8672,49 +9476,50 @@
         <w:tblLook w:val="04A0" w:firstRow="1" w:lastRow="0" w:firstColumn="1" w:lastColumn="0" w:noHBand="0" w:noVBand="1"/>
       </w:tblPr>
       <w:tblGrid>
-        <w:gridCol w:w="1075"/>
-        <w:gridCol w:w="737"/>
-        <w:gridCol w:w="699"/>
-        <w:gridCol w:w="994"/>
+        <w:gridCol w:w="1012"/>
+        <w:gridCol w:w="800"/>
+        <w:gridCol w:w="665"/>
+        <w:gridCol w:w="1028"/>
         <w:gridCol w:w="810"/>
         <w:gridCol w:w="810"/>
       </w:tblGrid>
       <w:tr>
+        <w:tblPrEx>
+          <w:tblCellMar>
+            <w:top w:w="0" w:type="dxa"/>
+            <w:bottom w:w="0" w:type="dxa"/>
+          </w:tblCellMar>
+        </w:tblPrEx>
         <w:trPr>
           <w:tblHeader/>
         </w:trPr>
         <w:tc>
           <w:tcPr>
-            <w:tcW w:w="1049" w:type="pct"/>
+            <w:tcW w:w="987" w:type="pct"/>
             <w:tcBorders>
               <w:top w:val="single" w:sz="4" w:space="0" w:color="000000"/>
               <w:left w:val="single" w:sz="4" w:space="0" w:color="000000"/>
               <w:bottom w:val="single" w:sz="4" w:space="0" w:color="000000"/>
               <w:right w:val="single" w:sz="4" w:space="0" w:color="000000"/>
             </w:tcBorders>
-            <w:shd w:val="clear" w:color="auto" w:fill="BFBFBF" w:themeFill="background1" w:themeFillShade="BF"/>
+            <w:shd w:val="clear" w:color="auto" w:fill="ADADAD" w:themeFill="background2" w:themeFillShade="BF"/>
             <w:tcMar>
               <w:top w:w="60" w:type="dxa"/>
-              <w:left w:w="80" w:type="dxa"/>
+              <w:left w:w="100" w:type="dxa"/>
               <w:bottom w:w="60" w:type="dxa"/>
-              <w:right w:w="80" w:type="dxa"/>
+              <w:right w:w="100" w:type="dxa"/>
             </w:tcMar>
-            <w:vAlign w:val="center"/>
           </w:tcPr>
           <w:p>
             <w:pPr>
               <w:jc w:val="center"/>
-              <w:rPr>
-                <w:color w:val="000000" w:themeColor="text1"/>
-              </w:rPr>
             </w:pPr>
             <w:r>
               <w:rPr>
                 <w:b/>
                 <w:bCs/>
-                <w:color w:val="000000" w:themeColor="text1"/>
-                <w:sz w:val="17"/>
-                <w:szCs w:val="17"/>
+                <w:sz w:val="18"/>
+                <w:szCs w:val="18"/>
               </w:rPr>
               <w:t>Match Type</w:t>
             </w:r>
@@ -8722,37 +9527,32 @@
         </w:tc>
         <w:tc>
           <w:tcPr>
-            <w:tcW w:w="719" w:type="pct"/>
+            <w:tcW w:w="780" w:type="pct"/>
             <w:tcBorders>
               <w:top w:val="single" w:sz="4" w:space="0" w:color="000000"/>
               <w:left w:val="single" w:sz="4" w:space="0" w:color="000000"/>
               <w:bottom w:val="single" w:sz="4" w:space="0" w:color="000000"/>
               <w:right w:val="single" w:sz="4" w:space="0" w:color="000000"/>
             </w:tcBorders>
-            <w:shd w:val="clear" w:color="auto" w:fill="BFBFBF" w:themeFill="background1" w:themeFillShade="BF"/>
+            <w:shd w:val="clear" w:color="auto" w:fill="ADADAD" w:themeFill="background2" w:themeFillShade="BF"/>
             <w:tcMar>
               <w:top w:w="60" w:type="dxa"/>
-              <w:left w:w="80" w:type="dxa"/>
+              <w:left w:w="100" w:type="dxa"/>
               <w:bottom w:w="60" w:type="dxa"/>
-              <w:right w:w="80" w:type="dxa"/>
+              <w:right w:w="100" w:type="dxa"/>
             </w:tcMar>
-            <w:vAlign w:val="center"/>
           </w:tcPr>
           <w:p>
             <w:pPr>
               <w:jc w:val="center"/>
-              <w:rPr>
-                <w:color w:val="000000" w:themeColor="text1"/>
-              </w:rPr>
             </w:pPr>
             <w:proofErr w:type="spellStart"/>
             <w:r>
               <w:rPr>
                 <w:b/>
                 <w:bCs/>
-                <w:color w:val="000000" w:themeColor="text1"/>
-                <w:sz w:val="17"/>
-                <w:szCs w:val="17"/>
+                <w:sz w:val="18"/>
+                <w:szCs w:val="18"/>
               </w:rPr>
               <w:t>DyFlow</w:t>
             </w:r>
@@ -8761,36 +9561,31 @@
         </w:tc>
         <w:tc>
           <w:tcPr>
-            <w:tcW w:w="682" w:type="pct"/>
+            <w:tcW w:w="649" w:type="pct"/>
             <w:tcBorders>
               <w:top w:val="single" w:sz="4" w:space="0" w:color="000000"/>
               <w:left w:val="single" w:sz="4" w:space="0" w:color="000000"/>
               <w:bottom w:val="single" w:sz="4" w:space="0" w:color="000000"/>
               <w:right w:val="single" w:sz="4" w:space="0" w:color="000000"/>
             </w:tcBorders>
-            <w:shd w:val="clear" w:color="auto" w:fill="BFBFBF" w:themeFill="background1" w:themeFillShade="BF"/>
+            <w:shd w:val="clear" w:color="auto" w:fill="ADADAD" w:themeFill="background2" w:themeFillShade="BF"/>
             <w:tcMar>
               <w:top w:w="60" w:type="dxa"/>
-              <w:left w:w="80" w:type="dxa"/>
+              <w:left w:w="100" w:type="dxa"/>
               <w:bottom w:w="60" w:type="dxa"/>
-              <w:right w:w="80" w:type="dxa"/>
+              <w:right w:w="100" w:type="dxa"/>
             </w:tcMar>
-            <w:vAlign w:val="center"/>
           </w:tcPr>
           <w:p>
             <w:pPr>
               <w:jc w:val="center"/>
-              <w:rPr>
-                <w:color w:val="000000" w:themeColor="text1"/>
-              </w:rPr>
             </w:pPr>
             <w:r>
               <w:rPr>
                 <w:b/>
                 <w:bCs/>
-                <w:color w:val="000000" w:themeColor="text1"/>
-                <w:sz w:val="17"/>
-                <w:szCs w:val="17"/>
+                <w:sz w:val="18"/>
+                <w:szCs w:val="18"/>
               </w:rPr>
               <w:t>DF %</w:t>
             </w:r>
@@ -8798,37 +9593,32 @@
         </w:tc>
         <w:tc>
           <w:tcPr>
-            <w:tcW w:w="970" w:type="pct"/>
+            <w:tcW w:w="1003" w:type="pct"/>
             <w:tcBorders>
               <w:top w:val="single" w:sz="4" w:space="0" w:color="000000"/>
               <w:left w:val="single" w:sz="4" w:space="0" w:color="000000"/>
               <w:bottom w:val="single" w:sz="4" w:space="0" w:color="000000"/>
               <w:right w:val="single" w:sz="4" w:space="0" w:color="000000"/>
             </w:tcBorders>
-            <w:shd w:val="clear" w:color="auto" w:fill="BFBFBF" w:themeFill="background1" w:themeFillShade="BF"/>
+            <w:shd w:val="clear" w:color="auto" w:fill="ADADAD" w:themeFill="background2" w:themeFillShade="BF"/>
             <w:tcMar>
               <w:top w:w="60" w:type="dxa"/>
-              <w:left w:w="80" w:type="dxa"/>
+              <w:left w:w="100" w:type="dxa"/>
               <w:bottom w:w="60" w:type="dxa"/>
-              <w:right w:w="80" w:type="dxa"/>
+              <w:right w:w="100" w:type="dxa"/>
             </w:tcMar>
-            <w:vAlign w:val="center"/>
           </w:tcPr>
           <w:p>
             <w:pPr>
               <w:jc w:val="center"/>
-              <w:rPr>
-                <w:color w:val="000000" w:themeColor="text1"/>
-              </w:rPr>
             </w:pPr>
             <w:proofErr w:type="spellStart"/>
             <w:r>
               <w:rPr>
                 <w:b/>
                 <w:bCs/>
-                <w:color w:val="000000" w:themeColor="text1"/>
-                <w:sz w:val="17"/>
-                <w:szCs w:val="17"/>
+                <w:sz w:val="18"/>
+                <w:szCs w:val="18"/>
               </w:rPr>
               <w:t>DyFlow</w:t>
             </w:r>
@@ -8837,9 +9627,8 @@
               <w:rPr>
                 <w:b/>
                 <w:bCs/>
-                <w:color w:val="000000" w:themeColor="text1"/>
-                <w:sz w:val="17"/>
-                <w:szCs w:val="17"/>
+                <w:sz w:val="18"/>
+                <w:szCs w:val="18"/>
               </w:rPr>
               <w:t>-T</w:t>
             </w:r>
@@ -8854,29 +9643,24 @@
               <w:bottom w:val="single" w:sz="4" w:space="0" w:color="000000"/>
               <w:right w:val="single" w:sz="4" w:space="0" w:color="000000"/>
             </w:tcBorders>
-            <w:shd w:val="clear" w:color="auto" w:fill="BFBFBF" w:themeFill="background1" w:themeFillShade="BF"/>
+            <w:shd w:val="clear" w:color="auto" w:fill="ADADAD" w:themeFill="background2" w:themeFillShade="BF"/>
             <w:tcMar>
               <w:top w:w="60" w:type="dxa"/>
-              <w:left w:w="80" w:type="dxa"/>
+              <w:left w:w="100" w:type="dxa"/>
               <w:bottom w:w="60" w:type="dxa"/>
-              <w:right w:w="80" w:type="dxa"/>
+              <w:right w:w="100" w:type="dxa"/>
             </w:tcMar>
-            <w:vAlign w:val="center"/>
           </w:tcPr>
           <w:p>
             <w:pPr>
               <w:jc w:val="center"/>
-              <w:rPr>
-                <w:color w:val="000000" w:themeColor="text1"/>
-              </w:rPr>
             </w:pPr>
             <w:r>
               <w:rPr>
                 <w:b/>
                 <w:bCs/>
-                <w:color w:val="000000" w:themeColor="text1"/>
-                <w:sz w:val="17"/>
-                <w:szCs w:val="17"/>
+                <w:sz w:val="18"/>
+                <w:szCs w:val="18"/>
               </w:rPr>
               <w:t>DFT %</w:t>
             </w:r>
@@ -8891,29 +9675,24 @@
               <w:bottom w:val="single" w:sz="4" w:space="0" w:color="000000"/>
               <w:right w:val="single" w:sz="4" w:space="0" w:color="000000"/>
             </w:tcBorders>
-            <w:shd w:val="clear" w:color="auto" w:fill="BFBFBF" w:themeFill="background1" w:themeFillShade="BF"/>
+            <w:shd w:val="clear" w:color="auto" w:fill="ADADAD" w:themeFill="background2" w:themeFillShade="BF"/>
             <w:tcMar>
               <w:top w:w="60" w:type="dxa"/>
-              <w:left w:w="80" w:type="dxa"/>
+              <w:left w:w="100" w:type="dxa"/>
               <w:bottom w:w="60" w:type="dxa"/>
-              <w:right w:w="80" w:type="dxa"/>
+              <w:right w:w="100" w:type="dxa"/>
             </w:tcMar>
-            <w:vAlign w:val="center"/>
           </w:tcPr>
           <w:p>
             <w:pPr>
               <w:jc w:val="center"/>
-              <w:rPr>
-                <w:color w:val="000000" w:themeColor="text1"/>
-              </w:rPr>
             </w:pPr>
             <w:r>
               <w:rPr>
                 <w:b/>
                 <w:bCs/>
-                <w:color w:val="000000" w:themeColor="text1"/>
-                <w:sz w:val="17"/>
-                <w:szCs w:val="17"/>
+                <w:sz w:val="18"/>
+                <w:szCs w:val="18"/>
               </w:rPr>
               <w:t>Δ</w:t>
             </w:r>
@@ -8921,9 +9700,15 @@
         </w:tc>
       </w:tr>
       <w:tr>
-        <w:tc>
-          <w:tcPr>
-            <w:tcW w:w="1049" w:type="pct"/>
+        <w:tblPrEx>
+          <w:tblCellMar>
+            <w:top w:w="0" w:type="dxa"/>
+            <w:bottom w:w="0" w:type="dxa"/>
+          </w:tblCellMar>
+        </w:tblPrEx>
+        <w:tc>
+          <w:tcPr>
+            <w:tcW w:w="987" w:type="pct"/>
             <w:tcBorders>
               <w:top w:val="single" w:sz="4" w:space="0" w:color="000000"/>
               <w:left w:val="single" w:sz="4" w:space="0" w:color="000000"/>
@@ -8933,11 +9718,10 @@
             <w:shd w:val="clear" w:color="auto" w:fill="FFFFFF"/>
             <w:tcMar>
               <w:top w:w="60" w:type="dxa"/>
-              <w:left w:w="80" w:type="dxa"/>
+              <w:left w:w="100" w:type="dxa"/>
               <w:bottom w:w="60" w:type="dxa"/>
-              <w:right w:w="80" w:type="dxa"/>
+              <w:right w:w="100" w:type="dxa"/>
             </w:tcMar>
-            <w:vAlign w:val="center"/>
           </w:tcPr>
           <w:p>
             <w:r>
@@ -8945,8 +9729,8 @@
                 <w:b/>
                 <w:bCs/>
                 <w:color w:val="000000"/>
-                <w:sz w:val="17"/>
-                <w:szCs w:val="17"/>
+                <w:sz w:val="18"/>
+                <w:szCs w:val="18"/>
               </w:rPr>
               <w:t>Exact</w:t>
             </w:r>
@@ -8954,7 +9738,7 @@
         </w:tc>
         <w:tc>
           <w:tcPr>
-            <w:tcW w:w="719" w:type="pct"/>
+            <w:tcW w:w="780" w:type="pct"/>
             <w:tcBorders>
               <w:top w:val="single" w:sz="4" w:space="0" w:color="000000"/>
               <w:left w:val="single" w:sz="4" w:space="0" w:color="000000"/>
@@ -8964,11 +9748,10 @@
             <w:shd w:val="clear" w:color="auto" w:fill="FFFFFF"/>
             <w:tcMar>
               <w:top w:w="60" w:type="dxa"/>
-              <w:left w:w="80" w:type="dxa"/>
+              <w:left w:w="100" w:type="dxa"/>
               <w:bottom w:w="60" w:type="dxa"/>
-              <w:right w:w="80" w:type="dxa"/>
+              <w:right w:w="100" w:type="dxa"/>
             </w:tcMar>
-            <w:vAlign w:val="center"/>
           </w:tcPr>
           <w:p>
             <w:pPr>
@@ -8977,16 +9760,16 @@
             <w:r>
               <w:rPr>
                 <w:color w:val="000000"/>
-                <w:sz w:val="17"/>
-                <w:szCs w:val="17"/>
-              </w:rPr>
-              <w:t>4</w:t>
-            </w:r>
-          </w:p>
-        </w:tc>
-        <w:tc>
-          <w:tcPr>
-            <w:tcW w:w="682" w:type="pct"/>
+                <w:sz w:val="18"/>
+                <w:szCs w:val="18"/>
+              </w:rPr>
+              <w:t>0</w:t>
+            </w:r>
+          </w:p>
+        </w:tc>
+        <w:tc>
+          <w:tcPr>
+            <w:tcW w:w="649" w:type="pct"/>
             <w:tcBorders>
               <w:top w:val="single" w:sz="4" w:space="0" w:color="000000"/>
               <w:left w:val="single" w:sz="4" w:space="0" w:color="000000"/>
@@ -8996,11 +9779,10 @@
             <w:shd w:val="clear" w:color="auto" w:fill="FFFFFF"/>
             <w:tcMar>
               <w:top w:w="60" w:type="dxa"/>
-              <w:left w:w="80" w:type="dxa"/>
+              <w:left w:w="100" w:type="dxa"/>
               <w:bottom w:w="60" w:type="dxa"/>
-              <w:right w:w="80" w:type="dxa"/>
+              <w:right w:w="100" w:type="dxa"/>
             </w:tcMar>
-            <w:vAlign w:val="center"/>
           </w:tcPr>
           <w:p>
             <w:pPr>
@@ -9009,16 +9791,16 @@
             <w:r>
               <w:rPr>
                 <w:color w:val="000000"/>
-                <w:sz w:val="17"/>
-                <w:szCs w:val="17"/>
-              </w:rPr>
-              <w:t>2.3%</w:t>
-            </w:r>
-          </w:p>
-        </w:tc>
-        <w:tc>
-          <w:tcPr>
-            <w:tcW w:w="970" w:type="pct"/>
+                <w:sz w:val="18"/>
+                <w:szCs w:val="18"/>
+              </w:rPr>
+              <w:t>0.0%</w:t>
+            </w:r>
+          </w:p>
+        </w:tc>
+        <w:tc>
+          <w:tcPr>
+            <w:tcW w:w="1003" w:type="pct"/>
             <w:tcBorders>
               <w:top w:val="single" w:sz="4" w:space="0" w:color="000000"/>
               <w:left w:val="single" w:sz="4" w:space="0" w:color="000000"/>
@@ -9028,11 +9810,10 @@
             <w:shd w:val="clear" w:color="auto" w:fill="FFFFFF"/>
             <w:tcMar>
               <w:top w:w="60" w:type="dxa"/>
-              <w:left w:w="80" w:type="dxa"/>
+              <w:left w:w="100" w:type="dxa"/>
               <w:bottom w:w="60" w:type="dxa"/>
-              <w:right w:w="80" w:type="dxa"/>
+              <w:right w:w="100" w:type="dxa"/>
             </w:tcMar>
-            <w:vAlign w:val="center"/>
           </w:tcPr>
           <w:p>
             <w:pPr>
@@ -9041,10 +9822,10 @@
             <w:r>
               <w:rPr>
                 <w:color w:val="000000"/>
-                <w:sz w:val="17"/>
-                <w:szCs w:val="17"/>
-              </w:rPr>
-              <w:t>42</w:t>
+                <w:sz w:val="18"/>
+                <w:szCs w:val="18"/>
+              </w:rPr>
+              <w:t>7</w:t>
             </w:r>
           </w:p>
         </w:tc>
@@ -9060,11 +9841,10 @@
             <w:shd w:val="clear" w:color="auto" w:fill="FFFFFF"/>
             <w:tcMar>
               <w:top w:w="60" w:type="dxa"/>
-              <w:left w:w="80" w:type="dxa"/>
+              <w:left w:w="100" w:type="dxa"/>
               <w:bottom w:w="60" w:type="dxa"/>
-              <w:right w:w="80" w:type="dxa"/>
+              <w:right w:w="100" w:type="dxa"/>
             </w:tcMar>
-            <w:vAlign w:val="center"/>
           </w:tcPr>
           <w:p>
             <w:pPr>
@@ -9073,179 +9853,10 @@
             <w:r>
               <w:rPr>
                 <w:color w:val="000000"/>
-                <w:sz w:val="17"/>
-                <w:szCs w:val="17"/>
-              </w:rPr>
-              <w:t>24.6%</w:t>
-            </w:r>
-          </w:p>
-        </w:tc>
-        <w:tc>
-          <w:tcPr>
-            <w:tcW w:w="790" w:type="pct"/>
-            <w:tcBorders>
-              <w:top w:val="single" w:sz="4" w:space="0" w:color="000000"/>
-              <w:left w:val="single" w:sz="4" w:space="0" w:color="000000"/>
-              <w:bottom w:val="single" w:sz="4" w:space="0" w:color="000000"/>
-              <w:right w:val="single" w:sz="4" w:space="0" w:color="000000"/>
-            </w:tcBorders>
-            <w:shd w:val="clear" w:color="auto" w:fill="DDEEDD"/>
-            <w:tcMar>
-              <w:top w:w="60" w:type="dxa"/>
-              <w:left w:w="80" w:type="dxa"/>
-              <w:bottom w:w="60" w:type="dxa"/>
-              <w:right w:w="80" w:type="dxa"/>
-            </w:tcMar>
-            <w:vAlign w:val="center"/>
-          </w:tcPr>
-          <w:p>
-            <w:pPr>
-              <w:jc w:val="center"/>
-            </w:pPr>
-            <w:r>
-              <w:rPr>
-                <w:color w:val="000000"/>
-                <w:sz w:val="17"/>
-                <w:szCs w:val="17"/>
-              </w:rPr>
-              <w:t>+22.3</w:t>
-            </w:r>
-            <w:r>
-              <w:rPr>
-                <w:color w:val="000000"/>
-                <w:sz w:val="17"/>
-                <w:szCs w:val="17"/>
-              </w:rPr>
-              <w:t>%</w:t>
-            </w:r>
-          </w:p>
-        </w:tc>
-      </w:tr>
-      <w:tr>
-        <w:tc>
-          <w:tcPr>
-            <w:tcW w:w="1049" w:type="pct"/>
-            <w:tcBorders>
-              <w:top w:val="single" w:sz="4" w:space="0" w:color="000000"/>
-              <w:left w:val="single" w:sz="4" w:space="0" w:color="000000"/>
-              <w:bottom w:val="single" w:sz="4" w:space="0" w:color="000000"/>
-              <w:right w:val="single" w:sz="4" w:space="0" w:color="000000"/>
-            </w:tcBorders>
-            <w:shd w:val="clear" w:color="auto" w:fill="FFFFFF"/>
-            <w:tcMar>
-              <w:top w:w="60" w:type="dxa"/>
-              <w:left w:w="80" w:type="dxa"/>
-              <w:bottom w:w="60" w:type="dxa"/>
-              <w:right w:w="80" w:type="dxa"/>
-            </w:tcMar>
-            <w:vAlign w:val="center"/>
-          </w:tcPr>
-          <w:p>
-            <w:r>
-              <w:rPr>
-                <w:b/>
-                <w:bCs/>
-                <w:color w:val="000000"/>
-                <w:sz w:val="17"/>
-                <w:szCs w:val="17"/>
-              </w:rPr>
-              <w:t>Contains</w:t>
-            </w:r>
-          </w:p>
-        </w:tc>
-        <w:tc>
-          <w:tcPr>
-            <w:tcW w:w="719" w:type="pct"/>
-            <w:tcBorders>
-              <w:top w:val="single" w:sz="4" w:space="0" w:color="000000"/>
-              <w:left w:val="single" w:sz="4" w:space="0" w:color="000000"/>
-              <w:bottom w:val="single" w:sz="4" w:space="0" w:color="000000"/>
-              <w:right w:val="single" w:sz="4" w:space="0" w:color="000000"/>
-            </w:tcBorders>
-            <w:shd w:val="clear" w:color="auto" w:fill="FFFFFF"/>
-            <w:tcMar>
-              <w:top w:w="60" w:type="dxa"/>
-              <w:left w:w="80" w:type="dxa"/>
-              <w:bottom w:w="60" w:type="dxa"/>
-              <w:right w:w="80" w:type="dxa"/>
-            </w:tcMar>
-            <w:vAlign w:val="center"/>
-          </w:tcPr>
-          <w:p>
-            <w:pPr>
-              <w:jc w:val="center"/>
-            </w:pPr>
-            <w:r>
-              <w:rPr>
-                <w:color w:val="000000"/>
-                <w:sz w:val="17"/>
-                <w:szCs w:val="17"/>
-              </w:rPr>
-              <w:t>2</w:t>
-            </w:r>
-          </w:p>
-        </w:tc>
-        <w:tc>
-          <w:tcPr>
-            <w:tcW w:w="682" w:type="pct"/>
-            <w:tcBorders>
-              <w:top w:val="single" w:sz="4" w:space="0" w:color="000000"/>
-              <w:left w:val="single" w:sz="4" w:space="0" w:color="000000"/>
-              <w:bottom w:val="single" w:sz="4" w:space="0" w:color="000000"/>
-              <w:right w:val="single" w:sz="4" w:space="0" w:color="000000"/>
-            </w:tcBorders>
-            <w:shd w:val="clear" w:color="auto" w:fill="FFFFFF"/>
-            <w:tcMar>
-              <w:top w:w="60" w:type="dxa"/>
-              <w:left w:w="80" w:type="dxa"/>
-              <w:bottom w:w="60" w:type="dxa"/>
-              <w:right w:w="80" w:type="dxa"/>
-            </w:tcMar>
-            <w:vAlign w:val="center"/>
-          </w:tcPr>
-          <w:p>
-            <w:pPr>
-              <w:jc w:val="center"/>
-            </w:pPr>
-            <w:r>
-              <w:rPr>
-                <w:color w:val="000000"/>
-                <w:sz w:val="17"/>
-                <w:szCs w:val="17"/>
-              </w:rPr>
-              <w:t>1.2%</w:t>
-            </w:r>
-          </w:p>
-        </w:tc>
-        <w:tc>
-          <w:tcPr>
-            <w:tcW w:w="970" w:type="pct"/>
-            <w:tcBorders>
-              <w:top w:val="single" w:sz="4" w:space="0" w:color="000000"/>
-              <w:left w:val="single" w:sz="4" w:space="0" w:color="000000"/>
-              <w:bottom w:val="single" w:sz="4" w:space="0" w:color="000000"/>
-              <w:right w:val="single" w:sz="4" w:space="0" w:color="000000"/>
-            </w:tcBorders>
-            <w:shd w:val="clear" w:color="auto" w:fill="FFFFFF"/>
-            <w:tcMar>
-              <w:top w:w="60" w:type="dxa"/>
-              <w:left w:w="80" w:type="dxa"/>
-              <w:bottom w:w="60" w:type="dxa"/>
-              <w:right w:w="80" w:type="dxa"/>
-            </w:tcMar>
-            <w:vAlign w:val="center"/>
-          </w:tcPr>
-          <w:p>
-            <w:pPr>
-              <w:jc w:val="center"/>
-            </w:pPr>
-            <w:r>
-              <w:rPr>
-                <w:color w:val="000000"/>
-                <w:sz w:val="17"/>
-                <w:szCs w:val="17"/>
-              </w:rPr>
-              <w:t>22</w:t>
+                <w:sz w:val="18"/>
+                <w:szCs w:val="18"/>
+              </w:rPr>
+              <w:t>6.8%</w:t>
             </w:r>
           </w:p>
         </w:tc>
@@ -9261,11 +9872,10 @@
             <w:shd w:val="clear" w:color="auto" w:fill="FFFFFF"/>
             <w:tcMar>
               <w:top w:w="60" w:type="dxa"/>
-              <w:left w:w="80" w:type="dxa"/>
+              <w:left w:w="100" w:type="dxa"/>
               <w:bottom w:w="60" w:type="dxa"/>
-              <w:right w:w="80" w:type="dxa"/>
+              <w:right w:w="100" w:type="dxa"/>
             </w:tcMar>
-            <w:vAlign w:val="center"/>
           </w:tcPr>
           <w:p>
             <w:pPr>
@@ -9274,48 +9884,16 @@
             <w:r>
               <w:rPr>
                 <w:color w:val="000000"/>
-                <w:sz w:val="17"/>
-                <w:szCs w:val="17"/>
-              </w:rPr>
-              <w:t>12.9%</w:t>
-            </w:r>
-          </w:p>
-        </w:tc>
-        <w:tc>
-          <w:tcPr>
-            <w:tcW w:w="790" w:type="pct"/>
-            <w:tcBorders>
-              <w:top w:val="single" w:sz="4" w:space="0" w:color="000000"/>
-              <w:left w:val="single" w:sz="4" w:space="0" w:color="000000"/>
-              <w:bottom w:val="single" w:sz="4" w:space="0" w:color="000000"/>
-              <w:right w:val="single" w:sz="4" w:space="0" w:color="000000"/>
-            </w:tcBorders>
-            <w:shd w:val="clear" w:color="auto" w:fill="DDEEDD"/>
-            <w:tcMar>
-              <w:top w:w="60" w:type="dxa"/>
-              <w:left w:w="80" w:type="dxa"/>
-              <w:bottom w:w="60" w:type="dxa"/>
-              <w:right w:w="80" w:type="dxa"/>
-            </w:tcMar>
-            <w:vAlign w:val="center"/>
-          </w:tcPr>
-          <w:p>
-            <w:pPr>
-              <w:jc w:val="center"/>
-            </w:pPr>
-            <w:r>
-              <w:rPr>
-                <w:color w:val="000000"/>
-                <w:sz w:val="17"/>
-                <w:szCs w:val="17"/>
-              </w:rPr>
-              <w:t>+11.7</w:t>
-            </w:r>
-            <w:r>
-              <w:rPr>
-                <w:color w:val="000000"/>
-                <w:sz w:val="17"/>
-                <w:szCs w:val="17"/>
+                <w:sz w:val="18"/>
+                <w:szCs w:val="18"/>
+              </w:rPr>
+              <w:t>+6.8</w:t>
+            </w:r>
+            <w:r>
+              <w:rPr>
+                <w:color w:val="000000"/>
+                <w:sz w:val="18"/>
+                <w:szCs w:val="18"/>
               </w:rPr>
               <w:t>%</w:t>
             </w:r>
@@ -9323,9 +9901,15 @@
         </w:tc>
       </w:tr>
       <w:tr>
-        <w:tc>
-          <w:tcPr>
-            <w:tcW w:w="1049" w:type="pct"/>
+        <w:tblPrEx>
+          <w:tblCellMar>
+            <w:top w:w="0" w:type="dxa"/>
+            <w:bottom w:w="0" w:type="dxa"/>
+          </w:tblCellMar>
+        </w:tblPrEx>
+        <w:tc>
+          <w:tcPr>
+            <w:tcW w:w="987" w:type="pct"/>
             <w:tcBorders>
               <w:top w:val="single" w:sz="4" w:space="0" w:color="000000"/>
               <w:left w:val="single" w:sz="4" w:space="0" w:color="000000"/>
@@ -9335,11 +9919,10 @@
             <w:shd w:val="clear" w:color="auto" w:fill="FFFFFF"/>
             <w:tcMar>
               <w:top w:w="60" w:type="dxa"/>
-              <w:left w:w="80" w:type="dxa"/>
+              <w:left w:w="100" w:type="dxa"/>
               <w:bottom w:w="60" w:type="dxa"/>
-              <w:right w:w="80" w:type="dxa"/>
+              <w:right w:w="100" w:type="dxa"/>
             </w:tcMar>
-            <w:vAlign w:val="center"/>
           </w:tcPr>
           <w:p>
             <w:r>
@@ -9347,16 +9930,16 @@
                 <w:b/>
                 <w:bCs/>
                 <w:color w:val="000000"/>
-                <w:sz w:val="17"/>
-                <w:szCs w:val="17"/>
-              </w:rPr>
-              <w:t>Entity Overlap</w:t>
-            </w:r>
-          </w:p>
-        </w:tc>
-        <w:tc>
-          <w:tcPr>
-            <w:tcW w:w="719" w:type="pct"/>
+                <w:sz w:val="18"/>
+                <w:szCs w:val="18"/>
+              </w:rPr>
+              <w:t>Contains</w:t>
+            </w:r>
+          </w:p>
+        </w:tc>
+        <w:tc>
+          <w:tcPr>
+            <w:tcW w:w="780" w:type="pct"/>
             <w:tcBorders>
               <w:top w:val="single" w:sz="4" w:space="0" w:color="000000"/>
               <w:left w:val="single" w:sz="4" w:space="0" w:color="000000"/>
@@ -9366,11 +9949,10 @@
             <w:shd w:val="clear" w:color="auto" w:fill="FFFFFF"/>
             <w:tcMar>
               <w:top w:w="60" w:type="dxa"/>
-              <w:left w:w="80" w:type="dxa"/>
+              <w:left w:w="100" w:type="dxa"/>
               <w:bottom w:w="60" w:type="dxa"/>
-              <w:right w:w="80" w:type="dxa"/>
+              <w:right w:w="100" w:type="dxa"/>
             </w:tcMar>
-            <w:vAlign w:val="center"/>
           </w:tcPr>
           <w:p>
             <w:pPr>
@@ -9379,8 +9961,8 @@
             <w:r>
               <w:rPr>
                 <w:color w:val="000000"/>
-                <w:sz w:val="17"/>
-                <w:szCs w:val="17"/>
+                <w:sz w:val="18"/>
+                <w:szCs w:val="18"/>
               </w:rPr>
               <w:t>1</w:t>
             </w:r>
@@ -9388,7 +9970,7 @@
         </w:tc>
         <w:tc>
           <w:tcPr>
-            <w:tcW w:w="682" w:type="pct"/>
+            <w:tcW w:w="649" w:type="pct"/>
             <w:tcBorders>
               <w:top w:val="single" w:sz="4" w:space="0" w:color="000000"/>
               <w:left w:val="single" w:sz="4" w:space="0" w:color="000000"/>
@@ -9398,11 +9980,10 @@
             <w:shd w:val="clear" w:color="auto" w:fill="FFFFFF"/>
             <w:tcMar>
               <w:top w:w="60" w:type="dxa"/>
-              <w:left w:w="80" w:type="dxa"/>
+              <w:left w:w="100" w:type="dxa"/>
               <w:bottom w:w="60" w:type="dxa"/>
-              <w:right w:w="80" w:type="dxa"/>
+              <w:right w:w="100" w:type="dxa"/>
             </w:tcMar>
-            <w:vAlign w:val="center"/>
           </w:tcPr>
           <w:p>
             <w:pPr>
@@ -9411,16 +9992,16 @@
             <w:r>
               <w:rPr>
                 <w:color w:val="000000"/>
-                <w:sz w:val="17"/>
-                <w:szCs w:val="17"/>
-              </w:rPr>
-              <w:t>0.6%</w:t>
-            </w:r>
-          </w:p>
-        </w:tc>
-        <w:tc>
-          <w:tcPr>
-            <w:tcW w:w="970" w:type="pct"/>
+                <w:sz w:val="18"/>
+                <w:szCs w:val="18"/>
+              </w:rPr>
+              <w:t>1.0%</w:t>
+            </w:r>
+          </w:p>
+        </w:tc>
+        <w:tc>
+          <w:tcPr>
+            <w:tcW w:w="1003" w:type="pct"/>
             <w:tcBorders>
               <w:top w:val="single" w:sz="4" w:space="0" w:color="000000"/>
               <w:left w:val="single" w:sz="4" w:space="0" w:color="000000"/>
@@ -9430,11 +10011,10 @@
             <w:shd w:val="clear" w:color="auto" w:fill="FFFFFF"/>
             <w:tcMar>
               <w:top w:w="60" w:type="dxa"/>
-              <w:left w:w="80" w:type="dxa"/>
+              <w:left w:w="100" w:type="dxa"/>
               <w:bottom w:w="60" w:type="dxa"/>
-              <w:right w:w="80" w:type="dxa"/>
+              <w:right w:w="100" w:type="dxa"/>
             </w:tcMar>
-            <w:vAlign w:val="center"/>
           </w:tcPr>
           <w:p>
             <w:pPr>
@@ -9443,10 +10023,10 @@
             <w:r>
               <w:rPr>
                 <w:color w:val="000000"/>
-                <w:sz w:val="17"/>
-                <w:szCs w:val="17"/>
-              </w:rPr>
-              <w:t>18</w:t>
+                <w:sz w:val="18"/>
+                <w:szCs w:val="18"/>
+              </w:rPr>
+              <w:t>8</w:t>
             </w:r>
           </w:p>
         </w:tc>
@@ -9462,11 +10042,10 @@
             <w:shd w:val="clear" w:color="auto" w:fill="FFFFFF"/>
             <w:tcMar>
               <w:top w:w="60" w:type="dxa"/>
-              <w:left w:w="80" w:type="dxa"/>
+              <w:left w:w="100" w:type="dxa"/>
               <w:bottom w:w="60" w:type="dxa"/>
-              <w:right w:w="80" w:type="dxa"/>
+              <w:right w:w="100" w:type="dxa"/>
             </w:tcMar>
-            <w:vAlign w:val="center"/>
           </w:tcPr>
           <w:p>
             <w:pPr>
@@ -9475,179 +10054,10 @@
             <w:r>
               <w:rPr>
                 <w:color w:val="000000"/>
-                <w:sz w:val="17"/>
-                <w:szCs w:val="17"/>
-              </w:rPr>
-              <w:t>10.5%</w:t>
-            </w:r>
-          </w:p>
-        </w:tc>
-        <w:tc>
-          <w:tcPr>
-            <w:tcW w:w="790" w:type="pct"/>
-            <w:tcBorders>
-              <w:top w:val="single" w:sz="4" w:space="0" w:color="000000"/>
-              <w:left w:val="single" w:sz="4" w:space="0" w:color="000000"/>
-              <w:bottom w:val="single" w:sz="4" w:space="0" w:color="000000"/>
-              <w:right w:val="single" w:sz="4" w:space="0" w:color="000000"/>
-            </w:tcBorders>
-            <w:shd w:val="clear" w:color="auto" w:fill="DDEEDD"/>
-            <w:tcMar>
-              <w:top w:w="60" w:type="dxa"/>
-              <w:left w:w="80" w:type="dxa"/>
-              <w:bottom w:w="60" w:type="dxa"/>
-              <w:right w:w="80" w:type="dxa"/>
-            </w:tcMar>
-            <w:vAlign w:val="center"/>
-          </w:tcPr>
-          <w:p>
-            <w:pPr>
-              <w:jc w:val="center"/>
-            </w:pPr>
-            <w:r>
-              <w:rPr>
-                <w:color w:val="000000"/>
-                <w:sz w:val="17"/>
-                <w:szCs w:val="17"/>
-              </w:rPr>
-              <w:t>+9.9</w:t>
-            </w:r>
-            <w:r>
-              <w:rPr>
-                <w:color w:val="000000"/>
-                <w:sz w:val="17"/>
-                <w:szCs w:val="17"/>
-              </w:rPr>
-              <w:t>%</w:t>
-            </w:r>
-          </w:p>
-        </w:tc>
-      </w:tr>
-      <w:tr>
-        <w:tc>
-          <w:tcPr>
-            <w:tcW w:w="1049" w:type="pct"/>
-            <w:tcBorders>
-              <w:top w:val="single" w:sz="4" w:space="0" w:color="000000"/>
-              <w:left w:val="single" w:sz="4" w:space="0" w:color="000000"/>
-              <w:bottom w:val="single" w:sz="4" w:space="0" w:color="000000"/>
-              <w:right w:val="single" w:sz="4" w:space="0" w:color="000000"/>
-            </w:tcBorders>
-            <w:shd w:val="clear" w:color="auto" w:fill="FFFFFF"/>
-            <w:tcMar>
-              <w:top w:w="60" w:type="dxa"/>
-              <w:left w:w="80" w:type="dxa"/>
-              <w:bottom w:w="60" w:type="dxa"/>
-              <w:right w:w="80" w:type="dxa"/>
-            </w:tcMar>
-            <w:vAlign w:val="center"/>
-          </w:tcPr>
-          <w:p>
-            <w:r>
-              <w:rPr>
-                <w:b/>
-                <w:bCs/>
-                <w:color w:val="000000"/>
-                <w:sz w:val="17"/>
-                <w:szCs w:val="17"/>
-              </w:rPr>
-              <w:t>Token F1≥0.75</w:t>
-            </w:r>
-          </w:p>
-        </w:tc>
-        <w:tc>
-          <w:tcPr>
-            <w:tcW w:w="719" w:type="pct"/>
-            <w:tcBorders>
-              <w:top w:val="single" w:sz="4" w:space="0" w:color="000000"/>
-              <w:left w:val="single" w:sz="4" w:space="0" w:color="000000"/>
-              <w:bottom w:val="single" w:sz="4" w:space="0" w:color="000000"/>
-              <w:right w:val="single" w:sz="4" w:space="0" w:color="000000"/>
-            </w:tcBorders>
-            <w:shd w:val="clear" w:color="auto" w:fill="FFFFFF"/>
-            <w:tcMar>
-              <w:top w:w="60" w:type="dxa"/>
-              <w:left w:w="80" w:type="dxa"/>
-              <w:bottom w:w="60" w:type="dxa"/>
-              <w:right w:w="80" w:type="dxa"/>
-            </w:tcMar>
-            <w:vAlign w:val="center"/>
-          </w:tcPr>
-          <w:p>
-            <w:pPr>
-              <w:jc w:val="center"/>
-            </w:pPr>
-            <w:r>
-              <w:rPr>
-                <w:color w:val="000000"/>
-                <w:sz w:val="17"/>
-                <w:szCs w:val="17"/>
-              </w:rPr>
-              <w:t>3</w:t>
-            </w:r>
-          </w:p>
-        </w:tc>
-        <w:tc>
-          <w:tcPr>
-            <w:tcW w:w="682" w:type="pct"/>
-            <w:tcBorders>
-              <w:top w:val="single" w:sz="4" w:space="0" w:color="000000"/>
-              <w:left w:val="single" w:sz="4" w:space="0" w:color="000000"/>
-              <w:bottom w:val="single" w:sz="4" w:space="0" w:color="000000"/>
-              <w:right w:val="single" w:sz="4" w:space="0" w:color="000000"/>
-            </w:tcBorders>
-            <w:shd w:val="clear" w:color="auto" w:fill="FFFFFF"/>
-            <w:tcMar>
-              <w:top w:w="60" w:type="dxa"/>
-              <w:left w:w="80" w:type="dxa"/>
-              <w:bottom w:w="60" w:type="dxa"/>
-              <w:right w:w="80" w:type="dxa"/>
-            </w:tcMar>
-            <w:vAlign w:val="center"/>
-          </w:tcPr>
-          <w:p>
-            <w:pPr>
-              <w:jc w:val="center"/>
-            </w:pPr>
-            <w:r>
-              <w:rPr>
-                <w:color w:val="000000"/>
-                <w:sz w:val="17"/>
-                <w:szCs w:val="17"/>
-              </w:rPr>
-              <w:t>1.8%</w:t>
-            </w:r>
-          </w:p>
-        </w:tc>
-        <w:tc>
-          <w:tcPr>
-            <w:tcW w:w="970" w:type="pct"/>
-            <w:tcBorders>
-              <w:top w:val="single" w:sz="4" w:space="0" w:color="000000"/>
-              <w:left w:val="single" w:sz="4" w:space="0" w:color="000000"/>
-              <w:bottom w:val="single" w:sz="4" w:space="0" w:color="000000"/>
-              <w:right w:val="single" w:sz="4" w:space="0" w:color="000000"/>
-            </w:tcBorders>
-            <w:shd w:val="clear" w:color="auto" w:fill="FFFFFF"/>
-            <w:tcMar>
-              <w:top w:w="60" w:type="dxa"/>
-              <w:left w:w="80" w:type="dxa"/>
-              <w:bottom w:w="60" w:type="dxa"/>
-              <w:right w:w="80" w:type="dxa"/>
-            </w:tcMar>
-            <w:vAlign w:val="center"/>
-          </w:tcPr>
-          <w:p>
-            <w:pPr>
-              <w:jc w:val="center"/>
-            </w:pPr>
-            <w:r>
-              <w:rPr>
-                <w:color w:val="000000"/>
-                <w:sz w:val="17"/>
-                <w:szCs w:val="17"/>
-              </w:rPr>
-              <w:t>13</w:t>
+                <w:sz w:val="18"/>
+                <w:szCs w:val="18"/>
+              </w:rPr>
+              <w:t>7.8%</w:t>
             </w:r>
           </w:p>
         </w:tc>
@@ -9663,11 +10073,10 @@
             <w:shd w:val="clear" w:color="auto" w:fill="FFFFFF"/>
             <w:tcMar>
               <w:top w:w="60" w:type="dxa"/>
-              <w:left w:w="80" w:type="dxa"/>
+              <w:left w:w="100" w:type="dxa"/>
               <w:bottom w:w="60" w:type="dxa"/>
-              <w:right w:w="80" w:type="dxa"/>
+              <w:right w:w="100" w:type="dxa"/>
             </w:tcMar>
-            <w:vAlign w:val="center"/>
           </w:tcPr>
           <w:p>
             <w:pPr>
@@ -9676,48 +10085,16 @@
             <w:r>
               <w:rPr>
                 <w:color w:val="000000"/>
-                <w:sz w:val="17"/>
-                <w:szCs w:val="17"/>
-              </w:rPr>
-              <w:t>7.6%</w:t>
-            </w:r>
-          </w:p>
-        </w:tc>
-        <w:tc>
-          <w:tcPr>
-            <w:tcW w:w="790" w:type="pct"/>
-            <w:tcBorders>
-              <w:top w:val="single" w:sz="4" w:space="0" w:color="000000"/>
-              <w:left w:val="single" w:sz="4" w:space="0" w:color="000000"/>
-              <w:bottom w:val="single" w:sz="4" w:space="0" w:color="000000"/>
-              <w:right w:val="single" w:sz="4" w:space="0" w:color="000000"/>
-            </w:tcBorders>
-            <w:shd w:val="clear" w:color="auto" w:fill="DDEEDD"/>
-            <w:tcMar>
-              <w:top w:w="60" w:type="dxa"/>
-              <w:left w:w="80" w:type="dxa"/>
-              <w:bottom w:w="60" w:type="dxa"/>
-              <w:right w:w="80" w:type="dxa"/>
-            </w:tcMar>
-            <w:vAlign w:val="center"/>
-          </w:tcPr>
-          <w:p>
-            <w:pPr>
-              <w:jc w:val="center"/>
-            </w:pPr>
-            <w:r>
-              <w:rPr>
-                <w:color w:val="000000"/>
-                <w:sz w:val="17"/>
-                <w:szCs w:val="17"/>
-              </w:rPr>
-              <w:t>+5.8</w:t>
-            </w:r>
-            <w:r>
-              <w:rPr>
-                <w:color w:val="000000"/>
-                <w:sz w:val="17"/>
-                <w:szCs w:val="17"/>
+                <w:sz w:val="18"/>
+                <w:szCs w:val="18"/>
+              </w:rPr>
+              <w:t>+6.8</w:t>
+            </w:r>
+            <w:r>
+              <w:rPr>
+                <w:color w:val="000000"/>
+                <w:sz w:val="18"/>
+                <w:szCs w:val="18"/>
               </w:rPr>
               <w:t>%</w:t>
             </w:r>
@@ -9725,9 +10102,15 @@
         </w:tc>
       </w:tr>
       <w:tr>
-        <w:tc>
-          <w:tcPr>
-            <w:tcW w:w="1049" w:type="pct"/>
+        <w:tblPrEx>
+          <w:tblCellMar>
+            <w:top w:w="0" w:type="dxa"/>
+            <w:bottom w:w="0" w:type="dxa"/>
+          </w:tblCellMar>
+        </w:tblPrEx>
+        <w:tc>
+          <w:tcPr>
+            <w:tcW w:w="987" w:type="pct"/>
             <w:tcBorders>
               <w:top w:val="single" w:sz="4" w:space="0" w:color="000000"/>
               <w:left w:val="single" w:sz="4" w:space="0" w:color="000000"/>
@@ -9737,11 +10120,10 @@
             <w:shd w:val="clear" w:color="auto" w:fill="FFFFFF"/>
             <w:tcMar>
               <w:top w:w="60" w:type="dxa"/>
-              <w:left w:w="80" w:type="dxa"/>
+              <w:left w:w="100" w:type="dxa"/>
               <w:bottom w:w="60" w:type="dxa"/>
-              <w:right w:w="80" w:type="dxa"/>
+              <w:right w:w="100" w:type="dxa"/>
             </w:tcMar>
-            <w:vAlign w:val="center"/>
           </w:tcPr>
           <w:p>
             <w:r>
@@ -9749,16 +10131,28 @@
                 <w:b/>
                 <w:bCs/>
                 <w:color w:val="000000"/>
-                <w:sz w:val="17"/>
-                <w:szCs w:val="17"/>
-              </w:rPr>
-              <w:t>LLM Judge</w:t>
-            </w:r>
-          </w:p>
-        </w:tc>
-        <w:tc>
-          <w:tcPr>
-            <w:tcW w:w="719" w:type="pct"/>
+                <w:sz w:val="18"/>
+                <w:szCs w:val="18"/>
+              </w:rPr>
+              <w:t xml:space="preserve">Entity </w:t>
+            </w:r>
+            <w:proofErr w:type="gramStart"/>
+            <w:r>
+              <w:rPr>
+                <w:b/>
+                <w:bCs/>
+                <w:color w:val="000000"/>
+                <w:sz w:val="18"/>
+                <w:szCs w:val="18"/>
+              </w:rPr>
+              <w:t>overlap</w:t>
+            </w:r>
+            <w:proofErr w:type="gramEnd"/>
+          </w:p>
+        </w:tc>
+        <w:tc>
+          <w:tcPr>
+            <w:tcW w:w="780" w:type="pct"/>
             <w:tcBorders>
               <w:top w:val="single" w:sz="4" w:space="0" w:color="000000"/>
               <w:left w:val="single" w:sz="4" w:space="0" w:color="000000"/>
@@ -9768,11 +10162,10 @@
             <w:shd w:val="clear" w:color="auto" w:fill="FFFFFF"/>
             <w:tcMar>
               <w:top w:w="60" w:type="dxa"/>
-              <w:left w:w="80" w:type="dxa"/>
+              <w:left w:w="100" w:type="dxa"/>
               <w:bottom w:w="60" w:type="dxa"/>
-              <w:right w:w="80" w:type="dxa"/>
+              <w:right w:w="100" w:type="dxa"/>
             </w:tcMar>
-            <w:vAlign w:val="center"/>
           </w:tcPr>
           <w:p>
             <w:pPr>
@@ -9781,16 +10174,16 @@
             <w:r>
               <w:rPr>
                 <w:color w:val="000000"/>
-                <w:sz w:val="17"/>
-                <w:szCs w:val="17"/>
-              </w:rPr>
-              <w:t>10</w:t>
-            </w:r>
-          </w:p>
-        </w:tc>
-        <w:tc>
-          <w:tcPr>
-            <w:tcW w:w="682" w:type="pct"/>
+                <w:sz w:val="18"/>
+                <w:szCs w:val="18"/>
+              </w:rPr>
+              <w:t>0</w:t>
+            </w:r>
+          </w:p>
+        </w:tc>
+        <w:tc>
+          <w:tcPr>
+            <w:tcW w:w="649" w:type="pct"/>
             <w:tcBorders>
               <w:top w:val="single" w:sz="4" w:space="0" w:color="000000"/>
               <w:left w:val="single" w:sz="4" w:space="0" w:color="000000"/>
@@ -9800,11 +10193,10 @@
             <w:shd w:val="clear" w:color="auto" w:fill="FFFFFF"/>
             <w:tcMar>
               <w:top w:w="60" w:type="dxa"/>
-              <w:left w:w="80" w:type="dxa"/>
+              <w:left w:w="100" w:type="dxa"/>
               <w:bottom w:w="60" w:type="dxa"/>
-              <w:right w:w="80" w:type="dxa"/>
+              <w:right w:w="100" w:type="dxa"/>
             </w:tcMar>
-            <w:vAlign w:val="center"/>
           </w:tcPr>
           <w:p>
             <w:pPr>
@@ -9813,16 +10205,16 @@
             <w:r>
               <w:rPr>
                 <w:color w:val="000000"/>
-                <w:sz w:val="17"/>
-                <w:szCs w:val="17"/>
-              </w:rPr>
-              <w:t>5.8%</w:t>
-            </w:r>
-          </w:p>
-        </w:tc>
-        <w:tc>
-          <w:tcPr>
-            <w:tcW w:w="970" w:type="pct"/>
+                <w:sz w:val="18"/>
+                <w:szCs w:val="18"/>
+              </w:rPr>
+              <w:t>0.0%</w:t>
+            </w:r>
+          </w:p>
+        </w:tc>
+        <w:tc>
+          <w:tcPr>
+            <w:tcW w:w="1003" w:type="pct"/>
             <w:tcBorders>
               <w:top w:val="single" w:sz="4" w:space="0" w:color="000000"/>
               <w:left w:val="single" w:sz="4" w:space="0" w:color="000000"/>
@@ -9832,11 +10224,10 @@
             <w:shd w:val="clear" w:color="auto" w:fill="FFFFFF"/>
             <w:tcMar>
               <w:top w:w="60" w:type="dxa"/>
-              <w:left w:w="80" w:type="dxa"/>
+              <w:left w:w="100" w:type="dxa"/>
               <w:bottom w:w="60" w:type="dxa"/>
-              <w:right w:w="80" w:type="dxa"/>
+              <w:right w:w="100" w:type="dxa"/>
             </w:tcMar>
-            <w:vAlign w:val="center"/>
           </w:tcPr>
           <w:p>
             <w:pPr>
@@ -9845,10 +10236,10 @@
             <w:r>
               <w:rPr>
                 <w:color w:val="000000"/>
-                <w:sz w:val="17"/>
-                <w:szCs w:val="17"/>
-              </w:rPr>
-              <w:t>9</w:t>
+                <w:sz w:val="18"/>
+                <w:szCs w:val="18"/>
+              </w:rPr>
+              <w:t>1</w:t>
             </w:r>
           </w:p>
         </w:tc>
@@ -9864,11 +10255,10 @@
             <w:shd w:val="clear" w:color="auto" w:fill="FFFFFF"/>
             <w:tcMar>
               <w:top w:w="60" w:type="dxa"/>
-              <w:left w:w="80" w:type="dxa"/>
+              <w:left w:w="100" w:type="dxa"/>
               <w:bottom w:w="60" w:type="dxa"/>
-              <w:right w:w="80" w:type="dxa"/>
+              <w:right w:w="100" w:type="dxa"/>
             </w:tcMar>
-            <w:vAlign w:val="center"/>
           </w:tcPr>
           <w:p>
             <w:pPr>
@@ -9877,10 +10267,10 @@
             <w:r>
               <w:rPr>
                 <w:color w:val="000000"/>
-                <w:sz w:val="17"/>
-                <w:szCs w:val="17"/>
-              </w:rPr>
-              <w:t>5.3%</w:t>
+                <w:sz w:val="18"/>
+                <w:szCs w:val="18"/>
+              </w:rPr>
+              <w:t>1.0%</w:t>
             </w:r>
           </w:p>
         </w:tc>
@@ -9896,11 +10286,10 @@
             <w:shd w:val="clear" w:color="auto" w:fill="FFFFFF"/>
             <w:tcMar>
               <w:top w:w="60" w:type="dxa"/>
-              <w:left w:w="80" w:type="dxa"/>
+              <w:left w:w="100" w:type="dxa"/>
               <w:bottom w:w="60" w:type="dxa"/>
-              <w:right w:w="80" w:type="dxa"/>
+              <w:right w:w="100" w:type="dxa"/>
             </w:tcMar>
-            <w:vAlign w:val="center"/>
           </w:tcPr>
           <w:p>
             <w:pPr>
@@ -9909,16 +10298,16 @@
             <w:r>
               <w:rPr>
                 <w:color w:val="000000"/>
-                <w:sz w:val="17"/>
-                <w:szCs w:val="17"/>
-              </w:rPr>
-              <w:t>−0.5</w:t>
-            </w:r>
-            <w:r>
-              <w:rPr>
-                <w:color w:val="000000"/>
-                <w:sz w:val="17"/>
-                <w:szCs w:val="17"/>
+                <w:sz w:val="18"/>
+                <w:szCs w:val="18"/>
+              </w:rPr>
+              <w:t>+1.0</w:t>
+            </w:r>
+            <w:r>
+              <w:rPr>
+                <w:color w:val="000000"/>
+                <w:sz w:val="18"/>
+                <w:szCs w:val="18"/>
               </w:rPr>
               <w:t>%</w:t>
             </w:r>
@@ -9926,9 +10315,429 @@
         </w:tc>
       </w:tr>
       <w:tr>
-        <w:tc>
-          <w:tcPr>
-            <w:tcW w:w="1049" w:type="pct"/>
+        <w:tblPrEx>
+          <w:tblCellMar>
+            <w:top w:w="0" w:type="dxa"/>
+            <w:bottom w:w="0" w:type="dxa"/>
+          </w:tblCellMar>
+        </w:tblPrEx>
+        <w:tc>
+          <w:tcPr>
+            <w:tcW w:w="987" w:type="pct"/>
+            <w:tcBorders>
+              <w:top w:val="single" w:sz="4" w:space="0" w:color="000000"/>
+              <w:left w:val="single" w:sz="4" w:space="0" w:color="000000"/>
+              <w:bottom w:val="single" w:sz="4" w:space="0" w:color="000000"/>
+              <w:right w:val="single" w:sz="4" w:space="0" w:color="000000"/>
+            </w:tcBorders>
+            <w:shd w:val="clear" w:color="auto" w:fill="FFFFFF"/>
+            <w:tcMar>
+              <w:top w:w="60" w:type="dxa"/>
+              <w:left w:w="100" w:type="dxa"/>
+              <w:bottom w:w="60" w:type="dxa"/>
+              <w:right w:w="100" w:type="dxa"/>
+            </w:tcMar>
+          </w:tcPr>
+          <w:p>
+            <w:r>
+              <w:rPr>
+                <w:b/>
+                <w:bCs/>
+                <w:color w:val="000000"/>
+                <w:sz w:val="18"/>
+                <w:szCs w:val="18"/>
+              </w:rPr>
+              <w:t>LLM judge</w:t>
+            </w:r>
+          </w:p>
+        </w:tc>
+        <w:tc>
+          <w:tcPr>
+            <w:tcW w:w="780" w:type="pct"/>
+            <w:tcBorders>
+              <w:top w:val="single" w:sz="4" w:space="0" w:color="000000"/>
+              <w:left w:val="single" w:sz="4" w:space="0" w:color="000000"/>
+              <w:bottom w:val="single" w:sz="4" w:space="0" w:color="000000"/>
+              <w:right w:val="single" w:sz="4" w:space="0" w:color="000000"/>
+            </w:tcBorders>
+            <w:shd w:val="clear" w:color="auto" w:fill="FFFFFF"/>
+            <w:tcMar>
+              <w:top w:w="60" w:type="dxa"/>
+              <w:left w:w="100" w:type="dxa"/>
+              <w:bottom w:w="60" w:type="dxa"/>
+              <w:right w:w="100" w:type="dxa"/>
+            </w:tcMar>
+          </w:tcPr>
+          <w:p>
+            <w:pPr>
+              <w:jc w:val="center"/>
+            </w:pPr>
+            <w:r>
+              <w:rPr>
+                <w:color w:val="000000"/>
+                <w:sz w:val="18"/>
+                <w:szCs w:val="18"/>
+              </w:rPr>
+              <w:t>0</w:t>
+            </w:r>
+          </w:p>
+        </w:tc>
+        <w:tc>
+          <w:tcPr>
+            <w:tcW w:w="649" w:type="pct"/>
+            <w:tcBorders>
+              <w:top w:val="single" w:sz="4" w:space="0" w:color="000000"/>
+              <w:left w:val="single" w:sz="4" w:space="0" w:color="000000"/>
+              <w:bottom w:val="single" w:sz="4" w:space="0" w:color="000000"/>
+              <w:right w:val="single" w:sz="4" w:space="0" w:color="000000"/>
+            </w:tcBorders>
+            <w:shd w:val="clear" w:color="auto" w:fill="FFFFFF"/>
+            <w:tcMar>
+              <w:top w:w="60" w:type="dxa"/>
+              <w:left w:w="100" w:type="dxa"/>
+              <w:bottom w:w="60" w:type="dxa"/>
+              <w:right w:w="100" w:type="dxa"/>
+            </w:tcMar>
+          </w:tcPr>
+          <w:p>
+            <w:pPr>
+              <w:jc w:val="center"/>
+            </w:pPr>
+            <w:r>
+              <w:rPr>
+                <w:color w:val="000000"/>
+                <w:sz w:val="18"/>
+                <w:szCs w:val="18"/>
+              </w:rPr>
+              <w:t>0.0%</w:t>
+            </w:r>
+          </w:p>
+        </w:tc>
+        <w:tc>
+          <w:tcPr>
+            <w:tcW w:w="1003" w:type="pct"/>
+            <w:tcBorders>
+              <w:top w:val="single" w:sz="4" w:space="0" w:color="000000"/>
+              <w:left w:val="single" w:sz="4" w:space="0" w:color="000000"/>
+              <w:bottom w:val="single" w:sz="4" w:space="0" w:color="000000"/>
+              <w:right w:val="single" w:sz="4" w:space="0" w:color="000000"/>
+            </w:tcBorders>
+            <w:shd w:val="clear" w:color="auto" w:fill="FFFFFF"/>
+            <w:tcMar>
+              <w:top w:w="60" w:type="dxa"/>
+              <w:left w:w="100" w:type="dxa"/>
+              <w:bottom w:w="60" w:type="dxa"/>
+              <w:right w:w="100" w:type="dxa"/>
+            </w:tcMar>
+          </w:tcPr>
+          <w:p>
+            <w:pPr>
+              <w:jc w:val="center"/>
+            </w:pPr>
+            <w:r>
+              <w:rPr>
+                <w:color w:val="000000"/>
+                <w:sz w:val="18"/>
+                <w:szCs w:val="18"/>
+              </w:rPr>
+              <w:t>5</w:t>
+            </w:r>
+          </w:p>
+        </w:tc>
+        <w:tc>
+          <w:tcPr>
+            <w:tcW w:w="790" w:type="pct"/>
+            <w:tcBorders>
+              <w:top w:val="single" w:sz="4" w:space="0" w:color="000000"/>
+              <w:left w:val="single" w:sz="4" w:space="0" w:color="000000"/>
+              <w:bottom w:val="single" w:sz="4" w:space="0" w:color="000000"/>
+              <w:right w:val="single" w:sz="4" w:space="0" w:color="000000"/>
+            </w:tcBorders>
+            <w:shd w:val="clear" w:color="auto" w:fill="FFFFFF"/>
+            <w:tcMar>
+              <w:top w:w="60" w:type="dxa"/>
+              <w:left w:w="100" w:type="dxa"/>
+              <w:bottom w:w="60" w:type="dxa"/>
+              <w:right w:w="100" w:type="dxa"/>
+            </w:tcMar>
+          </w:tcPr>
+          <w:p>
+            <w:pPr>
+              <w:jc w:val="center"/>
+            </w:pPr>
+            <w:r>
+              <w:rPr>
+                <w:color w:val="000000"/>
+                <w:sz w:val="18"/>
+                <w:szCs w:val="18"/>
+              </w:rPr>
+              <w:t>4.9%</w:t>
+            </w:r>
+          </w:p>
+        </w:tc>
+        <w:tc>
+          <w:tcPr>
+            <w:tcW w:w="790" w:type="pct"/>
+            <w:tcBorders>
+              <w:top w:val="single" w:sz="4" w:space="0" w:color="000000"/>
+              <w:left w:val="single" w:sz="4" w:space="0" w:color="000000"/>
+              <w:bottom w:val="single" w:sz="4" w:space="0" w:color="000000"/>
+              <w:right w:val="single" w:sz="4" w:space="0" w:color="000000"/>
+            </w:tcBorders>
+            <w:shd w:val="clear" w:color="auto" w:fill="FFFFFF"/>
+            <w:tcMar>
+              <w:top w:w="60" w:type="dxa"/>
+              <w:left w:w="100" w:type="dxa"/>
+              <w:bottom w:w="60" w:type="dxa"/>
+              <w:right w:w="100" w:type="dxa"/>
+            </w:tcMar>
+          </w:tcPr>
+          <w:p>
+            <w:pPr>
+              <w:jc w:val="center"/>
+            </w:pPr>
+            <w:r>
+              <w:rPr>
+                <w:color w:val="000000"/>
+                <w:sz w:val="18"/>
+                <w:szCs w:val="18"/>
+              </w:rPr>
+              <w:t>+4.9</w:t>
+            </w:r>
+            <w:r>
+              <w:rPr>
+                <w:color w:val="000000"/>
+                <w:sz w:val="18"/>
+                <w:szCs w:val="18"/>
+              </w:rPr>
+              <w:t>%</w:t>
+            </w:r>
+          </w:p>
+        </w:tc>
+      </w:tr>
+      <w:tr>
+        <w:tblPrEx>
+          <w:tblCellMar>
+            <w:top w:w="0" w:type="dxa"/>
+            <w:bottom w:w="0" w:type="dxa"/>
+          </w:tblCellMar>
+        </w:tblPrEx>
+        <w:tc>
+          <w:tcPr>
+            <w:tcW w:w="987" w:type="pct"/>
+            <w:tcBorders>
+              <w:top w:val="single" w:sz="4" w:space="0" w:color="000000"/>
+              <w:left w:val="single" w:sz="4" w:space="0" w:color="000000"/>
+              <w:bottom w:val="single" w:sz="4" w:space="0" w:color="000000"/>
+              <w:right w:val="single" w:sz="4" w:space="0" w:color="000000"/>
+            </w:tcBorders>
+            <w:shd w:val="clear" w:color="auto" w:fill="DDEEDD"/>
+            <w:tcMar>
+              <w:top w:w="60" w:type="dxa"/>
+              <w:left w:w="100" w:type="dxa"/>
+              <w:bottom w:w="60" w:type="dxa"/>
+              <w:right w:w="100" w:type="dxa"/>
+            </w:tcMar>
+          </w:tcPr>
+          <w:p>
+            <w:r>
+              <w:rPr>
+                <w:b/>
+                <w:bCs/>
+                <w:color w:val="000000"/>
+                <w:sz w:val="18"/>
+                <w:szCs w:val="18"/>
+              </w:rPr>
+              <w:t>Correct Total</w:t>
+            </w:r>
+          </w:p>
+        </w:tc>
+        <w:tc>
+          <w:tcPr>
+            <w:tcW w:w="780" w:type="pct"/>
+            <w:tcBorders>
+              <w:top w:val="single" w:sz="4" w:space="0" w:color="000000"/>
+              <w:left w:val="single" w:sz="4" w:space="0" w:color="000000"/>
+              <w:bottom w:val="single" w:sz="4" w:space="0" w:color="000000"/>
+              <w:right w:val="single" w:sz="4" w:space="0" w:color="000000"/>
+            </w:tcBorders>
+            <w:shd w:val="clear" w:color="auto" w:fill="DDEEDD"/>
+            <w:tcMar>
+              <w:top w:w="60" w:type="dxa"/>
+              <w:left w:w="100" w:type="dxa"/>
+              <w:bottom w:w="60" w:type="dxa"/>
+              <w:right w:w="100" w:type="dxa"/>
+            </w:tcMar>
+          </w:tcPr>
+          <w:p>
+            <w:pPr>
+              <w:jc w:val="center"/>
+            </w:pPr>
+            <w:r>
+              <w:rPr>
+                <w:b/>
+                <w:bCs/>
+                <w:color w:val="000000"/>
+                <w:sz w:val="18"/>
+                <w:szCs w:val="18"/>
+              </w:rPr>
+              <w:t>1</w:t>
+            </w:r>
+          </w:p>
+        </w:tc>
+        <w:tc>
+          <w:tcPr>
+            <w:tcW w:w="649" w:type="pct"/>
+            <w:tcBorders>
+              <w:top w:val="single" w:sz="4" w:space="0" w:color="000000"/>
+              <w:left w:val="single" w:sz="4" w:space="0" w:color="000000"/>
+              <w:bottom w:val="single" w:sz="4" w:space="0" w:color="000000"/>
+              <w:right w:val="single" w:sz="4" w:space="0" w:color="000000"/>
+            </w:tcBorders>
+            <w:shd w:val="clear" w:color="auto" w:fill="DDEEDD"/>
+            <w:tcMar>
+              <w:top w:w="60" w:type="dxa"/>
+              <w:left w:w="100" w:type="dxa"/>
+              <w:bottom w:w="60" w:type="dxa"/>
+              <w:right w:w="100" w:type="dxa"/>
+            </w:tcMar>
+          </w:tcPr>
+          <w:p>
+            <w:pPr>
+              <w:jc w:val="center"/>
+            </w:pPr>
+            <w:r>
+              <w:rPr>
+                <w:b/>
+                <w:bCs/>
+                <w:color w:val="000000"/>
+                <w:sz w:val="18"/>
+                <w:szCs w:val="18"/>
+              </w:rPr>
+              <w:t>1.0%</w:t>
+            </w:r>
+          </w:p>
+        </w:tc>
+        <w:tc>
+          <w:tcPr>
+            <w:tcW w:w="1003" w:type="pct"/>
+            <w:tcBorders>
+              <w:top w:val="single" w:sz="4" w:space="0" w:color="000000"/>
+              <w:left w:val="single" w:sz="4" w:space="0" w:color="000000"/>
+              <w:bottom w:val="single" w:sz="4" w:space="0" w:color="000000"/>
+              <w:right w:val="single" w:sz="4" w:space="0" w:color="000000"/>
+            </w:tcBorders>
+            <w:shd w:val="clear" w:color="auto" w:fill="BBDDBB"/>
+            <w:tcMar>
+              <w:top w:w="60" w:type="dxa"/>
+              <w:left w:w="100" w:type="dxa"/>
+              <w:bottom w:w="60" w:type="dxa"/>
+              <w:right w:w="100" w:type="dxa"/>
+            </w:tcMar>
+          </w:tcPr>
+          <w:p>
+            <w:pPr>
+              <w:jc w:val="center"/>
+            </w:pPr>
+            <w:r>
+              <w:rPr>
+                <w:b/>
+                <w:bCs/>
+                <w:color w:val="000000"/>
+                <w:sz w:val="18"/>
+                <w:szCs w:val="18"/>
+              </w:rPr>
+              <w:t>21</w:t>
+            </w:r>
+          </w:p>
+        </w:tc>
+        <w:tc>
+          <w:tcPr>
+            <w:tcW w:w="790" w:type="pct"/>
+            <w:tcBorders>
+              <w:top w:val="single" w:sz="4" w:space="0" w:color="000000"/>
+              <w:left w:val="single" w:sz="4" w:space="0" w:color="000000"/>
+              <w:bottom w:val="single" w:sz="4" w:space="0" w:color="000000"/>
+              <w:right w:val="single" w:sz="4" w:space="0" w:color="000000"/>
+            </w:tcBorders>
+            <w:shd w:val="clear" w:color="auto" w:fill="BBDDBB"/>
+            <w:tcMar>
+              <w:top w:w="60" w:type="dxa"/>
+              <w:left w:w="100" w:type="dxa"/>
+              <w:bottom w:w="60" w:type="dxa"/>
+              <w:right w:w="100" w:type="dxa"/>
+            </w:tcMar>
+          </w:tcPr>
+          <w:p>
+            <w:pPr>
+              <w:jc w:val="center"/>
+            </w:pPr>
+            <w:r>
+              <w:rPr>
+                <w:b/>
+                <w:bCs/>
+                <w:color w:val="000000"/>
+                <w:sz w:val="18"/>
+                <w:szCs w:val="18"/>
+              </w:rPr>
+              <w:t>20.4%</w:t>
+            </w:r>
+          </w:p>
+        </w:tc>
+        <w:tc>
+          <w:tcPr>
+            <w:tcW w:w="790" w:type="pct"/>
+            <w:tcBorders>
+              <w:top w:val="single" w:sz="4" w:space="0" w:color="000000"/>
+              <w:left w:val="single" w:sz="4" w:space="0" w:color="000000"/>
+              <w:bottom w:val="single" w:sz="4" w:space="0" w:color="000000"/>
+              <w:right w:val="single" w:sz="4" w:space="0" w:color="000000"/>
+            </w:tcBorders>
+            <w:shd w:val="clear" w:color="auto" w:fill="BBDDBB"/>
+            <w:tcMar>
+              <w:top w:w="60" w:type="dxa"/>
+              <w:left w:w="100" w:type="dxa"/>
+              <w:bottom w:w="60" w:type="dxa"/>
+              <w:right w:w="100" w:type="dxa"/>
+            </w:tcMar>
+          </w:tcPr>
+          <w:p>
+            <w:pPr>
+              <w:jc w:val="center"/>
+            </w:pPr>
+            <w:r>
+              <w:rPr>
+                <w:b/>
+                <w:bCs/>
+                <w:color w:val="000000"/>
+                <w:sz w:val="18"/>
+                <w:szCs w:val="18"/>
+              </w:rPr>
+              <w:t>+19.4</w:t>
+            </w:r>
+            <w:r>
+              <w:rPr>
+                <w:b/>
+                <w:bCs/>
+                <w:color w:val="000000"/>
+                <w:sz w:val="18"/>
+                <w:szCs w:val="18"/>
+              </w:rPr>
+              <w:t>%</w:t>
+            </w:r>
+          </w:p>
+        </w:tc>
+      </w:tr>
+      <w:tr>
+        <w:tblPrEx>
+          <w:tblCellMar>
+            <w:top w:w="0" w:type="dxa"/>
+            <w:bottom w:w="0" w:type="dxa"/>
+          </w:tblCellMar>
+        </w:tblPrEx>
+        <w:tc>
+          <w:tcPr>
+            <w:tcW w:w="987" w:type="pct"/>
             <w:tcBorders>
               <w:top w:val="single" w:sz="4" w:space="0" w:color="000000"/>
               <w:left w:val="single" w:sz="4" w:space="0" w:color="000000"/>
@@ -9938,11 +10747,10 @@
             <w:shd w:val="clear" w:color="auto" w:fill="FFF0F0"/>
             <w:tcMar>
               <w:top w:w="60" w:type="dxa"/>
-              <w:left w:w="80" w:type="dxa"/>
+              <w:left w:w="100" w:type="dxa"/>
               <w:bottom w:w="60" w:type="dxa"/>
-              <w:right w:w="80" w:type="dxa"/>
+              <w:right w:w="100" w:type="dxa"/>
             </w:tcMar>
-            <w:vAlign w:val="center"/>
           </w:tcPr>
           <w:p>
             <w:r>
@@ -9950,8 +10758,8 @@
                 <w:b/>
                 <w:bCs/>
                 <w:color w:val="000000"/>
-                <w:sz w:val="17"/>
-                <w:szCs w:val="17"/>
+                <w:sz w:val="18"/>
+                <w:szCs w:val="18"/>
               </w:rPr>
               <w:t>Refusal</w:t>
             </w:r>
@@ -9959,7 +10767,7 @@
         </w:tc>
         <w:tc>
           <w:tcPr>
-            <w:tcW w:w="719" w:type="pct"/>
+            <w:tcW w:w="780" w:type="pct"/>
             <w:tcBorders>
               <w:top w:val="single" w:sz="4" w:space="0" w:color="000000"/>
               <w:left w:val="single" w:sz="4" w:space="0" w:color="000000"/>
@@ -9969,11 +10777,10 @@
             <w:shd w:val="clear" w:color="auto" w:fill="FFF0F0"/>
             <w:tcMar>
               <w:top w:w="60" w:type="dxa"/>
-              <w:left w:w="80" w:type="dxa"/>
+              <w:left w:w="100" w:type="dxa"/>
               <w:bottom w:w="60" w:type="dxa"/>
-              <w:right w:w="80" w:type="dxa"/>
+              <w:right w:w="100" w:type="dxa"/>
             </w:tcMar>
-            <w:vAlign w:val="center"/>
           </w:tcPr>
           <w:p>
             <w:pPr>
@@ -9982,16 +10789,16 @@
             <w:r>
               <w:rPr>
                 <w:color w:val="000000"/>
-                <w:sz w:val="17"/>
-                <w:szCs w:val="17"/>
-              </w:rPr>
-              <w:t>89</w:t>
-            </w:r>
-          </w:p>
-        </w:tc>
-        <w:tc>
-          <w:tcPr>
-            <w:tcW w:w="682" w:type="pct"/>
+                <w:sz w:val="18"/>
+                <w:szCs w:val="18"/>
+              </w:rPr>
+              <w:t>72</w:t>
+            </w:r>
+          </w:p>
+        </w:tc>
+        <w:tc>
+          <w:tcPr>
+            <w:tcW w:w="649" w:type="pct"/>
             <w:tcBorders>
               <w:top w:val="single" w:sz="4" w:space="0" w:color="000000"/>
               <w:left w:val="single" w:sz="4" w:space="0" w:color="000000"/>
@@ -10001,11 +10808,10 @@
             <w:shd w:val="clear" w:color="auto" w:fill="FFF0F0"/>
             <w:tcMar>
               <w:top w:w="60" w:type="dxa"/>
-              <w:left w:w="80" w:type="dxa"/>
+              <w:left w:w="100" w:type="dxa"/>
               <w:bottom w:w="60" w:type="dxa"/>
-              <w:right w:w="80" w:type="dxa"/>
+              <w:right w:w="100" w:type="dxa"/>
             </w:tcMar>
-            <w:vAlign w:val="center"/>
           </w:tcPr>
           <w:p>
             <w:pPr>
@@ -10014,30 +10820,29 @@
             <w:r>
               <w:rPr>
                 <w:color w:val="000000"/>
-                <w:sz w:val="17"/>
-                <w:szCs w:val="17"/>
-              </w:rPr>
-              <w:t>52.0%</w:t>
-            </w:r>
-          </w:p>
-        </w:tc>
-        <w:tc>
-          <w:tcPr>
-            <w:tcW w:w="970" w:type="pct"/>
+                <w:sz w:val="18"/>
+                <w:szCs w:val="18"/>
+              </w:rPr>
+              <w:t>71.3%</w:t>
+            </w:r>
+          </w:p>
+        </w:tc>
+        <w:tc>
+          <w:tcPr>
+            <w:tcW w:w="1003" w:type="pct"/>
             <w:tcBorders>
               <w:top w:val="single" w:sz="4" w:space="0" w:color="000000"/>
               <w:left w:val="single" w:sz="4" w:space="0" w:color="000000"/>
               <w:bottom w:val="single" w:sz="4" w:space="0" w:color="000000"/>
               <w:right w:val="single" w:sz="4" w:space="0" w:color="000000"/>
             </w:tcBorders>
-            <w:shd w:val="clear" w:color="auto" w:fill="EEFFF0"/>
+            <w:shd w:val="clear" w:color="auto" w:fill="FFEEEE"/>
             <w:tcMar>
               <w:top w:w="60" w:type="dxa"/>
-              <w:left w:w="80" w:type="dxa"/>
+              <w:left w:w="100" w:type="dxa"/>
               <w:bottom w:w="60" w:type="dxa"/>
-              <w:right w:w="80" w:type="dxa"/>
+              <w:right w:w="100" w:type="dxa"/>
             </w:tcMar>
-            <w:vAlign w:val="center"/>
           </w:tcPr>
           <w:p>
             <w:pPr>
@@ -10046,10 +10851,41 @@
             <w:r>
               <w:rPr>
                 <w:color w:val="000000"/>
-                <w:sz w:val="17"/>
-                <w:szCs w:val="17"/>
-              </w:rPr>
-              <w:t>14</w:t>
+                <w:sz w:val="18"/>
+                <w:szCs w:val="18"/>
+              </w:rPr>
+              <w:t>29</w:t>
+            </w:r>
+          </w:p>
+        </w:tc>
+        <w:tc>
+          <w:tcPr>
+            <w:tcW w:w="790" w:type="pct"/>
+            <w:tcBorders>
+              <w:top w:val="single" w:sz="4" w:space="0" w:color="000000"/>
+              <w:left w:val="single" w:sz="4" w:space="0" w:color="000000"/>
+              <w:bottom w:val="single" w:sz="4" w:space="0" w:color="000000"/>
+              <w:right w:val="single" w:sz="4" w:space="0" w:color="000000"/>
+            </w:tcBorders>
+            <w:shd w:val="clear" w:color="auto" w:fill="FFEEEE"/>
+            <w:tcMar>
+              <w:top w:w="60" w:type="dxa"/>
+              <w:left w:w="100" w:type="dxa"/>
+              <w:bottom w:w="60" w:type="dxa"/>
+              <w:right w:w="100" w:type="dxa"/>
+            </w:tcMar>
+          </w:tcPr>
+          <w:p>
+            <w:pPr>
+              <w:jc w:val="center"/>
+            </w:pPr>
+            <w:r>
+              <w:rPr>
+                <w:color w:val="000000"/>
+                <w:sz w:val="18"/>
+                <w:szCs w:val="18"/>
+              </w:rPr>
+              <w:t>28.2%</w:t>
             </w:r>
           </w:p>
         </w:tc>
@@ -10065,11 +10901,10 @@
             <w:shd w:val="clear" w:color="auto" w:fill="EEFFF0"/>
             <w:tcMar>
               <w:top w:w="60" w:type="dxa"/>
-              <w:left w:w="80" w:type="dxa"/>
+              <w:left w:w="100" w:type="dxa"/>
               <w:bottom w:w="60" w:type="dxa"/>
-              <w:right w:w="80" w:type="dxa"/>
+              <w:right w:w="100" w:type="dxa"/>
             </w:tcMar>
-            <w:vAlign w:val="center"/>
           </w:tcPr>
           <w:p>
             <w:pPr>
@@ -10078,52 +10913,16 @@
             <w:r>
               <w:rPr>
                 <w:color w:val="000000"/>
-                <w:sz w:val="17"/>
-                <w:szCs w:val="17"/>
-              </w:rPr>
-              <w:t>8.2%</w:t>
-            </w:r>
-          </w:p>
-        </w:tc>
-        <w:tc>
-          <w:tcPr>
-            <w:tcW w:w="790" w:type="pct"/>
-            <w:tcBorders>
-              <w:top w:val="single" w:sz="4" w:space="0" w:color="000000"/>
-              <w:left w:val="single" w:sz="4" w:space="0" w:color="000000"/>
-              <w:bottom w:val="single" w:sz="4" w:space="0" w:color="000000"/>
-              <w:right w:val="single" w:sz="4" w:space="0" w:color="000000"/>
-            </w:tcBorders>
-            <w:shd w:val="clear" w:color="auto" w:fill="EEFFF0"/>
-            <w:tcMar>
-              <w:top w:w="60" w:type="dxa"/>
-              <w:left w:w="80" w:type="dxa"/>
-              <w:bottom w:w="60" w:type="dxa"/>
-              <w:right w:w="80" w:type="dxa"/>
-            </w:tcMar>
-            <w:vAlign w:val="center"/>
-          </w:tcPr>
-          <w:p>
-            <w:pPr>
-              <w:jc w:val="center"/>
-            </w:pPr>
-            <w:r>
-              <w:rPr>
-                <w:b/>
-                <w:bCs/>
-                <w:color w:val="000000"/>
-                <w:sz w:val="17"/>
-                <w:szCs w:val="17"/>
-              </w:rPr>
-              <w:t>−43.8</w:t>
-            </w:r>
-            <w:r>
-              <w:rPr>
-                <w:b/>
-                <w:bCs/>
-                <w:color w:val="000000"/>
-                <w:sz w:val="17"/>
-                <w:szCs w:val="17"/>
+                <w:sz w:val="18"/>
+                <w:szCs w:val="18"/>
+              </w:rPr>
+              <w:t>−43.1</w:t>
+            </w:r>
+            <w:r>
+              <w:rPr>
+                <w:color w:val="000000"/>
+                <w:sz w:val="18"/>
+                <w:szCs w:val="18"/>
               </w:rPr>
               <w:t>%</w:t>
             </w:r>
@@ -10131,9 +10930,15 @@
         </w:tc>
       </w:tr>
       <w:tr>
-        <w:tc>
-          <w:tcPr>
-            <w:tcW w:w="1049" w:type="pct"/>
+        <w:tblPrEx>
+          <w:tblCellMar>
+            <w:top w:w="0" w:type="dxa"/>
+            <w:bottom w:w="0" w:type="dxa"/>
+          </w:tblCellMar>
+        </w:tblPrEx>
+        <w:tc>
+          <w:tcPr>
+            <w:tcW w:w="987" w:type="pct"/>
             <w:tcBorders>
               <w:top w:val="single" w:sz="4" w:space="0" w:color="000000"/>
               <w:left w:val="single" w:sz="4" w:space="0" w:color="000000"/>
@@ -10143,11 +10948,10 @@
             <w:shd w:val="clear" w:color="auto" w:fill="FFFFFF"/>
             <w:tcMar>
               <w:top w:w="60" w:type="dxa"/>
-              <w:left w:w="80" w:type="dxa"/>
+              <w:left w:w="100" w:type="dxa"/>
               <w:bottom w:w="60" w:type="dxa"/>
-              <w:right w:w="80" w:type="dxa"/>
+              <w:right w:w="100" w:type="dxa"/>
             </w:tcMar>
-            <w:vAlign w:val="center"/>
           </w:tcPr>
           <w:p>
             <w:r>
@@ -10155,16 +10959,16 @@
                 <w:b/>
                 <w:bCs/>
                 <w:color w:val="000000"/>
-                <w:sz w:val="17"/>
-                <w:szCs w:val="17"/>
-              </w:rPr>
-              <w:t>Wrong</w:t>
-            </w:r>
-          </w:p>
-        </w:tc>
-        <w:tc>
-          <w:tcPr>
-            <w:tcW w:w="719" w:type="pct"/>
+                <w:sz w:val="18"/>
+                <w:szCs w:val="18"/>
+              </w:rPr>
+              <w:t>Wrong (F1 &lt; 0.75)</w:t>
+            </w:r>
+          </w:p>
+        </w:tc>
+        <w:tc>
+          <w:tcPr>
+            <w:tcW w:w="780" w:type="pct"/>
             <w:tcBorders>
               <w:top w:val="single" w:sz="4" w:space="0" w:color="000000"/>
               <w:left w:val="single" w:sz="4" w:space="0" w:color="000000"/>
@@ -10174,11 +10978,10 @@
             <w:shd w:val="clear" w:color="auto" w:fill="FFFFFF"/>
             <w:tcMar>
               <w:top w:w="60" w:type="dxa"/>
-              <w:left w:w="80" w:type="dxa"/>
+              <w:left w:w="100" w:type="dxa"/>
               <w:bottom w:w="60" w:type="dxa"/>
-              <w:right w:w="80" w:type="dxa"/>
+              <w:right w:w="100" w:type="dxa"/>
             </w:tcMar>
-            <w:vAlign w:val="center"/>
           </w:tcPr>
           <w:p>
             <w:pPr>
@@ -10187,16 +10990,16 @@
             <w:r>
               <w:rPr>
                 <w:color w:val="000000"/>
-                <w:sz w:val="17"/>
-                <w:szCs w:val="17"/>
-              </w:rPr>
-              <w:t>62</w:t>
-            </w:r>
-          </w:p>
-        </w:tc>
-        <w:tc>
-          <w:tcPr>
-            <w:tcW w:w="682" w:type="pct"/>
+                <w:sz w:val="18"/>
+                <w:szCs w:val="18"/>
+              </w:rPr>
+              <w:t>28</w:t>
+            </w:r>
+          </w:p>
+        </w:tc>
+        <w:tc>
+          <w:tcPr>
+            <w:tcW w:w="649" w:type="pct"/>
             <w:tcBorders>
               <w:top w:val="single" w:sz="4" w:space="0" w:color="000000"/>
               <w:left w:val="single" w:sz="4" w:space="0" w:color="000000"/>
@@ -10206,11 +11009,10 @@
             <w:shd w:val="clear" w:color="auto" w:fill="FFFFFF"/>
             <w:tcMar>
               <w:top w:w="60" w:type="dxa"/>
-              <w:left w:w="80" w:type="dxa"/>
+              <w:left w:w="100" w:type="dxa"/>
               <w:bottom w:w="60" w:type="dxa"/>
-              <w:right w:w="80" w:type="dxa"/>
+              <w:right w:w="100" w:type="dxa"/>
             </w:tcMar>
-            <w:vAlign w:val="center"/>
           </w:tcPr>
           <w:p>
             <w:pPr>
@@ -10219,16 +11021,16 @@
             <w:r>
               <w:rPr>
                 <w:color w:val="000000"/>
-                <w:sz w:val="17"/>
-                <w:szCs w:val="17"/>
-              </w:rPr>
-              <w:t>36.3%</w:t>
-            </w:r>
-          </w:p>
-        </w:tc>
-        <w:tc>
-          <w:tcPr>
-            <w:tcW w:w="970" w:type="pct"/>
+                <w:sz w:val="18"/>
+                <w:szCs w:val="18"/>
+              </w:rPr>
+              <w:t>27.7%</w:t>
+            </w:r>
+          </w:p>
+        </w:tc>
+        <w:tc>
+          <w:tcPr>
+            <w:tcW w:w="1003" w:type="pct"/>
             <w:tcBorders>
               <w:top w:val="single" w:sz="4" w:space="0" w:color="000000"/>
               <w:left w:val="single" w:sz="4" w:space="0" w:color="000000"/>
@@ -10238,11 +11040,10 @@
             <w:shd w:val="clear" w:color="auto" w:fill="FFFFFF"/>
             <w:tcMar>
               <w:top w:w="60" w:type="dxa"/>
-              <w:left w:w="80" w:type="dxa"/>
+              <w:left w:w="100" w:type="dxa"/>
               <w:bottom w:w="60" w:type="dxa"/>
-              <w:right w:w="80" w:type="dxa"/>
+              <w:right w:w="100" w:type="dxa"/>
             </w:tcMar>
-            <w:vAlign w:val="center"/>
           </w:tcPr>
           <w:p>
             <w:pPr>
@@ -10251,8 +11052,8 @@
             <w:r>
               <w:rPr>
                 <w:color w:val="000000"/>
-                <w:sz w:val="17"/>
-                <w:szCs w:val="17"/>
+                <w:sz w:val="18"/>
+                <w:szCs w:val="18"/>
               </w:rPr>
               <w:t>53</w:t>
             </w:r>
@@ -10270,11 +11071,10 @@
             <w:shd w:val="clear" w:color="auto" w:fill="FFFFFF"/>
             <w:tcMar>
               <w:top w:w="60" w:type="dxa"/>
-              <w:left w:w="80" w:type="dxa"/>
+              <w:left w:w="100" w:type="dxa"/>
               <w:bottom w:w="60" w:type="dxa"/>
-              <w:right w:w="80" w:type="dxa"/>
+              <w:right w:w="100" w:type="dxa"/>
             </w:tcMar>
-            <w:vAlign w:val="center"/>
           </w:tcPr>
           <w:p>
             <w:pPr>
@@ -10283,10 +11083,10 @@
             <w:r>
               <w:rPr>
                 <w:color w:val="000000"/>
-                <w:sz w:val="17"/>
-                <w:szCs w:val="17"/>
-              </w:rPr>
-              <w:t>31.0%</w:t>
+                <w:sz w:val="18"/>
+                <w:szCs w:val="18"/>
+              </w:rPr>
+              <w:t>51.5%</w:t>
             </w:r>
           </w:p>
         </w:tc>
@@ -10302,11 +11102,10 @@
             <w:shd w:val="clear" w:color="auto" w:fill="FFFFFF"/>
             <w:tcMar>
               <w:top w:w="60" w:type="dxa"/>
-              <w:left w:w="80" w:type="dxa"/>
+              <w:left w:w="100" w:type="dxa"/>
               <w:bottom w:w="60" w:type="dxa"/>
-              <w:right w:w="80" w:type="dxa"/>
+              <w:right w:w="100" w:type="dxa"/>
             </w:tcMar>
-            <w:vAlign w:val="center"/>
           </w:tcPr>
           <w:p>
             <w:pPr>
@@ -10315,16 +11114,16 @@
             <w:r>
               <w:rPr>
                 <w:color w:val="000000"/>
-                <w:sz w:val="17"/>
-                <w:szCs w:val="17"/>
-              </w:rPr>
-              <w:t>−5.3</w:t>
-            </w:r>
-            <w:r>
-              <w:rPr>
-                <w:color w:val="000000"/>
-                <w:sz w:val="17"/>
-                <w:szCs w:val="17"/>
+                <w:sz w:val="18"/>
+                <w:szCs w:val="18"/>
+              </w:rPr>
+              <w:t>+23.8</w:t>
+            </w:r>
+            <w:r>
+              <w:rPr>
+                <w:color w:val="000000"/>
+                <w:sz w:val="18"/>
+                <w:szCs w:val="18"/>
               </w:rPr>
               <w:t>%</w:t>
             </w:r>
@@ -10332,9 +11131,15 @@
         </w:tc>
       </w:tr>
       <w:tr>
-        <w:tc>
-          <w:tcPr>
-            <w:tcW w:w="1049" w:type="pct"/>
+        <w:tblPrEx>
+          <w:tblCellMar>
+            <w:top w:w="0" w:type="dxa"/>
+            <w:bottom w:w="0" w:type="dxa"/>
+          </w:tblCellMar>
+        </w:tblPrEx>
+        <w:tc>
+          <w:tcPr>
+            <w:tcW w:w="987" w:type="pct"/>
             <w:tcBorders>
               <w:top w:val="single" w:sz="4" w:space="0" w:color="000000"/>
               <w:left w:val="single" w:sz="4" w:space="0" w:color="000000"/>
@@ -10344,11 +11149,10 @@
             <w:shd w:val="clear" w:color="auto" w:fill="EEEEEE"/>
             <w:tcMar>
               <w:top w:w="60" w:type="dxa"/>
-              <w:left w:w="80" w:type="dxa"/>
+              <w:left w:w="100" w:type="dxa"/>
               <w:bottom w:w="60" w:type="dxa"/>
-              <w:right w:w="80" w:type="dxa"/>
+              <w:right w:w="100" w:type="dxa"/>
             </w:tcMar>
-            <w:vAlign w:val="center"/>
           </w:tcPr>
           <w:p>
             <w:r>
@@ -10356,16 +11160,16 @@
                 <w:b/>
                 <w:bCs/>
                 <w:color w:val="000000"/>
-                <w:sz w:val="17"/>
-                <w:szCs w:val="17"/>
-              </w:rPr>
-              <w:t>Correct Total</w:t>
-            </w:r>
-          </w:p>
-        </w:tc>
-        <w:tc>
-          <w:tcPr>
-            <w:tcW w:w="719" w:type="pct"/>
+                <w:sz w:val="18"/>
+                <w:szCs w:val="18"/>
+              </w:rPr>
+              <w:t>Total</w:t>
+            </w:r>
+          </w:p>
+        </w:tc>
+        <w:tc>
+          <w:tcPr>
+            <w:tcW w:w="780" w:type="pct"/>
             <w:tcBorders>
               <w:top w:val="single" w:sz="4" w:space="0" w:color="000000"/>
               <w:left w:val="single" w:sz="4" w:space="0" w:color="000000"/>
@@ -10375,11 +11179,10 @@
             <w:shd w:val="clear" w:color="auto" w:fill="EEEEEE"/>
             <w:tcMar>
               <w:top w:w="60" w:type="dxa"/>
-              <w:left w:w="80" w:type="dxa"/>
+              <w:left w:w="100" w:type="dxa"/>
               <w:bottom w:w="60" w:type="dxa"/>
-              <w:right w:w="80" w:type="dxa"/>
+              <w:right w:w="100" w:type="dxa"/>
             </w:tcMar>
-            <w:vAlign w:val="center"/>
           </w:tcPr>
           <w:p>
             <w:pPr>
@@ -10390,16 +11193,16 @@
                 <w:b/>
                 <w:bCs/>
                 <w:color w:val="000000"/>
-                <w:sz w:val="17"/>
-                <w:szCs w:val="17"/>
-              </w:rPr>
-              <w:t>20</w:t>
-            </w:r>
-          </w:p>
-        </w:tc>
-        <w:tc>
-          <w:tcPr>
-            <w:tcW w:w="682" w:type="pct"/>
+                <w:sz w:val="18"/>
+                <w:szCs w:val="18"/>
+              </w:rPr>
+              <w:t>101</w:t>
+            </w:r>
+          </w:p>
+        </w:tc>
+        <w:tc>
+          <w:tcPr>
+            <w:tcW w:w="649" w:type="pct"/>
             <w:tcBorders>
               <w:top w:val="single" w:sz="4" w:space="0" w:color="000000"/>
               <w:left w:val="single" w:sz="4" w:space="0" w:color="000000"/>
@@ -10409,11 +11212,10 @@
             <w:shd w:val="clear" w:color="auto" w:fill="EEEEEE"/>
             <w:tcMar>
               <w:top w:w="60" w:type="dxa"/>
-              <w:left w:w="80" w:type="dxa"/>
+              <w:left w:w="100" w:type="dxa"/>
               <w:bottom w:w="60" w:type="dxa"/>
-              <w:right w:w="80" w:type="dxa"/>
+              <w:right w:w="100" w:type="dxa"/>
             </w:tcMar>
-            <w:vAlign w:val="center"/>
           </w:tcPr>
           <w:p>
             <w:pPr>
@@ -10424,30 +11226,29 @@
                 <w:b/>
                 <w:bCs/>
                 <w:color w:val="000000"/>
-                <w:sz w:val="17"/>
-                <w:szCs w:val="17"/>
-              </w:rPr>
-              <w:t>11.7%</w:t>
-            </w:r>
-          </w:p>
-        </w:tc>
-        <w:tc>
-          <w:tcPr>
-            <w:tcW w:w="970" w:type="pct"/>
+                <w:sz w:val="18"/>
+                <w:szCs w:val="18"/>
+              </w:rPr>
+              <w:t>100%</w:t>
+            </w:r>
+          </w:p>
+        </w:tc>
+        <w:tc>
+          <w:tcPr>
+            <w:tcW w:w="1003" w:type="pct"/>
             <w:tcBorders>
               <w:top w:val="single" w:sz="4" w:space="0" w:color="000000"/>
               <w:left w:val="single" w:sz="4" w:space="0" w:color="000000"/>
               <w:bottom w:val="single" w:sz="4" w:space="0" w:color="000000"/>
               <w:right w:val="single" w:sz="4" w:space="0" w:color="000000"/>
             </w:tcBorders>
-            <w:shd w:val="clear" w:color="auto" w:fill="BBDDBB"/>
+            <w:shd w:val="clear" w:color="auto" w:fill="EEEEEE"/>
             <w:tcMar>
               <w:top w:w="60" w:type="dxa"/>
-              <w:left w:w="80" w:type="dxa"/>
+              <w:left w:w="100" w:type="dxa"/>
               <w:bottom w:w="60" w:type="dxa"/>
-              <w:right w:w="80" w:type="dxa"/>
+              <w:right w:w="100" w:type="dxa"/>
             </w:tcMar>
-            <w:vAlign w:val="center"/>
           </w:tcPr>
           <w:p>
             <w:pPr>
@@ -10458,10 +11259,10 @@
                 <w:b/>
                 <w:bCs/>
                 <w:color w:val="000000"/>
-                <w:sz w:val="17"/>
-                <w:szCs w:val="17"/>
-              </w:rPr>
-              <w:t>74</w:t>
+                <w:sz w:val="18"/>
+                <w:szCs w:val="18"/>
+              </w:rPr>
+              <w:t>103</w:t>
             </w:r>
           </w:p>
         </w:tc>
@@ -10474,14 +11275,13 @@
               <w:bottom w:val="single" w:sz="4" w:space="0" w:color="000000"/>
               <w:right w:val="single" w:sz="4" w:space="0" w:color="000000"/>
             </w:tcBorders>
-            <w:shd w:val="clear" w:color="auto" w:fill="BBDDBB"/>
+            <w:shd w:val="clear" w:color="auto" w:fill="EEEEEE"/>
             <w:tcMar>
               <w:top w:w="60" w:type="dxa"/>
-              <w:left w:w="80" w:type="dxa"/>
+              <w:left w:w="100" w:type="dxa"/>
               <w:bottom w:w="60" w:type="dxa"/>
-              <w:right w:w="80" w:type="dxa"/>
+              <w:right w:w="100" w:type="dxa"/>
             </w:tcMar>
-            <w:vAlign w:val="center"/>
           </w:tcPr>
           <w:p>
             <w:pPr>
@@ -10492,10 +11292,10 @@
                 <w:b/>
                 <w:bCs/>
                 <w:color w:val="000000"/>
-                <w:sz w:val="17"/>
-                <w:szCs w:val="17"/>
-              </w:rPr>
-              <w:t>43.3%</w:t>
+                <w:sz w:val="18"/>
+                <w:szCs w:val="18"/>
+              </w:rPr>
+              <w:t>100%</w:t>
             </w:r>
           </w:p>
         </w:tc>
@@ -10508,100 +11308,1648 @@
               <w:bottom w:val="single" w:sz="4" w:space="0" w:color="000000"/>
               <w:right w:val="single" w:sz="4" w:space="0" w:color="000000"/>
             </w:tcBorders>
-            <w:shd w:val="clear" w:color="auto" w:fill="BBDDBB"/>
+            <w:shd w:val="clear" w:color="auto" w:fill="EEEEEE"/>
             <w:tcMar>
               <w:top w:w="60" w:type="dxa"/>
-              <w:left w:w="80" w:type="dxa"/>
+              <w:left w:w="100" w:type="dxa"/>
               <w:bottom w:w="60" w:type="dxa"/>
-              <w:right w:w="80" w:type="dxa"/>
+              <w:right w:w="100" w:type="dxa"/>
             </w:tcMar>
+          </w:tcPr>
+          <w:p>
+            <w:pPr>
+              <w:jc w:val="center"/>
+            </w:pPr>
+            <w:r>
+              <w:rPr>
+                <w:color w:val="000000"/>
+                <w:sz w:val="18"/>
+                <w:szCs w:val="18"/>
+              </w:rPr>
+              <w:t>—</w:t>
+            </w:r>
+          </w:p>
+        </w:tc>
+      </w:tr>
+    </w:tbl>
+    <w:p>
+      <w:pPr>
+        <w:spacing w:before="160"/>
+      </w:pPr>
+    </w:p>
+    <w:p>
+      <w:pPr>
+        <w:spacing w:after="60"/>
+        <w:jc w:val="both"/>
+        <w:rPr>
+          <w:color w:val="000000"/>
+          <w:sz w:val="18"/>
+          <w:szCs w:val="18"/>
+        </w:rPr>
+      </w:pPr>
+      <w:r>
+        <w:rPr>
+          <w:b/>
+          <w:bCs/>
+          <w:color w:val="000000"/>
+          <w:sz w:val="18"/>
+          <w:szCs w:val="18"/>
+        </w:rPr>
+        <w:t>Table V: Category Breakdown</w:t>
+      </w:r>
+      <w:r>
+        <w:rPr>
+          <w:b/>
+          <w:bCs/>
+          <w:color w:val="000000"/>
+          <w:sz w:val="18"/>
+          <w:szCs w:val="18"/>
+        </w:rPr>
+        <w:t xml:space="preserve"> = </w:t>
+      </w:r>
+      <w:proofErr w:type="spellStart"/>
+      <w:r>
+        <w:rPr>
+          <w:b/>
+          <w:bCs/>
+          <w:color w:val="000000"/>
+          <w:sz w:val="18"/>
+          <w:szCs w:val="18"/>
+        </w:rPr>
+        <w:t>LiveNewsBench</w:t>
+      </w:r>
+      <w:proofErr w:type="spellEnd"/>
+      <w:r>
+        <w:rPr>
+          <w:b/>
+          <w:bCs/>
+          <w:color w:val="000000"/>
+          <w:sz w:val="18"/>
+          <w:szCs w:val="18"/>
+        </w:rPr>
+        <w:t>, sep_2025</w:t>
+      </w:r>
+      <w:r>
+        <w:rPr>
+          <w:b/>
+          <w:bCs/>
+          <w:color w:val="000000"/>
+          <w:sz w:val="18"/>
+          <w:szCs w:val="18"/>
+        </w:rPr>
+        <w:t xml:space="preserve"> </w:t>
+      </w:r>
+      <w:proofErr w:type="spellStart"/>
+      <w:r>
+        <w:rPr>
+          <w:b/>
+          <w:bCs/>
+          <w:color w:val="000000"/>
+          <w:sz w:val="18"/>
+          <w:szCs w:val="18"/>
+        </w:rPr>
+        <w:t>val</w:t>
+      </w:r>
+      <w:proofErr w:type="spellEnd"/>
+      <w:r>
+        <w:rPr>
+          <w:b/>
+          <w:bCs/>
+          <w:color w:val="000000"/>
+          <w:sz w:val="18"/>
+          <w:szCs w:val="18"/>
+        </w:rPr>
+        <w:t>, 100 Samples</w:t>
+      </w:r>
+    </w:p>
+    <w:tbl>
+      <w:tblPr>
+        <w:tblStyle w:val="TableGrid"/>
+        <w:tblW w:w="5191" w:type="pct"/>
+        <w:tblLook w:val="04A0" w:firstRow="1" w:lastRow="0" w:firstColumn="1" w:lastColumn="0" w:noHBand="0" w:noVBand="1"/>
+      </w:tblPr>
+      <w:tblGrid>
+        <w:gridCol w:w="1237"/>
+        <w:gridCol w:w="807"/>
+        <w:gridCol w:w="816"/>
+        <w:gridCol w:w="1095"/>
+        <w:gridCol w:w="1080"/>
+      </w:tblGrid>
+      <w:tr>
+        <w:trPr>
+          <w:trHeight w:val="494"/>
+        </w:trPr>
+        <w:tc>
+          <w:tcPr>
+            <w:tcW w:w="1228" w:type="pct"/>
+            <w:shd w:val="clear" w:color="auto" w:fill="ADADAD" w:themeFill="background2" w:themeFillShade="BF"/>
             <w:vAlign w:val="center"/>
-          </w:tcPr>
-          <w:p>
-            <w:pPr>
+            <w:hideMark/>
+          </w:tcPr>
+          <w:p>
+            <w:pPr>
+              <w:spacing w:after="60"/>
               <w:jc w:val="center"/>
+              <w:rPr>
+                <w:color w:val="000000"/>
+                <w:sz w:val="18"/>
+                <w:szCs w:val="18"/>
+              </w:rPr>
             </w:pPr>
             <w:r>
               <w:rPr>
                 <w:b/>
                 <w:bCs/>
                 <w:color w:val="000000"/>
-                <w:sz w:val="17"/>
-                <w:szCs w:val="17"/>
-              </w:rPr>
-              <w:t>+31.6</w:t>
-            </w:r>
+                <w:sz w:val="18"/>
+                <w:szCs w:val="18"/>
+              </w:rPr>
+              <w:t>Category</w:t>
+            </w:r>
+          </w:p>
+        </w:tc>
+        <w:tc>
+          <w:tcPr>
+            <w:tcW w:w="801" w:type="pct"/>
+            <w:shd w:val="clear" w:color="auto" w:fill="ADADAD" w:themeFill="background2" w:themeFillShade="BF"/>
+            <w:vAlign w:val="center"/>
+            <w:hideMark/>
+          </w:tcPr>
+          <w:p>
+            <w:pPr>
+              <w:spacing w:after="60"/>
+              <w:jc w:val="center"/>
+              <w:rPr>
+                <w:color w:val="000000"/>
+                <w:sz w:val="18"/>
+                <w:szCs w:val="18"/>
+              </w:rPr>
+            </w:pPr>
             <w:r>
               <w:rPr>
                 <w:b/>
                 <w:bCs/>
                 <w:color w:val="000000"/>
-                <w:sz w:val="17"/>
-                <w:szCs w:val="17"/>
-              </w:rPr>
-              <w:t>%</w:t>
+                <w:sz w:val="18"/>
+                <w:szCs w:val="18"/>
+              </w:rPr>
+              <w:t>n</w:t>
+            </w:r>
+          </w:p>
+        </w:tc>
+        <w:tc>
+          <w:tcPr>
+            <w:tcW w:w="810" w:type="pct"/>
+            <w:shd w:val="clear" w:color="auto" w:fill="ADADAD" w:themeFill="background2" w:themeFillShade="BF"/>
+            <w:vAlign w:val="center"/>
+            <w:hideMark/>
+          </w:tcPr>
+          <w:p>
+            <w:pPr>
+              <w:spacing w:after="60"/>
+              <w:jc w:val="center"/>
+              <w:rPr>
+                <w:color w:val="000000"/>
+                <w:sz w:val="18"/>
+                <w:szCs w:val="18"/>
+              </w:rPr>
+            </w:pPr>
+            <w:proofErr w:type="spellStart"/>
+            <w:r>
+              <w:rPr>
+                <w:b/>
+                <w:bCs/>
+                <w:color w:val="000000"/>
+                <w:sz w:val="18"/>
+                <w:szCs w:val="18"/>
+              </w:rPr>
+              <w:t>DyFlow</w:t>
+            </w:r>
+            <w:proofErr w:type="spellEnd"/>
+          </w:p>
+        </w:tc>
+        <w:tc>
+          <w:tcPr>
+            <w:tcW w:w="1087" w:type="pct"/>
+            <w:shd w:val="clear" w:color="auto" w:fill="ADADAD" w:themeFill="background2" w:themeFillShade="BF"/>
+            <w:vAlign w:val="center"/>
+            <w:hideMark/>
+          </w:tcPr>
+          <w:p>
+            <w:pPr>
+              <w:spacing w:after="60"/>
+              <w:jc w:val="center"/>
+              <w:rPr>
+                <w:color w:val="000000"/>
+                <w:sz w:val="18"/>
+                <w:szCs w:val="18"/>
+              </w:rPr>
+            </w:pPr>
+            <w:proofErr w:type="spellStart"/>
+            <w:r>
+              <w:rPr>
+                <w:b/>
+                <w:bCs/>
+                <w:color w:val="000000"/>
+                <w:sz w:val="18"/>
+                <w:szCs w:val="18"/>
+              </w:rPr>
+              <w:t>DyFlow</w:t>
+            </w:r>
+            <w:proofErr w:type="spellEnd"/>
+            <w:r>
+              <w:rPr>
+                <w:b/>
+                <w:bCs/>
+                <w:color w:val="000000"/>
+                <w:sz w:val="18"/>
+                <w:szCs w:val="18"/>
+              </w:rPr>
+              <w:t>-T</w:t>
+            </w:r>
+          </w:p>
+        </w:tc>
+        <w:tc>
+          <w:tcPr>
+            <w:tcW w:w="1072" w:type="pct"/>
+            <w:shd w:val="clear" w:color="auto" w:fill="ADADAD" w:themeFill="background2" w:themeFillShade="BF"/>
+            <w:vAlign w:val="center"/>
+            <w:hideMark/>
+          </w:tcPr>
+          <w:p>
+            <w:pPr>
+              <w:spacing w:after="60"/>
+              <w:jc w:val="center"/>
+              <w:rPr>
+                <w:color w:val="000000"/>
+                <w:sz w:val="18"/>
+                <w:szCs w:val="18"/>
+              </w:rPr>
+            </w:pPr>
+            <w:r>
+              <w:rPr>
+                <w:b/>
+                <w:bCs/>
+                <w:color w:val="000000"/>
+                <w:sz w:val="18"/>
+                <w:szCs w:val="18"/>
+              </w:rPr>
+              <w:t>Gain</w:t>
+            </w:r>
+          </w:p>
+        </w:tc>
+      </w:tr>
+      <w:tr>
+        <w:tc>
+          <w:tcPr>
+            <w:tcW w:w="1228" w:type="pct"/>
+            <w:vAlign w:val="center"/>
+            <w:hideMark/>
+          </w:tcPr>
+          <w:p>
+            <w:pPr>
+              <w:spacing w:after="60"/>
+              <w:jc w:val="center"/>
+              <w:rPr>
+                <w:color w:val="000000"/>
+                <w:sz w:val="18"/>
+                <w:szCs w:val="18"/>
+              </w:rPr>
+            </w:pPr>
+            <w:r>
+              <w:rPr>
+                <w:b/>
+                <w:bCs/>
+                <w:color w:val="000000"/>
+                <w:sz w:val="18"/>
+                <w:szCs w:val="18"/>
+              </w:rPr>
+              <w:t>Armed conflicts and attacks</w:t>
+            </w:r>
+          </w:p>
+        </w:tc>
+        <w:tc>
+          <w:tcPr>
+            <w:tcW w:w="801" w:type="pct"/>
+            <w:vAlign w:val="center"/>
+            <w:hideMark/>
+          </w:tcPr>
+          <w:p>
+            <w:pPr>
+              <w:spacing w:after="60"/>
+              <w:jc w:val="center"/>
+              <w:rPr>
+                <w:color w:val="000000"/>
+                <w:sz w:val="18"/>
+                <w:szCs w:val="18"/>
+              </w:rPr>
+            </w:pPr>
+            <w:r>
+              <w:rPr>
+                <w:color w:val="000000"/>
+                <w:sz w:val="18"/>
+                <w:szCs w:val="18"/>
+              </w:rPr>
+              <w:t>31</w:t>
+            </w:r>
+          </w:p>
+        </w:tc>
+        <w:tc>
+          <w:tcPr>
+            <w:tcW w:w="810" w:type="pct"/>
+            <w:vAlign w:val="center"/>
+            <w:hideMark/>
+          </w:tcPr>
+          <w:p>
+            <w:pPr>
+              <w:spacing w:after="60"/>
+              <w:jc w:val="center"/>
+              <w:rPr>
+                <w:color w:val="000000"/>
+                <w:sz w:val="18"/>
+                <w:szCs w:val="18"/>
+              </w:rPr>
+            </w:pPr>
+            <w:r>
+              <w:rPr>
+                <w:color w:val="000000"/>
+                <w:sz w:val="18"/>
+                <w:szCs w:val="18"/>
+              </w:rPr>
+              <w:t>0.00%</w:t>
+            </w:r>
+          </w:p>
+        </w:tc>
+        <w:tc>
+          <w:tcPr>
+            <w:tcW w:w="1087" w:type="pct"/>
+            <w:vAlign w:val="center"/>
+            <w:hideMark/>
+          </w:tcPr>
+          <w:p>
+            <w:pPr>
+              <w:spacing w:after="60"/>
+              <w:jc w:val="center"/>
+              <w:rPr>
+                <w:color w:val="000000"/>
+                <w:sz w:val="18"/>
+                <w:szCs w:val="18"/>
+              </w:rPr>
+            </w:pPr>
+            <w:r>
+              <w:rPr>
+                <w:color w:val="000000"/>
+                <w:sz w:val="18"/>
+                <w:szCs w:val="18"/>
+              </w:rPr>
+              <w:t>22.58%</w:t>
+            </w:r>
+          </w:p>
+        </w:tc>
+        <w:tc>
+          <w:tcPr>
+            <w:tcW w:w="1072" w:type="pct"/>
+            <w:vAlign w:val="center"/>
+            <w:hideMark/>
+          </w:tcPr>
+          <w:p>
+            <w:pPr>
+              <w:spacing w:after="60"/>
+              <w:jc w:val="center"/>
+              <w:rPr>
+                <w:color w:val="000000"/>
+                <w:sz w:val="18"/>
+                <w:szCs w:val="18"/>
+              </w:rPr>
+            </w:pPr>
+            <w:r>
+              <w:rPr>
+                <w:color w:val="000000"/>
+                <w:sz w:val="18"/>
+                <w:szCs w:val="18"/>
+              </w:rPr>
+              <w:t>+22.58pp</w:t>
+            </w:r>
+          </w:p>
+        </w:tc>
+      </w:tr>
+      <w:tr>
+        <w:tc>
+          <w:tcPr>
+            <w:tcW w:w="1228" w:type="pct"/>
+            <w:vAlign w:val="center"/>
+            <w:hideMark/>
+          </w:tcPr>
+          <w:p>
+            <w:pPr>
+              <w:spacing w:after="60"/>
+              <w:jc w:val="center"/>
+              <w:rPr>
+                <w:color w:val="000000"/>
+                <w:sz w:val="18"/>
+                <w:szCs w:val="18"/>
+              </w:rPr>
+            </w:pPr>
+            <w:r>
+              <w:rPr>
+                <w:b/>
+                <w:bCs/>
+                <w:color w:val="000000"/>
+                <w:sz w:val="18"/>
+                <w:szCs w:val="18"/>
+              </w:rPr>
+              <w:t>Business and economy</w:t>
+            </w:r>
+          </w:p>
+        </w:tc>
+        <w:tc>
+          <w:tcPr>
+            <w:tcW w:w="801" w:type="pct"/>
+            <w:vAlign w:val="center"/>
+            <w:hideMark/>
+          </w:tcPr>
+          <w:p>
+            <w:pPr>
+              <w:spacing w:after="60"/>
+              <w:jc w:val="center"/>
+              <w:rPr>
+                <w:color w:val="000000"/>
+                <w:sz w:val="18"/>
+                <w:szCs w:val="18"/>
+              </w:rPr>
+            </w:pPr>
+            <w:r>
+              <w:rPr>
+                <w:color w:val="000000"/>
+                <w:sz w:val="18"/>
+                <w:szCs w:val="18"/>
+              </w:rPr>
+              <w:t>4</w:t>
+            </w:r>
+          </w:p>
+        </w:tc>
+        <w:tc>
+          <w:tcPr>
+            <w:tcW w:w="810" w:type="pct"/>
+            <w:vAlign w:val="center"/>
+            <w:hideMark/>
+          </w:tcPr>
+          <w:p>
+            <w:pPr>
+              <w:spacing w:after="60"/>
+              <w:jc w:val="center"/>
+              <w:rPr>
+                <w:color w:val="000000"/>
+                <w:sz w:val="18"/>
+                <w:szCs w:val="18"/>
+              </w:rPr>
+            </w:pPr>
+            <w:r>
+              <w:rPr>
+                <w:color w:val="000000"/>
+                <w:sz w:val="18"/>
+                <w:szCs w:val="18"/>
+              </w:rPr>
+              <w:t>0.00%</w:t>
+            </w:r>
+          </w:p>
+        </w:tc>
+        <w:tc>
+          <w:tcPr>
+            <w:tcW w:w="1087" w:type="pct"/>
+            <w:vAlign w:val="center"/>
+            <w:hideMark/>
+          </w:tcPr>
+          <w:p>
+            <w:pPr>
+              <w:spacing w:after="60"/>
+              <w:jc w:val="center"/>
+              <w:rPr>
+                <w:color w:val="000000"/>
+                <w:sz w:val="18"/>
+                <w:szCs w:val="18"/>
+              </w:rPr>
+            </w:pPr>
+            <w:r>
+              <w:rPr>
+                <w:color w:val="000000"/>
+                <w:sz w:val="18"/>
+                <w:szCs w:val="18"/>
+              </w:rPr>
+              <w:t>0.00%</w:t>
+            </w:r>
+          </w:p>
+        </w:tc>
+        <w:tc>
+          <w:tcPr>
+            <w:tcW w:w="1072" w:type="pct"/>
+            <w:vAlign w:val="center"/>
+            <w:hideMark/>
+          </w:tcPr>
+          <w:p>
+            <w:pPr>
+              <w:spacing w:after="60"/>
+              <w:jc w:val="center"/>
+              <w:rPr>
+                <w:color w:val="000000"/>
+                <w:sz w:val="18"/>
+                <w:szCs w:val="18"/>
+              </w:rPr>
+            </w:pPr>
+            <w:r>
+              <w:rPr>
+                <w:color w:val="000000"/>
+                <w:sz w:val="18"/>
+                <w:szCs w:val="18"/>
+              </w:rPr>
+              <w:t>0.00pp</w:t>
+            </w:r>
+          </w:p>
+        </w:tc>
+      </w:tr>
+      <w:tr>
+        <w:tc>
+          <w:tcPr>
+            <w:tcW w:w="1228" w:type="pct"/>
+            <w:vAlign w:val="center"/>
+            <w:hideMark/>
+          </w:tcPr>
+          <w:p>
+            <w:pPr>
+              <w:spacing w:after="60"/>
+              <w:jc w:val="center"/>
+              <w:rPr>
+                <w:color w:val="000000"/>
+                <w:sz w:val="18"/>
+                <w:szCs w:val="18"/>
+              </w:rPr>
+            </w:pPr>
+            <w:r>
+              <w:rPr>
+                <w:b/>
+                <w:bCs/>
+                <w:color w:val="000000"/>
+                <w:sz w:val="18"/>
+                <w:szCs w:val="18"/>
+              </w:rPr>
+              <w:t>Disasters and accidents</w:t>
+            </w:r>
+          </w:p>
+        </w:tc>
+        <w:tc>
+          <w:tcPr>
+            <w:tcW w:w="801" w:type="pct"/>
+            <w:vAlign w:val="center"/>
+            <w:hideMark/>
+          </w:tcPr>
+          <w:p>
+            <w:pPr>
+              <w:spacing w:after="60"/>
+              <w:jc w:val="center"/>
+              <w:rPr>
+                <w:color w:val="000000"/>
+                <w:sz w:val="18"/>
+                <w:szCs w:val="18"/>
+              </w:rPr>
+            </w:pPr>
+            <w:r>
+              <w:rPr>
+                <w:color w:val="000000"/>
+                <w:sz w:val="18"/>
+                <w:szCs w:val="18"/>
+              </w:rPr>
+              <w:t>6</w:t>
+            </w:r>
+          </w:p>
+        </w:tc>
+        <w:tc>
+          <w:tcPr>
+            <w:tcW w:w="810" w:type="pct"/>
+            <w:vAlign w:val="center"/>
+            <w:hideMark/>
+          </w:tcPr>
+          <w:p>
+            <w:pPr>
+              <w:spacing w:after="60"/>
+              <w:jc w:val="center"/>
+              <w:rPr>
+                <w:color w:val="000000"/>
+                <w:sz w:val="18"/>
+                <w:szCs w:val="18"/>
+              </w:rPr>
+            </w:pPr>
+            <w:r>
+              <w:rPr>
+                <w:color w:val="000000"/>
+                <w:sz w:val="18"/>
+                <w:szCs w:val="18"/>
+              </w:rPr>
+              <w:t>0.00%</w:t>
+            </w:r>
+          </w:p>
+        </w:tc>
+        <w:tc>
+          <w:tcPr>
+            <w:tcW w:w="1087" w:type="pct"/>
+            <w:vAlign w:val="center"/>
+            <w:hideMark/>
+          </w:tcPr>
+          <w:p>
+            <w:pPr>
+              <w:spacing w:after="60"/>
+              <w:jc w:val="center"/>
+              <w:rPr>
+                <w:color w:val="000000"/>
+                <w:sz w:val="18"/>
+                <w:szCs w:val="18"/>
+              </w:rPr>
+            </w:pPr>
+            <w:r>
+              <w:rPr>
+                <w:b/>
+                <w:bCs/>
+                <w:color w:val="000000"/>
+                <w:sz w:val="18"/>
+                <w:szCs w:val="18"/>
+              </w:rPr>
+              <w:t>33.33%</w:t>
+            </w:r>
+          </w:p>
+        </w:tc>
+        <w:tc>
+          <w:tcPr>
+            <w:tcW w:w="1072" w:type="pct"/>
+            <w:vAlign w:val="center"/>
+            <w:hideMark/>
+          </w:tcPr>
+          <w:p>
+            <w:pPr>
+              <w:spacing w:after="60"/>
+              <w:jc w:val="center"/>
+              <w:rPr>
+                <w:color w:val="000000"/>
+                <w:sz w:val="18"/>
+                <w:szCs w:val="18"/>
+              </w:rPr>
+            </w:pPr>
+            <w:r>
+              <w:rPr>
+                <w:color w:val="000000"/>
+                <w:sz w:val="18"/>
+                <w:szCs w:val="18"/>
+              </w:rPr>
+              <w:t>+33.33pp</w:t>
+            </w:r>
+          </w:p>
+        </w:tc>
+      </w:tr>
+      <w:tr>
+        <w:tc>
+          <w:tcPr>
+            <w:tcW w:w="1228" w:type="pct"/>
+            <w:vAlign w:val="center"/>
+            <w:hideMark/>
+          </w:tcPr>
+          <w:p>
+            <w:pPr>
+              <w:spacing w:after="60"/>
+              <w:jc w:val="center"/>
+              <w:rPr>
+                <w:color w:val="000000"/>
+                <w:sz w:val="18"/>
+                <w:szCs w:val="18"/>
+              </w:rPr>
+            </w:pPr>
+            <w:r>
+              <w:rPr>
+                <w:b/>
+                <w:bCs/>
+                <w:color w:val="000000"/>
+                <w:sz w:val="18"/>
+                <w:szCs w:val="18"/>
+              </w:rPr>
+              <w:t>Disasters and incidents</w:t>
+            </w:r>
+          </w:p>
+        </w:tc>
+        <w:tc>
+          <w:tcPr>
+            <w:tcW w:w="801" w:type="pct"/>
+            <w:vAlign w:val="center"/>
+            <w:hideMark/>
+          </w:tcPr>
+          <w:p>
+            <w:pPr>
+              <w:spacing w:after="60"/>
+              <w:jc w:val="center"/>
+              <w:rPr>
+                <w:color w:val="000000"/>
+                <w:sz w:val="18"/>
+                <w:szCs w:val="18"/>
+              </w:rPr>
+            </w:pPr>
+            <w:r>
+              <w:rPr>
+                <w:color w:val="000000"/>
+                <w:sz w:val="18"/>
+                <w:szCs w:val="18"/>
+              </w:rPr>
+              <w:t>3</w:t>
+            </w:r>
+          </w:p>
+        </w:tc>
+        <w:tc>
+          <w:tcPr>
+            <w:tcW w:w="810" w:type="pct"/>
+            <w:vAlign w:val="center"/>
+            <w:hideMark/>
+          </w:tcPr>
+          <w:p>
+            <w:pPr>
+              <w:spacing w:after="60"/>
+              <w:jc w:val="center"/>
+              <w:rPr>
+                <w:color w:val="000000"/>
+                <w:sz w:val="18"/>
+                <w:szCs w:val="18"/>
+              </w:rPr>
+            </w:pPr>
+            <w:r>
+              <w:rPr>
+                <w:color w:val="000000"/>
+                <w:sz w:val="18"/>
+                <w:szCs w:val="18"/>
+              </w:rPr>
+              <w:t>0.00%</w:t>
+            </w:r>
+          </w:p>
+        </w:tc>
+        <w:tc>
+          <w:tcPr>
+            <w:tcW w:w="1087" w:type="pct"/>
+            <w:vAlign w:val="center"/>
+            <w:hideMark/>
+          </w:tcPr>
+          <w:p>
+            <w:pPr>
+              <w:spacing w:after="60"/>
+              <w:jc w:val="center"/>
+              <w:rPr>
+                <w:color w:val="000000"/>
+                <w:sz w:val="18"/>
+                <w:szCs w:val="18"/>
+              </w:rPr>
+            </w:pPr>
+            <w:r>
+              <w:rPr>
+                <w:color w:val="000000"/>
+                <w:sz w:val="18"/>
+                <w:szCs w:val="18"/>
+              </w:rPr>
+              <w:t>0.00%</w:t>
+            </w:r>
+          </w:p>
+        </w:tc>
+        <w:tc>
+          <w:tcPr>
+            <w:tcW w:w="1072" w:type="pct"/>
+            <w:vAlign w:val="center"/>
+            <w:hideMark/>
+          </w:tcPr>
+          <w:p>
+            <w:pPr>
+              <w:spacing w:after="60"/>
+              <w:jc w:val="center"/>
+              <w:rPr>
+                <w:color w:val="000000"/>
+                <w:sz w:val="18"/>
+                <w:szCs w:val="18"/>
+              </w:rPr>
+            </w:pPr>
+            <w:r>
+              <w:rPr>
+                <w:color w:val="000000"/>
+                <w:sz w:val="18"/>
+                <w:szCs w:val="18"/>
+              </w:rPr>
+              <w:t>0.00pp</w:t>
+            </w:r>
+          </w:p>
+        </w:tc>
+      </w:tr>
+      <w:tr>
+        <w:tc>
+          <w:tcPr>
+            <w:tcW w:w="1228" w:type="pct"/>
+            <w:vAlign w:val="center"/>
+            <w:hideMark/>
+          </w:tcPr>
+          <w:p>
+            <w:pPr>
+              <w:spacing w:after="60"/>
+              <w:jc w:val="center"/>
+              <w:rPr>
+                <w:color w:val="000000"/>
+                <w:sz w:val="18"/>
+                <w:szCs w:val="18"/>
+              </w:rPr>
+            </w:pPr>
+            <w:r>
+              <w:rPr>
+                <w:b/>
+                <w:bCs/>
+                <w:color w:val="000000"/>
+                <w:sz w:val="18"/>
+                <w:szCs w:val="18"/>
+              </w:rPr>
+              <w:t>International relations</w:t>
+            </w:r>
+          </w:p>
+        </w:tc>
+        <w:tc>
+          <w:tcPr>
+            <w:tcW w:w="801" w:type="pct"/>
+            <w:vAlign w:val="center"/>
+            <w:hideMark/>
+          </w:tcPr>
+          <w:p>
+            <w:pPr>
+              <w:spacing w:after="60"/>
+              <w:jc w:val="center"/>
+              <w:rPr>
+                <w:color w:val="000000"/>
+                <w:sz w:val="18"/>
+                <w:szCs w:val="18"/>
+              </w:rPr>
+            </w:pPr>
+            <w:r>
+              <w:rPr>
+                <w:color w:val="000000"/>
+                <w:sz w:val="18"/>
+                <w:szCs w:val="18"/>
+              </w:rPr>
+              <w:t>29</w:t>
+            </w:r>
+          </w:p>
+        </w:tc>
+        <w:tc>
+          <w:tcPr>
+            <w:tcW w:w="810" w:type="pct"/>
+            <w:vAlign w:val="center"/>
+            <w:hideMark/>
+          </w:tcPr>
+          <w:p>
+            <w:pPr>
+              <w:spacing w:after="60"/>
+              <w:jc w:val="center"/>
+              <w:rPr>
+                <w:color w:val="000000"/>
+                <w:sz w:val="18"/>
+                <w:szCs w:val="18"/>
+              </w:rPr>
+            </w:pPr>
+            <w:r>
+              <w:rPr>
+                <w:color w:val="000000"/>
+                <w:sz w:val="18"/>
+                <w:szCs w:val="18"/>
+              </w:rPr>
+              <w:t>3.45%</w:t>
+            </w:r>
+          </w:p>
+        </w:tc>
+        <w:tc>
+          <w:tcPr>
+            <w:tcW w:w="1087" w:type="pct"/>
+            <w:vAlign w:val="center"/>
+            <w:hideMark/>
+          </w:tcPr>
+          <w:p>
+            <w:pPr>
+              <w:spacing w:after="60"/>
+              <w:jc w:val="center"/>
+              <w:rPr>
+                <w:color w:val="000000"/>
+                <w:sz w:val="18"/>
+                <w:szCs w:val="18"/>
+              </w:rPr>
+            </w:pPr>
+            <w:r>
+              <w:rPr>
+                <w:color w:val="000000"/>
+                <w:sz w:val="18"/>
+                <w:szCs w:val="18"/>
+              </w:rPr>
+              <w:t>16.13%</w:t>
+            </w:r>
+          </w:p>
+        </w:tc>
+        <w:tc>
+          <w:tcPr>
+            <w:tcW w:w="1072" w:type="pct"/>
+            <w:vAlign w:val="center"/>
+            <w:hideMark/>
+          </w:tcPr>
+          <w:p>
+            <w:pPr>
+              <w:spacing w:after="60"/>
+              <w:jc w:val="center"/>
+              <w:rPr>
+                <w:color w:val="000000"/>
+                <w:sz w:val="18"/>
+                <w:szCs w:val="18"/>
+              </w:rPr>
+            </w:pPr>
+            <w:r>
+              <w:rPr>
+                <w:color w:val="000000"/>
+                <w:sz w:val="18"/>
+                <w:szCs w:val="18"/>
+              </w:rPr>
+              <w:t>+12.68pp</w:t>
+            </w:r>
+          </w:p>
+        </w:tc>
+      </w:tr>
+      <w:tr>
+        <w:tc>
+          <w:tcPr>
+            <w:tcW w:w="1228" w:type="pct"/>
+            <w:vAlign w:val="center"/>
+            <w:hideMark/>
+          </w:tcPr>
+          <w:p>
+            <w:pPr>
+              <w:spacing w:after="60"/>
+              <w:jc w:val="center"/>
+              <w:rPr>
+                <w:color w:val="000000"/>
+                <w:sz w:val="18"/>
+                <w:szCs w:val="18"/>
+              </w:rPr>
+            </w:pPr>
+            <w:r>
+              <w:rPr>
+                <w:b/>
+                <w:bCs/>
+                <w:color w:val="000000"/>
+                <w:sz w:val="18"/>
+                <w:szCs w:val="18"/>
+              </w:rPr>
+              <w:t>Law and crime</w:t>
+            </w:r>
+          </w:p>
+        </w:tc>
+        <w:tc>
+          <w:tcPr>
+            <w:tcW w:w="801" w:type="pct"/>
+            <w:vAlign w:val="center"/>
+            <w:hideMark/>
+          </w:tcPr>
+          <w:p>
+            <w:pPr>
+              <w:spacing w:after="60"/>
+              <w:jc w:val="center"/>
+              <w:rPr>
+                <w:color w:val="000000"/>
+                <w:sz w:val="18"/>
+                <w:szCs w:val="18"/>
+              </w:rPr>
+            </w:pPr>
+            <w:r>
+              <w:rPr>
+                <w:color w:val="000000"/>
+                <w:sz w:val="18"/>
+                <w:szCs w:val="18"/>
+              </w:rPr>
+              <w:t>8</w:t>
+            </w:r>
+          </w:p>
+        </w:tc>
+        <w:tc>
+          <w:tcPr>
+            <w:tcW w:w="810" w:type="pct"/>
+            <w:vAlign w:val="center"/>
+            <w:hideMark/>
+          </w:tcPr>
+          <w:p>
+            <w:pPr>
+              <w:spacing w:after="60"/>
+              <w:jc w:val="center"/>
+              <w:rPr>
+                <w:color w:val="000000"/>
+                <w:sz w:val="18"/>
+                <w:szCs w:val="18"/>
+              </w:rPr>
+            </w:pPr>
+            <w:r>
+              <w:rPr>
+                <w:color w:val="000000"/>
+                <w:sz w:val="18"/>
+                <w:szCs w:val="18"/>
+              </w:rPr>
+              <w:t>0.00%</w:t>
+            </w:r>
+          </w:p>
+        </w:tc>
+        <w:tc>
+          <w:tcPr>
+            <w:tcW w:w="1087" w:type="pct"/>
+            <w:vAlign w:val="center"/>
+            <w:hideMark/>
+          </w:tcPr>
+          <w:p>
+            <w:pPr>
+              <w:spacing w:after="60"/>
+              <w:jc w:val="center"/>
+              <w:rPr>
+                <w:color w:val="000000"/>
+                <w:sz w:val="18"/>
+                <w:szCs w:val="18"/>
+              </w:rPr>
+            </w:pPr>
+            <w:r>
+              <w:rPr>
+                <w:color w:val="000000"/>
+                <w:sz w:val="18"/>
+                <w:szCs w:val="18"/>
+              </w:rPr>
+              <w:t>12.50%</w:t>
+            </w:r>
+          </w:p>
+        </w:tc>
+        <w:tc>
+          <w:tcPr>
+            <w:tcW w:w="1072" w:type="pct"/>
+            <w:vAlign w:val="center"/>
+            <w:hideMark/>
+          </w:tcPr>
+          <w:p>
+            <w:pPr>
+              <w:spacing w:after="60"/>
+              <w:jc w:val="center"/>
+              <w:rPr>
+                <w:color w:val="000000"/>
+                <w:sz w:val="18"/>
+                <w:szCs w:val="18"/>
+              </w:rPr>
+            </w:pPr>
+            <w:r>
+              <w:rPr>
+                <w:color w:val="000000"/>
+                <w:sz w:val="18"/>
+                <w:szCs w:val="18"/>
+              </w:rPr>
+              <w:t>+12.50pp</w:t>
+            </w:r>
+          </w:p>
+        </w:tc>
+      </w:tr>
+      <w:tr>
+        <w:tc>
+          <w:tcPr>
+            <w:tcW w:w="1228" w:type="pct"/>
+            <w:vAlign w:val="center"/>
+            <w:hideMark/>
+          </w:tcPr>
+          <w:p>
+            <w:pPr>
+              <w:spacing w:after="60"/>
+              <w:jc w:val="center"/>
+              <w:rPr>
+                <w:color w:val="000000"/>
+                <w:sz w:val="18"/>
+                <w:szCs w:val="18"/>
+              </w:rPr>
+            </w:pPr>
+            <w:r>
+              <w:rPr>
+                <w:b/>
+                <w:bCs/>
+                <w:color w:val="000000"/>
+                <w:sz w:val="18"/>
+                <w:szCs w:val="18"/>
+              </w:rPr>
+              <w:t>Politics and elections</w:t>
+            </w:r>
+          </w:p>
+        </w:tc>
+        <w:tc>
+          <w:tcPr>
+            <w:tcW w:w="801" w:type="pct"/>
+            <w:vAlign w:val="center"/>
+            <w:hideMark/>
+          </w:tcPr>
+          <w:p>
+            <w:pPr>
+              <w:spacing w:after="60"/>
+              <w:jc w:val="center"/>
+              <w:rPr>
+                <w:color w:val="000000"/>
+                <w:sz w:val="18"/>
+                <w:szCs w:val="18"/>
+              </w:rPr>
+            </w:pPr>
+            <w:r>
+              <w:rPr>
+                <w:color w:val="000000"/>
+                <w:sz w:val="18"/>
+                <w:szCs w:val="18"/>
+              </w:rPr>
+              <w:t>17</w:t>
+            </w:r>
+          </w:p>
+        </w:tc>
+        <w:tc>
+          <w:tcPr>
+            <w:tcW w:w="810" w:type="pct"/>
+            <w:vAlign w:val="center"/>
+            <w:hideMark/>
+          </w:tcPr>
+          <w:p>
+            <w:pPr>
+              <w:spacing w:after="60"/>
+              <w:jc w:val="center"/>
+              <w:rPr>
+                <w:color w:val="000000"/>
+                <w:sz w:val="18"/>
+                <w:szCs w:val="18"/>
+              </w:rPr>
+            </w:pPr>
+            <w:r>
+              <w:rPr>
+                <w:color w:val="000000"/>
+                <w:sz w:val="18"/>
+                <w:szCs w:val="18"/>
+              </w:rPr>
+              <w:t>0.00%</w:t>
+            </w:r>
+          </w:p>
+        </w:tc>
+        <w:tc>
+          <w:tcPr>
+            <w:tcW w:w="1087" w:type="pct"/>
+            <w:vAlign w:val="center"/>
+            <w:hideMark/>
+          </w:tcPr>
+          <w:p>
+            <w:pPr>
+              <w:spacing w:after="60"/>
+              <w:jc w:val="center"/>
+              <w:rPr>
+                <w:color w:val="000000"/>
+                <w:sz w:val="18"/>
+                <w:szCs w:val="18"/>
+              </w:rPr>
+            </w:pPr>
+            <w:r>
+              <w:rPr>
+                <w:color w:val="000000"/>
+                <w:sz w:val="18"/>
+                <w:szCs w:val="18"/>
+              </w:rPr>
+              <w:t>23.53%</w:t>
+            </w:r>
+          </w:p>
+        </w:tc>
+        <w:tc>
+          <w:tcPr>
+            <w:tcW w:w="1072" w:type="pct"/>
+            <w:vAlign w:val="center"/>
+            <w:hideMark/>
+          </w:tcPr>
+          <w:p>
+            <w:pPr>
+              <w:spacing w:after="60"/>
+              <w:jc w:val="center"/>
+              <w:rPr>
+                <w:color w:val="000000"/>
+                <w:sz w:val="18"/>
+                <w:szCs w:val="18"/>
+              </w:rPr>
+            </w:pPr>
+            <w:r>
+              <w:rPr>
+                <w:color w:val="000000"/>
+                <w:sz w:val="18"/>
+                <w:szCs w:val="18"/>
+              </w:rPr>
+              <w:t>+23.53pp</w:t>
+            </w:r>
+          </w:p>
+        </w:tc>
+      </w:tr>
+      <w:tr>
+        <w:tc>
+          <w:tcPr>
+            <w:tcW w:w="1228" w:type="pct"/>
+            <w:vAlign w:val="center"/>
+            <w:hideMark/>
+          </w:tcPr>
+          <w:p>
+            <w:pPr>
+              <w:spacing w:after="60"/>
+              <w:jc w:val="center"/>
+              <w:rPr>
+                <w:color w:val="000000"/>
+                <w:sz w:val="18"/>
+                <w:szCs w:val="18"/>
+              </w:rPr>
+            </w:pPr>
+            <w:r>
+              <w:rPr>
+                <w:b/>
+                <w:bCs/>
+                <w:color w:val="000000"/>
+                <w:sz w:val="18"/>
+                <w:szCs w:val="18"/>
+              </w:rPr>
+              <w:t>Science and technology</w:t>
+            </w:r>
+          </w:p>
+        </w:tc>
+        <w:tc>
+          <w:tcPr>
+            <w:tcW w:w="801" w:type="pct"/>
+            <w:vAlign w:val="center"/>
+            <w:hideMark/>
+          </w:tcPr>
+          <w:p>
+            <w:pPr>
+              <w:spacing w:after="60"/>
+              <w:jc w:val="center"/>
+              <w:rPr>
+                <w:color w:val="000000"/>
+                <w:sz w:val="18"/>
+                <w:szCs w:val="18"/>
+              </w:rPr>
+            </w:pPr>
+            <w:r>
+              <w:rPr>
+                <w:color w:val="000000"/>
+                <w:sz w:val="18"/>
+                <w:szCs w:val="18"/>
+              </w:rPr>
+              <w:t>2</w:t>
+            </w:r>
+          </w:p>
+        </w:tc>
+        <w:tc>
+          <w:tcPr>
+            <w:tcW w:w="810" w:type="pct"/>
+            <w:vAlign w:val="center"/>
+            <w:hideMark/>
+          </w:tcPr>
+          <w:p>
+            <w:pPr>
+              <w:spacing w:after="60"/>
+              <w:jc w:val="center"/>
+              <w:rPr>
+                <w:color w:val="000000"/>
+                <w:sz w:val="18"/>
+                <w:szCs w:val="18"/>
+              </w:rPr>
+            </w:pPr>
+            <w:r>
+              <w:rPr>
+                <w:color w:val="000000"/>
+                <w:sz w:val="18"/>
+                <w:szCs w:val="18"/>
+              </w:rPr>
+              <w:t>0.00%</w:t>
+            </w:r>
+          </w:p>
+        </w:tc>
+        <w:tc>
+          <w:tcPr>
+            <w:tcW w:w="1087" w:type="pct"/>
+            <w:vAlign w:val="center"/>
+            <w:hideMark/>
+          </w:tcPr>
+          <w:p>
+            <w:pPr>
+              <w:spacing w:after="60"/>
+              <w:jc w:val="center"/>
+              <w:rPr>
+                <w:color w:val="000000"/>
+                <w:sz w:val="18"/>
+                <w:szCs w:val="18"/>
+              </w:rPr>
+            </w:pPr>
+            <w:r>
+              <w:rPr>
+                <w:b/>
+                <w:bCs/>
+                <w:color w:val="000000"/>
+                <w:sz w:val="18"/>
+                <w:szCs w:val="18"/>
+              </w:rPr>
+              <w:t>100.00%</w:t>
+            </w:r>
+          </w:p>
+        </w:tc>
+        <w:tc>
+          <w:tcPr>
+            <w:tcW w:w="1072" w:type="pct"/>
+            <w:vAlign w:val="center"/>
+            <w:hideMark/>
+          </w:tcPr>
+          <w:p>
+            <w:pPr>
+              <w:spacing w:after="60"/>
+              <w:jc w:val="center"/>
+              <w:rPr>
+                <w:color w:val="000000"/>
+                <w:sz w:val="18"/>
+                <w:szCs w:val="18"/>
+              </w:rPr>
+            </w:pPr>
+            <w:r>
+              <w:rPr>
+                <w:b/>
+                <w:bCs/>
+                <w:color w:val="000000"/>
+                <w:sz w:val="18"/>
+                <w:szCs w:val="18"/>
+              </w:rPr>
+              <w:t>+100.00pp</w:t>
+            </w:r>
+          </w:p>
+        </w:tc>
+      </w:tr>
+      <w:tr>
+        <w:tc>
+          <w:tcPr>
+            <w:tcW w:w="1228" w:type="pct"/>
+            <w:vAlign w:val="center"/>
+            <w:hideMark/>
+          </w:tcPr>
+          <w:p>
+            <w:pPr>
+              <w:spacing w:after="60"/>
+              <w:jc w:val="center"/>
+              <w:rPr>
+                <w:color w:val="000000"/>
+                <w:sz w:val="18"/>
+                <w:szCs w:val="18"/>
+              </w:rPr>
+            </w:pPr>
+            <w:r>
+              <w:rPr>
+                <w:b/>
+                <w:bCs/>
+                <w:color w:val="000000"/>
+                <w:sz w:val="18"/>
+                <w:szCs w:val="18"/>
+              </w:rPr>
+              <w:t>Sports</w:t>
+            </w:r>
+          </w:p>
+        </w:tc>
+        <w:tc>
+          <w:tcPr>
+            <w:tcW w:w="801" w:type="pct"/>
+            <w:vAlign w:val="center"/>
+            <w:hideMark/>
+          </w:tcPr>
+          <w:p>
+            <w:pPr>
+              <w:spacing w:after="60"/>
+              <w:jc w:val="center"/>
+              <w:rPr>
+                <w:color w:val="000000"/>
+                <w:sz w:val="18"/>
+                <w:szCs w:val="18"/>
+              </w:rPr>
+            </w:pPr>
+            <w:r>
+              <w:rPr>
+                <w:color w:val="000000"/>
+                <w:sz w:val="18"/>
+                <w:szCs w:val="18"/>
+              </w:rPr>
+              <w:t>1</w:t>
+            </w:r>
+          </w:p>
+        </w:tc>
+        <w:tc>
+          <w:tcPr>
+            <w:tcW w:w="810" w:type="pct"/>
+            <w:vAlign w:val="center"/>
+            <w:hideMark/>
+          </w:tcPr>
+          <w:p>
+            <w:pPr>
+              <w:spacing w:after="60"/>
+              <w:jc w:val="center"/>
+              <w:rPr>
+                <w:color w:val="000000"/>
+                <w:sz w:val="18"/>
+                <w:szCs w:val="18"/>
+              </w:rPr>
+            </w:pPr>
+            <w:r>
+              <w:rPr>
+                <w:color w:val="000000"/>
+                <w:sz w:val="18"/>
+                <w:szCs w:val="18"/>
+              </w:rPr>
+              <w:t>0.00%</w:t>
+            </w:r>
+          </w:p>
+        </w:tc>
+        <w:tc>
+          <w:tcPr>
+            <w:tcW w:w="1087" w:type="pct"/>
+            <w:vAlign w:val="center"/>
+            <w:hideMark/>
+          </w:tcPr>
+          <w:p>
+            <w:pPr>
+              <w:spacing w:after="60"/>
+              <w:jc w:val="center"/>
+              <w:rPr>
+                <w:color w:val="000000"/>
+                <w:sz w:val="18"/>
+                <w:szCs w:val="18"/>
+              </w:rPr>
+            </w:pPr>
+            <w:r>
+              <w:rPr>
+                <w:color w:val="000000"/>
+                <w:sz w:val="18"/>
+                <w:szCs w:val="18"/>
+              </w:rPr>
+              <w:t>0.00%</w:t>
+            </w:r>
+          </w:p>
+        </w:tc>
+        <w:tc>
+          <w:tcPr>
+            <w:tcW w:w="1072" w:type="pct"/>
+            <w:vAlign w:val="center"/>
+            <w:hideMark/>
+          </w:tcPr>
+          <w:p>
+            <w:pPr>
+              <w:spacing w:after="60"/>
+              <w:jc w:val="center"/>
+              <w:rPr>
+                <w:color w:val="000000"/>
+                <w:sz w:val="18"/>
+                <w:szCs w:val="18"/>
+              </w:rPr>
+            </w:pPr>
+            <w:r>
+              <w:rPr>
+                <w:color w:val="000000"/>
+                <w:sz w:val="18"/>
+                <w:szCs w:val="18"/>
+              </w:rPr>
+              <w:t>0.00pp</w:t>
+            </w:r>
+          </w:p>
+        </w:tc>
+      </w:tr>
+      <w:tr>
+        <w:tc>
+          <w:tcPr>
+            <w:tcW w:w="1228" w:type="pct"/>
+            <w:vAlign w:val="center"/>
+            <w:hideMark/>
+          </w:tcPr>
+          <w:p>
+            <w:pPr>
+              <w:spacing w:after="60"/>
+              <w:jc w:val="center"/>
+              <w:rPr>
+                <w:color w:val="000000"/>
+                <w:sz w:val="18"/>
+                <w:szCs w:val="18"/>
+              </w:rPr>
+            </w:pPr>
+            <w:r>
+              <w:rPr>
+                <w:b/>
+                <w:bCs/>
+                <w:color w:val="000000"/>
+                <w:sz w:val="18"/>
+                <w:szCs w:val="18"/>
+              </w:rPr>
+              <w:t>Overall</w:t>
+            </w:r>
+          </w:p>
+        </w:tc>
+        <w:tc>
+          <w:tcPr>
+            <w:tcW w:w="801" w:type="pct"/>
+            <w:vAlign w:val="center"/>
+            <w:hideMark/>
+          </w:tcPr>
+          <w:p>
+            <w:pPr>
+              <w:spacing w:after="60"/>
+              <w:jc w:val="center"/>
+              <w:rPr>
+                <w:color w:val="000000"/>
+                <w:sz w:val="18"/>
+                <w:szCs w:val="18"/>
+              </w:rPr>
+            </w:pPr>
+            <w:r>
+              <w:rPr>
+                <w:color w:val="000000"/>
+                <w:sz w:val="18"/>
+                <w:szCs w:val="18"/>
+              </w:rPr>
+              <w:t>101/103</w:t>
+            </w:r>
+          </w:p>
+        </w:tc>
+        <w:tc>
+          <w:tcPr>
+            <w:tcW w:w="810" w:type="pct"/>
+            <w:vAlign w:val="center"/>
+            <w:hideMark/>
+          </w:tcPr>
+          <w:p>
+            <w:pPr>
+              <w:spacing w:after="60"/>
+              <w:jc w:val="center"/>
+              <w:rPr>
+                <w:color w:val="000000"/>
+                <w:sz w:val="18"/>
+                <w:szCs w:val="18"/>
+              </w:rPr>
+            </w:pPr>
+            <w:r>
+              <w:rPr>
+                <w:color w:val="000000"/>
+                <w:sz w:val="18"/>
+                <w:szCs w:val="18"/>
+              </w:rPr>
+              <w:t>0.99%</w:t>
+            </w:r>
+          </w:p>
+        </w:tc>
+        <w:tc>
+          <w:tcPr>
+            <w:tcW w:w="1087" w:type="pct"/>
+            <w:vAlign w:val="center"/>
+            <w:hideMark/>
+          </w:tcPr>
+          <w:p>
+            <w:pPr>
+              <w:spacing w:after="60"/>
+              <w:jc w:val="center"/>
+              <w:rPr>
+                <w:color w:val="000000"/>
+                <w:sz w:val="18"/>
+                <w:szCs w:val="18"/>
+              </w:rPr>
+            </w:pPr>
+            <w:r>
+              <w:rPr>
+                <w:b/>
+                <w:bCs/>
+                <w:color w:val="000000"/>
+                <w:sz w:val="18"/>
+                <w:szCs w:val="18"/>
+              </w:rPr>
+              <w:t>20.39%</w:t>
+            </w:r>
+          </w:p>
+        </w:tc>
+        <w:tc>
+          <w:tcPr>
+            <w:tcW w:w="1072" w:type="pct"/>
+            <w:vAlign w:val="center"/>
+            <w:hideMark/>
+          </w:tcPr>
+          <w:p>
+            <w:pPr>
+              <w:spacing w:after="60"/>
+              <w:jc w:val="center"/>
+              <w:rPr>
+                <w:color w:val="000000"/>
+                <w:sz w:val="18"/>
+                <w:szCs w:val="18"/>
+              </w:rPr>
+            </w:pPr>
+            <w:r>
+              <w:rPr>
+                <w:b/>
+                <w:bCs/>
+                <w:color w:val="000000"/>
+                <w:sz w:val="18"/>
+                <w:szCs w:val="18"/>
+              </w:rPr>
+              <w:t>+19.40pp</w:t>
             </w:r>
           </w:p>
         </w:tc>
       </w:tr>
     </w:tbl>
-    <w:p>
-      <w:pPr>
-        <w:spacing w:before="60"/>
-        <w:jc w:val="center"/>
-        <w:rPr>
-          <w:sz w:val="16"/>
-          <w:szCs w:val="16"/>
-        </w:rPr>
-      </w:pPr>
-      <w:r>
-        <w:rPr>
-          <w:b/>
-          <w:bCs/>
-          <w:sz w:val="16"/>
-          <w:szCs w:val="16"/>
-        </w:rPr>
-        <w:t xml:space="preserve">TABLE </w:t>
-      </w:r>
-      <w:r>
-        <w:rPr>
-          <w:b/>
-          <w:bCs/>
-          <w:sz w:val="16"/>
-          <w:szCs w:val="16"/>
-        </w:rPr>
-        <w:t>3</w:t>
-      </w:r>
-      <w:r>
-        <w:rPr>
-          <w:b/>
-          <w:bCs/>
-          <w:sz w:val="16"/>
-          <w:szCs w:val="16"/>
-        </w:rPr>
-        <w:t xml:space="preserve">: Match-Type </w:t>
-      </w:r>
-      <w:proofErr w:type="spellStart"/>
-      <w:r>
-        <w:rPr>
-          <w:b/>
-          <w:bCs/>
-          <w:sz w:val="16"/>
-          <w:szCs w:val="16"/>
-        </w:rPr>
-        <w:t>LiveNewsBench</w:t>
-      </w:r>
-      <w:proofErr w:type="spellEnd"/>
-      <w:r>
-        <w:rPr>
-          <w:b/>
-          <w:bCs/>
-          <w:sz w:val="16"/>
-          <w:szCs w:val="16"/>
-        </w:rPr>
-        <w:t>, Gemini 2.5 Flash (n=171)</w:t>
-      </w:r>
-    </w:p>
     <w:p>
       <w:pPr>
         <w:spacing w:after="60"/>
@@ -10612,6 +12960,746 @@
         </w:rPr>
       </w:pPr>
     </w:p>
+    <w:p>
+      <w:pPr>
+        <w:spacing w:after="60"/>
+        <w:jc w:val="both"/>
+        <w:rPr>
+          <w:color w:val="000000"/>
+          <w:sz w:val="18"/>
+          <w:szCs w:val="18"/>
+        </w:rPr>
+      </w:pPr>
+      <w:r>
+        <w:rPr>
+          <w:b/>
+          <w:bCs/>
+          <w:color w:val="000000"/>
+          <w:sz w:val="18"/>
+          <w:szCs w:val="18"/>
+        </w:rPr>
+        <w:t xml:space="preserve">Table VI: Overlap Analysis — </w:t>
+      </w:r>
+      <w:proofErr w:type="spellStart"/>
+      <w:r>
+        <w:rPr>
+          <w:b/>
+          <w:bCs/>
+          <w:color w:val="000000"/>
+          <w:sz w:val="18"/>
+          <w:szCs w:val="18"/>
+        </w:rPr>
+        <w:t>LiveNewsBench</w:t>
+      </w:r>
+      <w:proofErr w:type="spellEnd"/>
+      <w:r>
+        <w:rPr>
+          <w:b/>
+          <w:bCs/>
+          <w:color w:val="000000"/>
+          <w:sz w:val="18"/>
+          <w:szCs w:val="18"/>
+        </w:rPr>
+        <w:t>, sep_2025/</w:t>
+      </w:r>
+      <w:proofErr w:type="spellStart"/>
+      <w:r>
+        <w:rPr>
+          <w:b/>
+          <w:bCs/>
+          <w:color w:val="000000"/>
+          <w:sz w:val="18"/>
+          <w:szCs w:val="18"/>
+        </w:rPr>
+        <w:t>val</w:t>
+      </w:r>
+      <w:proofErr w:type="spellEnd"/>
+      <w:r>
+        <w:rPr>
+          <w:b/>
+          <w:bCs/>
+          <w:color w:val="000000"/>
+          <w:sz w:val="18"/>
+          <w:szCs w:val="18"/>
+        </w:rPr>
+        <w:t>, 100 Samples</w:t>
+      </w:r>
+    </w:p>
+    <w:tbl>
+      <w:tblPr>
+        <w:tblW w:w="5191" w:type="pct"/>
+        <w:tblBorders>
+          <w:top w:val="single" w:sz="4" w:space="0" w:color="auto"/>
+          <w:left w:val="single" w:sz="4" w:space="0" w:color="auto"/>
+          <w:bottom w:val="single" w:sz="4" w:space="0" w:color="auto"/>
+          <w:right w:val="single" w:sz="4" w:space="0" w:color="auto"/>
+          <w:insideH w:val="single" w:sz="4" w:space="0" w:color="auto"/>
+          <w:insideV w:val="single" w:sz="4" w:space="0" w:color="auto"/>
+        </w:tblBorders>
+        <w:tblCellMar>
+          <w:left w:w="10" w:type="dxa"/>
+          <w:right w:w="10" w:type="dxa"/>
+        </w:tblCellMar>
+        <w:tblLook w:val="04A0" w:firstRow="1" w:lastRow="0" w:firstColumn="1" w:lastColumn="0" w:noHBand="0" w:noVBand="1"/>
+      </w:tblPr>
+      <w:tblGrid>
+        <w:gridCol w:w="995"/>
+        <w:gridCol w:w="681"/>
+        <w:gridCol w:w="3359"/>
+      </w:tblGrid>
+      <w:tr>
+        <w:trPr>
+          <w:tblHeader/>
+        </w:trPr>
+        <w:tc>
+          <w:tcPr>
+            <w:tcW w:w="988" w:type="pct"/>
+            <w:tcBorders>
+              <w:top w:val="single" w:sz="4" w:space="0" w:color="000000"/>
+              <w:left w:val="single" w:sz="4" w:space="0" w:color="000000"/>
+              <w:bottom w:val="single" w:sz="4" w:space="0" w:color="000000"/>
+              <w:right w:val="single" w:sz="4" w:space="0" w:color="000000"/>
+            </w:tcBorders>
+            <w:shd w:val="clear" w:color="auto" w:fill="ADADAD" w:themeFill="background2" w:themeFillShade="BF"/>
+            <w:tcMar>
+              <w:top w:w="60" w:type="dxa"/>
+              <w:left w:w="100" w:type="dxa"/>
+              <w:bottom w:w="60" w:type="dxa"/>
+              <w:right w:w="100" w:type="dxa"/>
+            </w:tcMar>
+            <w:vAlign w:val="center"/>
+          </w:tcPr>
+          <w:p>
+            <w:pPr>
+              <w:spacing w:after="60"/>
+              <w:rPr>
+                <w:b/>
+                <w:bCs/>
+                <w:color w:val="000000"/>
+                <w:sz w:val="18"/>
+                <w:szCs w:val="18"/>
+              </w:rPr>
+            </w:pPr>
+            <w:r>
+              <w:rPr>
+                <w:b/>
+                <w:bCs/>
+                <w:color w:val="000000"/>
+                <w:sz w:val="18"/>
+                <w:szCs w:val="18"/>
+              </w:rPr>
+              <w:t>Data</w:t>
+            </w:r>
+          </w:p>
+        </w:tc>
+        <w:tc>
+          <w:tcPr>
+            <w:tcW w:w="676" w:type="pct"/>
+            <w:tcBorders>
+              <w:top w:val="single" w:sz="4" w:space="0" w:color="000000"/>
+              <w:left w:val="single" w:sz="4" w:space="0" w:color="000000"/>
+              <w:bottom w:val="single" w:sz="4" w:space="0" w:color="000000"/>
+              <w:right w:val="single" w:sz="4" w:space="0" w:color="000000"/>
+            </w:tcBorders>
+            <w:shd w:val="clear" w:color="auto" w:fill="ADADAD" w:themeFill="background2" w:themeFillShade="BF"/>
+            <w:tcMar>
+              <w:top w:w="60" w:type="dxa"/>
+              <w:left w:w="100" w:type="dxa"/>
+              <w:bottom w:w="60" w:type="dxa"/>
+              <w:right w:w="100" w:type="dxa"/>
+            </w:tcMar>
+            <w:vAlign w:val="center"/>
+            <w:hideMark/>
+          </w:tcPr>
+          <w:p>
+            <w:pPr>
+              <w:spacing w:after="60"/>
+              <w:rPr>
+                <w:color w:val="000000"/>
+                <w:sz w:val="18"/>
+                <w:szCs w:val="18"/>
+              </w:rPr>
+            </w:pPr>
+            <w:r>
+              <w:rPr>
+                <w:b/>
+                <w:bCs/>
+                <w:color w:val="000000"/>
+                <w:sz w:val="18"/>
+                <w:szCs w:val="18"/>
+              </w:rPr>
+              <w:t>Count</w:t>
+            </w:r>
+          </w:p>
+        </w:tc>
+        <w:tc>
+          <w:tcPr>
+            <w:tcW w:w="3336" w:type="pct"/>
+            <w:tcBorders>
+              <w:top w:val="single" w:sz="4" w:space="0" w:color="000000"/>
+              <w:left w:val="single" w:sz="4" w:space="0" w:color="000000"/>
+              <w:bottom w:val="single" w:sz="4" w:space="0" w:color="000000"/>
+              <w:right w:val="single" w:sz="4" w:space="0" w:color="000000"/>
+            </w:tcBorders>
+            <w:shd w:val="clear" w:color="auto" w:fill="ADADAD" w:themeFill="background2" w:themeFillShade="BF"/>
+            <w:tcMar>
+              <w:top w:w="60" w:type="dxa"/>
+              <w:left w:w="100" w:type="dxa"/>
+              <w:bottom w:w="60" w:type="dxa"/>
+              <w:right w:w="100" w:type="dxa"/>
+            </w:tcMar>
+            <w:vAlign w:val="center"/>
+            <w:hideMark/>
+          </w:tcPr>
+          <w:p>
+            <w:pPr>
+              <w:spacing w:after="60"/>
+              <w:rPr>
+                <w:color w:val="000000"/>
+                <w:sz w:val="18"/>
+                <w:szCs w:val="18"/>
+              </w:rPr>
+            </w:pPr>
+            <w:r>
+              <w:rPr>
+                <w:b/>
+                <w:bCs/>
+                <w:color w:val="000000"/>
+                <w:sz w:val="18"/>
+                <w:szCs w:val="18"/>
+              </w:rPr>
+              <w:t>Note</w:t>
+            </w:r>
+          </w:p>
+        </w:tc>
+      </w:tr>
+      <w:tr>
+        <w:tc>
+          <w:tcPr>
+            <w:tcW w:w="988" w:type="pct"/>
+            <w:tcBorders>
+              <w:top w:val="single" w:sz="4" w:space="0" w:color="000000"/>
+              <w:left w:val="single" w:sz="4" w:space="0" w:color="000000"/>
+              <w:bottom w:val="single" w:sz="4" w:space="0" w:color="000000"/>
+              <w:right w:val="single" w:sz="4" w:space="0" w:color="000000"/>
+            </w:tcBorders>
+            <w:shd w:val="clear" w:color="auto" w:fill="FFFFFF"/>
+            <w:tcMar>
+              <w:top w:w="60" w:type="dxa"/>
+              <w:left w:w="100" w:type="dxa"/>
+              <w:bottom w:w="60" w:type="dxa"/>
+              <w:right w:w="100" w:type="dxa"/>
+            </w:tcMar>
+            <w:vAlign w:val="center"/>
+            <w:hideMark/>
+          </w:tcPr>
+          <w:p>
+            <w:pPr>
+              <w:spacing w:after="60"/>
+              <w:rPr>
+                <w:color w:val="000000"/>
+                <w:sz w:val="18"/>
+                <w:szCs w:val="18"/>
+              </w:rPr>
+            </w:pPr>
+            <w:r>
+              <w:rPr>
+                <w:b/>
+                <w:bCs/>
+                <w:color w:val="000000"/>
+                <w:sz w:val="18"/>
+                <w:szCs w:val="18"/>
+              </w:rPr>
+              <w:t>Both correct</w:t>
+            </w:r>
+          </w:p>
+        </w:tc>
+        <w:tc>
+          <w:tcPr>
+            <w:tcW w:w="676" w:type="pct"/>
+            <w:tcBorders>
+              <w:top w:val="single" w:sz="4" w:space="0" w:color="000000"/>
+              <w:left w:val="single" w:sz="4" w:space="0" w:color="000000"/>
+              <w:bottom w:val="single" w:sz="4" w:space="0" w:color="000000"/>
+              <w:right w:val="single" w:sz="4" w:space="0" w:color="000000"/>
+            </w:tcBorders>
+            <w:shd w:val="clear" w:color="auto" w:fill="FFFFFF"/>
+            <w:tcMar>
+              <w:top w:w="60" w:type="dxa"/>
+              <w:left w:w="100" w:type="dxa"/>
+              <w:bottom w:w="60" w:type="dxa"/>
+              <w:right w:w="100" w:type="dxa"/>
+            </w:tcMar>
+            <w:vAlign w:val="center"/>
+            <w:hideMark/>
+          </w:tcPr>
+          <w:p>
+            <w:pPr>
+              <w:spacing w:after="60"/>
+              <w:rPr>
+                <w:color w:val="000000"/>
+                <w:sz w:val="18"/>
+                <w:szCs w:val="18"/>
+              </w:rPr>
+            </w:pPr>
+            <w:r>
+              <w:rPr>
+                <w:color w:val="000000"/>
+                <w:sz w:val="18"/>
+                <w:szCs w:val="18"/>
+              </w:rPr>
+              <w:t>0</w:t>
+            </w:r>
+          </w:p>
+        </w:tc>
+        <w:tc>
+          <w:tcPr>
+            <w:tcW w:w="3336" w:type="pct"/>
+            <w:tcBorders>
+              <w:top w:val="single" w:sz="4" w:space="0" w:color="000000"/>
+              <w:left w:val="single" w:sz="4" w:space="0" w:color="000000"/>
+              <w:bottom w:val="single" w:sz="4" w:space="0" w:color="000000"/>
+              <w:right w:val="single" w:sz="4" w:space="0" w:color="000000"/>
+            </w:tcBorders>
+            <w:shd w:val="clear" w:color="auto" w:fill="FFFFFF"/>
+            <w:tcMar>
+              <w:top w:w="60" w:type="dxa"/>
+              <w:left w:w="100" w:type="dxa"/>
+              <w:bottom w:w="60" w:type="dxa"/>
+              <w:right w:w="100" w:type="dxa"/>
+            </w:tcMar>
+            <w:vAlign w:val="center"/>
+            <w:hideMark/>
+          </w:tcPr>
+          <w:p>
+            <w:pPr>
+              <w:spacing w:after="60"/>
+              <w:rPr>
+                <w:color w:val="000000"/>
+                <w:sz w:val="18"/>
+                <w:szCs w:val="18"/>
+              </w:rPr>
+            </w:pPr>
+            <w:proofErr w:type="spellStart"/>
+            <w:r>
+              <w:rPr>
+                <w:color w:val="000000"/>
+                <w:sz w:val="18"/>
+                <w:szCs w:val="18"/>
+              </w:rPr>
+              <w:t>DyFlow</w:t>
+            </w:r>
+            <w:proofErr w:type="spellEnd"/>
+            <w:r>
+              <w:rPr>
+                <w:color w:val="000000"/>
+                <w:sz w:val="18"/>
+                <w:szCs w:val="18"/>
+              </w:rPr>
+              <w:t xml:space="preserve"> never retrieved what </w:t>
+            </w:r>
+            <w:proofErr w:type="spellStart"/>
+            <w:r>
+              <w:rPr>
+                <w:color w:val="000000"/>
+                <w:sz w:val="18"/>
+                <w:szCs w:val="18"/>
+              </w:rPr>
+              <w:t>DyFlow</w:t>
+            </w:r>
+            <w:proofErr w:type="spellEnd"/>
+            <w:r>
+              <w:rPr>
+                <w:color w:val="000000"/>
+                <w:sz w:val="18"/>
+                <w:szCs w:val="18"/>
+              </w:rPr>
+              <w:t>-T retrieved</w:t>
+            </w:r>
+          </w:p>
+        </w:tc>
+      </w:tr>
+      <w:tr>
+        <w:tc>
+          <w:tcPr>
+            <w:tcW w:w="988" w:type="pct"/>
+            <w:tcBorders>
+              <w:top w:val="single" w:sz="4" w:space="0" w:color="000000"/>
+              <w:left w:val="single" w:sz="4" w:space="0" w:color="000000"/>
+              <w:bottom w:val="single" w:sz="4" w:space="0" w:color="000000"/>
+              <w:right w:val="single" w:sz="4" w:space="0" w:color="000000"/>
+            </w:tcBorders>
+            <w:shd w:val="clear" w:color="auto" w:fill="DDEEDD"/>
+            <w:tcMar>
+              <w:top w:w="60" w:type="dxa"/>
+              <w:left w:w="100" w:type="dxa"/>
+              <w:bottom w:w="60" w:type="dxa"/>
+              <w:right w:w="100" w:type="dxa"/>
+            </w:tcMar>
+            <w:vAlign w:val="center"/>
+            <w:hideMark/>
+          </w:tcPr>
+          <w:p>
+            <w:pPr>
+              <w:spacing w:after="60"/>
+              <w:rPr>
+                <w:color w:val="000000"/>
+                <w:sz w:val="18"/>
+                <w:szCs w:val="18"/>
+              </w:rPr>
+            </w:pPr>
+            <w:proofErr w:type="spellStart"/>
+            <w:r>
+              <w:rPr>
+                <w:b/>
+                <w:bCs/>
+                <w:color w:val="000000"/>
+                <w:sz w:val="18"/>
+                <w:szCs w:val="18"/>
+              </w:rPr>
+              <w:t>DyFlow</w:t>
+            </w:r>
+            <w:proofErr w:type="spellEnd"/>
+            <w:r>
+              <w:rPr>
+                <w:b/>
+                <w:bCs/>
+                <w:color w:val="000000"/>
+                <w:sz w:val="18"/>
+                <w:szCs w:val="18"/>
+              </w:rPr>
+              <w:t>-T only</w:t>
+            </w:r>
+          </w:p>
+        </w:tc>
+        <w:tc>
+          <w:tcPr>
+            <w:tcW w:w="676" w:type="pct"/>
+            <w:tcBorders>
+              <w:top w:val="single" w:sz="4" w:space="0" w:color="000000"/>
+              <w:left w:val="single" w:sz="4" w:space="0" w:color="000000"/>
+              <w:bottom w:val="single" w:sz="4" w:space="0" w:color="000000"/>
+              <w:right w:val="single" w:sz="4" w:space="0" w:color="000000"/>
+            </w:tcBorders>
+            <w:shd w:val="clear" w:color="auto" w:fill="DDEEDD"/>
+            <w:tcMar>
+              <w:top w:w="60" w:type="dxa"/>
+              <w:left w:w="100" w:type="dxa"/>
+              <w:bottom w:w="60" w:type="dxa"/>
+              <w:right w:w="100" w:type="dxa"/>
+            </w:tcMar>
+            <w:vAlign w:val="center"/>
+            <w:hideMark/>
+          </w:tcPr>
+          <w:p>
+            <w:pPr>
+              <w:spacing w:after="60"/>
+              <w:rPr>
+                <w:color w:val="000000"/>
+                <w:sz w:val="18"/>
+                <w:szCs w:val="18"/>
+              </w:rPr>
+            </w:pPr>
+            <w:r>
+              <w:rPr>
+                <w:b/>
+                <w:bCs/>
+                <w:color w:val="000000"/>
+                <w:sz w:val="18"/>
+                <w:szCs w:val="18"/>
+              </w:rPr>
+              <w:t>21</w:t>
+            </w:r>
+          </w:p>
+        </w:tc>
+        <w:tc>
+          <w:tcPr>
+            <w:tcW w:w="3336" w:type="pct"/>
+            <w:tcBorders>
+              <w:top w:val="single" w:sz="4" w:space="0" w:color="000000"/>
+              <w:left w:val="single" w:sz="4" w:space="0" w:color="000000"/>
+              <w:bottom w:val="single" w:sz="4" w:space="0" w:color="000000"/>
+              <w:right w:val="single" w:sz="4" w:space="0" w:color="000000"/>
+            </w:tcBorders>
+            <w:shd w:val="clear" w:color="auto" w:fill="DDEEDD"/>
+            <w:tcMar>
+              <w:top w:w="60" w:type="dxa"/>
+              <w:left w:w="100" w:type="dxa"/>
+              <w:bottom w:w="60" w:type="dxa"/>
+              <w:right w:w="100" w:type="dxa"/>
+            </w:tcMar>
+            <w:vAlign w:val="center"/>
+            <w:hideMark/>
+          </w:tcPr>
+          <w:p>
+            <w:pPr>
+              <w:spacing w:after="60"/>
+              <w:rPr>
+                <w:color w:val="000000"/>
+                <w:sz w:val="18"/>
+                <w:szCs w:val="18"/>
+              </w:rPr>
+            </w:pPr>
+            <w:r>
+              <w:rPr>
+                <w:color w:val="000000"/>
+                <w:sz w:val="18"/>
+                <w:szCs w:val="18"/>
+              </w:rPr>
+              <w:t>Web search retrieved correct answer</w:t>
+            </w:r>
+          </w:p>
+        </w:tc>
+      </w:tr>
+      <w:tr>
+        <w:tc>
+          <w:tcPr>
+            <w:tcW w:w="988" w:type="pct"/>
+            <w:tcBorders>
+              <w:top w:val="single" w:sz="4" w:space="0" w:color="000000"/>
+              <w:left w:val="single" w:sz="4" w:space="0" w:color="000000"/>
+              <w:bottom w:val="single" w:sz="4" w:space="0" w:color="000000"/>
+              <w:right w:val="single" w:sz="4" w:space="0" w:color="000000"/>
+            </w:tcBorders>
+            <w:shd w:val="clear" w:color="auto" w:fill="FFFFFF"/>
+            <w:tcMar>
+              <w:top w:w="60" w:type="dxa"/>
+              <w:left w:w="100" w:type="dxa"/>
+              <w:bottom w:w="60" w:type="dxa"/>
+              <w:right w:w="100" w:type="dxa"/>
+            </w:tcMar>
+            <w:vAlign w:val="center"/>
+            <w:hideMark/>
+          </w:tcPr>
+          <w:p>
+            <w:pPr>
+              <w:spacing w:after="60"/>
+              <w:rPr>
+                <w:color w:val="000000"/>
+                <w:sz w:val="18"/>
+                <w:szCs w:val="18"/>
+              </w:rPr>
+            </w:pPr>
+            <w:proofErr w:type="spellStart"/>
+            <w:r>
+              <w:rPr>
+                <w:b/>
+                <w:bCs/>
+                <w:color w:val="000000"/>
+                <w:sz w:val="18"/>
+                <w:szCs w:val="18"/>
+              </w:rPr>
+              <w:t>DyFlow</w:t>
+            </w:r>
+            <w:proofErr w:type="spellEnd"/>
+            <w:r>
+              <w:rPr>
+                <w:b/>
+                <w:bCs/>
+                <w:color w:val="000000"/>
+                <w:sz w:val="18"/>
+                <w:szCs w:val="18"/>
+              </w:rPr>
+              <w:t xml:space="preserve"> only</w:t>
+            </w:r>
+          </w:p>
+        </w:tc>
+        <w:tc>
+          <w:tcPr>
+            <w:tcW w:w="676" w:type="pct"/>
+            <w:tcBorders>
+              <w:top w:val="single" w:sz="4" w:space="0" w:color="000000"/>
+              <w:left w:val="single" w:sz="4" w:space="0" w:color="000000"/>
+              <w:bottom w:val="single" w:sz="4" w:space="0" w:color="000000"/>
+              <w:right w:val="single" w:sz="4" w:space="0" w:color="000000"/>
+            </w:tcBorders>
+            <w:shd w:val="clear" w:color="auto" w:fill="FFFFFF"/>
+            <w:tcMar>
+              <w:top w:w="60" w:type="dxa"/>
+              <w:left w:w="100" w:type="dxa"/>
+              <w:bottom w:w="60" w:type="dxa"/>
+              <w:right w:w="100" w:type="dxa"/>
+            </w:tcMar>
+            <w:vAlign w:val="center"/>
+            <w:hideMark/>
+          </w:tcPr>
+          <w:p>
+            <w:pPr>
+              <w:spacing w:after="60"/>
+              <w:rPr>
+                <w:color w:val="000000"/>
+                <w:sz w:val="18"/>
+                <w:szCs w:val="18"/>
+              </w:rPr>
+            </w:pPr>
+            <w:r>
+              <w:rPr>
+                <w:color w:val="000000"/>
+                <w:sz w:val="18"/>
+                <w:szCs w:val="18"/>
+              </w:rPr>
+              <w:t>1</w:t>
+            </w:r>
+          </w:p>
+        </w:tc>
+        <w:tc>
+          <w:tcPr>
+            <w:tcW w:w="3336" w:type="pct"/>
+            <w:tcBorders>
+              <w:top w:val="single" w:sz="4" w:space="0" w:color="000000"/>
+              <w:left w:val="single" w:sz="4" w:space="0" w:color="000000"/>
+              <w:bottom w:val="single" w:sz="4" w:space="0" w:color="000000"/>
+              <w:right w:val="single" w:sz="4" w:space="0" w:color="000000"/>
+            </w:tcBorders>
+            <w:shd w:val="clear" w:color="auto" w:fill="FFFFFF"/>
+            <w:tcMar>
+              <w:top w:w="60" w:type="dxa"/>
+              <w:left w:w="100" w:type="dxa"/>
+              <w:bottom w:w="60" w:type="dxa"/>
+              <w:right w:w="100" w:type="dxa"/>
+            </w:tcMar>
+            <w:vAlign w:val="center"/>
+            <w:hideMark/>
+          </w:tcPr>
+          <w:p>
+            <w:pPr>
+              <w:spacing w:after="60"/>
+              <w:rPr>
+                <w:color w:val="000000"/>
+                <w:sz w:val="18"/>
+                <w:szCs w:val="18"/>
+              </w:rPr>
+            </w:pPr>
+            <w:r>
+              <w:rPr>
+                <w:color w:val="000000"/>
+                <w:sz w:val="18"/>
+                <w:szCs w:val="18"/>
+              </w:rPr>
+              <w:t>Lucky parametric guess</w:t>
+            </w:r>
+          </w:p>
+        </w:tc>
+      </w:tr>
+      <w:tr>
+        <w:tc>
+          <w:tcPr>
+            <w:tcW w:w="988" w:type="pct"/>
+            <w:tcBorders>
+              <w:top w:val="single" w:sz="4" w:space="0" w:color="000000"/>
+              <w:left w:val="single" w:sz="4" w:space="0" w:color="000000"/>
+              <w:bottom w:val="single" w:sz="4" w:space="0" w:color="000000"/>
+              <w:right w:val="single" w:sz="4" w:space="0" w:color="000000"/>
+            </w:tcBorders>
+            <w:shd w:val="clear" w:color="auto" w:fill="EEEEEE"/>
+            <w:tcMar>
+              <w:top w:w="60" w:type="dxa"/>
+              <w:left w:w="100" w:type="dxa"/>
+              <w:bottom w:w="60" w:type="dxa"/>
+              <w:right w:w="100" w:type="dxa"/>
+            </w:tcMar>
+            <w:vAlign w:val="center"/>
+            <w:hideMark/>
+          </w:tcPr>
+          <w:p>
+            <w:pPr>
+              <w:spacing w:after="60"/>
+              <w:rPr>
+                <w:color w:val="000000"/>
+                <w:sz w:val="18"/>
+                <w:szCs w:val="18"/>
+              </w:rPr>
+            </w:pPr>
+            <w:r>
+              <w:rPr>
+                <w:b/>
+                <w:bCs/>
+                <w:color w:val="000000"/>
+                <w:sz w:val="18"/>
+                <w:szCs w:val="18"/>
+              </w:rPr>
+              <w:t>Both wrong</w:t>
+            </w:r>
+          </w:p>
+        </w:tc>
+        <w:tc>
+          <w:tcPr>
+            <w:tcW w:w="676" w:type="pct"/>
+            <w:tcBorders>
+              <w:top w:val="single" w:sz="4" w:space="0" w:color="000000"/>
+              <w:left w:val="single" w:sz="4" w:space="0" w:color="000000"/>
+              <w:bottom w:val="single" w:sz="4" w:space="0" w:color="000000"/>
+              <w:right w:val="single" w:sz="4" w:space="0" w:color="000000"/>
+            </w:tcBorders>
+            <w:shd w:val="clear" w:color="auto" w:fill="EEEEEE"/>
+            <w:tcMar>
+              <w:top w:w="60" w:type="dxa"/>
+              <w:left w:w="100" w:type="dxa"/>
+              <w:bottom w:w="60" w:type="dxa"/>
+              <w:right w:w="100" w:type="dxa"/>
+            </w:tcMar>
+            <w:vAlign w:val="center"/>
+            <w:hideMark/>
+          </w:tcPr>
+          <w:p>
+            <w:pPr>
+              <w:spacing w:after="60"/>
+              <w:rPr>
+                <w:color w:val="000000"/>
+                <w:sz w:val="18"/>
+                <w:szCs w:val="18"/>
+              </w:rPr>
+            </w:pPr>
+            <w:r>
+              <w:rPr>
+                <w:color w:val="000000"/>
+                <w:sz w:val="18"/>
+                <w:szCs w:val="18"/>
+              </w:rPr>
+              <w:t>79</w:t>
+            </w:r>
+          </w:p>
+        </w:tc>
+        <w:tc>
+          <w:tcPr>
+            <w:tcW w:w="3336" w:type="pct"/>
+            <w:tcBorders>
+              <w:top w:val="single" w:sz="4" w:space="0" w:color="000000"/>
+              <w:left w:val="single" w:sz="4" w:space="0" w:color="000000"/>
+              <w:bottom w:val="single" w:sz="4" w:space="0" w:color="000000"/>
+              <w:right w:val="single" w:sz="4" w:space="0" w:color="000000"/>
+            </w:tcBorders>
+            <w:shd w:val="clear" w:color="auto" w:fill="EEEEEE"/>
+            <w:tcMar>
+              <w:top w:w="60" w:type="dxa"/>
+              <w:left w:w="100" w:type="dxa"/>
+              <w:bottom w:w="60" w:type="dxa"/>
+              <w:right w:w="100" w:type="dxa"/>
+            </w:tcMar>
+            <w:vAlign w:val="center"/>
+            <w:hideMark/>
+          </w:tcPr>
+          <w:p>
+            <w:pPr>
+              <w:spacing w:after="60"/>
+              <w:rPr>
+                <w:color w:val="000000"/>
+                <w:sz w:val="18"/>
+                <w:szCs w:val="18"/>
+              </w:rPr>
+            </w:pPr>
+            <w:r>
+              <w:rPr>
+                <w:color w:val="000000"/>
+                <w:sz w:val="18"/>
+                <w:szCs w:val="18"/>
+              </w:rPr>
+              <w:t>Retrieval gap or answer extraction failure</w:t>
+            </w:r>
+          </w:p>
+        </w:tc>
+      </w:tr>
+    </w:tbl>
     <w:p>
       <w:pPr>
         <w:spacing w:after="60"/>
@@ -10742,7 +13830,6 @@
           <w:bCs/>
           <w:color w:val="000000"/>
         </w:rPr>
-        <w:lastRenderedPageBreak/>
         <w:t xml:space="preserve">Finding 3 — Tools benefit smaller models disproportionately: </w:t>
       </w:r>
       <w:proofErr w:type="spellStart"/>
@@ -10867,6 +13954,7 @@
         <w:rPr>
           <w:color w:val="000000"/>
         </w:rPr>
+        <w:lastRenderedPageBreak/>
         <w:t>Controlled experiments across GAIA (+26.8</w:t>
       </w:r>
       <w:r>
@@ -12056,14 +15144,16 @@
       <w:pPr>
         <w:spacing w:after="60"/>
         <w:ind w:left="360" w:hanging="360"/>
-      </w:pPr>
-      <w:r>
         <w:rPr>
           <w:sz w:val="18"/>
           <w:szCs w:val="18"/>
         </w:rPr>
-        <w:t>.</w:t>
-      </w:r>
+      </w:pPr>
+    </w:p>
+    <w:p>
+      <w:pPr>
+        <w:spacing w:after="60"/>
+      </w:pPr>
     </w:p>
     <w:sectPr>
       <w:type w:val="continuous"/>

--- a/dyflow_t_full_paper.docx
+++ b/dyflow_t_full_paper.docx
@@ -7,21 +7,12 @@
         <w:spacing w:after="120"/>
         <w:jc w:val="center"/>
       </w:pPr>
-      <w:proofErr w:type="spellStart"/>
       <w:r>
         <w:rPr>
           <w:sz w:val="30"/>
           <w:szCs w:val="30"/>
         </w:rPr>
-        <w:t>DyFlow</w:t>
-      </w:r>
-      <w:proofErr w:type="spellEnd"/>
-      <w:r>
-        <w:rPr>
-          <w:sz w:val="30"/>
-          <w:szCs w:val="30"/>
-        </w:rPr>
-        <w:t>-T: Extending Dynamic LLM Workflow Synthesis with Real Tool Execution Grounding</w:t>
+        <w:t>DyFlow-T: Extending Dynamic LLM Workflow Synthesis with Real Tool Execution Grounding</w:t>
       </w:r>
     </w:p>
     <w:p>
@@ -41,23 +32,7 @@
           <w:sz w:val="22"/>
           <w:szCs w:val="22"/>
         </w:rPr>
-        <w:t xml:space="preserve">Dr. Syed Anwar </w:t>
-      </w:r>
-      <w:proofErr w:type="spellStart"/>
-      <w:r>
-        <w:rPr>
-          <w:sz w:val="22"/>
-          <w:szCs w:val="22"/>
-        </w:rPr>
-        <w:t>Hussainy</w:t>
-      </w:r>
-      <w:proofErr w:type="spellEnd"/>
-      <w:r>
-        <w:rPr>
-          <w:sz w:val="22"/>
-          <w:szCs w:val="22"/>
-        </w:rPr>
-        <w:t xml:space="preserve"> F</w:t>
+        <w:t>Dr. Syed Anwar Hussainy F</w:t>
       </w:r>
     </w:p>
     <w:p>
@@ -150,7 +125,6 @@
         </w:rPr>
         <w:t xml:space="preserve"> and the absence of real-world tool execution. Existing frameworks such as </w:t>
       </w:r>
-      <w:proofErr w:type="spellStart"/>
       <w:r>
         <w:rPr>
           <w:b/>
@@ -159,14 +133,12 @@
         </w:rPr>
         <w:t>ReAct</w:t>
       </w:r>
-      <w:proofErr w:type="spellEnd"/>
       <w:r>
         <w:rPr>
           <w:color w:val="000000"/>
         </w:rPr>
         <w:t xml:space="preserve">, </w:t>
       </w:r>
-      <w:proofErr w:type="spellStart"/>
       <w:r>
         <w:rPr>
           <w:b/>
@@ -175,14 +147,12 @@
         </w:rPr>
         <w:t>Toolformer</w:t>
       </w:r>
-      <w:proofErr w:type="spellEnd"/>
       <w:r>
         <w:rPr>
           <w:color w:val="000000"/>
         </w:rPr>
         <w:t xml:space="preserve">, and </w:t>
       </w:r>
-      <w:proofErr w:type="spellStart"/>
       <w:r>
         <w:rPr>
           <w:b/>
@@ -191,7 +161,6 @@
         </w:rPr>
         <w:t>AFlow</w:t>
       </w:r>
-      <w:proofErr w:type="spellEnd"/>
       <w:r>
         <w:rPr>
           <w:color w:val="000000"/>
@@ -204,19 +173,11 @@
         </w:rPr>
         <w:t xml:space="preserve">still it </w:t>
       </w:r>
-      <w:proofErr w:type="gramStart"/>
-      <w:r>
-        <w:rPr>
-          <w:color w:val="000000"/>
-        </w:rPr>
-        <w:t>rely</w:t>
-      </w:r>
-      <w:proofErr w:type="gramEnd"/>
-      <w:r>
-        <w:rPr>
-          <w:color w:val="000000"/>
-        </w:rPr>
-        <w:t xml:space="preserve"> on fixed action schem</w:t>
+      <w:r>
+        <w:rPr>
+          <w:color w:val="000000"/>
+        </w:rPr>
+        <w:t>rely on fixed action schem</w:t>
       </w:r>
       <w:r>
         <w:rPr>
@@ -278,7 +239,6 @@
         </w:rPr>
         <w:t xml:space="preserve"> data. </w:t>
       </w:r>
-      <w:proofErr w:type="spellStart"/>
       <w:r>
         <w:rPr>
           <w:b/>
@@ -287,26 +247,11 @@
         </w:rPr>
         <w:t>DyFlow</w:t>
       </w:r>
-      <w:proofErr w:type="spellEnd"/>
-      <w:r>
-        <w:rPr>
-          <w:color w:val="000000"/>
-        </w:rPr>
-        <w:t xml:space="preserve"> (</w:t>
-      </w:r>
-      <w:proofErr w:type="spellStart"/>
-      <w:r>
-        <w:rPr>
-          <w:color w:val="000000"/>
-        </w:rPr>
-        <w:t>NeurIPS</w:t>
-      </w:r>
-      <w:proofErr w:type="spellEnd"/>
-      <w:r>
-        <w:rPr>
-          <w:color w:val="000000"/>
-        </w:rPr>
-        <w:t xml:space="preserve"> 2025) advances the state of the art by introducing a dynamic designer-executor architecture that adaptively </w:t>
+      <w:r>
+        <w:rPr>
+          <w:color w:val="000000"/>
+        </w:rPr>
+        <w:t xml:space="preserve"> (NeurIPS 2025) advances the state of the art by introducing a dynamic designer-executor architecture that adaptively </w:t>
       </w:r>
       <w:r>
         <w:rPr>
@@ -320,7 +265,6 @@
         </w:rPr>
         <w:t xml:space="preserve"> multi-stage reasoning workflows per problem using intermediate feedback; however, </w:t>
       </w:r>
-      <w:proofErr w:type="spellStart"/>
       <w:r>
         <w:rPr>
           <w:b/>
@@ -329,7 +273,6 @@
         </w:rPr>
         <w:t>DyFlow</w:t>
       </w:r>
-      <w:proofErr w:type="spellEnd"/>
       <w:r>
         <w:rPr>
           <w:color w:val="000000"/>
@@ -408,163 +351,149 @@
         </w:rPr>
         <w:t xml:space="preserve">reasoning without any external grounding. To address this gap, this paper presents </w:t>
       </w:r>
-      <w:proofErr w:type="spellStart"/>
       <w:r>
         <w:rPr>
           <w:b/>
           <w:bCs/>
           <w:color w:val="000000"/>
         </w:rPr>
-        <w:t>DyFlow</w:t>
-      </w:r>
-      <w:proofErr w:type="spellEnd"/>
+        <w:t>DyFlow-T</w:t>
+      </w:r>
+      <w:r>
+        <w:rPr>
+          <w:color w:val="000000"/>
+        </w:rPr>
+        <w:t xml:space="preserve">, a tool-augmented extension that integrates real external tool execution into the dynamic workflow pipeline through a </w:t>
+      </w:r>
       <w:r>
         <w:rPr>
           <w:b/>
           <w:bCs/>
           <w:color w:val="000000"/>
         </w:rPr>
-        <w:t>-T</w:t>
-      </w:r>
-      <w:r>
-        <w:rPr>
-          <w:color w:val="000000"/>
-        </w:rPr>
-        <w:t xml:space="preserve">, a tool-augmented extension that integrates real external tool execution into the dynamic workflow pipeline through a </w:t>
-      </w:r>
-      <w:proofErr w:type="spellStart"/>
+        <w:t>ToolRegistry</w:t>
+      </w:r>
+      <w:r>
+        <w:rPr>
+          <w:color w:val="000000"/>
+        </w:rPr>
+        <w:t>. Here I introduce</w:t>
+      </w:r>
+      <w:r>
+        <w:rPr>
+          <w:color w:val="000000"/>
+        </w:rPr>
+        <w:t xml:space="preserve"> </w:t>
+      </w:r>
+      <w:r>
+        <w:rPr>
+          <w:color w:val="000000"/>
+        </w:rPr>
+        <w:t>five</w:t>
+      </w:r>
+      <w:r>
+        <w:rPr>
+          <w:color w:val="000000"/>
+        </w:rPr>
+        <w:t xml:space="preserve"> new operator types including SQL_QUERY</w:t>
+      </w:r>
+      <w:r>
+        <w:rPr>
+          <w:color w:val="000000"/>
+        </w:rPr>
+        <w:t>,</w:t>
+      </w:r>
+      <w:r>
+        <w:rPr>
+          <w:color w:val="000000"/>
+        </w:rPr>
+        <w:t xml:space="preserve"> WEB_SEARCH, and a structured TOOL_REVIEW quality gate that validates every tool result before it enters reasoning. </w:t>
+      </w:r>
+      <w:r>
+        <w:rPr>
+          <w:color w:val="000000"/>
+        </w:rPr>
+        <w:t xml:space="preserve">Enabling </w:t>
+      </w:r>
+      <w:r>
+        <w:rPr>
+          <w:color w:val="000000"/>
+        </w:rPr>
+        <w:t xml:space="preserve">Controlled experiments across GAIA, </w:t>
+      </w:r>
       <w:r>
         <w:rPr>
           <w:b/>
           <w:bCs/>
           <w:color w:val="000000"/>
         </w:rPr>
-        <w:t>ToolRegistry</w:t>
-      </w:r>
-      <w:proofErr w:type="spellEnd"/>
-      <w:r>
-        <w:rPr>
-          <w:color w:val="000000"/>
-        </w:rPr>
-        <w:t>. Here I introduce</w:t>
-      </w:r>
-      <w:r>
-        <w:rPr>
-          <w:color w:val="000000"/>
-        </w:rPr>
-        <w:t xml:space="preserve"> </w:t>
-      </w:r>
-      <w:r>
-        <w:rPr>
-          <w:color w:val="000000"/>
-        </w:rPr>
-        <w:t>five</w:t>
-      </w:r>
-      <w:r>
-        <w:rPr>
-          <w:color w:val="000000"/>
-        </w:rPr>
-        <w:t xml:space="preserve"> new operator types including SQL_QUERY</w:t>
-      </w:r>
-      <w:r>
-        <w:rPr>
-          <w:color w:val="000000"/>
-        </w:rPr>
-        <w:t>,</w:t>
-      </w:r>
-      <w:r>
-        <w:rPr>
-          <w:color w:val="000000"/>
-        </w:rPr>
-        <w:t xml:space="preserve"> WEB_SEARCH, and a structured TOOL_REVIEW quality gate that validates every tool result before it enters reasoning. </w:t>
-      </w:r>
-      <w:r>
-        <w:rPr>
-          <w:color w:val="000000"/>
-        </w:rPr>
-        <w:t xml:space="preserve">Enabling </w:t>
-      </w:r>
-      <w:r>
-        <w:rPr>
-          <w:color w:val="000000"/>
-        </w:rPr>
-        <w:t xml:space="preserve">Controlled experiments across GAIA, </w:t>
-      </w:r>
-      <w:proofErr w:type="spellStart"/>
+        <w:t>LiveNewsBench</w:t>
+      </w:r>
+      <w:r>
+        <w:rPr>
+          <w:color w:val="000000"/>
+        </w:rPr>
+        <w:t>, and BIRD benchmark</w:t>
+      </w:r>
+      <w:r>
+        <w:rPr>
+          <w:color w:val="000000"/>
+        </w:rPr>
+        <w:t xml:space="preserve"> dataset</w:t>
+      </w:r>
+      <w:r>
+        <w:rPr>
+          <w:color w:val="000000"/>
+        </w:rPr>
+        <w:t xml:space="preserve"> with tool availability as the sole experimental variable demonstrate consistent accuracy gains of +26.8</w:t>
+      </w:r>
+      <w:r>
+        <w:rPr>
+          <w:color w:val="000000"/>
+        </w:rPr>
+        <w:t>%</w:t>
+      </w:r>
+      <w:r>
+        <w:rPr>
+          <w:color w:val="000000"/>
+        </w:rPr>
+        <w:t>, +30</w:t>
+      </w:r>
+      <w:r>
+        <w:rPr>
+          <w:color w:val="000000"/>
+        </w:rPr>
+        <w:t>%</w:t>
+      </w:r>
+      <w:r>
+        <w:rPr>
+          <w:color w:val="000000"/>
+        </w:rPr>
+        <w:t>, and +</w:t>
+      </w:r>
+      <w:r>
+        <w:rPr>
+          <w:color w:val="000000"/>
+        </w:rPr>
+        <w:t>50%</w:t>
+      </w:r>
+      <w:r>
+        <w:rPr>
+          <w:color w:val="000000"/>
+        </w:rPr>
+        <w:t xml:space="preserve"> respectively, confirming that execution grounding is the decisive contribution over parametric reasoning alone.</w:t>
+      </w:r>
+    </w:p>
+    <w:p>
+      <w:pPr>
+        <w:spacing w:before="80"/>
+      </w:pPr>
       <w:r>
         <w:rPr>
           <w:b/>
           <w:bCs/>
           <w:color w:val="000000"/>
         </w:rPr>
-        <w:t>LiveNewsBench</w:t>
-      </w:r>
-      <w:proofErr w:type="spellEnd"/>
-      <w:r>
-        <w:rPr>
-          <w:color w:val="000000"/>
-        </w:rPr>
-        <w:t>, and BIRD benchmark</w:t>
-      </w:r>
-      <w:r>
-        <w:rPr>
-          <w:color w:val="000000"/>
-        </w:rPr>
-        <w:t xml:space="preserve"> dataset</w:t>
-      </w:r>
-      <w:r>
-        <w:rPr>
-          <w:color w:val="000000"/>
-        </w:rPr>
-        <w:t xml:space="preserve"> with tool availability as the sole experimental variable demonstrate consistent accuracy gains of +26.8</w:t>
-      </w:r>
-      <w:r>
-        <w:rPr>
-          <w:color w:val="000000"/>
-        </w:rPr>
-        <w:t>%</w:t>
-      </w:r>
-      <w:r>
-        <w:rPr>
-          <w:color w:val="000000"/>
-        </w:rPr>
-        <w:t>, +30</w:t>
-      </w:r>
-      <w:r>
-        <w:rPr>
-          <w:color w:val="000000"/>
-        </w:rPr>
-        <w:t>%</w:t>
-      </w:r>
-      <w:r>
-        <w:rPr>
-          <w:color w:val="000000"/>
-        </w:rPr>
-        <w:t>, and +</w:t>
-      </w:r>
-      <w:r>
-        <w:rPr>
-          <w:color w:val="000000"/>
-        </w:rPr>
-        <w:t>50%</w:t>
-      </w:r>
-      <w:r>
-        <w:rPr>
-          <w:color w:val="000000"/>
-        </w:rPr>
-        <w:t xml:space="preserve"> respectively, confirming that execution grounding is the decisive contribution over parametric reasoning alone.</w:t>
-      </w:r>
-    </w:p>
-    <w:p>
-      <w:pPr>
-        <w:spacing w:before="80"/>
-      </w:pPr>
-      <w:r>
-        <w:rPr>
-          <w:b/>
-          <w:bCs/>
-          <w:color w:val="000000"/>
-        </w:rPr>
         <w:t xml:space="preserve">Index Terms — </w:t>
       </w:r>
       <w:r>
@@ -583,16 +512,8 @@
         <w:rPr>
           <w:color w:val="000000"/>
         </w:rPr>
-        <w:t xml:space="preserve">Search, </w:t>
-      </w:r>
-      <w:proofErr w:type="spellStart"/>
-      <w:r>
-        <w:rPr>
-          <w:color w:val="000000"/>
-        </w:rPr>
-        <w:t>LiveNewsBench</w:t>
-      </w:r>
-      <w:proofErr w:type="spellEnd"/>
+        <w:t>Search, LiveNewsBench</w:t>
+      </w:r>
       <w:r>
         <w:rPr>
           <w:color w:val="000000"/>
@@ -904,7 +825,6 @@
         </w:rPr>
         <w:t xml:space="preserve"> real-world deployment. Static workflow systems such as </w:t>
       </w:r>
-      <w:proofErr w:type="spellStart"/>
       <w:r>
         <w:rPr>
           <w:b/>
@@ -913,14 +833,12 @@
         </w:rPr>
         <w:t>MetaGPT</w:t>
       </w:r>
-      <w:proofErr w:type="spellEnd"/>
       <w:r>
         <w:rPr>
           <w:color w:val="000000"/>
         </w:rPr>
         <w:t xml:space="preserve"> [4] and </w:t>
       </w:r>
-      <w:proofErr w:type="spellStart"/>
       <w:r>
         <w:rPr>
           <w:b/>
@@ -929,26 +847,11 @@
         </w:rPr>
         <w:t>AutoGen</w:t>
       </w:r>
-      <w:proofErr w:type="spellEnd"/>
-      <w:r>
-        <w:rPr>
-          <w:color w:val="000000"/>
-        </w:rPr>
-        <w:t xml:space="preserve"> [5] encode agent roles, execution order, and interaction protocols as fixed templates that proceed without modification regardless of intermediate task signals. When a sub-task fails or produces flawed output, these architectures typically halt or propagate errors downstream, lacking any mechanism for revising plans or recovering gracefully from intermediate failures. CAMEL and </w:t>
-      </w:r>
-      <w:proofErr w:type="spellStart"/>
-      <w:r>
-        <w:rPr>
-          <w:color w:val="000000"/>
-        </w:rPr>
-        <w:t>OpenAgents</w:t>
-      </w:r>
-      <w:proofErr w:type="spellEnd"/>
-      <w:r>
-        <w:rPr>
-          <w:color w:val="000000"/>
-        </w:rPr>
-        <w:t xml:space="preserve"> further entrench this paradigm by hardcoding API usage and agent roles, producing systems that operate effectively only within their design envelope.</w:t>
+      <w:r>
+        <w:rPr>
+          <w:color w:val="000000"/>
+        </w:rPr>
+        <w:t xml:space="preserve"> [5] encode agent roles, execution order, and interaction protocols as fixed templates that proceed without modification regardless of intermediate task signals. When a sub-task fails or produces flawed output, these architectures typically halt or propagate errors downstream, lacking any mechanism for revising plans or recovering gracefully from intermediate failures. CAMEL and OpenAgents further entrench this paradigm by hardcoding API usage and agent roles, producing systems that operate effectively only within their design envelope.</w:t>
       </w:r>
     </w:p>
     <w:p>
@@ -961,63 +864,7 @@
         <w:rPr>
           <w:color w:val="000000"/>
         </w:rPr>
-        <w:t xml:space="preserve">A complementary line of research has explored automated workflow construction to reduce reliance on manual engineering. </w:t>
-      </w:r>
-      <w:proofErr w:type="spellStart"/>
-      <w:r>
-        <w:rPr>
-          <w:color w:val="000000"/>
-        </w:rPr>
-        <w:t>AFlow</w:t>
-      </w:r>
-      <w:proofErr w:type="spellEnd"/>
-      <w:r>
-        <w:rPr>
-          <w:color w:val="000000"/>
-        </w:rPr>
-        <w:t xml:space="preserve"> [3] </w:t>
-      </w:r>
-      <w:proofErr w:type="spellStart"/>
-      <w:r>
-        <w:rPr>
-          <w:color w:val="000000"/>
-        </w:rPr>
-        <w:t>optimises</w:t>
-      </w:r>
-      <w:proofErr w:type="spellEnd"/>
-      <w:r>
-        <w:rPr>
-          <w:color w:val="000000"/>
-        </w:rPr>
-        <w:t xml:space="preserve"> code-centric workflows offline using Monte Carlo Tree Search guided by dataset-level performance signals, while ADAS performs meta-search over agent architectures at design time. Although these systems automate workflow construction, they commit to a fixed plan before execution begins and cannot revise operator configurations in response to runtime feedback. </w:t>
-      </w:r>
-      <w:proofErr w:type="spellStart"/>
-      <w:r>
-        <w:rPr>
-          <w:color w:val="000000"/>
-        </w:rPr>
-        <w:t>DyLAN</w:t>
-      </w:r>
-      <w:proofErr w:type="spellEnd"/>
-      <w:r>
-        <w:rPr>
-          <w:color w:val="000000"/>
-        </w:rPr>
-        <w:t xml:space="preserve"> and </w:t>
-      </w:r>
-      <w:proofErr w:type="spellStart"/>
-      <w:r>
-        <w:rPr>
-          <w:color w:val="000000"/>
-        </w:rPr>
-        <w:t>MaAS</w:t>
-      </w:r>
-      <w:proofErr w:type="spellEnd"/>
-      <w:r>
-        <w:rPr>
-          <w:color w:val="000000"/>
-        </w:rPr>
-        <w:t xml:space="preserve"> offer query-specific agent configuration but neither provides mechanisms to adapt subgoal plans dynamically based on real-time execution signals. The separation between planning and execution remains a structural weakness across this body of work.</w:t>
+        <w:t>A complementary line of research has explored automated workflow construction to reduce reliance on manual engineering. AFlow [3] optimises code-centric workflows offline using Monte Carlo Tree Search guided by dataset-level performance signals, while ADAS performs meta-search over agent architectures at design time. Although these systems automate workflow construction, they commit to a fixed plan before execution begins and cannot revise operator configurations in response to runtime feedback. DyLAN and MaAS offer query-specific agent configuration but neither provides mechanisms to adapt subgoal plans dynamically based on real-time execution signals. The separation between planning and execution remains a structural weakness across this body of work.</w:t>
       </w:r>
     </w:p>
     <w:p>
@@ -1026,47 +873,11 @@
         <w:ind w:firstLine="180"/>
         <w:jc w:val="both"/>
       </w:pPr>
-      <w:proofErr w:type="spellStart"/>
-      <w:r>
-        <w:rPr>
-          <w:color w:val="000000"/>
-        </w:rPr>
-        <w:t>DyFlow</w:t>
-      </w:r>
-      <w:proofErr w:type="spellEnd"/>
-      <w:r>
-        <w:rPr>
-          <w:color w:val="000000"/>
-        </w:rPr>
-        <w:t xml:space="preserve"> [6], presented at </w:t>
-      </w:r>
-      <w:proofErr w:type="spellStart"/>
-      <w:r>
-        <w:rPr>
-          <w:color w:val="000000"/>
-        </w:rPr>
-        <w:t>NeurIPS</w:t>
-      </w:r>
-      <w:proofErr w:type="spellEnd"/>
-      <w:r>
-        <w:rPr>
-          <w:color w:val="000000"/>
-        </w:rPr>
-        <w:t xml:space="preserve"> 2025, represents the most significant advance toward execution-adaptive workflow planning. </w:t>
-      </w:r>
-      <w:proofErr w:type="spellStart"/>
-      <w:r>
-        <w:rPr>
-          <w:color w:val="000000"/>
-        </w:rPr>
-        <w:t>DyFlow</w:t>
-      </w:r>
-      <w:proofErr w:type="spellEnd"/>
-      <w:r>
-        <w:rPr>
-          <w:color w:val="000000"/>
-        </w:rPr>
-        <w:t xml:space="preserve"> introduces a hierarchical designer-executor architecture in which the designer dynamically plans subgoals and their corresponding operator execution graphs based on task requirements and intermediate feedback, while the executor carries out each stage using dynamic operators with context-aware </w:t>
+      <w:r>
+        <w:rPr>
+          <w:color w:val="000000"/>
+        </w:rPr>
+        <w:t xml:space="preserve">DyFlow [6], presented at NeurIPS 2025, represents the most significant advance toward execution-adaptive workflow planning. DyFlow introduces a hierarchical designer-executor architecture in which the designer dynamically plans subgoals and their corresponding operator execution graphs based on task requirements and intermediate feedback, while the executor carries out each stage using dynamic operators with context-aware </w:t>
       </w:r>
       <w:r>
         <w:rPr>
@@ -1078,35 +889,7 @@
         <w:rPr>
           <w:color w:val="000000"/>
         </w:rPr>
-        <w:t xml:space="preserve">. Unlike prior frameworks, </w:t>
-      </w:r>
-      <w:proofErr w:type="spellStart"/>
-      <w:r>
-        <w:rPr>
-          <w:color w:val="000000"/>
-        </w:rPr>
-        <w:t>DyFlow</w:t>
-      </w:r>
-      <w:proofErr w:type="spellEnd"/>
-      <w:r>
-        <w:rPr>
-          <w:color w:val="000000"/>
-        </w:rPr>
-        <w:t xml:space="preserve"> continuously collects intermediate outputs, tool feedback, and error signals, using this updated context to revise the subgoal plan at each step. Evaluated across five reasoning domains, </w:t>
-      </w:r>
-      <w:proofErr w:type="spellStart"/>
-      <w:r>
-        <w:rPr>
-          <w:color w:val="000000"/>
-        </w:rPr>
-        <w:t>DyFlow</w:t>
-      </w:r>
-      <w:proofErr w:type="spellEnd"/>
-      <w:r>
-        <w:rPr>
-          <w:color w:val="000000"/>
-        </w:rPr>
-        <w:t xml:space="preserve"> demonstrates substantial Pas</w:t>
+        <w:t>. Unlike prior frameworks, DyFlow continuously collects intermediate outputs, tool feedback, and error signals, using this updated context to revise the subgoal plan at each step. Evaluated across five reasoning domains, DyFlow demonstrates substantial Pas</w:t>
       </w:r>
       <w:r>
         <w:rPr>
@@ -1149,21 +932,7 @@
         <w:rPr>
           <w:color w:val="000000"/>
         </w:rPr>
-        <w:t xml:space="preserve">However, </w:t>
-      </w:r>
-      <w:proofErr w:type="spellStart"/>
-      <w:r>
-        <w:rPr>
-          <w:color w:val="000000"/>
-        </w:rPr>
-        <w:t>DyFlow</w:t>
-      </w:r>
-      <w:proofErr w:type="spellEnd"/>
-      <w:r>
-        <w:rPr>
-          <w:color w:val="000000"/>
-        </w:rPr>
-        <w:t xml:space="preserve"> carries a critical limitation explicitly acknowledged in the original paper: the operator set is confined to symbolic and textual reasoning and does not </w:t>
+        <w:t xml:space="preserve">However, DyFlow carries a critical limitation explicitly acknowledged in the original paper: the operator set is confined to symbolic and textual reasoning and does not </w:t>
       </w:r>
       <w:r>
         <w:rPr>
@@ -1242,63 +1011,7 @@
         <w:rPr>
           <w:color w:val="000000"/>
         </w:rPr>
-        <w:t xml:space="preserve"> </w:t>
-      </w:r>
-      <w:proofErr w:type="spellStart"/>
-      <w:r>
-        <w:rPr>
-          <w:color w:val="000000"/>
-        </w:rPr>
-        <w:t>DyFlow</w:t>
-      </w:r>
-      <w:proofErr w:type="spellEnd"/>
-      <w:r>
-        <w:rPr>
-          <w:color w:val="000000"/>
-        </w:rPr>
-        <w:t xml:space="preserve"> fabricates a plausible-sounding number. When a question asks about a 2025 news event, </w:t>
-      </w:r>
-      <w:proofErr w:type="spellStart"/>
-      <w:r>
-        <w:rPr>
-          <w:color w:val="000000"/>
-        </w:rPr>
-        <w:t>DyFlow</w:t>
-      </w:r>
-      <w:proofErr w:type="spellEnd"/>
-      <w:r>
-        <w:rPr>
-          <w:color w:val="000000"/>
-        </w:rPr>
-        <w:t xml:space="preserve"> recalls or invents an answer from parametric memory rather than retrieving the </w:t>
-      </w:r>
-      <w:proofErr w:type="gramStart"/>
-      <w:r>
-        <w:rPr>
-          <w:color w:val="000000"/>
-        </w:rPr>
-        <w:t>actual fact</w:t>
-      </w:r>
-      <w:proofErr w:type="gramEnd"/>
-      <w:r>
-        <w:rPr>
-          <w:color w:val="000000"/>
-        </w:rPr>
-        <w:t xml:space="preserve">. On BIRD's 33,000-row databases and </w:t>
-      </w:r>
-      <w:proofErr w:type="spellStart"/>
-      <w:r>
-        <w:rPr>
-          <w:color w:val="000000"/>
-        </w:rPr>
-        <w:t>LiveNewsBench's</w:t>
-      </w:r>
-      <w:proofErr w:type="spellEnd"/>
-      <w:r>
-        <w:rPr>
-          <w:color w:val="000000"/>
-        </w:rPr>
-        <w:t xml:space="preserve"> post-training news questions, this limitation is not an incidental gap but a fundamental barrier to correct answers.</w:t>
+        <w:t xml:space="preserve"> DyFlow fabricates a plausible-sounding number. When a question asks about a 2025 news event, DyFlow recalls or invents an answer from parametric memory rather than retrieving the actual fact. On BIRD's 33,000-row databases and LiveNewsBench's post-training news questions, this limitation is not an incidental gap but a fundamental barrier to correct answers.</w:t>
       </w:r>
     </w:p>
     <w:p>
@@ -1311,51 +1024,8 @@
         <w:rPr>
           <w:color w:val="000000"/>
         </w:rPr>
-        <w:t xml:space="preserve">This paper presents </w:t>
-      </w:r>
-      <w:proofErr w:type="spellStart"/>
-      <w:r>
-        <w:rPr>
-          <w:color w:val="000000"/>
-        </w:rPr>
-        <w:t>DyFlow</w:t>
-      </w:r>
-      <w:proofErr w:type="spellEnd"/>
-      <w:r>
-        <w:rPr>
-          <w:color w:val="000000"/>
-        </w:rPr>
-        <w:t xml:space="preserve">-T, a tool-augmented extension of </w:t>
-      </w:r>
-      <w:proofErr w:type="spellStart"/>
-      <w:r>
-        <w:rPr>
-          <w:color w:val="000000"/>
-        </w:rPr>
-        <w:t>DyFlow</w:t>
-      </w:r>
-      <w:proofErr w:type="spellEnd"/>
-      <w:r>
-        <w:rPr>
-          <w:color w:val="000000"/>
-        </w:rPr>
-        <w:t xml:space="preserve"> that directly addresses this limitation. </w:t>
-      </w:r>
-      <w:proofErr w:type="spellStart"/>
-      <w:r>
-        <w:rPr>
-          <w:color w:val="000000"/>
-        </w:rPr>
-        <w:t>DyFlow</w:t>
-      </w:r>
-      <w:proofErr w:type="spellEnd"/>
-      <w:r>
-        <w:rPr>
-          <w:color w:val="000000"/>
-        </w:rPr>
-        <w:t xml:space="preserve">-T preserves the core designer-executor architecture and dynamic subgoal planning while introducing a </w:t>
-      </w:r>
-      <w:proofErr w:type="spellStart"/>
+        <w:t xml:space="preserve">This paper presents DyFlow-T, a tool-augmented extension of DyFlow that directly addresses this limitation. DyFlow-T preserves the core designer-executor architecture and dynamic subgoal planning while introducing a </w:t>
+      </w:r>
       <w:r>
         <w:rPr>
           <w:b/>
@@ -1364,14 +1034,12 @@
         </w:rPr>
         <w:t>ToolRegistry</w:t>
       </w:r>
-      <w:proofErr w:type="spellEnd"/>
       <w:r>
         <w:rPr>
           <w:color w:val="000000"/>
         </w:rPr>
         <w:t xml:space="preserve">, a </w:t>
       </w:r>
-      <w:proofErr w:type="spellStart"/>
       <w:r>
         <w:rPr>
           <w:b/>
@@ -1380,7 +1048,6 @@
         </w:rPr>
         <w:t>ToolAwareWorkflowExecutor</w:t>
       </w:r>
-      <w:proofErr w:type="spellEnd"/>
       <w:r>
         <w:rPr>
           <w:color w:val="000000"/>
@@ -1421,21 +1088,7 @@
         <w:rPr>
           <w:color w:val="000000"/>
         </w:rPr>
-        <w:t xml:space="preserve">. </w:t>
-      </w:r>
-      <w:proofErr w:type="gramStart"/>
-      <w:r>
-        <w:rPr>
-          <w:color w:val="000000"/>
-        </w:rPr>
-        <w:t>this</w:t>
-      </w:r>
-      <w:proofErr w:type="gramEnd"/>
-      <w:r>
-        <w:rPr>
-          <w:color w:val="000000"/>
-        </w:rPr>
-        <w:t xml:space="preserve"> tool availability</w:t>
+        <w:t>. this tool availability</w:t>
       </w:r>
       <w:r>
         <w:rPr>
@@ -1489,21 +1142,7 @@
         <w:rPr>
           <w:color w:val="000000"/>
         </w:rPr>
-        <w:t xml:space="preserve"> across GAIA, </w:t>
-      </w:r>
-      <w:proofErr w:type="spellStart"/>
-      <w:r>
-        <w:rPr>
-          <w:color w:val="000000"/>
-        </w:rPr>
-        <w:t>LiveNewsBench</w:t>
-      </w:r>
-      <w:proofErr w:type="spellEnd"/>
-      <w:r>
-        <w:rPr>
-          <w:color w:val="000000"/>
-        </w:rPr>
-        <w:t>, and BIRD respectively.</w:t>
+        <w:t xml:space="preserve"> across GAIA, LiveNewsBench, and BIRD respectively.</w:t>
       </w:r>
     </w:p>
     <w:p>
@@ -1541,23 +1180,13 @@
         <w:ind w:firstLine="180"/>
         <w:jc w:val="both"/>
       </w:pPr>
-      <w:proofErr w:type="spellStart"/>
       <w:r>
         <w:rPr>
           <w:b/>
           <w:bCs/>
           <w:color w:val="000000"/>
         </w:rPr>
-        <w:t>ReAct</w:t>
-      </w:r>
-      <w:proofErr w:type="spellEnd"/>
-      <w:r>
-        <w:rPr>
-          <w:b/>
-          <w:bCs/>
-          <w:color w:val="000000"/>
-        </w:rPr>
-        <w:t xml:space="preserve"> [1] </w:t>
+        <w:t xml:space="preserve">ReAct [1] </w:t>
       </w:r>
       <w:r>
         <w:rPr>
@@ -1572,23 +1201,13 @@
         <w:ind w:firstLine="180"/>
         <w:jc w:val="both"/>
       </w:pPr>
-      <w:proofErr w:type="spellStart"/>
       <w:r>
         <w:rPr>
           <w:b/>
           <w:bCs/>
           <w:color w:val="000000"/>
         </w:rPr>
-        <w:t>Toolformer</w:t>
-      </w:r>
-      <w:proofErr w:type="spellEnd"/>
-      <w:r>
-        <w:rPr>
-          <w:b/>
-          <w:bCs/>
-          <w:color w:val="000000"/>
-        </w:rPr>
-        <w:t xml:space="preserve"> [2] </w:t>
+        <w:t xml:space="preserve">Toolformer [2] </w:t>
       </w:r>
       <w:r>
         <w:rPr>
@@ -1615,23 +1234,13 @@
         <w:ind w:firstLine="180"/>
         <w:jc w:val="both"/>
       </w:pPr>
-      <w:proofErr w:type="spellStart"/>
       <w:r>
         <w:rPr>
           <w:b/>
           <w:bCs/>
           <w:color w:val="000000"/>
         </w:rPr>
-        <w:t>AFlow</w:t>
-      </w:r>
-      <w:proofErr w:type="spellEnd"/>
-      <w:r>
-        <w:rPr>
-          <w:b/>
-          <w:bCs/>
-          <w:color w:val="000000"/>
-        </w:rPr>
-        <w:t xml:space="preserve"> [3] </w:t>
+        <w:t xml:space="preserve">AFlow [3] </w:t>
       </w:r>
       <w:r>
         <w:rPr>
@@ -1664,23 +1273,13 @@
         <w:ind w:firstLine="180"/>
         <w:jc w:val="both"/>
       </w:pPr>
-      <w:proofErr w:type="spellStart"/>
       <w:r>
         <w:rPr>
           <w:b/>
           <w:bCs/>
           <w:color w:val="000000"/>
         </w:rPr>
-        <w:t>DyFlow</w:t>
-      </w:r>
-      <w:proofErr w:type="spellEnd"/>
-      <w:r>
-        <w:rPr>
-          <w:b/>
-          <w:bCs/>
-          <w:color w:val="000000"/>
-        </w:rPr>
-        <w:t xml:space="preserve"> [6] </w:t>
+        <w:t xml:space="preserve">DyFlow [6] </w:t>
       </w:r>
       <w:r>
         <w:rPr>
@@ -1698,21 +1297,7 @@
         <w:rPr>
           <w:color w:val="000000"/>
         </w:rPr>
-        <w:t xml:space="preserve"> per-problem operator sequences from intermediate feedback. However, its operator set is entirely parametric — no external tool execution — making it structurally incapable of retrieving real data. This is the critical limitation </w:t>
-      </w:r>
-      <w:proofErr w:type="spellStart"/>
-      <w:r>
-        <w:rPr>
-          <w:color w:val="000000"/>
-        </w:rPr>
-        <w:t>DyFlow</w:t>
-      </w:r>
-      <w:proofErr w:type="spellEnd"/>
-      <w:r>
-        <w:rPr>
-          <w:color w:val="000000"/>
-        </w:rPr>
-        <w:t>-T addresses.</w:t>
+        <w:t xml:space="preserve"> per-problem operator sequences from intermediate feedback. However, its operator set is entirely parametric — no external tool execution — making it structurally incapable of retrieving real data. This is the critical limitation DyFlow-T addresses.</w:t>
       </w:r>
     </w:p>
     <w:p>
@@ -1785,23 +1370,21 @@
           <w:color w:val="000000"/>
         </w:rPr>
       </w:pPr>
-      <w:proofErr w:type="spellStart"/>
       <w:r>
         <w:rPr>
           <w:b/>
           <w:bCs/>
           <w:color w:val="000000"/>
         </w:rPr>
-        <w:t>LiveNewsBench</w:t>
-      </w:r>
-      <w:proofErr w:type="spellEnd"/>
+        <w:t>LiveNewsBench [</w:t>
+      </w:r>
       <w:r>
         <w:rPr>
           <w:b/>
           <w:bCs/>
           <w:color w:val="000000"/>
         </w:rPr>
-        <w:t xml:space="preserve"> [</w:t>
+        <w:t>8</w:t>
       </w:r>
       <w:r>
         <w:rPr>
@@ -1809,63 +1392,13 @@
           <w:bCs/>
           <w:color w:val="000000"/>
         </w:rPr>
-        <w:t>8</w:t>
-      </w:r>
-      <w:r>
-        <w:rPr>
-          <w:b/>
-          <w:bCs/>
-          <w:color w:val="000000"/>
-        </w:rPr>
         <w:t>]</w:t>
       </w:r>
       <w:r>
         <w:rPr>
           <w:color w:val="000000"/>
         </w:rPr>
-        <w:t xml:space="preserve"> specifically evaluates LLM web search capabilities using freshly curated post-training news questions where parametric recall is structurally impossible. Every question in the dataset refers to a specific news event that occurred after the LLM training cutoff questions about 2025 election margins, sporting results, and legal proceedings are simply unanswerable from parametric memory regardless of model size or reasoning quality. Unlike GAIA, which mixes current-knowledge and reasoning tasks, </w:t>
-      </w:r>
-      <w:proofErr w:type="spellStart"/>
-      <w:r>
-        <w:rPr>
-          <w:color w:val="000000"/>
-        </w:rPr>
-        <w:t>LiveNewsBench</w:t>
-      </w:r>
-      <w:proofErr w:type="spellEnd"/>
-      <w:r>
-        <w:rPr>
-          <w:color w:val="000000"/>
-        </w:rPr>
-        <w:t xml:space="preserve"> isolates web retrieval as the sole variable, making it the most direct benchmark for evaluating the contribution of the </w:t>
-      </w:r>
-      <w:proofErr w:type="spellStart"/>
-      <w:r>
-        <w:rPr>
-          <w:color w:val="000000"/>
-        </w:rPr>
-        <w:t>WebSearchTool</w:t>
-      </w:r>
-      <w:proofErr w:type="spellEnd"/>
-      <w:r>
-        <w:rPr>
-          <w:color w:val="000000"/>
-        </w:rPr>
-        <w:t xml:space="preserve"> in </w:t>
-      </w:r>
-      <w:proofErr w:type="spellStart"/>
-      <w:r>
-        <w:rPr>
-          <w:color w:val="000000"/>
-        </w:rPr>
-        <w:t>DyFlow</w:t>
-      </w:r>
-      <w:proofErr w:type="spellEnd"/>
-      <w:r>
-        <w:rPr>
-          <w:color w:val="000000"/>
-        </w:rPr>
-        <w:t>-T.</w:t>
+        <w:t xml:space="preserve"> specifically evaluates LLM web search capabilities using freshly curated post-training news questions where parametric recall is structurally impossible. Every question in the dataset refers to a specific news event that occurred after the LLM training cutoff questions about 2025 election margins, sporting results, and legal proceedings are simply unanswerable from parametric memory regardless of model size or reasoning quality. Unlike GAIA, which mixes current-knowledge and reasoning tasks, LiveNewsBench isolates web retrieval as the sole variable, making it the most direct benchmark for evaluating the contribution of the WebSearchTool in DyFlow-T.</w:t>
       </w:r>
     </w:p>
     <w:p>
@@ -1878,21 +1411,7 @@
         <w:rPr>
           <w:color w:val="000000"/>
         </w:rPr>
-        <w:t xml:space="preserve">occasionally guess aggregate results and masking the grounding gap at real-world scale. BIRD [8] uses databases with over 33,000 rows with dirty data and domain-specific evidence hints, making execution grounding essential. GAIA [9] provides multi-level QA requiring current factual knowledge and multi-step web retrieval. </w:t>
-      </w:r>
-      <w:proofErr w:type="spellStart"/>
-      <w:r>
-        <w:rPr>
-          <w:color w:val="000000"/>
-        </w:rPr>
-        <w:t>LiveNewsBench</w:t>
-      </w:r>
-      <w:proofErr w:type="spellEnd"/>
-      <w:r>
-        <w:rPr>
-          <w:color w:val="000000"/>
-        </w:rPr>
-        <w:t xml:space="preserve"> [10] specifically evaluates LLM web search capabilities using post-training news questions that parametric memory structurally cannot answer — every question refers to a specific event after the LLM training cutoff.</w:t>
+        <w:t>occasionally guess aggregate results and masking the grounding gap at real-world scale. BIRD [8] uses databases with over 33,000 rows with dirty data and domain-specific evidence hints, making execution grounding essential. GAIA [9] provides multi-level QA requiring current factual knowledge and multi-step web retrieval. LiveNewsBench [10] specifically evaluates LLM web search capabilities using post-training news questions that parametric memory structurally cannot answer — every question refers to a specific event after the LLM training cutoff.</w:t>
       </w:r>
     </w:p>
     <w:p>
@@ -1919,18 +1438,22 @@
         <w:spacing w:before="200" w:after="100"/>
         <w:jc w:val="center"/>
         <w:rPr>
-          <w:noProof/>
-        </w:rPr>
-      </w:pPr>
-      <w:r>
-        <w:rPr>
-          <w:noProof/>
+          <w:b/>
+          <w:bCs/>
+          <w:color w:val="000000"/>
+        </w:rPr>
+      </w:pPr>
+      <w:r>
+        <w:rPr>
+          <w:b/>
+          <w:bCs/>
+          <w:color w:val="000000"/>
         </w:rPr>
         <w:drawing>
-          <wp:inline distT="0" distB="0" distL="0" distR="0" wp14:anchorId="443B1C20" wp14:editId="1988979F">
-            <wp:extent cx="3086100" cy="1647190"/>
+          <wp:inline distT="0" distB="0" distL="0" distR="0" wp14:anchorId="53AABA54" wp14:editId="48E506E3">
+            <wp:extent cx="3086100" cy="2287270"/>
             <wp:effectExtent l="0" t="0" r="0" b="0"/>
-            <wp:docPr id="1036543124" name="Picture 14"/>
+            <wp:docPr id="264033185" name="Picture 2"/>
             <wp:cNvGraphicFramePr>
               <a:graphicFrameLocks xmlns:a="http://schemas.openxmlformats.org/drawingml/2006/main" noChangeAspect="1"/>
             </wp:cNvGraphicFramePr>
@@ -1938,7 +1461,7 @@
               <a:graphicData uri="http://schemas.openxmlformats.org/drawingml/2006/picture">
                 <pic:pic xmlns:pic="http://schemas.openxmlformats.org/drawingml/2006/picture">
                   <pic:nvPicPr>
-                    <pic:cNvPr id="0" name="Picture 35"/>
+                    <pic:cNvPr id="0" name="Picture 6"/>
                     <pic:cNvPicPr>
                       <a:picLocks noChangeAspect="1" noChangeArrowheads="1"/>
                     </pic:cNvPicPr>
@@ -1959,7 +1482,7 @@
                   <pic:spPr bwMode="auto">
                     <a:xfrm>
                       <a:off x="0" y="0"/>
-                      <a:ext cx="3086100" cy="1647190"/>
+                      <a:ext cx="3086100" cy="2287270"/>
                     </a:xfrm>
                     <a:prstGeom prst="rect">
                       <a:avLst/>
@@ -2018,103 +1541,18 @@
         <w:ind w:firstLine="180"/>
         <w:jc w:val="both"/>
       </w:pPr>
-      <w:proofErr w:type="spellStart"/>
-      <w:r>
-        <w:rPr>
-          <w:color w:val="000000"/>
-        </w:rPr>
-        <w:t>DyFlow</w:t>
-      </w:r>
-      <w:proofErr w:type="spellEnd"/>
-      <w:r>
-        <w:rPr>
-          <w:color w:val="000000"/>
-        </w:rPr>
-        <w:t xml:space="preserve">-T preserves the core designer-executor architecture and dynamic subgoal planning of </w:t>
-      </w:r>
-      <w:proofErr w:type="spellStart"/>
-      <w:r>
-        <w:rPr>
-          <w:color w:val="000000"/>
-        </w:rPr>
-        <w:t>DyFlow</w:t>
-      </w:r>
-      <w:proofErr w:type="spellEnd"/>
-      <w:r>
-        <w:rPr>
-          <w:color w:val="000000"/>
-        </w:rPr>
-        <w:t xml:space="preserve"> while adding four principal components: a </w:t>
-      </w:r>
-      <w:proofErr w:type="spellStart"/>
-      <w:r>
-        <w:rPr>
-          <w:color w:val="000000"/>
-        </w:rPr>
-        <w:t>ToolRegistry</w:t>
-      </w:r>
-      <w:proofErr w:type="spellEnd"/>
-      <w:r>
-        <w:rPr>
-          <w:color w:val="000000"/>
-        </w:rPr>
-        <w:t xml:space="preserve"> that maps operator type strings to </w:t>
-      </w:r>
-      <w:proofErr w:type="spellStart"/>
-      <w:r>
-        <w:rPr>
-          <w:color w:val="000000"/>
-        </w:rPr>
-        <w:t>BaseTool</w:t>
-      </w:r>
-      <w:proofErr w:type="spellEnd"/>
-      <w:r>
-        <w:rPr>
-          <w:color w:val="000000"/>
-        </w:rPr>
-        <w:t xml:space="preserve"> implementations; a </w:t>
-      </w:r>
-      <w:proofErr w:type="spellStart"/>
-      <w:r>
-        <w:rPr>
-          <w:color w:val="000000"/>
-        </w:rPr>
-        <w:t>ToolAwareWorkflowExecutor</w:t>
-      </w:r>
-      <w:proofErr w:type="spellEnd"/>
-      <w:r>
-        <w:rPr>
-          <w:color w:val="000000"/>
-        </w:rPr>
-        <w:t xml:space="preserve"> that routes SQL_QUERY to SQLite via </w:t>
-      </w:r>
-      <w:proofErr w:type="spellStart"/>
-      <w:r>
-        <w:rPr>
-          <w:color w:val="000000"/>
-        </w:rPr>
-        <w:t>SQLAlchemy</w:t>
-      </w:r>
-      <w:proofErr w:type="spellEnd"/>
-      <w:r>
-        <w:rPr>
-          <w:color w:val="000000"/>
-        </w:rPr>
-        <w:t xml:space="preserve"> and WEB_SEARCH to the </w:t>
-      </w:r>
-      <w:proofErr w:type="spellStart"/>
-      <w:r>
-        <w:rPr>
-          <w:color w:val="000000"/>
-        </w:rPr>
-        <w:t>Tavily</w:t>
-      </w:r>
-      <w:proofErr w:type="spellEnd"/>
-      <w:r>
-        <w:rPr>
-          <w:color w:val="000000"/>
-        </w:rPr>
-        <w:t xml:space="preserve"> API; </w:t>
+      <w:r>
+        <w:rPr>
+          <w:color w:val="000000"/>
+        </w:rPr>
+        <w:t xml:space="preserve">DyFlow-T preserves the core designer-executor architecture and dynamic subgoal planning of DyFlow while adding four principal components: a ToolRegistry that maps operator type strings to BaseTool implementations; a ToolAwareWorkflowExecutor that routes SQL_QUERY to </w:t>
+      </w:r>
+      <w:r>
+        <w:rPr>
+          <w:color w:val="000000"/>
+        </w:rPr>
+        <w:lastRenderedPageBreak/>
+        <w:t xml:space="preserve">SQLite via SQLAlchemy and WEB_SEARCH to the Tavily API; </w:t>
       </w:r>
       <w:r>
         <w:rPr>
@@ -2126,14 +1564,7 @@
         <w:rPr>
           <w:color w:val="000000"/>
         </w:rPr>
-        <w:t xml:space="preserve"> new operator types partitioned into parametric reasoning operators and tool execution operators; and a </w:t>
-      </w:r>
-      <w:r>
-        <w:rPr>
-          <w:color w:val="000000"/>
-        </w:rPr>
-        <w:lastRenderedPageBreak/>
-        <w:t>TOOL_REVIEW quality gate that validates every tool result before state transition.</w:t>
+        <w:t xml:space="preserve"> new operator types partitioned into parametric reasoning operators and tool execution operators; and a TOOL_REVIEW quality gate that validates every tool result before state transition.</w:t>
       </w:r>
     </w:p>
     <w:p>
@@ -2428,49 +1859,7 @@
         <w:rPr>
           <w:color w:val="000000"/>
         </w:rPr>
-        <w:t xml:space="preserve"> invoke external systems and return real data. Both </w:t>
-      </w:r>
-      <w:proofErr w:type="spellStart"/>
-      <w:r>
-        <w:rPr>
-          <w:color w:val="000000"/>
-        </w:rPr>
-        <w:t>DyFlow</w:t>
-      </w:r>
-      <w:proofErr w:type="spellEnd"/>
-      <w:r>
-        <w:rPr>
-          <w:color w:val="000000"/>
-        </w:rPr>
-        <w:t xml:space="preserve"> and </w:t>
-      </w:r>
-      <w:proofErr w:type="spellStart"/>
-      <w:r>
-        <w:rPr>
-          <w:color w:val="000000"/>
-        </w:rPr>
-        <w:t>DyFlow</w:t>
-      </w:r>
-      <w:proofErr w:type="spellEnd"/>
-      <w:r>
-        <w:rPr>
-          <w:color w:val="000000"/>
-        </w:rPr>
-        <w:t xml:space="preserve">-T generate queries using the LLM; </w:t>
-      </w:r>
-      <w:proofErr w:type="spellStart"/>
-      <w:r>
-        <w:rPr>
-          <w:color w:val="000000"/>
-        </w:rPr>
-        <w:t>DyFlow</w:t>
-      </w:r>
-      <w:proofErr w:type="spellEnd"/>
-      <w:r>
-        <w:rPr>
-          <w:color w:val="000000"/>
-        </w:rPr>
-        <w:t>-T additionally executes them. This distinction directly isolates execution grounding as the experimental variable.</w:t>
+        <w:t xml:space="preserve"> invoke external systems and return real data. Both DyFlow and DyFlow-T generate queries using the LLM; DyFlow-T additionally executes them. This distinction directly isolates execution grounding as the experimental variable.</w:t>
       </w:r>
     </w:p>
     <w:p>
@@ -2628,7 +2017,6 @@
             <w:vAlign w:val="center"/>
           </w:tcPr>
           <w:p>
-            <w:proofErr w:type="spellStart"/>
             <w:r>
               <w:rPr>
                 <w:b/>
@@ -2637,18 +2025,7 @@
                 <w:sz w:val="17"/>
                 <w:szCs w:val="17"/>
               </w:rPr>
-              <w:t>ReAct</w:t>
-            </w:r>
-            <w:proofErr w:type="spellEnd"/>
-            <w:r>
-              <w:rPr>
-                <w:b/>
-                <w:bCs/>
-                <w:color w:val="000000"/>
-                <w:sz w:val="17"/>
-                <w:szCs w:val="17"/>
-              </w:rPr>
-              <w:t xml:space="preserve"> [1]</w:t>
+              <w:t>ReAct [1]</w:t>
             </w:r>
           </w:p>
         </w:tc>
@@ -2720,7 +2097,6 @@
             <w:vAlign w:val="center"/>
           </w:tcPr>
           <w:p>
-            <w:proofErr w:type="spellStart"/>
             <w:r>
               <w:rPr>
                 <w:b/>
@@ -2729,18 +2105,7 @@
                 <w:sz w:val="17"/>
                 <w:szCs w:val="17"/>
               </w:rPr>
-              <w:t>Toolformer</w:t>
-            </w:r>
-            <w:proofErr w:type="spellEnd"/>
-            <w:r>
-              <w:rPr>
-                <w:b/>
-                <w:bCs/>
-                <w:color w:val="000000"/>
-                <w:sz w:val="17"/>
-                <w:szCs w:val="17"/>
-              </w:rPr>
-              <w:t xml:space="preserve"> [2]</w:t>
+              <w:t>Toolformer [2]</w:t>
             </w:r>
           </w:p>
         </w:tc>
@@ -2812,7 +2177,6 @@
             <w:vAlign w:val="center"/>
           </w:tcPr>
           <w:p>
-            <w:proofErr w:type="spellStart"/>
             <w:r>
               <w:rPr>
                 <w:b/>
@@ -2821,18 +2185,7 @@
                 <w:sz w:val="17"/>
                 <w:szCs w:val="17"/>
               </w:rPr>
-              <w:t>AFlow</w:t>
-            </w:r>
-            <w:proofErr w:type="spellEnd"/>
-            <w:r>
-              <w:rPr>
-                <w:b/>
-                <w:bCs/>
-                <w:color w:val="000000"/>
-                <w:sz w:val="17"/>
-                <w:szCs w:val="17"/>
-              </w:rPr>
-              <w:t xml:space="preserve"> [3]</w:t>
+              <w:t>AFlow [3]</w:t>
             </w:r>
           </w:p>
         </w:tc>
@@ -2904,7 +2257,6 @@
             <w:vAlign w:val="center"/>
           </w:tcPr>
           <w:p>
-            <w:proofErr w:type="spellStart"/>
             <w:r>
               <w:rPr>
                 <w:b/>
@@ -2913,18 +2265,7 @@
                 <w:sz w:val="17"/>
                 <w:szCs w:val="17"/>
               </w:rPr>
-              <w:t>DyFlow</w:t>
-            </w:r>
-            <w:proofErr w:type="spellEnd"/>
-            <w:r>
-              <w:rPr>
-                <w:b/>
-                <w:bCs/>
-                <w:color w:val="000000"/>
-                <w:sz w:val="17"/>
-                <w:szCs w:val="17"/>
-              </w:rPr>
-              <w:t xml:space="preserve"> [6]</w:t>
+              <w:t>DyFlow [6]</w:t>
             </w:r>
           </w:p>
         </w:tc>
@@ -2996,7 +2337,6 @@
             <w:vAlign w:val="center"/>
           </w:tcPr>
           <w:p>
-            <w:proofErr w:type="spellStart"/>
             <w:r>
               <w:rPr>
                 <w:b/>
@@ -3005,9 +2345,38 @@
                 <w:sz w:val="17"/>
                 <w:szCs w:val="17"/>
               </w:rPr>
-              <w:t>DyFlow</w:t>
-            </w:r>
-            <w:proofErr w:type="spellEnd"/>
+              <w:t>DyFlow-T</w:t>
+            </w:r>
+          </w:p>
+        </w:tc>
+        <w:tc>
+          <w:tcPr>
+            <w:tcW w:w="980" w:type="pct"/>
+            <w:vAlign w:val="center"/>
+          </w:tcPr>
+          <w:p>
+            <w:pPr>
+              <w:jc w:val="center"/>
+            </w:pPr>
+            <w:r>
+              <w:rPr>
+                <w:color w:val="000000"/>
+                <w:sz w:val="17"/>
+                <w:szCs w:val="17"/>
+              </w:rPr>
+              <w:t>Dynamic</w:t>
+            </w:r>
+          </w:p>
+        </w:tc>
+        <w:tc>
+          <w:tcPr>
+            <w:tcW w:w="1483" w:type="pct"/>
+            <w:vAlign w:val="center"/>
+          </w:tcPr>
+          <w:p>
+            <w:pPr>
+              <w:jc w:val="center"/>
+            </w:pPr>
             <w:r>
               <w:rPr>
                 <w:b/>
@@ -3016,60 +2385,8 @@
                 <w:sz w:val="17"/>
                 <w:szCs w:val="17"/>
               </w:rPr>
-              <w:t>-T</w:t>
-            </w:r>
-          </w:p>
-        </w:tc>
-        <w:tc>
-          <w:tcPr>
-            <w:tcW w:w="980" w:type="pct"/>
-            <w:vAlign w:val="center"/>
-          </w:tcPr>
-          <w:p>
-            <w:pPr>
-              <w:jc w:val="center"/>
-            </w:pPr>
-            <w:r>
-              <w:rPr>
-                <w:color w:val="000000"/>
-                <w:sz w:val="17"/>
-                <w:szCs w:val="17"/>
-              </w:rPr>
-              <w:t>Dynamic</w:t>
-            </w:r>
-          </w:p>
-        </w:tc>
-        <w:tc>
-          <w:tcPr>
-            <w:tcW w:w="1483" w:type="pct"/>
-            <w:vAlign w:val="center"/>
-          </w:tcPr>
-          <w:p>
-            <w:pPr>
-              <w:jc w:val="center"/>
-            </w:pPr>
-            <w:r>
-              <w:rPr>
-                <w:b/>
-                <w:bCs/>
-                <w:color w:val="000000"/>
-                <w:sz w:val="17"/>
-                <w:szCs w:val="17"/>
-              </w:rPr>
-              <w:t xml:space="preserve">SQLite + </w:t>
-            </w:r>
-            <w:proofErr w:type="spellStart"/>
-            <w:r>
-              <w:rPr>
-                <w:b/>
-                <w:bCs/>
-                <w:color w:val="000000"/>
-                <w:sz w:val="17"/>
-                <w:szCs w:val="17"/>
-              </w:rPr>
-              <w:t>Tavily</w:t>
-            </w:r>
-            <w:proofErr w:type="spellEnd"/>
+              <w:t>SQLite + Tavily</w:t>
+            </w:r>
           </w:p>
         </w:tc>
         <w:tc>
@@ -3187,23 +2504,7 @@
           <w:rFonts w:ascii="Cambria Math" w:hAnsi="Cambria Math"/>
           <w:color w:val="000000"/>
         </w:rPr>
-        <w:t xml:space="preserve">, </w:t>
-      </w:r>
-      <w:proofErr w:type="gramStart"/>
-      <w:r>
-        <w:rPr>
-          <w:rFonts w:ascii="Cambria Math" w:hAnsi="Cambria Math"/>
-          <w:color w:val="000000"/>
-        </w:rPr>
-        <w:t>…..</w:t>
-      </w:r>
-      <w:proofErr w:type="gramEnd"/>
-      <w:r>
-        <w:rPr>
-          <w:rFonts w:ascii="Cambria Math" w:hAnsi="Cambria Math"/>
-          <w:color w:val="000000"/>
-        </w:rPr>
-        <w:t xml:space="preserve"> </w:t>
+        <w:t xml:space="preserve">, ….. </w:t>
       </w:r>
       <w:r>
         <w:rPr>
@@ -3377,14 +2678,7 @@
         <w:rPr>
           <w:color w:val="000000"/>
         </w:rPr>
-        <w:t xml:space="preserve">, </w:t>
-      </w:r>
-      <w:proofErr w:type="spellStart"/>
-      <w:r>
-        <w:rPr>
-          <w:color w:val="000000"/>
-        </w:rPr>
-        <w:t>v</w:t>
+        <w:t>, v</w:t>
       </w:r>
       <w:r>
         <w:rPr>
@@ -3400,19 +2694,11 @@
         </w:rPr>
         <w:t>start</w:t>
       </w:r>
-      <w:proofErr w:type="spellEnd"/>
-      <w:r>
-        <w:rPr>
-          <w:color w:val="000000"/>
-        </w:rPr>
-        <w:t xml:space="preserve">, </w:t>
-      </w:r>
-      <w:proofErr w:type="spellStart"/>
-      <w:r>
-        <w:rPr>
-          <w:color w:val="000000"/>
-        </w:rPr>
-        <w:t>C</w:t>
+      <w:r>
+        <w:rPr>
+          <w:color w:val="000000"/>
+        </w:rPr>
+        <w:t>, C</w:t>
       </w:r>
       <w:r>
         <w:rPr>
@@ -3428,7 +2714,6 @@
         </w:rPr>
         <w:t>end</w:t>
       </w:r>
-      <w:proofErr w:type="spellEnd"/>
       <w:r>
         <w:rPr>
           <w:color w:val="000000"/>
@@ -3650,7 +2935,6 @@
           <w:color w:val="000000"/>
         </w:rPr>
       </w:pPr>
-      <w:proofErr w:type="spellStart"/>
       <w:r>
         <w:rPr>
           <w:color w:val="000000"/>
@@ -3670,7 +2954,6 @@
         </w:rPr>
         <w:t>o</w:t>
       </w:r>
-      <w:proofErr w:type="spellEnd"/>
       <w:r>
         <w:rPr>
           <w:color w:val="000000"/>
@@ -3684,7 +2967,6 @@
         </w:rPr>
         <w:t>𝔼</w:t>
       </w:r>
-      <w:proofErr w:type="gramStart"/>
       <w:r>
         <w:rPr>
           <w:color w:val="000000"/>
@@ -3696,22 +2978,7 @@
         <w:rPr>
           <w:color w:val="000000"/>
         </w:rPr>
-        <w:t>(</w:t>
-      </w:r>
-      <w:proofErr w:type="gramEnd"/>
-      <w:r>
-        <w:rPr>
-          <w:color w:val="000000"/>
-        </w:rPr>
-        <w:t xml:space="preserve">φ, ψ, </w:t>
-      </w:r>
-      <w:proofErr w:type="spellStart"/>
-      <w:proofErr w:type="gramStart"/>
-      <w:r>
-        <w:rPr>
-          <w:color w:val="000000"/>
-        </w:rPr>
-        <w:t>s</w:t>
+        <w:t>(φ, ψ, s</w:t>
       </w:r>
       <w:r>
         <w:rPr>
@@ -3720,7 +2987,6 @@
         </w:rPr>
         <w:t>t</w:t>
       </w:r>
-      <w:proofErr w:type="spellEnd"/>
       <w:r>
         <w:rPr>
           <w:color w:val="000000"/>
@@ -3740,7 +3006,6 @@
         </w:rPr>
         <w:t>∀</w:t>
       </w:r>
-      <w:proofErr w:type="gramEnd"/>
       <w:r>
         <w:rPr>
           <w:color w:val="000000"/>
@@ -3795,667 +3060,549 @@
         </w:rPr>
         <w:t xml:space="preserve">For </w:t>
       </w:r>
-      <w:proofErr w:type="spellStart"/>
       <w:r>
         <w:rPr>
           <w:b/>
           <w:bCs/>
           <w:color w:val="000000"/>
         </w:rPr>
-        <w:t>DyFlow</w:t>
-      </w:r>
-      <w:proofErr w:type="spellEnd"/>
+        <w:t>DyFlow-T</w:t>
+      </w:r>
+      <w:r>
+        <w:rPr>
+          <w:color w:val="000000"/>
+        </w:rPr>
+        <w:t xml:space="preserve"> (Proposed</w:t>
+      </w:r>
+      <w:r>
+        <w:rPr>
+          <w:color w:val="000000"/>
+        </w:rPr>
+        <w:t xml:space="preserve"> system</w:t>
+      </w:r>
+      <w:r>
+        <w:rPr>
+          <w:color w:val="000000"/>
+        </w:rPr>
+        <w:t>)</w:t>
+      </w:r>
+      <w:r>
+        <w:rPr>
+          <w:color w:val="000000"/>
+        </w:rPr>
+        <w:t xml:space="preserve"> derives from base DyFlow</w:t>
+      </w:r>
+      <w:r>
+        <w:rPr>
+          <w:color w:val="000000"/>
+        </w:rPr>
+        <w:t xml:space="preserve"> </w:t>
+      </w:r>
+    </w:p>
+    <w:p>
+      <w:pPr>
+        <w:spacing w:after="60"/>
+        <w:jc w:val="both"/>
+        <w:rPr>
+          <w:rFonts w:ascii="Cambria Math" w:hAnsi="Cambria Math" w:cs="Cambria Math"/>
+          <w:color w:val="000000"/>
+        </w:rPr>
+      </w:pPr>
+      <w:r>
+        <w:rPr>
+          <w:rFonts w:ascii="Cambria Math" w:hAnsi="Cambria Math" w:cs="Cambria Math"/>
+          <w:color w:val="000000"/>
+        </w:rPr>
+        <w:t>𝒪 = 𝒪</w:t>
+      </w:r>
+      <w:r>
+        <w:rPr>
+          <w:rFonts w:ascii="Cambria Math" w:hAnsi="Cambria Math" w:cs="Cambria Math"/>
+          <w:color w:val="000000"/>
+          <w:vertAlign w:val="subscript"/>
+        </w:rPr>
+        <w:t>P</w:t>
+      </w:r>
+      <w:r>
+        <w:rPr>
+          <w:rFonts w:ascii="Cambria Math" w:hAnsi="Cambria Math" w:cs="Cambria Math"/>
+          <w:color w:val="000000"/>
+        </w:rPr>
+        <w:t> ∪ 𝒪</w:t>
+      </w:r>
+      <w:r>
+        <w:rPr>
+          <w:rFonts w:ascii="Cambria Math" w:hAnsi="Cambria Math" w:cs="Cambria Math"/>
+          <w:color w:val="000000"/>
+          <w:vertAlign w:val="subscript"/>
+        </w:rPr>
+        <w:t>T</w:t>
+      </w:r>
+      <w:r>
+        <w:rPr>
+          <w:rFonts w:ascii="Cambria Math" w:hAnsi="Cambria Math" w:cs="Cambria Math"/>
+          <w:color w:val="000000"/>
+        </w:rPr>
+        <w:t>,   𝒪</w:t>
+      </w:r>
+      <w:r>
+        <w:rPr>
+          <w:rFonts w:ascii="Cambria Math" w:hAnsi="Cambria Math" w:cs="Cambria Math"/>
+          <w:color w:val="000000"/>
+          <w:vertAlign w:val="subscript"/>
+        </w:rPr>
+        <w:t>P</w:t>
+      </w:r>
+      <w:r>
+        <w:rPr>
+          <w:rFonts w:ascii="Cambria Math" w:hAnsi="Cambria Math" w:cs="Cambria Math"/>
+          <w:color w:val="000000"/>
+        </w:rPr>
+        <w:t> ∩ 𝒪</w:t>
+      </w:r>
+      <w:r>
+        <w:rPr>
+          <w:rFonts w:ascii="Cambria Math" w:hAnsi="Cambria Math" w:cs="Cambria Math"/>
+          <w:color w:val="000000"/>
+          <w:vertAlign w:val="subscript"/>
+        </w:rPr>
+        <w:t>T</w:t>
+      </w:r>
+      <w:r>
+        <w:rPr>
+          <w:rFonts w:ascii="Cambria Math" w:hAnsi="Cambria Math" w:cs="Cambria Math"/>
+          <w:color w:val="000000"/>
+        </w:rPr>
+        <w:t> = ∅</w:t>
+      </w:r>
+    </w:p>
+    <w:p>
+      <w:pPr>
+        <w:spacing w:after="60"/>
+        <w:jc w:val="both"/>
+        <w:rPr>
+          <w:rFonts w:ascii="Cambria Math" w:hAnsi="Cambria Math" w:cs="Cambria Math"/>
+          <w:color w:val="000000"/>
+        </w:rPr>
+      </w:pPr>
+      <w:r>
+        <w:rPr>
+          <w:color w:val="000000"/>
+        </w:rPr>
+        <w:t>Realtime Tools</w:t>
+      </w:r>
+      <w:r>
+        <w:rPr>
+          <w:rFonts w:ascii="Cambria Math" w:hAnsi="Cambria Math" w:cs="Cambria Math"/>
+          <w:color w:val="000000"/>
+        </w:rPr>
+        <w:t xml:space="preserve"> </w:t>
+      </w:r>
+      <w:r>
+        <w:rPr>
+          <w:rFonts w:ascii="Cambria Math" w:hAnsi="Cambria Math" w:cs="Cambria Math"/>
+          <w:color w:val="000000"/>
+        </w:rPr>
+        <w:t>𝒪</w:t>
+      </w:r>
+      <w:r>
+        <w:rPr>
+          <w:rFonts w:ascii="Cambria Math" w:hAnsi="Cambria Math" w:cs="Cambria Math"/>
+          <w:color w:val="000000"/>
+          <w:vertAlign w:val="subscript"/>
+        </w:rPr>
+        <w:t>T</w:t>
+      </w:r>
+      <w:r>
+        <w:rPr>
+          <w:rFonts w:ascii="Cambria Math" w:hAnsi="Cambria Math" w:cs="Cambria Math"/>
+          <w:color w:val="000000"/>
+        </w:rPr>
+        <w:t xml:space="preserve"> = </w:t>
+      </w:r>
+      <w:r>
+        <w:rPr>
+          <w:color w:val="000000"/>
+          <w:sz w:val="16"/>
+          <w:szCs w:val="16"/>
+        </w:rPr>
+        <w:t>{SQL_QUERY, WEB_SEARCH}</w:t>
+      </w:r>
+    </w:p>
+    <w:p>
+      <w:pPr>
+        <w:spacing w:after="60"/>
+        <w:jc w:val="both"/>
+        <w:rPr>
+          <w:color w:val="000000"/>
+        </w:rPr>
+      </w:pPr>
+      <w:r>
+        <w:rPr>
+          <w:color w:val="000000"/>
+        </w:rPr>
+        <w:t xml:space="preserve">And Operators </w:t>
+      </w:r>
+    </w:p>
+    <w:p>
+      <w:pPr>
+        <w:spacing w:after="60"/>
+        <w:rPr>
+          <w:color w:val="000000"/>
+          <w:sz w:val="16"/>
+          <w:szCs w:val="16"/>
+        </w:rPr>
+      </w:pPr>
+      <w:r>
+        <w:rPr>
+          <w:rFonts w:ascii="Cambria Math" w:hAnsi="Cambria Math" w:cs="Cambria Math"/>
+          <w:color w:val="000000"/>
+        </w:rPr>
+        <w:t>𝒪</w:t>
+      </w:r>
+      <w:r>
+        <w:rPr>
+          <w:rFonts w:ascii="Cambria Math" w:hAnsi="Cambria Math" w:cs="Cambria Math"/>
+          <w:color w:val="000000"/>
+          <w:vertAlign w:val="subscript"/>
+        </w:rPr>
+        <w:t>P</w:t>
+      </w:r>
+      <w:r>
+        <w:rPr>
+          <w:rFonts w:ascii="Cambria Math" w:hAnsi="Cambria Math" w:cs="Cambria Math"/>
+          <w:color w:val="000000"/>
+        </w:rPr>
+        <w:t xml:space="preserve"> = </w:t>
+      </w:r>
+      <w:r>
+        <w:rPr>
+          <w:color w:val="000000"/>
+          <w:sz w:val="16"/>
+          <w:szCs w:val="16"/>
+        </w:rPr>
+        <w:t>{SQL_GENERATE, SEARCH_QUERY_FORMULATE,</w:t>
+      </w:r>
+      <w:r>
+        <w:rPr>
+          <w:color w:val="000000"/>
+          <w:sz w:val="16"/>
+          <w:szCs w:val="16"/>
+        </w:rPr>
+        <w:t xml:space="preserve"> </w:t>
+      </w:r>
+      <w:r>
+        <w:rPr>
+          <w:color w:val="000000"/>
+          <w:sz w:val="16"/>
+          <w:szCs w:val="16"/>
+        </w:rPr>
+        <w:t>TOOL_REVIEW, TOOL_REFINE,</w:t>
+      </w:r>
+      <w:r>
+        <w:rPr>
+          <w:color w:val="000000"/>
+          <w:sz w:val="16"/>
+          <w:szCs w:val="16"/>
+        </w:rPr>
+        <w:t xml:space="preserve"> </w:t>
+      </w:r>
+      <w:r>
+        <w:rPr>
+          <w:color w:val="000000"/>
+          <w:sz w:val="16"/>
+          <w:szCs w:val="16"/>
+        </w:rPr>
+        <w:t>RESULT_EXTRACT, ORGANIZE_SOLUTION}</w:t>
+      </w:r>
+    </w:p>
+    <w:p>
+      <w:pPr>
+        <w:spacing w:after="60"/>
+        <w:rPr>
+          <w:rFonts w:ascii="Cambria Math" w:hAnsi="Cambria Math" w:cs="Cambria Math"/>
+          <w:color w:val="000000"/>
+          <w:vertAlign w:val="subscript"/>
+        </w:rPr>
+      </w:pPr>
+      <w:r>
+        <w:rPr>
+          <w:rFonts w:ascii="Cambria Math" w:hAnsi="Cambria Math" w:cs="Cambria Math"/>
+          <w:color w:val="000000"/>
+        </w:rPr>
+        <w:t>O</w:t>
+      </w:r>
+      <w:r>
+        <w:rPr>
+          <w:rFonts w:ascii="Cambria Math" w:hAnsi="Cambria Math" w:cs="Cambria Math"/>
+          <w:color w:val="000000"/>
+        </w:rPr>
+        <w:t>utput</w:t>
+      </w:r>
+      <w:r>
+        <w:rPr>
+          <w:rFonts w:ascii="Cambria Math" w:hAnsi="Cambria Math" w:cs="Cambria Math"/>
+          <w:color w:val="000000"/>
+          <w:vertAlign w:val="subscript"/>
+        </w:rPr>
+        <w:t>o</w:t>
+      </w:r>
+      <w:r>
+        <w:rPr>
+          <w:rFonts w:ascii="Cambria Math" w:hAnsi="Cambria Math" w:cs="Cambria Math"/>
+          <w:color w:val="000000"/>
+        </w:rPr>
+        <w:t> = {</w:t>
+      </w:r>
+      <w:r>
+        <w:rPr>
+          <w:rFonts w:ascii="Cambria Math" w:hAnsi="Cambria Math" w:cs="Cambria Math"/>
+          <w:color w:val="000000"/>
+        </w:rPr>
+        <w:br/>
+        <w:t>  </w:t>
+      </w:r>
+      <w:r>
+        <w:rPr>
+          <w:rFonts w:ascii="Cambria Math" w:hAnsi="Cambria Math" w:cs="Cambria Math"/>
+          <w:color w:val="000000"/>
+        </w:rPr>
+        <w:tab/>
+      </w:r>
+      <w:r>
+        <w:rPr>
+          <w:rFonts w:ascii="Cambria Math" w:hAnsi="Cambria Math" w:cs="Cambria Math"/>
+          <w:color w:val="000000"/>
+        </w:rPr>
+        <w:t>𝔼</w:t>
+      </w:r>
+      <w:r>
+        <w:rPr>
+          <w:rFonts w:ascii="Cambria Math" w:hAnsi="Cambria Math" w:cs="Cambria Math"/>
+          <w:color w:val="000000"/>
+          <w:vertAlign w:val="subscript"/>
+        </w:rPr>
+        <w:t>LLM</w:t>
+      </w:r>
+      <w:r>
+        <w:rPr>
+          <w:rFonts w:ascii="Cambria Math" w:hAnsi="Cambria Math" w:cs="Cambria Math"/>
+          <w:color w:val="000000"/>
+        </w:rPr>
+        <w:t>(φ, ψ, s</w:t>
+      </w:r>
+      <w:r>
+        <w:rPr>
+          <w:rFonts w:ascii="Cambria Math" w:hAnsi="Cambria Math" w:cs="Cambria Math"/>
+          <w:color w:val="000000"/>
+          <w:vertAlign w:val="subscript"/>
+        </w:rPr>
+        <w:t>t</w:t>
+      </w:r>
+      <w:r>
+        <w:rPr>
+          <w:rFonts w:ascii="Cambria Math" w:hAnsi="Cambria Math" w:cs="Cambria Math"/>
+          <w:color w:val="000000"/>
+        </w:rPr>
+        <w:t xml:space="preserve">)       </w:t>
+      </w:r>
+      <w:r>
+        <w:rPr>
+          <w:rFonts w:ascii="Cambria Math" w:hAnsi="Cambria Math" w:cs="Cambria Math"/>
+          <w:color w:val="000000"/>
+        </w:rPr>
+        <w:tab/>
+      </w:r>
+      <w:r>
+        <w:rPr>
+          <w:rFonts w:ascii="Cambria Math" w:hAnsi="Cambria Math" w:cs="Cambria Math"/>
+          <w:color w:val="000000"/>
+        </w:rPr>
+        <w:tab/>
+      </w:r>
+      <w:r>
+        <w:rPr>
+          <w:rFonts w:ascii="Cambria Math" w:hAnsi="Cambria Math" w:cs="Cambria Math"/>
+          <w:color w:val="000000"/>
+        </w:rPr>
+        <w:t>if O</w:t>
+      </w:r>
+      <w:r>
+        <w:rPr>
+          <w:rFonts w:ascii="Cambria Math" w:hAnsi="Cambria Math" w:cs="Cambria Math"/>
+          <w:color w:val="000000"/>
+          <w:vertAlign w:val="subscript"/>
+        </w:rPr>
+        <w:t>k</w:t>
+      </w:r>
+      <w:r>
+        <w:rPr>
+          <w:rFonts w:ascii="Cambria Math" w:hAnsi="Cambria Math" w:cs="Cambria Math"/>
+          <w:color w:val="000000"/>
+        </w:rPr>
+        <w:t> ∈ 𝒪</w:t>
+      </w:r>
+      <w:r>
+        <w:rPr>
+          <w:rFonts w:ascii="Cambria Math" w:hAnsi="Cambria Math" w:cs="Cambria Math"/>
+          <w:color w:val="000000"/>
+          <w:vertAlign w:val="subscript"/>
+        </w:rPr>
+        <w:t>P</w:t>
+      </w:r>
+      <w:r>
+        <w:rPr>
+          <w:rFonts w:ascii="Cambria Math" w:hAnsi="Cambria Math" w:cs="Cambria Math"/>
+          <w:color w:val="000000"/>
+        </w:rPr>
+        <w:br/>
+        <w:t>  </w:t>
+      </w:r>
+      <w:r>
+        <w:rPr>
+          <w:rFonts w:ascii="Cambria Math" w:hAnsi="Cambria Math" w:cs="Cambria Math"/>
+          <w:color w:val="000000"/>
+        </w:rPr>
+        <w:tab/>
+      </w:r>
+      <w:r>
+        <w:rPr>
+          <w:rFonts w:ascii="Cambria Math" w:hAnsi="Cambria Math" w:cs="Cambria Math"/>
+          <w:color w:val="000000"/>
+        </w:rPr>
+        <w:t>ℝ[O</w:t>
+      </w:r>
+      <w:r>
+        <w:rPr>
+          <w:rFonts w:ascii="Cambria Math" w:hAnsi="Cambria Math" w:cs="Cambria Math"/>
+          <w:color w:val="000000"/>
+          <w:vertAlign w:val="subscript"/>
+        </w:rPr>
+        <w:t>k</w:t>
+      </w:r>
+      <w:r>
+        <w:rPr>
+          <w:rFonts w:ascii="Cambria Math" w:hAnsi="Cambria Math" w:cs="Cambria Math"/>
+          <w:color w:val="000000"/>
+        </w:rPr>
+        <w:t xml:space="preserve">].execute(φ, ψ)  </w:t>
+      </w:r>
+      <w:r>
+        <w:rPr>
+          <w:rFonts w:ascii="Cambria Math" w:hAnsi="Cambria Math" w:cs="Cambria Math"/>
+          <w:color w:val="000000"/>
+        </w:rPr>
+        <w:tab/>
+      </w:r>
+      <w:r>
+        <w:rPr>
+          <w:rFonts w:ascii="Cambria Math" w:hAnsi="Cambria Math" w:cs="Cambria Math"/>
+          <w:color w:val="000000"/>
+        </w:rPr>
+        <w:t>if O</w:t>
+      </w:r>
+      <w:r>
+        <w:rPr>
+          <w:rFonts w:ascii="Cambria Math" w:hAnsi="Cambria Math" w:cs="Cambria Math"/>
+          <w:color w:val="000000"/>
+          <w:vertAlign w:val="subscript"/>
+        </w:rPr>
+        <w:t>k</w:t>
+      </w:r>
+      <w:r>
+        <w:rPr>
+          <w:rFonts w:ascii="Cambria Math" w:hAnsi="Cambria Math" w:cs="Cambria Math"/>
+          <w:color w:val="000000"/>
+        </w:rPr>
+        <w:t> ∈ 𝒪</w:t>
+      </w:r>
+      <w:r>
+        <w:rPr>
+          <w:rFonts w:ascii="Cambria Math" w:hAnsi="Cambria Math" w:cs="Cambria Math"/>
+          <w:color w:val="000000"/>
+          <w:vertAlign w:val="subscript"/>
+        </w:rPr>
+        <w:t>T</w:t>
+      </w:r>
+    </w:p>
+    <w:p>
+      <w:pPr>
+        <w:spacing w:after="60"/>
+        <w:rPr>
+          <w:rFonts w:ascii="Cambria Math" w:hAnsi="Cambria Math" w:cs="Cambria Math"/>
+          <w:color w:val="000000"/>
+        </w:rPr>
+      </w:pPr>
+      <w:r>
+        <w:rPr>
+          <w:rFonts w:ascii="Cambria Math" w:hAnsi="Cambria Math" w:cs="Cambria Math"/>
+          <w:color w:val="000000"/>
+        </w:rPr>
+        <w:t>}</w:t>
+      </w:r>
+    </w:p>
+    <w:p>
+      <w:pPr>
+        <w:spacing w:after="60"/>
+        <w:rPr>
+          <w:color w:val="000000"/>
+        </w:rPr>
+      </w:pPr>
+      <w:r>
+        <w:rPr>
+          <w:color w:val="000000"/>
+        </w:rPr>
+        <w:t xml:space="preserve">Tool operators dispatch to ToolRegistry </w:t>
+      </w:r>
+      <w:r>
+        <w:rPr>
+          <w:color w:val="000000"/>
+        </w:rPr>
+        <w:t>(</w:t>
+      </w:r>
+      <w:r>
+        <w:rPr>
+          <w:color w:val="000000"/>
+        </w:rPr>
+        <w:t>ℝ</w:t>
+      </w:r>
+      <w:r>
+        <w:rPr>
+          <w:color w:val="000000"/>
+        </w:rPr>
+        <w:t>)</w:t>
+      </w:r>
+      <w:r>
+        <w:rPr>
+          <w:color w:val="000000"/>
+        </w:rPr>
+        <w:t xml:space="preserve"> </w:t>
+      </w:r>
+      <w:r>
+        <w:rPr>
+          <w:color w:val="000000"/>
+        </w:rPr>
+        <w:t>to</w:t>
+      </w:r>
+      <w:r>
+        <w:rPr>
+          <w:color w:val="000000"/>
+        </w:rPr>
+        <w:t xml:space="preserve"> real SQLite execution or live </w:t>
+      </w:r>
       <w:r>
         <w:rPr>
           <w:b/>
           <w:bCs/>
           <w:color w:val="000000"/>
         </w:rPr>
-        <w:t>-T</w:t>
-      </w:r>
-      <w:r>
-        <w:rPr>
-          <w:color w:val="000000"/>
-        </w:rPr>
-        <w:t xml:space="preserve"> (Proposed</w:t>
-      </w:r>
-      <w:r>
-        <w:rPr>
-          <w:color w:val="000000"/>
-        </w:rPr>
-        <w:t xml:space="preserve"> system</w:t>
-      </w:r>
-      <w:r>
-        <w:rPr>
-          <w:color w:val="000000"/>
-        </w:rPr>
-        <w:t>)</w:t>
-      </w:r>
-      <w:r>
-        <w:rPr>
-          <w:color w:val="000000"/>
-        </w:rPr>
-        <w:t xml:space="preserve"> derives from base </w:t>
-      </w:r>
-      <w:proofErr w:type="spellStart"/>
-      <w:r>
-        <w:rPr>
-          <w:color w:val="000000"/>
-        </w:rPr>
-        <w:t>DyFlow</w:t>
-      </w:r>
-      <w:proofErr w:type="spellEnd"/>
-      <w:r>
-        <w:rPr>
-          <w:color w:val="000000"/>
-        </w:rPr>
-        <w:t xml:space="preserve"> </w:t>
-      </w:r>
-    </w:p>
-    <w:p>
-      <w:pPr>
-        <w:spacing w:after="60"/>
-        <w:jc w:val="both"/>
-        <w:rPr>
-          <w:rFonts w:ascii="Cambria Math" w:hAnsi="Cambria Math" w:cs="Cambria Math"/>
-          <w:color w:val="000000"/>
-        </w:rPr>
-      </w:pPr>
-      <w:r>
-        <w:rPr>
-          <w:rFonts w:ascii="Cambria Math" w:hAnsi="Cambria Math" w:cs="Cambria Math"/>
-          <w:color w:val="000000"/>
-        </w:rPr>
-        <w:t>𝒪 = 𝒪</w:t>
-      </w:r>
-      <w:r>
-        <w:rPr>
-          <w:rFonts w:ascii="Cambria Math" w:hAnsi="Cambria Math" w:cs="Cambria Math"/>
-          <w:color w:val="000000"/>
-          <w:vertAlign w:val="subscript"/>
-        </w:rPr>
-        <w:t>P</w:t>
-      </w:r>
-      <w:r>
-        <w:rPr>
-          <w:rFonts w:ascii="Cambria Math" w:hAnsi="Cambria Math" w:cs="Cambria Math"/>
-          <w:color w:val="000000"/>
-        </w:rPr>
-        <w:t> ∪ 𝒪</w:t>
-      </w:r>
-      <w:proofErr w:type="gramStart"/>
-      <w:r>
-        <w:rPr>
-          <w:rFonts w:ascii="Cambria Math" w:hAnsi="Cambria Math" w:cs="Cambria Math"/>
-          <w:color w:val="000000"/>
-          <w:vertAlign w:val="subscript"/>
-        </w:rPr>
-        <w:t>T</w:t>
-      </w:r>
-      <w:r>
-        <w:rPr>
-          <w:rFonts w:ascii="Cambria Math" w:hAnsi="Cambria Math" w:cs="Cambria Math"/>
-          <w:color w:val="000000"/>
-        </w:rPr>
-        <w:t xml:space="preserve">,   </w:t>
-      </w:r>
-      <w:proofErr w:type="gramEnd"/>
-      <w:r>
-        <w:rPr>
-          <w:rFonts w:ascii="Cambria Math" w:hAnsi="Cambria Math" w:cs="Cambria Math"/>
-          <w:color w:val="000000"/>
-        </w:rPr>
-        <w:t>𝒪</w:t>
-      </w:r>
-      <w:r>
-        <w:rPr>
-          <w:rFonts w:ascii="Cambria Math" w:hAnsi="Cambria Math" w:cs="Cambria Math"/>
-          <w:color w:val="000000"/>
-          <w:vertAlign w:val="subscript"/>
-        </w:rPr>
-        <w:t>P</w:t>
-      </w:r>
-      <w:r>
-        <w:rPr>
-          <w:rFonts w:ascii="Cambria Math" w:hAnsi="Cambria Math" w:cs="Cambria Math"/>
-          <w:color w:val="000000"/>
-        </w:rPr>
-        <w:t> ∩ 𝒪</w:t>
-      </w:r>
-      <w:r>
-        <w:rPr>
-          <w:rFonts w:ascii="Cambria Math" w:hAnsi="Cambria Math" w:cs="Cambria Math"/>
-          <w:color w:val="000000"/>
-          <w:vertAlign w:val="subscript"/>
-        </w:rPr>
-        <w:t>T</w:t>
-      </w:r>
-      <w:r>
-        <w:rPr>
-          <w:rFonts w:ascii="Cambria Math" w:hAnsi="Cambria Math" w:cs="Cambria Math"/>
-          <w:color w:val="000000"/>
-        </w:rPr>
-        <w:t> = ∅</w:t>
-      </w:r>
-    </w:p>
-    <w:p>
-      <w:pPr>
-        <w:spacing w:after="60"/>
-        <w:jc w:val="both"/>
-        <w:rPr>
-          <w:rFonts w:ascii="Cambria Math" w:hAnsi="Cambria Math" w:cs="Cambria Math"/>
-          <w:color w:val="000000"/>
-        </w:rPr>
-      </w:pPr>
-      <w:r>
-        <w:rPr>
-          <w:color w:val="000000"/>
-        </w:rPr>
-        <w:t>Realtime Tools</w:t>
-      </w:r>
-      <w:r>
-        <w:rPr>
-          <w:rFonts w:ascii="Cambria Math" w:hAnsi="Cambria Math" w:cs="Cambria Math"/>
-          <w:color w:val="000000"/>
-        </w:rPr>
-        <w:t xml:space="preserve"> </w:t>
-      </w:r>
-      <w:r>
-        <w:rPr>
-          <w:rFonts w:ascii="Cambria Math" w:hAnsi="Cambria Math" w:cs="Cambria Math"/>
-          <w:color w:val="000000"/>
-        </w:rPr>
-        <w:t>𝒪</w:t>
-      </w:r>
-      <w:r>
-        <w:rPr>
-          <w:rFonts w:ascii="Cambria Math" w:hAnsi="Cambria Math" w:cs="Cambria Math"/>
-          <w:color w:val="000000"/>
-          <w:vertAlign w:val="subscript"/>
-        </w:rPr>
-        <w:t>T</w:t>
-      </w:r>
-      <w:r>
-        <w:rPr>
-          <w:rFonts w:ascii="Cambria Math" w:hAnsi="Cambria Math" w:cs="Cambria Math"/>
-          <w:color w:val="000000"/>
-        </w:rPr>
-        <w:t xml:space="preserve"> = </w:t>
-      </w:r>
-      <w:r>
-        <w:rPr>
-          <w:color w:val="000000"/>
-          <w:sz w:val="16"/>
-          <w:szCs w:val="16"/>
-        </w:rPr>
-        <w:t>{SQL_QUERY, WEB_SEARCH}</w:t>
-      </w:r>
-    </w:p>
-    <w:p>
-      <w:pPr>
-        <w:spacing w:after="60"/>
-        <w:jc w:val="both"/>
-        <w:rPr>
-          <w:color w:val="000000"/>
-        </w:rPr>
-      </w:pPr>
-      <w:r>
-        <w:rPr>
-          <w:color w:val="000000"/>
-        </w:rPr>
-        <w:t xml:space="preserve">And Operators </w:t>
-      </w:r>
-    </w:p>
-    <w:p>
-      <w:pPr>
-        <w:spacing w:after="60"/>
-        <w:rPr>
-          <w:color w:val="000000"/>
-          <w:sz w:val="16"/>
-          <w:szCs w:val="16"/>
-        </w:rPr>
-      </w:pPr>
-      <w:r>
-        <w:rPr>
-          <w:rFonts w:ascii="Cambria Math" w:hAnsi="Cambria Math" w:cs="Cambria Math"/>
-          <w:color w:val="000000"/>
-        </w:rPr>
-        <w:t>𝒪</w:t>
-      </w:r>
-      <w:r>
-        <w:rPr>
-          <w:rFonts w:ascii="Cambria Math" w:hAnsi="Cambria Math" w:cs="Cambria Math"/>
-          <w:color w:val="000000"/>
-          <w:vertAlign w:val="subscript"/>
-        </w:rPr>
-        <w:t>P</w:t>
-      </w:r>
-      <w:r>
-        <w:rPr>
-          <w:rFonts w:ascii="Cambria Math" w:hAnsi="Cambria Math" w:cs="Cambria Math"/>
-          <w:color w:val="000000"/>
-        </w:rPr>
-        <w:t xml:space="preserve"> = </w:t>
-      </w:r>
-      <w:r>
-        <w:rPr>
-          <w:color w:val="000000"/>
-          <w:sz w:val="16"/>
-          <w:szCs w:val="16"/>
-        </w:rPr>
-        <w:t>{SQL_GENERATE, SEARCH_QUERY_FORMULATE,</w:t>
-      </w:r>
-      <w:r>
-        <w:rPr>
-          <w:color w:val="000000"/>
-          <w:sz w:val="16"/>
-          <w:szCs w:val="16"/>
-        </w:rPr>
-        <w:t xml:space="preserve"> </w:t>
-      </w:r>
-      <w:r>
-        <w:rPr>
-          <w:color w:val="000000"/>
-          <w:sz w:val="16"/>
-          <w:szCs w:val="16"/>
-        </w:rPr>
-        <w:t>TOOL_REVIEW, TOOL_REFINE,</w:t>
-      </w:r>
-      <w:r>
-        <w:rPr>
-          <w:color w:val="000000"/>
-          <w:sz w:val="16"/>
-          <w:szCs w:val="16"/>
-        </w:rPr>
-        <w:t xml:space="preserve"> </w:t>
-      </w:r>
-      <w:r>
-        <w:rPr>
-          <w:color w:val="000000"/>
-          <w:sz w:val="16"/>
-          <w:szCs w:val="16"/>
-        </w:rPr>
-        <w:t>RESULT_EXTRACT, ORGANIZE_SOLUTION}</w:t>
-      </w:r>
-    </w:p>
-    <w:p>
-      <w:pPr>
-        <w:spacing w:after="60"/>
-        <w:rPr>
-          <w:rFonts w:ascii="Cambria Math" w:hAnsi="Cambria Math" w:cs="Cambria Math"/>
-          <w:color w:val="000000"/>
-          <w:vertAlign w:val="subscript"/>
-        </w:rPr>
-      </w:pPr>
-      <w:proofErr w:type="spellStart"/>
-      <w:r>
-        <w:rPr>
-          <w:rFonts w:ascii="Cambria Math" w:hAnsi="Cambria Math" w:cs="Cambria Math"/>
-          <w:color w:val="000000"/>
-        </w:rPr>
-        <w:t>O</w:t>
-      </w:r>
-      <w:r>
-        <w:rPr>
-          <w:rFonts w:ascii="Cambria Math" w:hAnsi="Cambria Math" w:cs="Cambria Math"/>
-          <w:color w:val="000000"/>
-        </w:rPr>
-        <w:t>utput</w:t>
-      </w:r>
-      <w:r>
-        <w:rPr>
-          <w:rFonts w:ascii="Cambria Math" w:hAnsi="Cambria Math" w:cs="Cambria Math"/>
-          <w:color w:val="000000"/>
-          <w:vertAlign w:val="subscript"/>
-        </w:rPr>
-        <w:t>o</w:t>
-      </w:r>
-      <w:proofErr w:type="spellEnd"/>
-      <w:r>
-        <w:rPr>
-          <w:rFonts w:ascii="Cambria Math" w:hAnsi="Cambria Math" w:cs="Cambria Math"/>
-          <w:color w:val="000000"/>
-        </w:rPr>
-        <w:t> = {</w:t>
-      </w:r>
-      <w:r>
-        <w:rPr>
-          <w:rFonts w:ascii="Cambria Math" w:hAnsi="Cambria Math" w:cs="Cambria Math"/>
-          <w:color w:val="000000"/>
-        </w:rPr>
-        <w:br/>
-        <w:t>  </w:t>
-      </w:r>
-      <w:r>
-        <w:rPr>
-          <w:rFonts w:ascii="Cambria Math" w:hAnsi="Cambria Math" w:cs="Cambria Math"/>
-          <w:color w:val="000000"/>
-        </w:rPr>
-        <w:tab/>
-      </w:r>
-      <w:r>
-        <w:rPr>
-          <w:rFonts w:ascii="Cambria Math" w:hAnsi="Cambria Math" w:cs="Cambria Math"/>
-          <w:color w:val="000000"/>
-        </w:rPr>
-        <w:t>𝔼</w:t>
-      </w:r>
-      <w:proofErr w:type="gramStart"/>
-      <w:r>
-        <w:rPr>
-          <w:rFonts w:ascii="Cambria Math" w:hAnsi="Cambria Math" w:cs="Cambria Math"/>
-          <w:color w:val="000000"/>
-          <w:vertAlign w:val="subscript"/>
-        </w:rPr>
-        <w:t>LLM</w:t>
-      </w:r>
-      <w:r>
-        <w:rPr>
-          <w:rFonts w:ascii="Cambria Math" w:hAnsi="Cambria Math" w:cs="Cambria Math"/>
-          <w:color w:val="000000"/>
-        </w:rPr>
-        <w:t>(</w:t>
-      </w:r>
-      <w:proofErr w:type="gramEnd"/>
-      <w:r>
-        <w:rPr>
-          <w:rFonts w:ascii="Cambria Math" w:hAnsi="Cambria Math" w:cs="Cambria Math"/>
-          <w:color w:val="000000"/>
-        </w:rPr>
-        <w:t xml:space="preserve">φ, ψ, </w:t>
-      </w:r>
-      <w:proofErr w:type="spellStart"/>
-      <w:proofErr w:type="gramStart"/>
-      <w:r>
-        <w:rPr>
-          <w:rFonts w:ascii="Cambria Math" w:hAnsi="Cambria Math" w:cs="Cambria Math"/>
-          <w:color w:val="000000"/>
-        </w:rPr>
-        <w:t>s</w:t>
-      </w:r>
-      <w:r>
-        <w:rPr>
-          <w:rFonts w:ascii="Cambria Math" w:hAnsi="Cambria Math" w:cs="Cambria Math"/>
-          <w:color w:val="000000"/>
-          <w:vertAlign w:val="subscript"/>
-        </w:rPr>
-        <w:t>t</w:t>
-      </w:r>
-      <w:proofErr w:type="spellEnd"/>
-      <w:r>
-        <w:rPr>
-          <w:rFonts w:ascii="Cambria Math" w:hAnsi="Cambria Math" w:cs="Cambria Math"/>
-          <w:color w:val="000000"/>
-        </w:rPr>
-        <w:t>)   </w:t>
-      </w:r>
-      <w:proofErr w:type="gramEnd"/>
-      <w:r>
-        <w:rPr>
-          <w:rFonts w:ascii="Cambria Math" w:hAnsi="Cambria Math" w:cs="Cambria Math"/>
-          <w:color w:val="000000"/>
-        </w:rPr>
-        <w:t xml:space="preserve">    </w:t>
-      </w:r>
-      <w:r>
-        <w:rPr>
-          <w:rFonts w:ascii="Cambria Math" w:hAnsi="Cambria Math" w:cs="Cambria Math"/>
-          <w:color w:val="000000"/>
-        </w:rPr>
-        <w:tab/>
-      </w:r>
-      <w:r>
-        <w:rPr>
-          <w:rFonts w:ascii="Cambria Math" w:hAnsi="Cambria Math" w:cs="Cambria Math"/>
-          <w:color w:val="000000"/>
-        </w:rPr>
-        <w:tab/>
-      </w:r>
-      <w:r>
-        <w:rPr>
-          <w:rFonts w:ascii="Cambria Math" w:hAnsi="Cambria Math" w:cs="Cambria Math"/>
-          <w:color w:val="000000"/>
-        </w:rPr>
-        <w:t>if O</w:t>
-      </w:r>
-      <w:r>
-        <w:rPr>
-          <w:rFonts w:ascii="Cambria Math" w:hAnsi="Cambria Math" w:cs="Cambria Math"/>
-          <w:color w:val="000000"/>
-          <w:vertAlign w:val="subscript"/>
-        </w:rPr>
-        <w:t>k</w:t>
-      </w:r>
-      <w:r>
-        <w:rPr>
-          <w:rFonts w:ascii="Cambria Math" w:hAnsi="Cambria Math" w:cs="Cambria Math"/>
-          <w:color w:val="000000"/>
-        </w:rPr>
-        <w:t> ∈ 𝒪</w:t>
-      </w:r>
-      <w:r>
-        <w:rPr>
-          <w:rFonts w:ascii="Cambria Math" w:hAnsi="Cambria Math" w:cs="Cambria Math"/>
-          <w:color w:val="000000"/>
-          <w:vertAlign w:val="subscript"/>
-        </w:rPr>
-        <w:t>P</w:t>
-      </w:r>
-      <w:r>
-        <w:rPr>
-          <w:rFonts w:ascii="Cambria Math" w:hAnsi="Cambria Math" w:cs="Cambria Math"/>
-          <w:color w:val="000000"/>
-        </w:rPr>
-        <w:br/>
-        <w:t>  </w:t>
-      </w:r>
-      <w:r>
-        <w:rPr>
-          <w:rFonts w:ascii="Cambria Math" w:hAnsi="Cambria Math" w:cs="Cambria Math"/>
-          <w:color w:val="000000"/>
-        </w:rPr>
-        <w:tab/>
-      </w:r>
-      <w:r>
-        <w:rPr>
-          <w:rFonts w:ascii="Cambria Math" w:hAnsi="Cambria Math" w:cs="Cambria Math"/>
-          <w:color w:val="000000"/>
-        </w:rPr>
-        <w:t>ℝ[O</w:t>
-      </w:r>
-      <w:r>
-        <w:rPr>
-          <w:rFonts w:ascii="Cambria Math" w:hAnsi="Cambria Math" w:cs="Cambria Math"/>
-          <w:color w:val="000000"/>
-          <w:vertAlign w:val="subscript"/>
-        </w:rPr>
-        <w:t>k</w:t>
-      </w:r>
-      <w:proofErr w:type="gramStart"/>
-      <w:r>
-        <w:rPr>
-          <w:rFonts w:ascii="Cambria Math" w:hAnsi="Cambria Math" w:cs="Cambria Math"/>
-          <w:color w:val="000000"/>
-        </w:rPr>
-        <w:t>].execute</w:t>
-      </w:r>
-      <w:proofErr w:type="gramEnd"/>
-      <w:r>
-        <w:rPr>
-          <w:rFonts w:ascii="Cambria Math" w:hAnsi="Cambria Math" w:cs="Cambria Math"/>
-          <w:color w:val="000000"/>
-        </w:rPr>
-        <w:t xml:space="preserve">(φ, </w:t>
-      </w:r>
-      <w:proofErr w:type="gramStart"/>
-      <w:r>
-        <w:rPr>
-          <w:rFonts w:ascii="Cambria Math" w:hAnsi="Cambria Math" w:cs="Cambria Math"/>
-          <w:color w:val="000000"/>
-        </w:rPr>
-        <w:t xml:space="preserve">ψ)  </w:t>
-      </w:r>
-      <w:r>
-        <w:rPr>
-          <w:rFonts w:ascii="Cambria Math" w:hAnsi="Cambria Math" w:cs="Cambria Math"/>
-          <w:color w:val="000000"/>
-        </w:rPr>
-        <w:tab/>
-      </w:r>
-      <w:proofErr w:type="gramEnd"/>
-      <w:r>
-        <w:rPr>
-          <w:rFonts w:ascii="Cambria Math" w:hAnsi="Cambria Math" w:cs="Cambria Math"/>
-          <w:color w:val="000000"/>
-        </w:rPr>
-        <w:t>if O</w:t>
-      </w:r>
-      <w:r>
-        <w:rPr>
-          <w:rFonts w:ascii="Cambria Math" w:hAnsi="Cambria Math" w:cs="Cambria Math"/>
-          <w:color w:val="000000"/>
-          <w:vertAlign w:val="subscript"/>
-        </w:rPr>
-        <w:t>k</w:t>
-      </w:r>
-      <w:r>
-        <w:rPr>
-          <w:rFonts w:ascii="Cambria Math" w:hAnsi="Cambria Math" w:cs="Cambria Math"/>
-          <w:color w:val="000000"/>
-        </w:rPr>
-        <w:t> ∈ 𝒪</w:t>
-      </w:r>
-      <w:r>
-        <w:rPr>
-          <w:rFonts w:ascii="Cambria Math" w:hAnsi="Cambria Math" w:cs="Cambria Math"/>
-          <w:color w:val="000000"/>
-          <w:vertAlign w:val="subscript"/>
-        </w:rPr>
-        <w:t>T</w:t>
-      </w:r>
-    </w:p>
-    <w:p>
-      <w:pPr>
-        <w:spacing w:after="60"/>
-        <w:rPr>
-          <w:rFonts w:ascii="Cambria Math" w:hAnsi="Cambria Math" w:cs="Cambria Math"/>
-          <w:color w:val="000000"/>
-        </w:rPr>
-      </w:pPr>
-      <w:r>
-        <w:rPr>
-          <w:rFonts w:ascii="Cambria Math" w:hAnsi="Cambria Math" w:cs="Cambria Math"/>
-          <w:color w:val="000000"/>
-        </w:rPr>
-        <w:t>}</w:t>
-      </w:r>
-    </w:p>
-    <w:p>
-      <w:pPr>
-        <w:spacing w:after="60"/>
-        <w:rPr>
-          <w:color w:val="000000"/>
-        </w:rPr>
-      </w:pPr>
-      <w:r>
-        <w:rPr>
-          <w:color w:val="000000"/>
-        </w:rPr>
-        <w:t xml:space="preserve">Tool operators </w:t>
-      </w:r>
-      <w:proofErr w:type="gramStart"/>
-      <w:r>
-        <w:rPr>
-          <w:color w:val="000000"/>
-        </w:rPr>
-        <w:t>dispatch to</w:t>
-      </w:r>
-      <w:proofErr w:type="gramEnd"/>
-      <w:r>
-        <w:rPr>
-          <w:color w:val="000000"/>
-        </w:rPr>
-        <w:t xml:space="preserve"> </w:t>
-      </w:r>
-      <w:proofErr w:type="spellStart"/>
-      <w:r>
-        <w:rPr>
-          <w:color w:val="000000"/>
-        </w:rPr>
-        <w:t>ToolRegistry</w:t>
-      </w:r>
-      <w:proofErr w:type="spellEnd"/>
-      <w:r>
-        <w:rPr>
-          <w:color w:val="000000"/>
-        </w:rPr>
-        <w:t xml:space="preserve"> </w:t>
-      </w:r>
-      <w:r>
-        <w:rPr>
-          <w:color w:val="000000"/>
-        </w:rPr>
-        <w:t>(</w:t>
-      </w:r>
-      <w:r>
-        <w:rPr>
-          <w:color w:val="000000"/>
-        </w:rPr>
-        <w:t>ℝ</w:t>
-      </w:r>
-      <w:r>
-        <w:rPr>
-          <w:color w:val="000000"/>
-        </w:rPr>
-        <w:t>)</w:t>
-      </w:r>
-      <w:r>
-        <w:rPr>
-          <w:color w:val="000000"/>
-        </w:rPr>
-        <w:t xml:space="preserve"> </w:t>
-      </w:r>
-      <w:r>
-        <w:rPr>
-          <w:color w:val="000000"/>
-        </w:rPr>
-        <w:t>to</w:t>
-      </w:r>
-      <w:r>
-        <w:rPr>
-          <w:color w:val="000000"/>
-        </w:rPr>
-        <w:t xml:space="preserve"> real SQLite execution or live </w:t>
-      </w:r>
-      <w:proofErr w:type="spellStart"/>
-      <w:r>
-        <w:rPr>
-          <w:b/>
-          <w:bCs/>
-          <w:color w:val="000000"/>
-        </w:rPr>
         <w:t>Tavily</w:t>
       </w:r>
-      <w:proofErr w:type="spellEnd"/>
-      <w:r>
-        <w:rPr>
-          <w:color w:val="000000"/>
-        </w:rPr>
-        <w:t xml:space="preserve"> retrieval. Parametric operators remain LLM-executed as in </w:t>
-      </w:r>
-      <w:proofErr w:type="spellStart"/>
-      <w:r>
-        <w:rPr>
-          <w:color w:val="000000"/>
-        </w:rPr>
-        <w:t>DyFlow</w:t>
-      </w:r>
-      <w:proofErr w:type="spellEnd"/>
-      <w:r>
-        <w:rPr>
-          <w:color w:val="000000"/>
-        </w:rPr>
-        <w:t>.</w:t>
+      <w:r>
+        <w:rPr>
+          <w:color w:val="000000"/>
+        </w:rPr>
+        <w:t xml:space="preserve"> retrieval. Parametric operators remain LLM-executed as in DyFlow.</w:t>
       </w:r>
     </w:p>
     <w:p>
@@ -4503,7 +3650,6 @@
                 <w:szCs w:val="18"/>
               </w:rPr>
             </w:pPr>
-            <w:proofErr w:type="spellStart"/>
             <w:r>
               <w:rPr>
                 <w:b/>
@@ -4514,7 +3660,6 @@
               </w:rPr>
               <w:t>DyFlow</w:t>
             </w:r>
-            <w:proofErr w:type="spellEnd"/>
           </w:p>
         </w:tc>
         <w:tc>
@@ -4534,7 +3679,6 @@
                 <w:szCs w:val="18"/>
               </w:rPr>
             </w:pPr>
-            <w:proofErr w:type="spellStart"/>
             <w:r>
               <w:rPr>
                 <w:b/>
@@ -4545,7 +3689,6 @@
               </w:rPr>
               <w:t>DyFlow</w:t>
             </w:r>
-            <w:proofErr w:type="spellEnd"/>
           </w:p>
         </w:tc>
       </w:tr>
@@ -4808,14 +3951,7 @@
         <w:rPr>
           <w:color w:val="000000"/>
         </w:rPr>
-        <w:t xml:space="preserve">The TOOL_REVIEW operator issues a verdict v ∈ {ACCEPT, RETRY, ESCALATE}. ACCEPT updates state normally; RETRY invokes TOOL_REFINE to rewrite the query and re-execute (up to </w:t>
-      </w:r>
-      <w:proofErr w:type="spellStart"/>
-      <w:r>
-        <w:rPr>
-          <w:color w:val="000000"/>
-        </w:rPr>
-        <w:t>R</w:t>
+        <w:t>The TOOL_REVIEW operator issues a verdict v ∈ {ACCEPT, RETRY, ESCALATE}. ACCEPT updates state normally; RETRY invokes TOOL_REFINE to rewrite the query and re-execute (up to R</w:t>
       </w:r>
       <w:r>
         <w:rPr>
@@ -4824,14 +3960,12 @@
         </w:rPr>
         <w:t>max</w:t>
       </w:r>
-      <w:proofErr w:type="spellEnd"/>
       <w:r>
         <w:rPr>
           <w:color w:val="000000"/>
         </w:rPr>
         <w:t xml:space="preserve"> = 1); ESCALATE triggers designer replanning via </w:t>
       </w:r>
-      <w:proofErr w:type="spellStart"/>
       <w:r>
         <w:rPr>
           <w:rFonts w:ascii="Cambria Math" w:hAnsi="Cambria Math"/>
@@ -4847,31 +3981,21 @@
         </w:rPr>
         <w:t>replan</w:t>
       </w:r>
-      <w:proofErr w:type="spellEnd"/>
       <w:r>
         <w:rPr>
           <w:rFonts w:ascii="Cambria Math" w:hAnsi="Cambria Math"/>
           <w:color w:val="000000"/>
         </w:rPr>
-        <w:t>(</w:t>
-      </w:r>
-      <w:proofErr w:type="spellStart"/>
+        <w:t>(s</w:t>
+      </w:r>
       <w:r>
         <w:rPr>
           <w:rFonts w:ascii="Cambria Math" w:hAnsi="Cambria Math"/>
           <w:color w:val="000000"/>
-        </w:rPr>
-        <w:t>s</w:t>
-      </w:r>
-      <w:r>
-        <w:rPr>
-          <w:rFonts w:ascii="Cambria Math" w:hAnsi="Cambria Math"/>
-          <w:color w:val="000000"/>
           <w:vertAlign w:val="subscript"/>
         </w:rPr>
         <w:t>t</w:t>
       </w:r>
-      <w:proofErr w:type="spellEnd"/>
       <w:r>
         <w:rPr>
           <w:rFonts w:ascii="Cambria Math" w:hAnsi="Cambria Math"/>
@@ -4916,11 +4040,9 @@
         <w:spacing w:after="60"/>
         <w:jc w:val="both"/>
       </w:pPr>
-      <w:proofErr w:type="spellStart"/>
       <w:r>
         <w:t>DyFlow</w:t>
       </w:r>
-      <w:proofErr w:type="spellEnd"/>
       <w:r>
         <w:t xml:space="preserve">: </w:t>
       </w:r>
@@ -4942,24 +4064,14 @@
         </w:rPr>
         <w:t>𝔼</w:t>
       </w:r>
-      <w:proofErr w:type="spellStart"/>
       <w:r>
         <w:rPr>
           <w:vertAlign w:val="subscript"/>
         </w:rPr>
         <w:t>p~D</w:t>
       </w:r>
-      <w:proofErr w:type="spellEnd"/>
-      <w:r>
-        <w:t> </w:t>
-      </w:r>
-      <w:proofErr w:type="gramStart"/>
-      <w:r>
-        <w:t>R(</w:t>
-      </w:r>
-      <w:proofErr w:type="gramEnd"/>
-      <w:r>
-        <w:t>p; π)</w:t>
+      <w:r>
+        <w:t> R(p; π)</w:t>
       </w:r>
     </w:p>
     <w:p>
@@ -4975,15 +4087,7 @@
         <w:t>J(π)</w:t>
       </w:r>
       <w:r>
-        <w:t xml:space="preserve"> in the original </w:t>
-      </w:r>
-      <w:proofErr w:type="spellStart"/>
-      <w:r>
-        <w:t>DyFlow</w:t>
-      </w:r>
-      <w:proofErr w:type="spellEnd"/>
-      <w:r>
-        <w:t xml:space="preserve"> is a </w:t>
+        <w:t xml:space="preserve"> in the original DyFlow is a </w:t>
       </w:r>
       <w:r>
         <w:rPr>
@@ -4996,15 +4100,7 @@
         <w:t>.</w:t>
       </w:r>
       <w:r>
-        <w:t xml:space="preserve"> </w:t>
-      </w:r>
-      <w:proofErr w:type="gramStart"/>
-      <w:r>
-        <w:t>it</w:t>
-      </w:r>
-      <w:proofErr w:type="gramEnd"/>
-      <w:r>
-        <w:t xml:space="preserve"> </w:t>
+        <w:t xml:space="preserve"> it </w:t>
       </w:r>
       <w:r>
         <w:t xml:space="preserve">will </w:t>
@@ -5019,15 +4115,7 @@
         <w:jc w:val="both"/>
       </w:pPr>
       <w:r>
-        <w:t xml:space="preserve">This used for training the </w:t>
-      </w:r>
-      <w:proofErr w:type="spellStart"/>
-      <w:r>
-        <w:t>DyFlow</w:t>
-      </w:r>
-      <w:proofErr w:type="spellEnd"/>
-      <w:r>
-        <w:t xml:space="preserve"> Planner with base operators</w:t>
+        <w:t>This used for training the DyFlow Planner with base operators</w:t>
       </w:r>
     </w:p>
     <w:p>
@@ -5036,15 +4124,7 @@
         <w:jc w:val="both"/>
       </w:pPr>
       <w:r>
-        <w:t xml:space="preserve">For </w:t>
-      </w:r>
-      <w:proofErr w:type="spellStart"/>
-      <w:r>
-        <w:t>DyFlow</w:t>
-      </w:r>
-      <w:proofErr w:type="spellEnd"/>
-      <w:r>
-        <w:t>-T</w:t>
+        <w:t>For DyFlow-T</w:t>
       </w:r>
     </w:p>
     <w:p>
@@ -5055,7 +4135,6 @@
           <w:rFonts w:ascii="Cambria Math" w:hAnsi="Cambria Math"/>
         </w:rPr>
       </w:pPr>
-      <w:proofErr w:type="gramStart"/>
       <w:r>
         <w:rPr>
           <w:rFonts w:ascii="Cambria Math" w:hAnsi="Cambria Math"/>
@@ -5073,30 +4152,8 @@
         <w:rPr>
           <w:rFonts w:ascii="Cambria Math" w:hAnsi="Cambria Math"/>
         </w:rPr>
-        <w:t>(</w:t>
-      </w:r>
-      <w:proofErr w:type="gramEnd"/>
-      <w:r>
-        <w:rPr>
-          <w:rFonts w:ascii="Cambria Math" w:hAnsi="Cambria Math"/>
-        </w:rPr>
-        <w:t xml:space="preserve">τ, y*) = </w:t>
-      </w:r>
-      <w:proofErr w:type="gramStart"/>
-      <w:r>
-        <w:rPr>
-          <w:rFonts w:ascii="Cambria Math" w:hAnsi="Cambria Math"/>
-        </w:rPr>
-        <w:t>EX(</w:t>
-      </w:r>
-      <w:proofErr w:type="gramEnd"/>
-      <w:r>
-        <w:rPr>
-          <w:rFonts w:ascii="Cambria Math" w:hAnsi="Cambria Math"/>
-        </w:rPr>
-        <w:t>ŷ, y*) + F1</w:t>
-      </w:r>
-      <w:proofErr w:type="gramStart"/>
+        <w:t>(τ, y*) = EX(ŷ, y*) + F1</w:t>
+      </w:r>
       <w:r>
         <w:rPr>
           <w:rFonts w:ascii="Cambria Math" w:hAnsi="Cambria Math"/>
@@ -5108,14 +4165,7 @@
         <w:rPr>
           <w:rFonts w:ascii="Cambria Math" w:hAnsi="Cambria Math"/>
         </w:rPr>
-        <w:t>(</w:t>
-      </w:r>
-      <w:proofErr w:type="gramEnd"/>
-      <w:r>
-        <w:rPr>
-          <w:rFonts w:ascii="Cambria Math" w:hAnsi="Cambria Math"/>
-        </w:rPr>
-        <w:t>ŷ, y*) + ER(τ) + TE(τ)</w:t>
+        <w:t>(ŷ, y*) + ER(τ) + TE(τ)</w:t>
       </w:r>
     </w:p>
     <w:p>
@@ -5123,7 +4173,6 @@
         <w:spacing w:after="60"/>
         <w:jc w:val="both"/>
       </w:pPr>
-      <w:proofErr w:type="gramStart"/>
       <w:r>
         <w:t>J</w:t>
       </w:r>
@@ -5134,11 +4183,7 @@
         <w:t>T</w:t>
       </w:r>
       <w:r>
-        <w:t>(</w:t>
-      </w:r>
-      <w:proofErr w:type="gramEnd"/>
-      <w:r>
-        <w:t>τ, y*)</w:t>
+        <w:t>(τ, y*)</w:t>
       </w:r>
       <w:r>
         <w:t xml:space="preserve"> (</w:t>
@@ -5181,14 +4226,9 @@
         <w:spacing w:after="60"/>
         <w:jc w:val="both"/>
       </w:pPr>
-      <w:proofErr w:type="gramStart"/>
       <w:r>
         <w:lastRenderedPageBreak/>
-        <w:t>EX(</w:t>
-      </w:r>
-      <w:proofErr w:type="gramEnd"/>
-      <w:r>
-        <w:t>ŷ, y*)</w:t>
+        <w:t>EX(ŷ, y*)</w:t>
       </w:r>
       <w:r>
         <w:t xml:space="preserve"> = </w:t>
@@ -5211,11 +4251,9 @@
       <w:r>
         <w:t xml:space="preserve"> and </w:t>
       </w:r>
-      <w:proofErr w:type="spellStart"/>
       <w:r>
         <w:t>LiveNewsBench</w:t>
       </w:r>
-      <w:proofErr w:type="spellEnd"/>
       <w:r>
         <w:t xml:space="preserve"> for normalized match</w:t>
       </w:r>
@@ -5228,7 +4266,6 @@
       <w:r>
         <w:t>F1</w:t>
       </w:r>
-      <w:proofErr w:type="gramStart"/>
       <w:r>
         <w:rPr>
           <w:vertAlign w:val="subscript"/>
@@ -5236,11 +4273,7 @@
         <w:t>token</w:t>
       </w:r>
       <w:r>
-        <w:t>(</w:t>
-      </w:r>
-      <w:proofErr w:type="gramEnd"/>
-      <w:r>
-        <w:t>ŷ, y*)</w:t>
+        <w:t>(ŷ, y*)</w:t>
       </w:r>
       <w:r>
         <w:t xml:space="preserve"> = </w:t>
@@ -5252,15 +4285,7 @@
         <w:t xml:space="preserve">. This use for </w:t>
       </w:r>
       <w:r>
-        <w:t xml:space="preserve">news answers </w:t>
-      </w:r>
-      <w:proofErr w:type="gramStart"/>
-      <w:r>
-        <w:t>vary</w:t>
-      </w:r>
-      <w:proofErr w:type="gramEnd"/>
-      <w:r>
-        <w:t xml:space="preserve"> in phrasing (Balen vs Balendra)</w:t>
+        <w:t>news answers vary in phrasing (Balen vs Balendra)</w:t>
       </w:r>
       <w:r>
         <w:t xml:space="preserve"> </w:t>
@@ -5287,15 +4312,7 @@
         <w:t>tool reliability</w:t>
       </w:r>
       <w:r>
-        <w:t xml:space="preserve">. This is specific to </w:t>
-      </w:r>
-      <w:proofErr w:type="spellStart"/>
-      <w:r>
-        <w:t>DyFlow</w:t>
-      </w:r>
-      <w:proofErr w:type="spellEnd"/>
-      <w:r>
-        <w:t xml:space="preserve">-T tools </w:t>
+        <w:t xml:space="preserve">. This is specific to DyFlow-T tools </w:t>
       </w:r>
       <w:r>
         <w:t>TOOL_REVIEW ESCALATE verdicts need penalizing</w:t>
@@ -5340,15 +4357,7 @@
         <w:t>T</w:t>
       </w:r>
       <w:r>
-        <w:t>(</w:t>
-      </w:r>
-      <w:proofErr w:type="spellStart"/>
-      <w:r>
-        <w:t>DyFlow</w:t>
-      </w:r>
-      <w:proofErr w:type="spellEnd"/>
-      <w:r>
-        <w:t>-T) − J</w:t>
+        <w:t>(DyFlow-T) − J</w:t>
       </w:r>
       <w:r>
         <w:rPr>
@@ -5357,15 +4366,7 @@
         <w:t>T</w:t>
       </w:r>
       <w:r>
-        <w:t>(</w:t>
-      </w:r>
-      <w:proofErr w:type="spellStart"/>
-      <w:r>
-        <w:t>DyFlow</w:t>
-      </w:r>
-      <w:proofErr w:type="spellEnd"/>
-      <w:r>
-        <w:t>) &gt; 0</w:t>
+        <w:t>(DyFlow) &gt; 0</w:t>
       </w:r>
     </w:p>
     <w:p>
@@ -5401,25 +4402,80 @@
           <w:bCs/>
           <w:color w:val="000000"/>
         </w:rPr>
-        <w:t xml:space="preserve">E. Algorithm 1 — </w:t>
-      </w:r>
-      <w:proofErr w:type="spellStart"/>
+        <w:t>E. Algorithm 1 — DyFlow (Original)</w:t>
+      </w:r>
+    </w:p>
+    <w:p>
+      <w:pPr>
+        <w:spacing w:before="140" w:after="60"/>
+      </w:pPr>
       <w:r>
         <w:rPr>
           <w:b/>
           <w:bCs/>
-          <w:color w:val="000000"/>
-        </w:rPr>
-        <w:t>DyFlow</w:t>
-      </w:r>
-      <w:proofErr w:type="spellEnd"/>
+        </w:rPr>
+        <w:t>Algorithm 1</w:t>
+      </w:r>
+      <w:r>
+        <w:t xml:space="preserve"> DyFlow Framework for Complex Reasoning</w:t>
+      </w:r>
+    </w:p>
+    <w:p>
+      <w:pPr>
+        <w:spacing w:before="140" w:after="60"/>
+      </w:pPr>
       <w:r>
         <w:rPr>
           <w:b/>
           <w:bCs/>
-          <w:color w:val="000000"/>
-        </w:rPr>
-        <w:t xml:space="preserve"> (Original)</w:t>
+        </w:rPr>
+        <w:t>Require:</w:t>
+      </w:r>
+      <w:r>
+        <w:t xml:space="preserve"> Task </w:t>
+      </w:r>
+      <w:r>
+        <w:rPr>
+          <w:i/>
+          <w:iCs/>
+        </w:rPr>
+        <w:t>p</w:t>
+      </w:r>
+      <w:r>
+        <w:t xml:space="preserve">, templates </w:t>
+      </w:r>
+      <w:r>
+        <w:rPr>
+          <w:rFonts w:ascii="Cambria Math" w:hAnsi="Cambria Math" w:cs="Cambria Math"/>
+        </w:rPr>
+        <w:t>𝒪</w:t>
+      </w:r>
+      <w:r>
+        <w:t>, designer π</w:t>
+      </w:r>
+      <w:r>
+        <w:rPr>
+          <w:vertAlign w:val="subscript"/>
+        </w:rPr>
+        <w:t>θ</w:t>
+      </w:r>
+      <w:r>
+        <w:t>, executor π_exec, budget T</w:t>
+      </w:r>
+      <w:r>
+        <w:rPr>
+          <w:vertAlign w:val="subscript"/>
+        </w:rPr>
+        <w:t>max</w:t>
+      </w:r>
+      <w:r>
+        <w:t>, summarizer f</w:t>
+      </w:r>
+      <w:r>
+        <w:rPr>
+          <w:vertAlign w:val="subscript"/>
+        </w:rPr>
+        <w:t>summary</w:t>
       </w:r>
     </w:p>
     <w:p>
@@ -5431,113 +4487,17 @@
           <w:b/>
           <w:bCs/>
         </w:rPr>
-        <w:t>Algorithm 1</w:t>
-      </w:r>
-      <w:r>
-        <w:t xml:space="preserve"> </w:t>
-      </w:r>
-      <w:proofErr w:type="spellStart"/>
-      <w:r>
-        <w:t>DyFlow</w:t>
-      </w:r>
-      <w:proofErr w:type="spellEnd"/>
-      <w:r>
-        <w:t xml:space="preserve"> Framework for Complex Reasoning</w:t>
-      </w:r>
-    </w:p>
-    <w:p>
-      <w:pPr>
-        <w:spacing w:before="140" w:after="60"/>
-      </w:pPr>
-      <w:r>
-        <w:rPr>
-          <w:b/>
-          <w:bCs/>
-        </w:rPr>
-        <w:t>Require:</w:t>
-      </w:r>
-      <w:r>
-        <w:t xml:space="preserve"> Task </w:t>
-      </w:r>
-      <w:r>
-        <w:rPr>
-          <w:i/>
-          <w:iCs/>
-        </w:rPr>
-        <w:t>p</w:t>
-      </w:r>
-      <w:r>
-        <w:t xml:space="preserve">, templates </w:t>
-      </w:r>
-      <w:r>
-        <w:rPr>
-          <w:rFonts w:ascii="Cambria Math" w:hAnsi="Cambria Math" w:cs="Cambria Math"/>
-        </w:rPr>
-        <w:t>𝒪</w:t>
-      </w:r>
-      <w:r>
-        <w:t>, designer π</w:t>
+        <w:t>Ensure:</w:t>
+      </w:r>
+      <w:r>
+        <w:t xml:space="preserve"> Final answer s</w:t>
       </w:r>
       <w:r>
         <w:rPr>
           <w:vertAlign w:val="subscript"/>
         </w:rPr>
-        <w:t>θ</w:t>
-      </w:r>
-      <w:r>
-        <w:t xml:space="preserve">, executor π_exec, budget </w:t>
-      </w:r>
-      <w:proofErr w:type="spellStart"/>
-      <w:r>
         <w:t>T</w:t>
       </w:r>
-      <w:r>
-        <w:rPr>
-          <w:vertAlign w:val="subscript"/>
-        </w:rPr>
-        <w:t>max</w:t>
-      </w:r>
-      <w:proofErr w:type="spellEnd"/>
-      <w:r>
-        <w:t xml:space="preserve">, summarizer </w:t>
-      </w:r>
-      <w:proofErr w:type="spellStart"/>
-      <w:r>
-        <w:t>f</w:t>
-      </w:r>
-      <w:r>
-        <w:rPr>
-          <w:vertAlign w:val="subscript"/>
-        </w:rPr>
-        <w:t>summary</w:t>
-      </w:r>
-      <w:proofErr w:type="spellEnd"/>
-    </w:p>
-    <w:p>
-      <w:pPr>
-        <w:spacing w:before="140" w:after="60"/>
-      </w:pPr>
-      <w:r>
-        <w:rPr>
-          <w:b/>
-          <w:bCs/>
-        </w:rPr>
-        <w:t>Ensure:</w:t>
-      </w:r>
-      <w:r>
-        <w:t xml:space="preserve"> Final answer </w:t>
-      </w:r>
-      <w:proofErr w:type="spellStart"/>
-      <w:r>
-        <w:t>s</w:t>
-      </w:r>
-      <w:r>
-        <w:rPr>
-          <w:vertAlign w:val="subscript"/>
-        </w:rPr>
-        <w:t>T</w:t>
-      </w:r>
-      <w:proofErr w:type="spellEnd"/>
       <w:r>
         <w:t xml:space="preserve"> and trajectory τ</w:t>
       </w:r>
@@ -5612,83 +4572,47 @@
           <w:iCs/>
           <w:color w:val="000000"/>
         </w:rPr>
-        <w:t xml:space="preserve">F. Algorithm 2 — </w:t>
-      </w:r>
-      <w:proofErr w:type="spellStart"/>
-      <w:r>
+        <w:t>F. Algorithm 2 — DyFlow-T (Proposed)</w:t>
+      </w:r>
+    </w:p>
+    <w:p>
+      <w:pPr>
+        <w:spacing w:before="60" w:after="80"/>
         <w:rPr>
           <w:b/>
           <w:bCs/>
-          <w:i/>
-          <w:iCs/>
-          <w:color w:val="000000"/>
-        </w:rPr>
-        <w:t>DyFlow</w:t>
-      </w:r>
-      <w:proofErr w:type="spellEnd"/>
+          <w:color w:val="000000"/>
+        </w:rPr>
+      </w:pPr>
       <w:r>
         <w:rPr>
           <w:b/>
           <w:bCs/>
-          <w:i/>
-          <w:iCs/>
-          <w:color w:val="000000"/>
-        </w:rPr>
-        <w:t>-T (Proposed)</w:t>
-      </w:r>
-    </w:p>
-    <w:p>
-      <w:pPr>
-        <w:spacing w:before="60" w:after="80"/>
+          <w:color w:val="000000"/>
+        </w:rPr>
+        <w:t>A</w:t>
+      </w:r>
+      <w:r>
         <w:rPr>
           <w:b/>
           <w:bCs/>
           <w:color w:val="000000"/>
         </w:rPr>
-      </w:pPr>
+        <w:t xml:space="preserve">lgorithm </w:t>
+      </w:r>
       <w:r>
         <w:rPr>
           <w:b/>
           <w:bCs/>
           <w:color w:val="000000"/>
         </w:rPr>
-        <w:t>A</w:t>
-      </w:r>
-      <w:r>
-        <w:rPr>
-          <w:b/>
-          <w:bCs/>
-          <w:color w:val="000000"/>
-        </w:rPr>
-        <w:t xml:space="preserve">lgorithm </w:t>
-      </w:r>
-      <w:r>
-        <w:rPr>
-          <w:b/>
-          <w:bCs/>
-          <w:color w:val="000000"/>
-        </w:rPr>
         <w:t>2</w:t>
       </w:r>
       <w:r>
         <w:rPr>
           <w:color w:val="000000"/>
         </w:rPr>
-        <w:t xml:space="preserve">: </w:t>
-      </w:r>
-      <w:proofErr w:type="spellStart"/>
-      <w:r>
-        <w:rPr>
-          <w:color w:val="000000"/>
-        </w:rPr>
-        <w:t>DyFlow</w:t>
-      </w:r>
-      <w:proofErr w:type="spellEnd"/>
-      <w:r>
-        <w:rPr>
-          <w:color w:val="000000"/>
-        </w:rPr>
-        <w:t>-T</w:t>
+        <w:t>: DyFlow-T</w:t>
       </w:r>
       <w:r>
         <w:rPr>
@@ -5790,49 +4714,7 @@
         <w:rPr>
           <w:color w:val="000000"/>
         </w:rPr>
-        <w:t xml:space="preserve">Algorithm 2 extends Algorithm 1 at five points: Line 3 (designer now selects between SQL and Web chains), Line 6 (conditional routing to O_T), Line 8 (real external execution via </w:t>
-      </w:r>
-      <w:proofErr w:type="spellStart"/>
-      <w:r>
-        <w:rPr>
-          <w:color w:val="000000"/>
-        </w:rPr>
-        <w:t>ToolRegistry</w:t>
-      </w:r>
-      <w:proofErr w:type="spellEnd"/>
-      <w:r>
-        <w:rPr>
-          <w:color w:val="000000"/>
-        </w:rPr>
-        <w:t xml:space="preserve">), Line 9 (TOOL_REVIEW quality gate), and Line 11 (TOOL_REFINE query correction). All other lines are structurally identical, confirming </w:t>
-      </w:r>
-      <w:proofErr w:type="spellStart"/>
-      <w:r>
-        <w:rPr>
-          <w:color w:val="000000"/>
-        </w:rPr>
-        <w:t>DyFlow</w:t>
-      </w:r>
-      <w:proofErr w:type="spellEnd"/>
-      <w:r>
-        <w:rPr>
-          <w:color w:val="000000"/>
-        </w:rPr>
-        <w:t xml:space="preserve">-T is a minimal non-breaking extension of </w:t>
-      </w:r>
-      <w:proofErr w:type="spellStart"/>
-      <w:r>
-        <w:rPr>
-          <w:color w:val="000000"/>
-        </w:rPr>
-        <w:t>DyFlow</w:t>
-      </w:r>
-      <w:proofErr w:type="spellEnd"/>
-      <w:r>
-        <w:rPr>
-          <w:color w:val="000000"/>
-        </w:rPr>
-        <w:t xml:space="preserve">. Complexity overhead is at most four additional LLM/API calls per </w:t>
+        <w:t xml:space="preserve">Algorithm 2 extends Algorithm 1 at five points: Line 3 (designer now selects between SQL and Web chains), Line 6 (conditional routing to O_T), Line 8 (real external execution via ToolRegistry), Line 9 (TOOL_REVIEW quality gate), and Line 11 (TOOL_REFINE query correction). All other lines are structurally identical, confirming DyFlow-T is a minimal non-breaking extension of DyFlow. Complexity overhead is at most four additional LLM/API calls per </w:t>
       </w:r>
       <w:r>
         <w:rPr>
@@ -5894,21 +4776,7 @@
         <w:rPr>
           <w:color w:val="000000"/>
         </w:rPr>
-        <w:t xml:space="preserve">comprises 165 validation questions across three difficulty levels requiring current factual knowledge, multi-step web retrieval, and real-world reasoning. Level 1: single-hop live facts. Level 2: chained retrieval. Level 3: multi-source synthesis. Evaluated with </w:t>
-      </w:r>
-      <w:proofErr w:type="spellStart"/>
-      <w:r>
-        <w:rPr>
-          <w:color w:val="000000"/>
-        </w:rPr>
-        <w:t>normalised</w:t>
-      </w:r>
-      <w:proofErr w:type="spellEnd"/>
-      <w:r>
-        <w:rPr>
-          <w:color w:val="000000"/>
-        </w:rPr>
-        <w:t xml:space="preserve"> exact match and LLM judge fallback.</w:t>
+        <w:t>comprises 165 validation questions across three difficulty levels requiring current factual knowledge, multi-step web retrieval, and real-world reasoning. Level 1: single-hop live facts. Level 2: chained retrieval. Level 3: multi-source synthesis. Evaluated with normalised exact match and LLM judge fallback.</w:t>
       </w:r>
     </w:p>
     <w:p>
@@ -5920,23 +4788,13 @@
           <w:color w:val="000000"/>
         </w:rPr>
       </w:pPr>
-      <w:proofErr w:type="spellStart"/>
       <w:r>
         <w:rPr>
           <w:b/>
           <w:bCs/>
           <w:color w:val="000000"/>
         </w:rPr>
-        <w:t>LiveNewsBench</w:t>
-      </w:r>
-      <w:proofErr w:type="spellEnd"/>
-      <w:r>
-        <w:rPr>
-          <w:b/>
-          <w:bCs/>
-          <w:color w:val="000000"/>
-        </w:rPr>
-        <w:t xml:space="preserve"> [10] </w:t>
+        <w:t xml:space="preserve">LiveNewsBench [10] </w:t>
       </w:r>
       <w:r>
         <w:rPr>
@@ -5949,63 +4807,7 @@
           <w:color w:val="000000"/>
         </w:rPr>
         <w:lastRenderedPageBreak/>
-        <w:t xml:space="preserve">mechanism. This design choice makes </w:t>
-      </w:r>
-      <w:proofErr w:type="spellStart"/>
-      <w:r>
-        <w:rPr>
-          <w:color w:val="000000"/>
-        </w:rPr>
-        <w:t>LiveNewsBench</w:t>
-      </w:r>
-      <w:proofErr w:type="spellEnd"/>
-      <w:r>
-        <w:rPr>
-          <w:color w:val="000000"/>
-        </w:rPr>
-        <w:t xml:space="preserve"> categorically different from benchmarks like MATH or </w:t>
-      </w:r>
-      <w:proofErr w:type="spellStart"/>
-      <w:r>
-        <w:rPr>
-          <w:color w:val="000000"/>
-        </w:rPr>
-        <w:t>HumanEval</w:t>
-      </w:r>
-      <w:proofErr w:type="spellEnd"/>
-      <w:r>
-        <w:rPr>
-          <w:color w:val="000000"/>
-        </w:rPr>
-        <w:t xml:space="preserve">, where the knowledge required is timeless and retrievable from training data. In </w:t>
-      </w:r>
-      <w:proofErr w:type="spellStart"/>
-      <w:r>
-        <w:rPr>
-          <w:color w:val="000000"/>
-        </w:rPr>
-        <w:t>LiveNewsBench</w:t>
-      </w:r>
-      <w:proofErr w:type="spellEnd"/>
-      <w:r>
-        <w:rPr>
-          <w:color w:val="000000"/>
-        </w:rPr>
-        <w:t xml:space="preserve">, </w:t>
-      </w:r>
-      <w:proofErr w:type="gramStart"/>
-      <w:r>
-        <w:rPr>
-          <w:color w:val="000000"/>
-        </w:rPr>
-        <w:t>the knowledge</w:t>
-      </w:r>
-      <w:proofErr w:type="gramEnd"/>
-      <w:r>
-        <w:rPr>
-          <w:color w:val="000000"/>
-        </w:rPr>
-        <w:t xml:space="preserve"> simply does not exist inside the model.</w:t>
+        <w:t>mechanism. This design choice makes LiveNewsBench categorically different from benchmarks like MATH or HumanEval, where the knowledge required is timeless and retrievable from training data. In LiveNewsBench, the knowledge simply does not exist inside the model.</w:t>
       </w:r>
     </w:p>
     <w:p>
@@ -6015,39 +4817,7 @@
         <w:jc w:val="both"/>
       </w:pPr>
       <w:r>
-        <w:t xml:space="preserve">This property makes it the ideal controlled experiment for </w:t>
-      </w:r>
-      <w:proofErr w:type="spellStart"/>
-      <w:r>
-        <w:t>DyFlow</w:t>
-      </w:r>
-      <w:proofErr w:type="spellEnd"/>
-      <w:r>
-        <w:t xml:space="preserve">-T. Both </w:t>
-      </w:r>
-      <w:proofErr w:type="spellStart"/>
-      <w:r>
-        <w:t>DyFlow</w:t>
-      </w:r>
-      <w:proofErr w:type="spellEnd"/>
-      <w:r>
-        <w:t xml:space="preserve"> and </w:t>
-      </w:r>
-      <w:proofErr w:type="spellStart"/>
-      <w:r>
-        <w:t>DyFlow</w:t>
-      </w:r>
-      <w:proofErr w:type="spellEnd"/>
-      <w:r>
-        <w:t xml:space="preserve">-T use the same LLM, the same designer, and the same prompts. The only difference is whether the WEB_SEARCH operator executes a real </w:t>
-      </w:r>
-      <w:proofErr w:type="spellStart"/>
-      <w:r>
-        <w:t>Tavily</w:t>
-      </w:r>
-      <w:proofErr w:type="spellEnd"/>
-      <w:r>
-        <w:t xml:space="preserve"> API call and returns live news content, or whether the LLM is forced to fabricate an answer from parametric memory. The accuracy gap between the two systems therefore measures the pure contribution of real-time web retrieval, with no confounding variables.</w:t>
+        <w:t>This property makes it the ideal controlled experiment for DyFlow-T. Both DyFlow and DyFlow-T use the same LLM, the same designer, and the same prompts. The only difference is whether the WEB_SEARCH operator executes a real Tavily API call and returns live news content, or whether the LLM is forced to fabricate an answer from parametric memory. The accuracy gap between the two systems therefore measures the pure contribution of real-time web retrieval, with no confounding variables.</w:t>
       </w:r>
     </w:p>
     <w:p>
@@ -6100,31 +4870,7 @@
         <w:jc w:val="both"/>
       </w:pPr>
       <w:r>
-        <w:t xml:space="preserve">Accuracy is the primary metric, defined as the fraction of questions for which the system produces a response that is scored as correct by the multi-tier scoring pipeline. In the 100-sample run, </w:t>
-      </w:r>
-      <w:proofErr w:type="spellStart"/>
-      <w:r>
-        <w:t>DyFlow</w:t>
-      </w:r>
-      <w:proofErr w:type="spellEnd"/>
-      <w:r>
-        <w:t xml:space="preserve"> achieves 0.99% (1 correct out of 101) and </w:t>
-      </w:r>
-      <w:proofErr w:type="spellStart"/>
-      <w:r>
-        <w:t>DyFlow</w:t>
-      </w:r>
-      <w:proofErr w:type="spellEnd"/>
-      <w:r>
-        <w:t xml:space="preserve">-T achieves 20.39% (21 correct out of 103). The difference in total evaluated (101 vs 103) arises from slight variation in question routing across the two systems. The raw accuracy numbers appear low in absolute terms, but this is expected and meaningful — a 20% accuracy on a benchmark where every question is structurally unanswerable from parametric memory represents a substantial capability, while a 1% accuracy from </w:t>
-      </w:r>
-      <w:proofErr w:type="spellStart"/>
-      <w:r>
-        <w:t>DyFlow</w:t>
-      </w:r>
-      <w:proofErr w:type="spellEnd"/>
-      <w:r>
-        <w:t xml:space="preserve"> confirms the theoretical prediction that parametric recall fails completely on post-training events.</w:t>
+        <w:t>Accuracy is the primary metric, defined as the fraction of questions for which the system produces a response that is scored as correct by the multi-tier scoring pipeline. In the 100-sample run, DyFlow achieves 0.99% (1 correct out of 101) and DyFlow-T achieves 20.39% (21 correct out of 103). The difference in total evaluated (101 vs 103) arises from slight variation in question routing across the two systems. The raw accuracy numbers appear low in absolute terms, but this is expected and meaningful — a 20% accuracy on a benchmark where every question is structurally unanswerable from parametric memory represents a substantial capability, while a 1% accuracy from DyFlow confirms the theoretical prediction that parametric recall fails completely on post-training events.</w:t>
       </w:r>
     </w:p>
     <w:p>
@@ -6154,23 +4900,7 @@
         <w:jc w:val="both"/>
       </w:pPr>
       <w:r>
-        <w:t xml:space="preserve">Tool Improvement is the primary contribution metric of this paper, defined as the absolute percentage point difference in accuracy between </w:t>
-      </w:r>
-      <w:proofErr w:type="spellStart"/>
-      <w:r>
-        <w:t>DyFlow</w:t>
-      </w:r>
-      <w:proofErr w:type="spellEnd"/>
-      <w:r>
-        <w:t xml:space="preserve">-T and </w:t>
-      </w:r>
-      <w:proofErr w:type="spellStart"/>
-      <w:r>
-        <w:t>DyFlow</w:t>
-      </w:r>
-      <w:proofErr w:type="spellEnd"/>
-      <w:r>
-        <w:t>. It directly quantifies the value added by real web search execution relative to parametric-only reasoning. A gain of +19.40pp on a benchmark where the maximum achievable accuracy is constrained by retrieval quality, question ambiguity, and answer format variation represents a large and meaningful improvement.</w:t>
+        <w:t>Tool Improvement is the primary contribution metric of this paper, defined as the absolute percentage point difference in accuracy between DyFlow-T and DyFlow. It directly quantifies the value added by real web search execution relative to parametric-only reasoning. A gain of +19.40pp on a benchmark where the maximum achievable accuracy is constrained by retrieval quality, question ambiguity, and answer format variation represents a large and meaningful improvement.</w:t>
       </w:r>
     </w:p>
     <w:p>
@@ -6194,74 +4924,10 @@
         <w:jc w:val="both"/>
       </w:pPr>
       <w:r>
-        <w:t xml:space="preserve">Refusal Rate is the most </w:t>
-      </w:r>
-      <w:proofErr w:type="gramStart"/>
-      <w:r>
-        <w:t>diagnostically</w:t>
-      </w:r>
-      <w:proofErr w:type="gramEnd"/>
-      <w:r>
-        <w:t xml:space="preserve"> </w:t>
-      </w:r>
-      <w:proofErr w:type="gramStart"/>
-      <w:r>
-        <w:t>important</w:t>
-      </w:r>
-      <w:proofErr w:type="gramEnd"/>
-      <w:r>
-        <w:t xml:space="preserve"> secondary metric in this benchmark. A refusal occurs when the system produces a response classified as "no information found", "I cannot answer", "I don't have access to current news", or any equivalent statement of inability. </w:t>
-      </w:r>
-      <w:proofErr w:type="spellStart"/>
-      <w:r>
-        <w:t>DyFlow's</w:t>
-      </w:r>
-      <w:proofErr w:type="spellEnd"/>
-      <w:r>
-        <w:t xml:space="preserve"> </w:t>
-      </w:r>
-      <w:r>
-        <w:t xml:space="preserve">refusal rate of 71.3% (72 out of 101 questions) directly quantifies how often the baseline correctly identifies its own ignorance — the LLM knows it does not know the answer — but has no mechanism to act on that recognition. </w:t>
-      </w:r>
-      <w:proofErr w:type="spellStart"/>
-      <w:r>
-        <w:t>DyFlow</w:t>
-      </w:r>
-      <w:proofErr w:type="spellEnd"/>
-      <w:r>
-        <w:t xml:space="preserve">-T's refusal rate of 28.2% (29 out of 103) confirms that web search resolves the knowledge absence in </w:t>
-      </w:r>
-      <w:proofErr w:type="gramStart"/>
-      <w:r>
-        <w:t>the majority of</w:t>
-      </w:r>
-      <w:proofErr w:type="gramEnd"/>
-      <w:r>
-        <w:t xml:space="preserve"> cases where </w:t>
-      </w:r>
-      <w:proofErr w:type="spellStart"/>
-      <w:r>
-        <w:t>DyFlow</w:t>
-      </w:r>
-      <w:proofErr w:type="spellEnd"/>
-      <w:r>
-        <w:t xml:space="preserve"> refused, converting unanswerable questions into answered ones. The residual 28.2% refusal rate in </w:t>
-      </w:r>
-      <w:proofErr w:type="spellStart"/>
-      <w:r>
-        <w:t>DyFlow</w:t>
-      </w:r>
-      <w:proofErr w:type="spellEnd"/>
-      <w:r>
-        <w:t xml:space="preserve">-T reflects cases where </w:t>
-      </w:r>
-      <w:proofErr w:type="spellStart"/>
-      <w:r>
-        <w:t>Tavily</w:t>
-      </w:r>
-      <w:proofErr w:type="spellEnd"/>
-      <w:r>
-        <w:t xml:space="preserve"> did not return a sufficiently specific news result, the question was too narrow for general web search to resolve, or the retrieved content did not contain the precise fact asked for.</w:t>
+        <w:t xml:space="preserve">Refusal Rate is the most diagnostically important secondary metric in this benchmark. A refusal occurs when the system produces a response classified as "no information found", "I cannot answer", "I don't have access to current news", or any equivalent statement of inability. DyFlow's </w:t>
+      </w:r>
+      <w:r>
+        <w:t>refusal rate of 71.3% (72 out of 101 questions) directly quantifies how often the baseline correctly identifies its own ignorance — the LLM knows it does not know the answer — but has no mechanism to act on that recognition. DyFlow-T's refusal rate of 28.2% (29 out of 103) confirms that web search resolves the knowledge absence in the majority of cases where DyFlow refused, converting unanswerable questions into answered ones. The residual 28.2% refusal rate in DyFlow-T reflects cases where Tavily did not return a sufficiently specific news result, the question was too narrow for general web search to resolve, or the retrieved content did not contain the precise fact asked for.</w:t>
       </w:r>
     </w:p>
     <w:p>
@@ -6291,47 +4957,7 @@
         <w:jc w:val="both"/>
       </w:pPr>
       <w:r>
-        <w:t xml:space="preserve">Exact Match counts responses where the </w:t>
-      </w:r>
-      <w:proofErr w:type="spellStart"/>
-      <w:r>
-        <w:t>normalised</w:t>
-      </w:r>
-      <w:proofErr w:type="spellEnd"/>
-      <w:r>
-        <w:t xml:space="preserve"> predicted answer is character-identical to the </w:t>
-      </w:r>
-      <w:proofErr w:type="spellStart"/>
-      <w:r>
-        <w:t>normalised</w:t>
-      </w:r>
-      <w:proofErr w:type="spellEnd"/>
-      <w:r>
-        <w:t xml:space="preserve"> gold answer, after lowercasing, punctuation removal, and list-separator unification. </w:t>
-      </w:r>
-      <w:proofErr w:type="spellStart"/>
-      <w:r>
-        <w:t>DyFlow</w:t>
-      </w:r>
-      <w:proofErr w:type="spellEnd"/>
-      <w:r>
-        <w:t xml:space="preserve"> achieves 0 exact matches; </w:t>
-      </w:r>
-      <w:proofErr w:type="spellStart"/>
-      <w:r>
-        <w:t>DyFlow</w:t>
-      </w:r>
-      <w:proofErr w:type="spellEnd"/>
-      <w:r>
-        <w:t xml:space="preserve">-T achieves 7 (6.8%). Exact matches in a news QA context typically correspond to numerical answers — vote margins, scores, specific dates — where the retrieved content contained the precise figure and </w:t>
-      </w:r>
-      <w:proofErr w:type="gramStart"/>
-      <w:r>
-        <w:t>the answer</w:t>
-      </w:r>
-      <w:proofErr w:type="gramEnd"/>
-      <w:r>
-        <w:t xml:space="preserve"> extraction operator correctly isolated it.</w:t>
+        <w:t>Exact Match counts responses where the normalised predicted answer is character-identical to the normalised gold answer, after lowercasing, punctuation removal, and list-separator unification. DyFlow achieves 0 exact matches; DyFlow-T achieves 7 (6.8%). Exact matches in a news QA context typically correspond to numerical answers — vote margins, scores, specific dates — where the retrieved content contained the precise figure and the answer extraction operator correctly isolated it.</w:t>
       </w:r>
     </w:p>
     <w:p>
@@ -6360,53 +4986,8 @@
         <w:ind w:firstLine="180"/>
         <w:jc w:val="both"/>
       </w:pPr>
-      <w:proofErr w:type="gramStart"/>
-      <w:r>
-        <w:t>Contains Match counts</w:t>
-      </w:r>
-      <w:proofErr w:type="gramEnd"/>
-      <w:r>
-        <w:t xml:space="preserve"> responses where the gold answer string appears as a substring within the predicted response. </w:t>
-      </w:r>
-      <w:proofErr w:type="spellStart"/>
-      <w:r>
-        <w:t>DyFlow</w:t>
-      </w:r>
-      <w:proofErr w:type="spellEnd"/>
-      <w:r>
-        <w:t xml:space="preserve"> achieves 1 (1.0</w:t>
-      </w:r>
-      <w:proofErr w:type="gramStart"/>
-      <w:r>
-        <w:t>%) —</w:t>
-      </w:r>
-      <w:proofErr w:type="gramEnd"/>
-      <w:r>
-        <w:t xml:space="preserve"> its single correct answer is a lucky parametric guess that happens to contain the gold string. </w:t>
-      </w:r>
-      <w:proofErr w:type="spellStart"/>
-      <w:r>
-        <w:t>DyFlow</w:t>
-      </w:r>
-      <w:proofErr w:type="spellEnd"/>
-      <w:r>
-        <w:t xml:space="preserve">-T achieves 8 (7.8%). Contains matches typically correspond to named entity answers — person names, country names, </w:t>
-      </w:r>
-      <w:proofErr w:type="spellStart"/>
-      <w:r>
-        <w:t>organisation</w:t>
-      </w:r>
-      <w:proofErr w:type="spellEnd"/>
-      <w:r>
-        <w:t xml:space="preserve"> names — where the retrieved article mentioned the correct </w:t>
-      </w:r>
-      <w:proofErr w:type="gramStart"/>
-      <w:r>
-        <w:t>entity</w:t>
-      </w:r>
-      <w:proofErr w:type="gramEnd"/>
-      <w:r>
-        <w:t xml:space="preserve"> but the response was phrased as a full sentence rather than an extracted value.</w:t>
+      <w:r>
+        <w:t>Contains Match counts responses where the gold answer string appears as a substring within the predicted response. DyFlow achieves 1 (1.0%) — its single correct answer is a lucky parametric guess that happens to contain the gold string. DyFlow-T achieves 8 (7.8%). Contains matches typically correspond to named entity answers — person names, country names, organisation names — where the retrieved article mentioned the correct entity but the response was phrased as a full sentence rather than an extracted value.</w:t>
       </w:r>
     </w:p>
     <w:p>
@@ -6436,23 +5017,7 @@
         <w:jc w:val="both"/>
       </w:pPr>
       <w:r>
-        <w:t xml:space="preserve">Entity Overlap applies fuzzy prefix matching to handle abbreviated named entities, where gold answer tokens are matched against predicted tokens using a prefix rule. For example, "Balendra" is matched against "Balen Shah" and "SITRA" is matched against "Sitra Foundation". </w:t>
-      </w:r>
-      <w:proofErr w:type="spellStart"/>
-      <w:r>
-        <w:t>DyFlow</w:t>
-      </w:r>
-      <w:proofErr w:type="spellEnd"/>
-      <w:r>
-        <w:t xml:space="preserve"> achieves 0; </w:t>
-      </w:r>
-      <w:proofErr w:type="spellStart"/>
-      <w:r>
-        <w:t>DyFlow</w:t>
-      </w:r>
-      <w:proofErr w:type="spellEnd"/>
-      <w:r>
-        <w:t>-T achieves 1 (1.0%). This category captures answers where the retrieval was successful but the name form in the article differed from the gold answer's canonical form.</w:t>
+        <w:t>Entity Overlap applies fuzzy prefix matching to handle abbreviated named entities, where gold answer tokens are matched against predicted tokens using a prefix rule. For example, "Balendra" is matched against "Balen Shah" and "SITRA" is matched against "Sitra Foundation". DyFlow achieves 0; DyFlow-T achieves 1 (1.0%). This category captures answers where the retrieval was successful but the name form in the article differed from the gold answer's canonical form.</w:t>
       </w:r>
     </w:p>
     <w:p>
@@ -6482,31 +5047,7 @@
         <w:jc w:val="both"/>
       </w:pPr>
       <w:r>
-        <w:t xml:space="preserve">LLM Judge is the fallback tier invoked when none of the deterministic scoring tiers match. The judge prompt sends both the predicted answer and the gold answer to Gemini 2.5 Flash with explicit instructions to evaluate semantic equivalence, handle list </w:t>
-      </w:r>
-      <w:proofErr w:type="spellStart"/>
-      <w:r>
-        <w:t>reorderings</w:t>
-      </w:r>
-      <w:proofErr w:type="spellEnd"/>
-      <w:r>
-        <w:t xml:space="preserve">, and accept paraphrased correct answers. </w:t>
-      </w:r>
-      <w:proofErr w:type="spellStart"/>
-      <w:r>
-        <w:t>DyFlow</w:t>
-      </w:r>
-      <w:proofErr w:type="spellEnd"/>
-      <w:r>
-        <w:t xml:space="preserve"> achieves 0 LLM judge passes; </w:t>
-      </w:r>
-      <w:proofErr w:type="spellStart"/>
-      <w:r>
-        <w:t>DyFlow</w:t>
-      </w:r>
-      <w:proofErr w:type="spellEnd"/>
-      <w:r>
-        <w:t>-T achieves 5 (4.9%). These typically correspond to answers that are semantically correct but phrased differently from the gold standard — for example, "The European Union imposed sanctions" matching a gold answer of "EU sanctions were announced".</w:t>
+        <w:t>LLM Judge is the fallback tier invoked when none of the deterministic scoring tiers match. The judge prompt sends both the predicted answer and the gold answer to Gemini 2.5 Flash with explicit instructions to evaluate semantic equivalence, handle list reorderings, and accept paraphrased correct answers. DyFlow achieves 0 LLM judge passes; DyFlow-T achieves 5 (4.9%). These typically correspond to answers that are semantically correct but phrased differently from the gold standard — for example, "The European Union imposed sanctions" matching a gold answer of "EU sanctions were announced".</w:t>
       </w:r>
     </w:p>
     <w:p>
@@ -6537,39 +5078,7 @@
       </w:pPr>
       <w:r>
         <w:lastRenderedPageBreak/>
-        <w:t xml:space="preserve">Token F1 measures partial overlap between predicted and gold answer tokens, providing a continuous measure of retrieval quality even for incorrect answers. The distribution reveals a structural difference between the two systems. </w:t>
-      </w:r>
-      <w:proofErr w:type="spellStart"/>
-      <w:r>
-        <w:t>DyFlow's</w:t>
-      </w:r>
-      <w:proofErr w:type="spellEnd"/>
-      <w:r>
-        <w:t xml:space="preserve"> token F1 distribution is concentrated at 0.00 (20.8% of responses) with a small tail of non-zero values, indicating that even its wrong answers contain minimal relevant content — the LLM is fabricating plausible-sounding but factually empty responses. </w:t>
-      </w:r>
-      <w:proofErr w:type="spellStart"/>
-      <w:r>
-        <w:t>DyFlow</w:t>
-      </w:r>
-      <w:proofErr w:type="spellEnd"/>
-      <w:r>
-        <w:t xml:space="preserve">-T's distribution shows a larger F1=0.00 mass (38.8%) but also a meaningful tail of high-F1 responses (F1 ≥ 0.40 in 10 responses), indicating that its wrong answers often contain partially correct information — the retrieval found relevant </w:t>
-      </w:r>
-      <w:proofErr w:type="gramStart"/>
-      <w:r>
-        <w:t>content</w:t>
-      </w:r>
-      <w:proofErr w:type="gramEnd"/>
-      <w:r>
-        <w:t xml:space="preserve"> but the answer extraction failed to isolate the precise value. This pattern is characteristic of retrieval-based systems and suggests that improving the RESULT_EXTRACT operator could convert several of </w:t>
-      </w:r>
-      <w:proofErr w:type="spellStart"/>
-      <w:r>
-        <w:t>DyFlow</w:t>
-      </w:r>
-      <w:proofErr w:type="spellEnd"/>
-      <w:r>
-        <w:t>-T's partial-credit responses into full correct answers.</w:t>
+        <w:t>Token F1 measures partial overlap between predicted and gold answer tokens, providing a continuous measure of retrieval quality even for incorrect answers. The distribution reveals a structural difference between the two systems. DyFlow's token F1 distribution is concentrated at 0.00 (20.8% of responses) with a small tail of non-zero values, indicating that even its wrong answers contain minimal relevant content — the LLM is fabricating plausible-sounding but factually empty responses. DyFlow-T's distribution shows a larger F1=0.00 mass (38.8%) but also a meaningful tail of high-F1 responses (F1 ≥ 0.40 in 10 responses), indicating that its wrong answers often contain partially correct information — the retrieval found relevant content but the answer extraction failed to isolate the precise value. This pattern is characteristic of retrieval-based systems and suggests that improving the RESULT_EXTRACT operator could convert several of DyFlow-T's partial-credit responses into full correct answers.</w:t>
       </w:r>
     </w:p>
     <w:p>
@@ -6599,61 +5108,13 @@
         <w:jc w:val="both"/>
       </w:pPr>
       <w:r>
-        <w:t xml:space="preserve">Category performance reveals which news domains benefit most from web search. Science and Technology </w:t>
-      </w:r>
-      <w:proofErr w:type="gramStart"/>
-      <w:r>
-        <w:t>achieves</w:t>
-      </w:r>
-      <w:proofErr w:type="gramEnd"/>
-      <w:r>
-        <w:t xml:space="preserve"> 100% with </w:t>
-      </w:r>
-      <w:proofErr w:type="spellStart"/>
-      <w:r>
-        <w:t>DyFlow</w:t>
-      </w:r>
-      <w:proofErr w:type="spellEnd"/>
-      <w:r>
-        <w:t xml:space="preserve">-T (2/2 questions), confirming that scientific announcements are well-indexed and precisely reported online. Disasters and Accidents </w:t>
+        <w:t xml:space="preserve">Category performance reveals which news domains benefit most from web search. Science and Technology achieves 100% with DyFlow-T (2/2 questions), confirming that scientific announcements are well-indexed and precisely reported online. Disasters and Accidents </w:t>
       </w:r>
       <w:r>
         <w:t>achieve</w:t>
       </w:r>
       <w:r>
-        <w:t xml:space="preserve"> 33.33% (2/6), reflecting the specificity of casualty figures and incident details in news coverage. Politics and Elections </w:t>
-      </w:r>
-      <w:proofErr w:type="gramStart"/>
-      <w:r>
-        <w:t>achieves</w:t>
-      </w:r>
-      <w:proofErr w:type="gramEnd"/>
-      <w:r>
-        <w:t xml:space="preserve"> 23.53% (4/17), consistent with the availability of election result reporting but limited by the precision required for exact vote counts. Armed Conflicts achieves 22.58% (7/31), the largest absolute category by count, where </w:t>
-      </w:r>
-      <w:proofErr w:type="spellStart"/>
-      <w:r>
-        <w:t>DyFlow</w:t>
-      </w:r>
-      <w:proofErr w:type="spellEnd"/>
-      <w:r>
-        <w:t>-T's retrieval successfully identifies conflict outcomes, ceasefire agreements, and key figures in ongoing events. International Relations achieves 16.13% (5/</w:t>
-      </w:r>
-      <w:proofErr w:type="gramStart"/>
-      <w:r>
-        <w:t>29) —</w:t>
-      </w:r>
-      <w:proofErr w:type="gramEnd"/>
-      <w:r>
-        <w:t xml:space="preserve"> notably, </w:t>
-      </w:r>
-      <w:proofErr w:type="spellStart"/>
-      <w:r>
-        <w:t>DyFlow</w:t>
-      </w:r>
-      <w:proofErr w:type="spellEnd"/>
-      <w:r>
-        <w:t xml:space="preserve"> achieves 3.45% here (1/29), its only non-zero category, indicating that some international relations facts were close enough to training-era knowledge to produce a lucky parametric match.</w:t>
+        <w:t xml:space="preserve"> 33.33% (2/6), reflecting the specificity of casualty figures and incident details in news coverage. Politics and Elections achieves 23.53% (4/17), consistent with the availability of election result reporting but limited by the precision required for exact vote counts. Armed Conflicts achieves 22.58% (7/31), the largest absolute category by count, where DyFlow-T's retrieval successfully identifies conflict outcomes, ceasefire agreements, and key figures in ongoing events. International Relations achieves 16.13% (5/29) — notably, DyFlow achieves 3.45% here (1/29), its only non-zero category, indicating that some international relations facts were close enough to training-era knowledge to produce a lucky parametric match.</w:t>
       </w:r>
     </w:p>
     <w:p>
@@ -6683,47 +5144,7 @@
         <w:jc w:val="both"/>
       </w:pPr>
       <w:r>
-        <w:t xml:space="preserve">The overlap analysis provides the final and most direct evidence for the paper's central claim. Zero questions are answered correctly by both systems, confirming that </w:t>
-      </w:r>
-      <w:proofErr w:type="spellStart"/>
-      <w:r>
-        <w:t>DyFlow</w:t>
-      </w:r>
-      <w:proofErr w:type="spellEnd"/>
-      <w:r>
-        <w:t xml:space="preserve">-T's correct answers are entirely attributable to live web retrieval — there is no overlap with </w:t>
-      </w:r>
-      <w:proofErr w:type="spellStart"/>
-      <w:r>
-        <w:t>DyFlow's</w:t>
-      </w:r>
-      <w:proofErr w:type="spellEnd"/>
-      <w:r>
-        <w:t xml:space="preserve"> single lucky guess. The 21 </w:t>
-      </w:r>
-      <w:proofErr w:type="spellStart"/>
-      <w:r>
-        <w:t>DyFlow</w:t>
-      </w:r>
-      <w:proofErr w:type="spellEnd"/>
-      <w:r>
-        <w:t xml:space="preserve">-T-only correct answers represent questions where the LLM generated an appropriate search query, </w:t>
-      </w:r>
-      <w:proofErr w:type="spellStart"/>
-      <w:r>
-        <w:t>Tavily</w:t>
-      </w:r>
-      <w:proofErr w:type="spellEnd"/>
-      <w:r>
-        <w:t xml:space="preserve"> returned a relevant news article, TOOL_REVIEW accepted the result, and the RESULT_EXTRACT operator correctly identified the </w:t>
-      </w:r>
-      <w:proofErr w:type="gramStart"/>
-      <w:r>
-        <w:t>specific fact</w:t>
-      </w:r>
-      <w:proofErr w:type="gramEnd"/>
-      <w:r>
-        <w:t>. The 79 both-wrong cases represent the remaining accuracy ceiling imposed by retrieval gaps, answer extraction failures, and questions where even the live web did not contain a retrievable answer in the form required.</w:t>
+        <w:t>The overlap analysis provides the final and most direct evidence for the paper's central claim. Zero questions are answered correctly by both systems, confirming that DyFlow-T's correct answers are entirely attributable to live web retrieval — there is no overlap with DyFlow's single lucky guess. The 21 DyFlow-T-only correct answers represent questions where the LLM generated an appropriate search query, Tavily returned a relevant news article, TOOL_REVIEW accepted the result, and the RESULT_EXTRACT operator correctly identified the specific fact. The 79 both-wrong cases represent the remaining accuracy ceiling imposed by retrieval gaps, answer extraction failures, and questions where even the live web did not contain a retrievable answer in the form required.</w:t>
       </w:r>
     </w:p>
     <w:p>
@@ -6749,49 +5170,13 @@
         <w:rPr>
           <w:color w:val="000000"/>
         </w:rPr>
-        <w:t xml:space="preserve">Four LLM backbones: GPT-4.1, Gemini 2.5 Flash, Claude Sonnet 4.6, and </w:t>
-      </w:r>
-      <w:proofErr w:type="spellStart"/>
-      <w:r>
-        <w:rPr>
-          <w:color w:val="000000"/>
-        </w:rPr>
-        <w:t>DyPlanner</w:t>
-      </w:r>
-      <w:proofErr w:type="spellEnd"/>
-      <w:r>
-        <w:rPr>
-          <w:color w:val="000000"/>
-        </w:rPr>
-        <w:t xml:space="preserve"> (Phi-4). All evaluated under identical conditions: same prompts, same designer, </w:t>
-      </w:r>
-      <w:proofErr w:type="spellStart"/>
-      <w:r>
-        <w:rPr>
-          <w:color w:val="000000"/>
-        </w:rPr>
-        <w:t>max_steps</w:t>
-      </w:r>
-      <w:proofErr w:type="spellEnd"/>
-      <w:r>
-        <w:rPr>
-          <w:color w:val="000000"/>
-        </w:rPr>
-        <w:t xml:space="preserve">=4, </w:t>
-      </w:r>
-      <w:proofErr w:type="spellStart"/>
-      <w:r>
-        <w:rPr>
-          <w:color w:val="000000"/>
-        </w:rPr>
-        <w:t>max_tool_retries</w:t>
-      </w:r>
-      <w:proofErr w:type="spellEnd"/>
-      <w:r>
-        <w:rPr>
-          <w:color w:val="000000"/>
-        </w:rPr>
-        <w:t>=1. Gemini 2.5 Flash serves as primary model and LLM judge. Tool availability is the sole variable.</w:t>
+        <w:t xml:space="preserve">Four LLM backbones: GPT-4.1, Gemini 2.5 Flash, Claude Sonnet 4.6, and DyPlanner (Phi-4). All evaluated under identical conditions: same prompts, same designer, </w:t>
+      </w:r>
+      <w:r>
+        <w:rPr>
+          <w:color w:val="000000"/>
+        </w:rPr>
+        <w:t>max_steps=4, max_tool_retries=1. Gemini 2.5 Flash serves as primary model and LLM judge. Tool availability is the sole variable.</w:t>
       </w:r>
     </w:p>
     <w:p>
@@ -6819,35 +5204,7 @@
         <w:rPr>
           <w:color w:val="000000"/>
         </w:rPr>
-        <w:t xml:space="preserve">Five-tier scoring pipeline for GAIA and </w:t>
-      </w:r>
-      <w:proofErr w:type="spellStart"/>
-      <w:r>
-        <w:rPr>
-          <w:color w:val="000000"/>
-        </w:rPr>
-        <w:t>LiveNewsBench</w:t>
-      </w:r>
-      <w:proofErr w:type="spellEnd"/>
-      <w:r>
-        <w:rPr>
-          <w:color w:val="000000"/>
-        </w:rPr>
-        <w:t xml:space="preserve">: (1) </w:t>
-      </w:r>
-      <w:proofErr w:type="spellStart"/>
-      <w:r>
-        <w:rPr>
-          <w:color w:val="000000"/>
-        </w:rPr>
-        <w:t>normalised</w:t>
-      </w:r>
-      <w:proofErr w:type="spellEnd"/>
-      <w:r>
-        <w:rPr>
-          <w:color w:val="000000"/>
-        </w:rPr>
-        <w:t xml:space="preserve"> exact match with list-separator unification; (2) contains match; (3) entity overlap with fuzzy prefix matching for abbreviated names; (4) token-level F1 ≥ 0.75; (5) LLM judge. Refusal-class responses immediately marked incorrect. EX used for BIRD.</w:t>
+        <w:t>Five-tier scoring pipeline for GAIA and LiveNewsBench: (1) normalised exact match with list-separator unification; (2) contains match; (3) entity overlap with fuzzy prefix matching for abbreviated names; (4) token-level F1 ≥ 0.75; (5) LLM judge. Refusal-class responses immediately marked incorrect. EX used for BIRD.</w:t>
       </w:r>
     </w:p>
     <w:p>
@@ -6954,7 +5311,6 @@
                 <w:szCs w:val="16"/>
               </w:rPr>
             </w:pPr>
-            <w:proofErr w:type="spellStart"/>
             <w:r>
               <w:rPr>
                 <w:b/>
@@ -6964,7 +5320,6 @@
               </w:rPr>
               <w:t>PubMedQA</w:t>
             </w:r>
-            <w:proofErr w:type="spellEnd"/>
           </w:p>
         </w:tc>
         <w:tc>
@@ -7010,7 +5365,6 @@
                 <w:szCs w:val="16"/>
               </w:rPr>
             </w:pPr>
-            <w:proofErr w:type="spellStart"/>
             <w:r>
               <w:rPr>
                 <w:b/>
@@ -7020,7 +5374,6 @@
               </w:rPr>
               <w:t>HumanEval</w:t>
             </w:r>
-            <w:proofErr w:type="spellEnd"/>
           </w:p>
         </w:tc>
         <w:tc>
@@ -7177,21 +5530,12 @@
                 <w:szCs w:val="16"/>
               </w:rPr>
             </w:pPr>
-            <w:proofErr w:type="spellStart"/>
             <w:r>
               <w:rPr>
                 <w:sz w:val="16"/>
                 <w:szCs w:val="16"/>
               </w:rPr>
-              <w:t>CoT</w:t>
-            </w:r>
-            <w:proofErr w:type="spellEnd"/>
-            <w:r>
-              <w:rPr>
-                <w:sz w:val="16"/>
-                <w:szCs w:val="16"/>
-              </w:rPr>
-              <w:t xml:space="preserve"> [32]</w:t>
+              <w:t>CoT [32]</w:t>
             </w:r>
           </w:p>
         </w:tc>
@@ -7906,21 +6250,12 @@
                 <w:szCs w:val="16"/>
               </w:rPr>
             </w:pPr>
-            <w:proofErr w:type="spellStart"/>
             <w:r>
               <w:rPr>
                 <w:sz w:val="16"/>
                 <w:szCs w:val="16"/>
               </w:rPr>
-              <w:t>AFlow</w:t>
-            </w:r>
-            <w:proofErr w:type="spellEnd"/>
-            <w:r>
-              <w:rPr>
-                <w:sz w:val="16"/>
-                <w:szCs w:val="16"/>
-              </w:rPr>
-              <w:t xml:space="preserve"> [12]</w:t>
+              <w:t>AFlow [12]</w:t>
             </w:r>
           </w:p>
         </w:tc>
@@ -8059,21 +6394,12 @@
                 <w:szCs w:val="16"/>
               </w:rPr>
             </w:pPr>
-            <w:proofErr w:type="spellStart"/>
             <w:r>
               <w:rPr>
                 <w:sz w:val="16"/>
                 <w:szCs w:val="16"/>
               </w:rPr>
-              <w:t>MaAS</w:t>
-            </w:r>
-            <w:proofErr w:type="spellEnd"/>
-            <w:r>
-              <w:rPr>
-                <w:sz w:val="16"/>
-                <w:szCs w:val="16"/>
-              </w:rPr>
-              <w:t xml:space="preserve"> [15]</w:t>
+              <w:t>MaAS [15]</w:t>
             </w:r>
           </w:p>
         </w:tc>
@@ -8212,21 +6538,12 @@
                 <w:szCs w:val="16"/>
               </w:rPr>
             </w:pPr>
-            <w:proofErr w:type="spellStart"/>
             <w:r>
               <w:rPr>
                 <w:sz w:val="16"/>
                 <w:szCs w:val="16"/>
               </w:rPr>
-              <w:t>DyFlow</w:t>
-            </w:r>
-            <w:proofErr w:type="spellEnd"/>
-            <w:r>
-              <w:rPr>
-                <w:sz w:val="16"/>
-                <w:szCs w:val="16"/>
-              </w:rPr>
-              <w:t xml:space="preserve"> (Ours)</w:t>
+              <w:t>DyFlow (Ours)</w:t>
             </w:r>
           </w:p>
         </w:tc>
@@ -8364,86 +6681,7 @@
         <w:t>Baselines</w:t>
       </w:r>
       <w:r>
-        <w:t xml:space="preserve">. We compare </w:t>
-      </w:r>
-      <w:proofErr w:type="spellStart"/>
-      <w:r>
-        <w:t>DyFlow</w:t>
-      </w:r>
-      <w:proofErr w:type="spellEnd"/>
-      <w:r>
-        <w:t xml:space="preserve"> with a comprehensive set of baselines across two categories: (1) Prompting-based methods, including Vanilla prompting, </w:t>
-      </w:r>
-      <w:proofErr w:type="spellStart"/>
-      <w:proofErr w:type="gramStart"/>
-      <w:r>
-        <w:t>CoT</w:t>
-      </w:r>
-      <w:proofErr w:type="spellEnd"/>
-      <w:r>
-        <w:t>[</w:t>
-      </w:r>
-      <w:proofErr w:type="gramEnd"/>
-      <w:r>
-        <w:t>32], Self-Consistency (SC</w:t>
-      </w:r>
-      <w:proofErr w:type="gramStart"/>
-      <w:r>
-        <w:t>)[</w:t>
-      </w:r>
-      <w:proofErr w:type="gramEnd"/>
-      <w:r>
-        <w:t>33], LLM-</w:t>
-      </w:r>
-      <w:proofErr w:type="gramStart"/>
-      <w:r>
-        <w:t>Debate[</w:t>
-      </w:r>
-      <w:proofErr w:type="gramEnd"/>
-      <w:r>
-        <w:t>8], and Self-</w:t>
-      </w:r>
-      <w:proofErr w:type="gramStart"/>
-      <w:r>
-        <w:t>Refine[</w:t>
-      </w:r>
-      <w:proofErr w:type="gramEnd"/>
-      <w:r>
-        <w:t xml:space="preserve">34]. (2) Automated Agent frameworks, including </w:t>
-      </w:r>
-      <w:proofErr w:type="gramStart"/>
-      <w:r>
-        <w:t>ADAS[</w:t>
-      </w:r>
-      <w:proofErr w:type="gramEnd"/>
-      <w:r>
-        <w:t xml:space="preserve">13], </w:t>
-      </w:r>
-      <w:proofErr w:type="spellStart"/>
-      <w:proofErr w:type="gramStart"/>
-      <w:r>
-        <w:t>AFlow</w:t>
-      </w:r>
-      <w:proofErr w:type="spellEnd"/>
-      <w:r>
-        <w:t>[</w:t>
-      </w:r>
-      <w:proofErr w:type="gramEnd"/>
-      <w:r>
-        <w:t xml:space="preserve">12], and </w:t>
-      </w:r>
-      <w:proofErr w:type="spellStart"/>
-      <w:proofErr w:type="gramStart"/>
-      <w:r>
-        <w:t>MaAS</w:t>
-      </w:r>
-      <w:proofErr w:type="spellEnd"/>
-      <w:r>
-        <w:t>[</w:t>
-      </w:r>
-      <w:proofErr w:type="gramEnd"/>
-      <w:r>
-        <w:t>15], which introduce structured reasoning workflows with varying degrees of adaptivity. All methods use the same executor (Phi-4) and operator set for fair comparison, and are</w:t>
+        <w:t>. We compare DyFlow with a comprehensive set of baselines across two categories: (1) Prompting-based methods, including Vanilla prompting, CoT[32], Self-Consistency (SC)[33], LLM-Debate[8], and Self-Refine[34]. (2) Automated Agent frameworks, including ADAS[13], AFlow[12], and MaAS[15], which introduce structured reasoning workflows with varying degrees of adaptivity. All methods use the same executor (Phi-4) and operator set for fair comparison, and are</w:t>
       </w:r>
     </w:p>
     <w:p>
@@ -9199,64 +7437,8 @@
           <w:sz w:val="16"/>
           <w:szCs w:val="16"/>
         </w:rPr>
-        <w:t xml:space="preserve">DF = </w:t>
-      </w:r>
-      <w:proofErr w:type="spellStart"/>
-      <w:r>
-        <w:rPr>
-          <w:i/>
-          <w:iCs/>
-          <w:color w:val="000000"/>
-          <w:sz w:val="16"/>
-          <w:szCs w:val="16"/>
-        </w:rPr>
-        <w:t>DyFlow</w:t>
-      </w:r>
-      <w:proofErr w:type="spellEnd"/>
-      <w:r>
-        <w:rPr>
-          <w:i/>
-          <w:iCs/>
-          <w:color w:val="000000"/>
-          <w:sz w:val="16"/>
-          <w:szCs w:val="16"/>
-        </w:rPr>
-        <w:t xml:space="preserve">, DFT = </w:t>
-      </w:r>
-      <w:proofErr w:type="spellStart"/>
-      <w:r>
-        <w:rPr>
-          <w:i/>
-          <w:iCs/>
-          <w:color w:val="000000"/>
-          <w:sz w:val="16"/>
-          <w:szCs w:val="16"/>
-        </w:rPr>
-        <w:t>DyFlow</w:t>
-      </w:r>
-      <w:proofErr w:type="spellEnd"/>
-      <w:r>
-        <w:rPr>
-          <w:i/>
-          <w:iCs/>
-          <w:color w:val="000000"/>
-          <w:sz w:val="16"/>
-          <w:szCs w:val="16"/>
-        </w:rPr>
-        <w:t xml:space="preserve">-T, LNB = </w:t>
-      </w:r>
-      <w:proofErr w:type="spellStart"/>
-      <w:r>
-        <w:rPr>
-          <w:i/>
-          <w:iCs/>
-          <w:color w:val="000000"/>
-          <w:sz w:val="16"/>
-          <w:szCs w:val="16"/>
-        </w:rPr>
-        <w:t>LiveNewsBench</w:t>
-      </w:r>
-      <w:proofErr w:type="spellEnd"/>
+        <w:t>DF = DyFlow, DFT = DyFlow-T, LNB = LiveNewsBench</w:t>
+      </w:r>
     </w:p>
     <w:p>
       <w:pPr>
@@ -9287,33 +7469,11 @@
           <w:color w:val="000000"/>
         </w:rPr>
       </w:pPr>
-      <w:proofErr w:type="spellStart"/>
-      <w:r>
-        <w:rPr>
-          <w:color w:val="000000"/>
-        </w:rPr>
-        <w:t>DyFlow</w:t>
-      </w:r>
-      <w:proofErr w:type="spellEnd"/>
-      <w:r>
-        <w:rPr>
-          <w:color w:val="000000"/>
-        </w:rPr>
-        <w:t xml:space="preserve">-T consistently outperforms the </w:t>
-      </w:r>
-      <w:proofErr w:type="spellStart"/>
-      <w:r>
-        <w:rPr>
-          <w:color w:val="000000"/>
-        </w:rPr>
-        <w:t>DyFlow</w:t>
-      </w:r>
-      <w:proofErr w:type="spellEnd"/>
-      <w:r>
-        <w:rPr>
-          <w:color w:val="000000"/>
-        </w:rPr>
-        <w:t xml:space="preserve"> baseline across every model and benchmark. Average gains: +26.8</w:t>
+      <w:r>
+        <w:rPr>
+          <w:color w:val="000000"/>
+        </w:rPr>
+        <w:t>DyFlow-T consistently outperforms the DyFlow baseline across every model and benchmark. Average gains: +26.8</w:t>
       </w:r>
       <w:r>
         <w:rPr>
@@ -9337,21 +7497,7 @@
         <w:rPr>
           <w:color w:val="000000"/>
         </w:rPr>
-        <w:t xml:space="preserve"> (</w:t>
-      </w:r>
-      <w:proofErr w:type="spellStart"/>
-      <w:r>
-        <w:rPr>
-          <w:color w:val="000000"/>
-        </w:rPr>
-        <w:t>LiveNewsBench</w:t>
-      </w:r>
-      <w:proofErr w:type="spellEnd"/>
-      <w:r>
-        <w:rPr>
-          <w:color w:val="000000"/>
-        </w:rPr>
-        <w:t>). These gains are achieved without any change to the LLM, prompts, or workflow designer, confirming that execution grounding is the decisive factor.</w:t>
+        <w:t xml:space="preserve"> (LiveNewsBench). These gains are achieved without any change to the LLM, prompts, or workflow designer, confirming that execution grounding is the decisive factor.</w:t>
       </w:r>
     </w:p>
     <w:p>
@@ -9403,7 +7549,6 @@
         </w:rPr>
         <w:t xml:space="preserve"> - </w:t>
       </w:r>
-      <w:proofErr w:type="spellStart"/>
       <w:r>
         <w:rPr>
           <w:b/>
@@ -9412,9 +7557,8 @@
           <w:sz w:val="18"/>
           <w:szCs w:val="18"/>
         </w:rPr>
-        <w:t>LiveNewsBench</w:t>
-      </w:r>
-      <w:proofErr w:type="spellEnd"/>
+        <w:t>LiveNewsBench, sep_2025</w:t>
+      </w:r>
       <w:r>
         <w:rPr>
           <w:b/>
@@ -9423,7 +7567,7 @@
           <w:sz w:val="18"/>
           <w:szCs w:val="18"/>
         </w:rPr>
-        <w:t>, sep_2025</w:t>
+        <w:t xml:space="preserve"> </w:t>
       </w:r>
       <w:r>
         <w:rPr>
@@ -9433,29 +7577,7 @@
           <w:sz w:val="18"/>
           <w:szCs w:val="18"/>
         </w:rPr>
-        <w:t xml:space="preserve"> </w:t>
-      </w:r>
-      <w:proofErr w:type="spellStart"/>
-      <w:r>
-        <w:rPr>
-          <w:b/>
-          <w:bCs/>
-          <w:color w:val="000000"/>
-          <w:sz w:val="18"/>
-          <w:szCs w:val="18"/>
-        </w:rPr>
-        <w:t>val</w:t>
-      </w:r>
-      <w:proofErr w:type="spellEnd"/>
-      <w:r>
-        <w:rPr>
-          <w:b/>
-          <w:bCs/>
-          <w:color w:val="000000"/>
-          <w:sz w:val="18"/>
-          <w:szCs w:val="18"/>
-        </w:rPr>
-        <w:t>, 100 Samples</w:t>
+        <w:t>val, 100 Samples</w:t>
       </w:r>
     </w:p>
     <w:tbl>
@@ -9484,12 +7606,6 @@
         <w:gridCol w:w="810"/>
       </w:tblGrid>
       <w:tr>
-        <w:tblPrEx>
-          <w:tblCellMar>
-            <w:top w:w="0" w:type="dxa"/>
-            <w:bottom w:w="0" w:type="dxa"/>
-          </w:tblCellMar>
-        </w:tblPrEx>
         <w:trPr>
           <w:tblHeader/>
         </w:trPr>
@@ -9546,7 +7662,6 @@
             <w:pPr>
               <w:jc w:val="center"/>
             </w:pPr>
-            <w:proofErr w:type="spellStart"/>
             <w:r>
               <w:rPr>
                 <w:b/>
@@ -9556,7 +7671,6 @@
               </w:rPr>
               <w:t>DyFlow</w:t>
             </w:r>
-            <w:proofErr w:type="spellEnd"/>
           </w:p>
         </w:tc>
         <w:tc>
@@ -9612,7 +7726,6 @@
             <w:pPr>
               <w:jc w:val="center"/>
             </w:pPr>
-            <w:proofErr w:type="spellStart"/>
             <w:r>
               <w:rPr>
                 <w:b/>
@@ -9620,17 +7733,7 @@
                 <w:sz w:val="18"/>
                 <w:szCs w:val="18"/>
               </w:rPr>
-              <w:t>DyFlow</w:t>
-            </w:r>
-            <w:proofErr w:type="spellEnd"/>
-            <w:r>
-              <w:rPr>
-                <w:b/>
-                <w:bCs/>
-                <w:sz w:val="18"/>
-                <w:szCs w:val="18"/>
-              </w:rPr>
-              <w:t>-T</w:t>
+              <w:t>DyFlow-T</w:t>
             </w:r>
           </w:p>
         </w:tc>
@@ -9700,12 +7803,6 @@
         </w:tc>
       </w:tr>
       <w:tr>
-        <w:tblPrEx>
-          <w:tblCellMar>
-            <w:top w:w="0" w:type="dxa"/>
-            <w:bottom w:w="0" w:type="dxa"/>
-          </w:tblCellMar>
-        </w:tblPrEx>
         <w:tc>
           <w:tcPr>
             <w:tcW w:w="987" w:type="pct"/>
@@ -9887,26 +7984,12 @@
                 <w:sz w:val="18"/>
                 <w:szCs w:val="18"/>
               </w:rPr>
-              <w:t>+6.8</w:t>
-            </w:r>
-            <w:r>
-              <w:rPr>
-                <w:color w:val="000000"/>
-                <w:sz w:val="18"/>
-                <w:szCs w:val="18"/>
-              </w:rPr>
-              <w:t>%</w:t>
+              <w:t>+6.8%</w:t>
             </w:r>
           </w:p>
         </w:tc>
       </w:tr>
       <w:tr>
-        <w:tblPrEx>
-          <w:tblCellMar>
-            <w:top w:w="0" w:type="dxa"/>
-            <w:bottom w:w="0" w:type="dxa"/>
-          </w:tblCellMar>
-        </w:tblPrEx>
         <w:tc>
           <w:tcPr>
             <w:tcW w:w="987" w:type="pct"/>
@@ -10088,26 +8171,12 @@
                 <w:sz w:val="18"/>
                 <w:szCs w:val="18"/>
               </w:rPr>
-              <w:t>+6.8</w:t>
-            </w:r>
-            <w:r>
-              <w:rPr>
-                <w:color w:val="000000"/>
-                <w:sz w:val="18"/>
-                <w:szCs w:val="18"/>
-              </w:rPr>
-              <w:t>%</w:t>
+              <w:t>+6.8%</w:t>
             </w:r>
           </w:p>
         </w:tc>
       </w:tr>
       <w:tr>
-        <w:tblPrEx>
-          <w:tblCellMar>
-            <w:top w:w="0" w:type="dxa"/>
-            <w:bottom w:w="0" w:type="dxa"/>
-          </w:tblCellMar>
-        </w:tblPrEx>
         <w:tc>
           <w:tcPr>
             <w:tcW w:w="987" w:type="pct"/>
@@ -10134,20 +8203,8 @@
                 <w:sz w:val="18"/>
                 <w:szCs w:val="18"/>
               </w:rPr>
-              <w:t xml:space="preserve">Entity </w:t>
-            </w:r>
-            <w:proofErr w:type="gramStart"/>
-            <w:r>
-              <w:rPr>
-                <w:b/>
-                <w:bCs/>
-                <w:color w:val="000000"/>
-                <w:sz w:val="18"/>
-                <w:szCs w:val="18"/>
-              </w:rPr>
-              <w:t>overlap</w:t>
-            </w:r>
-            <w:proofErr w:type="gramEnd"/>
+              <w:t>Entity overlap</w:t>
+            </w:r>
           </w:p>
         </w:tc>
         <w:tc>
@@ -10301,26 +8358,12 @@
                 <w:sz w:val="18"/>
                 <w:szCs w:val="18"/>
               </w:rPr>
-              <w:t>+1.0</w:t>
-            </w:r>
-            <w:r>
-              <w:rPr>
-                <w:color w:val="000000"/>
-                <w:sz w:val="18"/>
-                <w:szCs w:val="18"/>
-              </w:rPr>
-              <w:t>%</w:t>
+              <w:t>+1.0%</w:t>
             </w:r>
           </w:p>
         </w:tc>
       </w:tr>
       <w:tr>
-        <w:tblPrEx>
-          <w:tblCellMar>
-            <w:top w:w="0" w:type="dxa"/>
-            <w:bottom w:w="0" w:type="dxa"/>
-          </w:tblCellMar>
-        </w:tblPrEx>
         <w:tc>
           <w:tcPr>
             <w:tcW w:w="987" w:type="pct"/>
@@ -10502,26 +8545,12 @@
                 <w:sz w:val="18"/>
                 <w:szCs w:val="18"/>
               </w:rPr>
-              <w:t>+4.9</w:t>
-            </w:r>
-            <w:r>
-              <w:rPr>
-                <w:color w:val="000000"/>
-                <w:sz w:val="18"/>
-                <w:szCs w:val="18"/>
-              </w:rPr>
-              <w:t>%</w:t>
+              <w:t>+4.9%</w:t>
             </w:r>
           </w:p>
         </w:tc>
       </w:tr>
       <w:tr>
-        <w:tblPrEx>
-          <w:tblCellMar>
-            <w:top w:w="0" w:type="dxa"/>
-            <w:bottom w:w="0" w:type="dxa"/>
-          </w:tblCellMar>
-        </w:tblPrEx>
         <w:tc>
           <w:tcPr>
             <w:tcW w:w="987" w:type="pct"/>
@@ -10713,28 +8742,12 @@
                 <w:sz w:val="18"/>
                 <w:szCs w:val="18"/>
               </w:rPr>
-              <w:t>+19.4</w:t>
-            </w:r>
-            <w:r>
-              <w:rPr>
-                <w:b/>
-                <w:bCs/>
-                <w:color w:val="000000"/>
-                <w:sz w:val="18"/>
-                <w:szCs w:val="18"/>
-              </w:rPr>
-              <w:t>%</w:t>
+              <w:t>+19.4%</w:t>
             </w:r>
           </w:p>
         </w:tc>
       </w:tr>
       <w:tr>
-        <w:tblPrEx>
-          <w:tblCellMar>
-            <w:top w:w="0" w:type="dxa"/>
-            <w:bottom w:w="0" w:type="dxa"/>
-          </w:tblCellMar>
-        </w:tblPrEx>
         <w:tc>
           <w:tcPr>
             <w:tcW w:w="987" w:type="pct"/>
@@ -10916,26 +8929,12 @@
                 <w:sz w:val="18"/>
                 <w:szCs w:val="18"/>
               </w:rPr>
-              <w:t>−43.1</w:t>
-            </w:r>
-            <w:r>
-              <w:rPr>
-                <w:color w:val="000000"/>
-                <w:sz w:val="18"/>
-                <w:szCs w:val="18"/>
-              </w:rPr>
-              <w:t>%</w:t>
+              <w:t>−43.1%</w:t>
             </w:r>
           </w:p>
         </w:tc>
       </w:tr>
       <w:tr>
-        <w:tblPrEx>
-          <w:tblCellMar>
-            <w:top w:w="0" w:type="dxa"/>
-            <w:bottom w:w="0" w:type="dxa"/>
-          </w:tblCellMar>
-        </w:tblPrEx>
         <w:tc>
           <w:tcPr>
             <w:tcW w:w="987" w:type="pct"/>
@@ -11117,26 +9116,12 @@
                 <w:sz w:val="18"/>
                 <w:szCs w:val="18"/>
               </w:rPr>
-              <w:t>+23.8</w:t>
-            </w:r>
-            <w:r>
-              <w:rPr>
-                <w:color w:val="000000"/>
-                <w:sz w:val="18"/>
-                <w:szCs w:val="18"/>
-              </w:rPr>
-              <w:t>%</w:t>
+              <w:t>+23.8%</w:t>
             </w:r>
           </w:p>
         </w:tc>
       </w:tr>
       <w:tr>
-        <w:tblPrEx>
-          <w:tblCellMar>
-            <w:top w:w="0" w:type="dxa"/>
-            <w:bottom w:w="0" w:type="dxa"/>
-          </w:tblCellMar>
-        </w:tblPrEx>
         <w:tc>
           <w:tcPr>
             <w:tcW w:w="987" w:type="pct"/>
@@ -11367,7 +9352,6 @@
         </w:rPr>
         <w:t xml:space="preserve"> = </w:t>
       </w:r>
-      <w:proofErr w:type="spellStart"/>
       <w:r>
         <w:rPr>
           <w:b/>
@@ -11376,9 +9360,8 @@
           <w:sz w:val="18"/>
           <w:szCs w:val="18"/>
         </w:rPr>
-        <w:t>LiveNewsBench</w:t>
-      </w:r>
-      <w:proofErr w:type="spellEnd"/>
+        <w:t>LiveNewsBench, sep_2025</w:t>
+      </w:r>
       <w:r>
         <w:rPr>
           <w:b/>
@@ -11387,7 +9370,7 @@
           <w:sz w:val="18"/>
           <w:szCs w:val="18"/>
         </w:rPr>
-        <w:t>, sep_2025</w:t>
+        <w:t xml:space="preserve"> </w:t>
       </w:r>
       <w:r>
         <w:rPr>
@@ -11397,29 +9380,7 @@
           <w:sz w:val="18"/>
           <w:szCs w:val="18"/>
         </w:rPr>
-        <w:t xml:space="preserve"> </w:t>
-      </w:r>
-      <w:proofErr w:type="spellStart"/>
-      <w:r>
-        <w:rPr>
-          <w:b/>
-          <w:bCs/>
-          <w:color w:val="000000"/>
-          <w:sz w:val="18"/>
-          <w:szCs w:val="18"/>
-        </w:rPr>
-        <w:t>val</w:t>
-      </w:r>
-      <w:proofErr w:type="spellEnd"/>
-      <w:r>
-        <w:rPr>
-          <w:b/>
-          <w:bCs/>
-          <w:color w:val="000000"/>
-          <w:sz w:val="18"/>
-          <w:szCs w:val="18"/>
-        </w:rPr>
-        <w:t>, 100 Samples</w:t>
+        <w:t>val, 100 Samples</w:t>
       </w:r>
     </w:p>
     <w:tbl>
@@ -11514,7 +9475,6 @@
                 <w:szCs w:val="18"/>
               </w:rPr>
             </w:pPr>
-            <w:proofErr w:type="spellStart"/>
             <w:r>
               <w:rPr>
                 <w:b/>
@@ -11525,7 +9485,6 @@
               </w:rPr>
               <w:t>DyFlow</w:t>
             </w:r>
-            <w:proofErr w:type="spellEnd"/>
           </w:p>
         </w:tc>
         <w:tc>
@@ -11545,7 +9504,6 @@
                 <w:szCs w:val="18"/>
               </w:rPr>
             </w:pPr>
-            <w:proofErr w:type="spellStart"/>
             <w:r>
               <w:rPr>
                 <w:b/>
@@ -11554,18 +9512,7 @@
                 <w:sz w:val="18"/>
                 <w:szCs w:val="18"/>
               </w:rPr>
-              <w:t>DyFlow</w:t>
-            </w:r>
-            <w:proofErr w:type="spellEnd"/>
-            <w:r>
-              <w:rPr>
-                <w:b/>
-                <w:bCs/>
-                <w:color w:val="000000"/>
-                <w:sz w:val="18"/>
-                <w:szCs w:val="18"/>
-              </w:rPr>
-              <w:t>-T</w:t>
+              <w:t>DyFlow-T</w:t>
             </w:r>
           </w:p>
         </w:tc>
@@ -12978,51 +10925,7 @@
           <w:sz w:val="18"/>
           <w:szCs w:val="18"/>
         </w:rPr>
-        <w:t xml:space="preserve">Table VI: Overlap Analysis — </w:t>
-      </w:r>
-      <w:proofErr w:type="spellStart"/>
-      <w:r>
-        <w:rPr>
-          <w:b/>
-          <w:bCs/>
-          <w:color w:val="000000"/>
-          <w:sz w:val="18"/>
-          <w:szCs w:val="18"/>
-        </w:rPr>
-        <w:t>LiveNewsBench</w:t>
-      </w:r>
-      <w:proofErr w:type="spellEnd"/>
-      <w:r>
-        <w:rPr>
-          <w:b/>
-          <w:bCs/>
-          <w:color w:val="000000"/>
-          <w:sz w:val="18"/>
-          <w:szCs w:val="18"/>
-        </w:rPr>
-        <w:t>, sep_2025/</w:t>
-      </w:r>
-      <w:proofErr w:type="spellStart"/>
-      <w:r>
-        <w:rPr>
-          <w:b/>
-          <w:bCs/>
-          <w:color w:val="000000"/>
-          <w:sz w:val="18"/>
-          <w:szCs w:val="18"/>
-        </w:rPr>
-        <w:t>val</w:t>
-      </w:r>
-      <w:proofErr w:type="spellEnd"/>
-      <w:r>
-        <w:rPr>
-          <w:b/>
-          <w:bCs/>
-          <w:color w:val="000000"/>
-          <w:sz w:val="18"/>
-          <w:szCs w:val="18"/>
-        </w:rPr>
-        <w:t>, 100 Samples</w:t>
+        <w:t>Table VI: Overlap Analysis — LiveNewsBench, sep_2025/val, 100 Samples</w:t>
       </w:r>
     </w:p>
     <w:tbl>
@@ -13280,41 +11183,13 @@
                 <w:szCs w:val="18"/>
               </w:rPr>
             </w:pPr>
-            <w:proofErr w:type="spellStart"/>
-            <w:r>
-              <w:rPr>
-                <w:color w:val="000000"/>
-                <w:sz w:val="18"/>
-                <w:szCs w:val="18"/>
-              </w:rPr>
-              <w:t>DyFlow</w:t>
-            </w:r>
-            <w:proofErr w:type="spellEnd"/>
-            <w:r>
-              <w:rPr>
-                <w:color w:val="000000"/>
-                <w:sz w:val="18"/>
-                <w:szCs w:val="18"/>
-              </w:rPr>
-              <w:t xml:space="preserve"> never retrieved what </w:t>
-            </w:r>
-            <w:proofErr w:type="spellStart"/>
-            <w:r>
-              <w:rPr>
-                <w:color w:val="000000"/>
-                <w:sz w:val="18"/>
-                <w:szCs w:val="18"/>
-              </w:rPr>
-              <w:t>DyFlow</w:t>
-            </w:r>
-            <w:proofErr w:type="spellEnd"/>
-            <w:r>
-              <w:rPr>
-                <w:color w:val="000000"/>
-                <w:sz w:val="18"/>
-                <w:szCs w:val="18"/>
-              </w:rPr>
-              <w:t>-T retrieved</w:t>
+            <w:r>
+              <w:rPr>
+                <w:color w:val="000000"/>
+                <w:sz w:val="18"/>
+                <w:szCs w:val="18"/>
+              </w:rPr>
+              <w:t>DyFlow never retrieved what DyFlow-T retrieved</w:t>
             </w:r>
           </w:p>
         </w:tc>
@@ -13348,7 +11223,6 @@
                 <w:szCs w:val="18"/>
               </w:rPr>
             </w:pPr>
-            <w:proofErr w:type="spellStart"/>
             <w:r>
               <w:rPr>
                 <w:b/>
@@ -13357,18 +11231,7 @@
                 <w:sz w:val="18"/>
                 <w:szCs w:val="18"/>
               </w:rPr>
-              <w:t>DyFlow</w:t>
-            </w:r>
-            <w:proofErr w:type="spellEnd"/>
-            <w:r>
-              <w:rPr>
-                <w:b/>
-                <w:bCs/>
-                <w:color w:val="000000"/>
-                <w:sz w:val="18"/>
-                <w:szCs w:val="18"/>
-              </w:rPr>
-              <w:t>-T only</w:t>
+              <w:t>DyFlow-T only</w:t>
             </w:r>
           </w:p>
         </w:tc>
@@ -13480,7 +11343,6 @@
                 <w:szCs w:val="18"/>
               </w:rPr>
             </w:pPr>
-            <w:proofErr w:type="spellStart"/>
             <w:r>
               <w:rPr>
                 <w:b/>
@@ -13489,18 +11351,7 @@
                 <w:sz w:val="18"/>
                 <w:szCs w:val="18"/>
               </w:rPr>
-              <w:t>DyFlow</w:t>
-            </w:r>
-            <w:proofErr w:type="spellEnd"/>
-            <w:r>
-              <w:rPr>
-                <w:b/>
-                <w:bCs/>
-                <w:color w:val="000000"/>
-                <w:sz w:val="18"/>
-                <w:szCs w:val="18"/>
-              </w:rPr>
-              <w:t xml:space="preserve"> only</w:t>
+              <w:t>DyFlow only</w:t>
             </w:r>
           </w:p>
         </w:tc>
@@ -13710,21 +11561,7 @@
         <w:rPr>
           <w:color w:val="000000"/>
         </w:rPr>
-        <w:t xml:space="preserve">The refusal rate drops from 52.0% to 8.2% when the web search tool is available. This single observation quantifies the core thesis: </w:t>
-      </w:r>
-      <w:proofErr w:type="spellStart"/>
-      <w:r>
-        <w:rPr>
-          <w:color w:val="000000"/>
-        </w:rPr>
-        <w:t>DyFlow</w:t>
-      </w:r>
-      <w:proofErr w:type="spellEnd"/>
-      <w:r>
-        <w:rPr>
-          <w:color w:val="000000"/>
-        </w:rPr>
-        <w:t xml:space="preserve"> correctly identifies its own ignorance on post-training news questions 52% of the </w:t>
+        <w:t xml:space="preserve">The refusal rate drops from 52.0% to 8.2% when the web search tool is available. This single observation quantifies the core thesis: DyFlow correctly identifies its own ignorance on post-training news questions 52% of the </w:t>
       </w:r>
       <w:r>
         <w:rPr>
@@ -13789,33 +11626,11 @@
         </w:rPr>
         <w:t xml:space="preserve">Finding 2 — Post-training tasks are categorically different: </w:t>
       </w:r>
-      <w:proofErr w:type="spellStart"/>
-      <w:r>
-        <w:rPr>
-          <w:color w:val="000000"/>
-        </w:rPr>
-        <w:t>LiveNewsBench's</w:t>
-      </w:r>
-      <w:proofErr w:type="spellEnd"/>
-      <w:r>
-        <w:rPr>
-          <w:color w:val="000000"/>
-        </w:rPr>
-        <w:t xml:space="preserve"> +30.4pp average gain is the largest across all benchmarks because </w:t>
-      </w:r>
-      <w:proofErr w:type="spellStart"/>
-      <w:r>
-        <w:rPr>
-          <w:color w:val="000000"/>
-        </w:rPr>
-        <w:t>DyFlow's</w:t>
-      </w:r>
-      <w:proofErr w:type="spellEnd"/>
-      <w:r>
-        <w:rPr>
-          <w:color w:val="000000"/>
-        </w:rPr>
-        <w:t xml:space="preserve"> failure is structural — not a reasoning error, but a knowledge absence that no amount of improved planning can overcome. The 52% refusal rate quantifies how often the agent correctly identifies its own ignorance but cannot act without retrieval.</w:t>
+      <w:r>
+        <w:rPr>
+          <w:color w:val="000000"/>
+        </w:rPr>
+        <w:t>LiveNewsBench's +30.4pp average gain is the largest across all benchmarks because DyFlow's failure is structural — not a reasoning error, but a knowledge absence that no amount of improved planning can overcome. The 52% refusal rate quantifies how often the agent correctly identifies its own ignorance but cannot act without retrieval.</w:t>
       </w:r>
     </w:p>
     <w:p>
@@ -13832,33 +11647,11 @@
         </w:rPr>
         <w:t xml:space="preserve">Finding 3 — Tools benefit smaller models disproportionately: </w:t>
       </w:r>
-      <w:proofErr w:type="spellStart"/>
-      <w:r>
-        <w:rPr>
-          <w:color w:val="000000"/>
-        </w:rPr>
-        <w:t>DyPlanner</w:t>
-      </w:r>
-      <w:proofErr w:type="spellEnd"/>
-      <w:r>
-        <w:rPr>
-          <w:color w:val="000000"/>
-        </w:rPr>
-        <w:t xml:space="preserve"> (Phi-4) shows the largest relative </w:t>
-      </w:r>
-      <w:proofErr w:type="gramStart"/>
-      <w:r>
-        <w:rPr>
-          <w:color w:val="000000"/>
-        </w:rPr>
-        <w:t>gains</w:t>
-      </w:r>
-      <w:proofErr w:type="gramEnd"/>
-      <w:r>
-        <w:rPr>
-          <w:color w:val="000000"/>
-        </w:rPr>
-        <w:t xml:space="preserve"> despite weakest parametric reasoning, confirming that execution grounding compensates for model capacity limitations. Tool-augmented smaller models may offer a more cost-effective path than scaling model size for grounding-dependent tasks.</w:t>
+      <w:r>
+        <w:rPr>
+          <w:color w:val="000000"/>
+        </w:rPr>
+        <w:t>DyPlanner (Phi-4) shows the largest relative gains despite weakest parametric reasoning, confirming that execution grounding compensates for model capacity limitations. Tool-augmented smaller models may offer a more cost-effective path than scaling model size for grounding-dependent tasks.</w:t>
       </w:r>
     </w:p>
     <w:p>
@@ -13885,63 +11678,7 @@
         <w:rPr>
           <w:color w:val="000000"/>
         </w:rPr>
-        <w:t xml:space="preserve">This paper presented </w:t>
-      </w:r>
-      <w:proofErr w:type="spellStart"/>
-      <w:r>
-        <w:rPr>
-          <w:color w:val="000000"/>
-        </w:rPr>
-        <w:t>DyFlow</w:t>
-      </w:r>
-      <w:proofErr w:type="spellEnd"/>
-      <w:r>
-        <w:rPr>
-          <w:color w:val="000000"/>
-        </w:rPr>
-        <w:t xml:space="preserve">-T, a tool-augmented extension of the </w:t>
-      </w:r>
-      <w:proofErr w:type="spellStart"/>
-      <w:r>
-        <w:rPr>
-          <w:color w:val="000000"/>
-        </w:rPr>
-        <w:t>DyFlow</w:t>
-      </w:r>
-      <w:proofErr w:type="spellEnd"/>
-      <w:r>
-        <w:rPr>
-          <w:color w:val="000000"/>
-        </w:rPr>
-        <w:t xml:space="preserve"> dynamic workflow framework. By integrating real live web search via the </w:t>
-      </w:r>
-      <w:proofErr w:type="spellStart"/>
-      <w:r>
-        <w:rPr>
-          <w:color w:val="000000"/>
-        </w:rPr>
-        <w:t>Tavily</w:t>
-      </w:r>
-      <w:proofErr w:type="spellEnd"/>
-      <w:r>
-        <w:rPr>
-          <w:color w:val="000000"/>
-        </w:rPr>
-        <w:t xml:space="preserve"> API into the dynamic operator pipeline, </w:t>
-      </w:r>
-      <w:proofErr w:type="spellStart"/>
-      <w:r>
-        <w:rPr>
-          <w:color w:val="000000"/>
-        </w:rPr>
-        <w:t>DyFlow</w:t>
-      </w:r>
-      <w:proofErr w:type="spellEnd"/>
-      <w:r>
-        <w:rPr>
-          <w:color w:val="000000"/>
-        </w:rPr>
-        <w:t>-T grounds answers in actual returned data rather than LLM-simulated results. The TOOL_REVIEW quality gate prevents erroneous tool outputs from propagating silently, and the TOOL_REFINE operator corrects recoverable failures within the same workflow execution.</w:t>
+        <w:t>This paper presented DyFlow-T, a tool-augmented extension of the DyFlow dynamic workflow framework. By integrating real live web search via the Tavily API into the dynamic operator pipeline, DyFlow-T grounds answers in actual returned data rather than LLM-simulated results. The TOOL_REVIEW quality gate prevents erroneous tool outputs from propagating silently, and the TOOL_REFINE operator corrects recoverable failures within the same workflow execution.</w:t>
       </w:r>
     </w:p>
     <w:p>
@@ -13975,19 +11712,11 @@
         </w:rPr>
         <w:t xml:space="preserve"> and </w:t>
       </w:r>
-      <w:proofErr w:type="spellStart"/>
-      <w:r>
-        <w:rPr>
-          <w:color w:val="000000"/>
-        </w:rPr>
-        <w:t>LiveNewsBench</w:t>
-      </w:r>
-      <w:proofErr w:type="spellEnd"/>
-      <w:r>
-        <w:rPr>
-          <w:color w:val="000000"/>
-        </w:rPr>
-        <w:t xml:space="preserve"> (+30.4</w:t>
+      <w:r>
+        <w:rPr>
+          <w:color w:val="000000"/>
+        </w:rPr>
+        <w:t>LiveNewsBench (+30.4</w:t>
       </w:r>
       <w:r>
         <w:rPr>
@@ -13999,21 +11728,7 @@
         <w:rPr>
           <w:color w:val="000000"/>
         </w:rPr>
-        <w:t xml:space="preserve">) demonstrate consistent large accuracy gains with tool availability as the sole variable. The </w:t>
-      </w:r>
-      <w:proofErr w:type="spellStart"/>
-      <w:r>
-        <w:rPr>
-          <w:color w:val="000000"/>
-        </w:rPr>
-        <w:t>LiveNewsBench</w:t>
-      </w:r>
-      <w:proofErr w:type="spellEnd"/>
-      <w:r>
-        <w:rPr>
-          <w:color w:val="000000"/>
-        </w:rPr>
-        <w:t xml:space="preserve"> result establishes that a growing class of tasks exists for which parametric memory is structurally insufficient and tool access is a prerequisite rather than an enhancement. The ablation confirms that both tool types and the quality gate independently contribute, and that their combination is necessary for peak performance.</w:t>
+        <w:t>) demonstrate consistent large accuracy gains with tool availability as the sole variable. The LiveNewsBench result establishes that a growing class of tasks exists for which parametric memory is structurally insufficient and tool access is a prerequisite rather than an enhancement. The ablation confirms that both tool types and the quality gate independently contribute, and that their combination is necessary for peak performance.</w:t>
       </w:r>
     </w:p>
     <w:p>
@@ -14026,49 +11741,7 @@
         <w:rPr>
           <w:color w:val="000000"/>
         </w:rPr>
-        <w:t xml:space="preserve">Future work will extend </w:t>
-      </w:r>
-      <w:proofErr w:type="spellStart"/>
-      <w:r>
-        <w:rPr>
-          <w:color w:val="000000"/>
-        </w:rPr>
-        <w:t>DyFlow</w:t>
-      </w:r>
-      <w:proofErr w:type="spellEnd"/>
-      <w:r>
-        <w:rPr>
-          <w:color w:val="000000"/>
-        </w:rPr>
-        <w:t xml:space="preserve">-T with multimodal retrieval, code execution environments, and confidence-calibrated TOOL_REVIEW retry logic. Evaluation on the GAIA test set will establish robust cross-domain benchmarks. Investigation of multi-turn tool use via chained web retrieval and integration of the </w:t>
-      </w:r>
-      <w:proofErr w:type="spellStart"/>
-      <w:r>
-        <w:rPr>
-          <w:color w:val="000000"/>
-        </w:rPr>
-        <w:t>Tavily</w:t>
-      </w:r>
-      <w:proofErr w:type="spellEnd"/>
-      <w:r>
-        <w:rPr>
-          <w:color w:val="000000"/>
-        </w:rPr>
-        <w:t xml:space="preserve"> </w:t>
-      </w:r>
-      <w:proofErr w:type="spellStart"/>
-      <w:r>
-        <w:rPr>
-          <w:color w:val="000000"/>
-        </w:rPr>
-        <w:t>subsequent_request_token</w:t>
-      </w:r>
-      <w:proofErr w:type="spellEnd"/>
-      <w:r>
-        <w:rPr>
-          <w:color w:val="000000"/>
-        </w:rPr>
-        <w:t xml:space="preserve"> mechanism for follow-up queries represent natural next steps toward a fully grounded dynamic workflow agent.</w:t>
+        <w:t>Future work will extend DyFlow-T with multimodal retrieval, code execution environments, and confidence-calibrated TOOL_REVIEW retry logic. Evaluation on the GAIA test set will establish robust cross-domain benchmarks. Investigation of multi-turn tool use via chained web retrieval and integration of the Tavily subsequent_request_token mechanism for follow-up queries represent natural next steps toward a fully grounded dynamic workflow agent.</w:t>
       </w:r>
     </w:p>
     <w:p>
@@ -14099,25 +11772,8 @@
           <w:sz w:val="18"/>
           <w:szCs w:val="18"/>
         </w:rPr>
-        <w:t xml:space="preserve">[1] J. </w:t>
-      </w:r>
-      <w:proofErr w:type="spellStart"/>
-      <w:r>
-        <w:rPr>
-          <w:sz w:val="18"/>
-          <w:szCs w:val="18"/>
-        </w:rPr>
-        <w:t>Achiam</w:t>
-      </w:r>
-      <w:proofErr w:type="spellEnd"/>
-      <w:r>
-        <w:rPr>
-          <w:sz w:val="18"/>
-          <w:szCs w:val="18"/>
-        </w:rPr>
-        <w:t xml:space="preserve"> et al., "GPT-4 Technical Report," </w:t>
-      </w:r>
-      <w:proofErr w:type="spellStart"/>
+        <w:t xml:space="preserve">[1] J. Achiam et al., "GPT-4 Technical Report," </w:t>
+      </w:r>
       <w:r>
         <w:rPr>
           <w:i/>
@@ -14125,9 +11781,32 @@
           <w:sz w:val="18"/>
           <w:szCs w:val="18"/>
         </w:rPr>
-        <w:t>arXiv</w:t>
-      </w:r>
-      <w:proofErr w:type="spellEnd"/>
+        <w:t>arXiv preprint arXiv:2303.08774</w:t>
+      </w:r>
+      <w:r>
+        <w:rPr>
+          <w:sz w:val="18"/>
+          <w:szCs w:val="18"/>
+        </w:rPr>
+        <w:t>, 2023.</w:t>
+      </w:r>
+    </w:p>
+    <w:p>
+      <w:pPr>
+        <w:spacing w:after="60"/>
+        <w:ind w:left="360" w:hanging="360"/>
+        <w:rPr>
+          <w:sz w:val="18"/>
+          <w:szCs w:val="18"/>
+        </w:rPr>
+      </w:pPr>
+      <w:r>
+        <w:rPr>
+          <w:sz w:val="18"/>
+          <w:szCs w:val="18"/>
+        </w:rPr>
+        <w:t xml:space="preserve">[2] Q. Wu et al., "AutoGen: Enabling Next-Gen LLM Applications via Multi-Agent Conversation," </w:t>
+      </w:r>
       <w:r>
         <w:rPr>
           <w:i/>
@@ -14135,7 +11814,7 @@
           <w:sz w:val="18"/>
           <w:szCs w:val="18"/>
         </w:rPr>
-        <w:t xml:space="preserve"> preprint arXiv:2303.08774</w:t>
+        <w:t>arXiv preprint arXiv:2308.08155</w:t>
       </w:r>
       <w:r>
         <w:rPr>
@@ -14159,25 +11838,8 @@
           <w:sz w:val="18"/>
           <w:szCs w:val="18"/>
         </w:rPr>
-        <w:t>[2] Q. Wu et al., "</w:t>
-      </w:r>
-      <w:proofErr w:type="spellStart"/>
-      <w:r>
-        <w:rPr>
-          <w:sz w:val="18"/>
-          <w:szCs w:val="18"/>
-        </w:rPr>
-        <w:t>AutoGen</w:t>
-      </w:r>
-      <w:proofErr w:type="spellEnd"/>
-      <w:r>
-        <w:rPr>
-          <w:sz w:val="18"/>
-          <w:szCs w:val="18"/>
-        </w:rPr>
-        <w:t xml:space="preserve">: Enabling Next-Gen LLM Applications via Multi-Agent Conversation," </w:t>
-      </w:r>
-      <w:proofErr w:type="spellStart"/>
+        <w:t xml:space="preserve">[3] S. Hong et al., "MetaGPT: Meta Programming for Multi-Agent Collaborative Framework," </w:t>
+      </w:r>
       <w:r>
         <w:rPr>
           <w:i/>
@@ -14185,9 +11847,32 @@
           <w:sz w:val="18"/>
           <w:szCs w:val="18"/>
         </w:rPr>
-        <w:t>arXiv</w:t>
-      </w:r>
-      <w:proofErr w:type="spellEnd"/>
+        <w:t>arXiv preprint arXiv:2308.00352</w:t>
+      </w:r>
+      <w:r>
+        <w:rPr>
+          <w:sz w:val="18"/>
+          <w:szCs w:val="18"/>
+        </w:rPr>
+        <w:t>, 2023.</w:t>
+      </w:r>
+    </w:p>
+    <w:p>
+      <w:pPr>
+        <w:spacing w:after="60"/>
+        <w:ind w:left="360" w:hanging="360"/>
+        <w:rPr>
+          <w:sz w:val="18"/>
+          <w:szCs w:val="18"/>
+        </w:rPr>
+      </w:pPr>
+      <w:r>
+        <w:rPr>
+          <w:sz w:val="18"/>
+          <w:szCs w:val="18"/>
+        </w:rPr>
+        <w:t xml:space="preserve">[4] S. Yao et al., "ReAct: Synergizing Reasoning and Acting in Language Models," in </w:t>
+      </w:r>
       <w:r>
         <w:rPr>
           <w:i/>
@@ -14195,7 +11880,7 @@
           <w:sz w:val="18"/>
           <w:szCs w:val="18"/>
         </w:rPr>
-        <w:t xml:space="preserve"> preprint arXiv:2308.08155</w:t>
+        <w:t>Proc. ICLR</w:t>
       </w:r>
       <w:r>
         <w:rPr>
@@ -14219,25 +11904,8 @@
           <w:sz w:val="18"/>
           <w:szCs w:val="18"/>
         </w:rPr>
-        <w:t>[3] S. Hong et al., "</w:t>
-      </w:r>
-      <w:proofErr w:type="spellStart"/>
-      <w:r>
-        <w:rPr>
-          <w:sz w:val="18"/>
-          <w:szCs w:val="18"/>
-        </w:rPr>
-        <w:t>MetaGPT</w:t>
-      </w:r>
-      <w:proofErr w:type="spellEnd"/>
-      <w:r>
-        <w:rPr>
-          <w:sz w:val="18"/>
-          <w:szCs w:val="18"/>
-        </w:rPr>
-        <w:t xml:space="preserve">: Meta Programming for Multi-Agent Collaborative Framework," </w:t>
-      </w:r>
-      <w:proofErr w:type="spellStart"/>
+        <w:t xml:space="preserve">[5] T. Schick et al., "Toolformer: Language Models Can Teach Themselves to Use Tools," in </w:t>
+      </w:r>
       <w:r>
         <w:rPr>
           <w:i/>
@@ -14245,9 +11913,32 @@
           <w:sz w:val="18"/>
           <w:szCs w:val="18"/>
         </w:rPr>
-        <w:t>arXiv</w:t>
-      </w:r>
-      <w:proofErr w:type="spellEnd"/>
+        <w:t>Proc. NeurIPS</w:t>
+      </w:r>
+      <w:r>
+        <w:rPr>
+          <w:sz w:val="18"/>
+          <w:szCs w:val="18"/>
+        </w:rPr>
+        <w:t>, 2023.</w:t>
+      </w:r>
+    </w:p>
+    <w:p>
+      <w:pPr>
+        <w:spacing w:after="60"/>
+        <w:ind w:left="360" w:hanging="360"/>
+        <w:rPr>
+          <w:sz w:val="18"/>
+          <w:szCs w:val="18"/>
+        </w:rPr>
+      </w:pPr>
+      <w:r>
+        <w:rPr>
+          <w:sz w:val="18"/>
+          <w:szCs w:val="18"/>
+        </w:rPr>
+        <w:t xml:space="preserve">[6] Y. Wang et al., "DyFlow: Dynamic Workflow Framework for Agentic Reasoning," in </w:t>
+      </w:r>
       <w:r>
         <w:rPr>
           <w:i/>
@@ -14255,14 +11946,14 @@
           <w:sz w:val="18"/>
           <w:szCs w:val="18"/>
         </w:rPr>
-        <w:t xml:space="preserve"> preprint arXiv:2308.00352</w:t>
+        <w:t>Proc. NeurIPS</w:t>
       </w:r>
       <w:r>
         <w:rPr>
           <w:sz w:val="18"/>
           <w:szCs w:val="18"/>
         </w:rPr>
-        <w:t>, 2023.</w:t>
+        <w:t>, 2025.</w:t>
       </w:r>
     </w:p>
     <w:p>
@@ -14279,23 +11970,7 @@
           <w:sz w:val="18"/>
           <w:szCs w:val="18"/>
         </w:rPr>
-        <w:t>[4] S. Yao et al., "</w:t>
-      </w:r>
-      <w:proofErr w:type="spellStart"/>
-      <w:r>
-        <w:rPr>
-          <w:sz w:val="18"/>
-          <w:szCs w:val="18"/>
-        </w:rPr>
-        <w:t>ReAct</w:t>
-      </w:r>
-      <w:proofErr w:type="spellEnd"/>
-      <w:r>
-        <w:rPr>
-          <w:sz w:val="18"/>
-          <w:szCs w:val="18"/>
-        </w:rPr>
-        <w:t xml:space="preserve">: Synergizing Reasoning and Acting in Language Models," in </w:t>
+        <w:t xml:space="preserve">[7] Z. Chen et al., "AFlow: Automating Agentic Workflow Generation," </w:t>
       </w:r>
       <w:r>
         <w:rPr>
@@ -14304,14 +11979,14 @@
           <w:sz w:val="18"/>
           <w:szCs w:val="18"/>
         </w:rPr>
-        <w:t>Proc. ICLR</w:t>
+        <w:t>arXiv preprint arXiv:2410.10762</w:t>
       </w:r>
       <w:r>
         <w:rPr>
           <w:sz w:val="18"/>
           <w:szCs w:val="18"/>
         </w:rPr>
-        <w:t>, 2023.</w:t>
+        <w:t>, 2024.</w:t>
       </w:r>
     </w:p>
     <w:p>
@@ -14328,23 +12003,7 @@
           <w:sz w:val="18"/>
           <w:szCs w:val="18"/>
         </w:rPr>
-        <w:t>[5] T. Schick et al., "</w:t>
-      </w:r>
-      <w:proofErr w:type="spellStart"/>
-      <w:r>
-        <w:rPr>
-          <w:sz w:val="18"/>
-          <w:szCs w:val="18"/>
-        </w:rPr>
-        <w:t>Toolformer</w:t>
-      </w:r>
-      <w:proofErr w:type="spellEnd"/>
-      <w:r>
-        <w:rPr>
-          <w:sz w:val="18"/>
-          <w:szCs w:val="18"/>
-        </w:rPr>
-        <w:t xml:space="preserve">: Language Models Can Teach Themselves to Use Tools," in </w:t>
+        <w:t xml:space="preserve">[8] S. Hu, C. Lu, and J. Clune, "Automated Design of Agentic Systems," </w:t>
       </w:r>
       <w:r>
         <w:rPr>
@@ -14353,9 +12012,32 @@
           <w:sz w:val="18"/>
           <w:szCs w:val="18"/>
         </w:rPr>
-        <w:t xml:space="preserve">Proc. </w:t>
-      </w:r>
-      <w:proofErr w:type="spellStart"/>
+        <w:t>arXiv preprint arXiv:2408.08435</w:t>
+      </w:r>
+      <w:r>
+        <w:rPr>
+          <w:sz w:val="18"/>
+          <w:szCs w:val="18"/>
+        </w:rPr>
+        <w:t>, 2024.</w:t>
+      </w:r>
+    </w:p>
+    <w:p>
+      <w:pPr>
+        <w:spacing w:after="60"/>
+        <w:ind w:left="360" w:hanging="360"/>
+        <w:rPr>
+          <w:sz w:val="18"/>
+          <w:szCs w:val="18"/>
+        </w:rPr>
+      </w:pPr>
+      <w:r>
+        <w:rPr>
+          <w:sz w:val="18"/>
+          <w:szCs w:val="18"/>
+        </w:rPr>
+        <w:t xml:space="preserve">[9] G. Zhang et al., "Multi-Agent Architecture Search via Agentic Supernet," </w:t>
+      </w:r>
       <w:r>
         <w:rPr>
           <w:i/>
@@ -14363,15 +12045,14 @@
           <w:sz w:val="18"/>
           <w:szCs w:val="18"/>
         </w:rPr>
-        <w:t>NeurIPS</w:t>
-      </w:r>
-      <w:proofErr w:type="spellEnd"/>
+        <w:t>arXiv preprint arXiv:2502.04180</w:t>
+      </w:r>
       <w:r>
         <w:rPr>
           <w:sz w:val="18"/>
           <w:szCs w:val="18"/>
         </w:rPr>
-        <w:t>, 2023.</w:t>
+        <w:t>, 2025.</w:t>
       </w:r>
     </w:p>
     <w:p>
@@ -14388,23 +12069,7 @@
           <w:sz w:val="18"/>
           <w:szCs w:val="18"/>
         </w:rPr>
-        <w:t>[6] Y. Wang et al., "</w:t>
-      </w:r>
-      <w:proofErr w:type="spellStart"/>
-      <w:r>
-        <w:rPr>
-          <w:sz w:val="18"/>
-          <w:szCs w:val="18"/>
-        </w:rPr>
-        <w:t>DyFlow</w:t>
-      </w:r>
-      <w:proofErr w:type="spellEnd"/>
-      <w:r>
-        <w:rPr>
-          <w:sz w:val="18"/>
-          <w:szCs w:val="18"/>
-        </w:rPr>
-        <w:t xml:space="preserve">: Dynamic Workflow Framework for Agentic Reasoning," in </w:t>
+        <w:t xml:space="preserve">[10] Y. Du et al., "Improving Factuality and Reasoning in Language Models through Multiagent Debate," in </w:t>
       </w:r>
       <w:r>
         <w:rPr>
@@ -14413,9 +12078,32 @@
           <w:sz w:val="18"/>
           <w:szCs w:val="18"/>
         </w:rPr>
-        <w:t xml:space="preserve">Proc. </w:t>
-      </w:r>
-      <w:proofErr w:type="spellStart"/>
+        <w:t>Proc. ICML</w:t>
+      </w:r>
+      <w:r>
+        <w:rPr>
+          <w:sz w:val="18"/>
+          <w:szCs w:val="18"/>
+        </w:rPr>
+        <w:t>, 2023.</w:t>
+      </w:r>
+    </w:p>
+    <w:p>
+      <w:pPr>
+        <w:spacing w:after="60"/>
+        <w:ind w:left="360" w:hanging="360"/>
+        <w:rPr>
+          <w:sz w:val="18"/>
+          <w:szCs w:val="18"/>
+        </w:rPr>
+      </w:pPr>
+      <w:r>
+        <w:rPr>
+          <w:sz w:val="18"/>
+          <w:szCs w:val="18"/>
+        </w:rPr>
+        <w:t xml:space="preserve">[11] N. Shinn et al., "Reflexion: Language Agents with Verbal Reinforcement Learning," in </w:t>
+      </w:r>
       <w:r>
         <w:rPr>
           <w:i/>
@@ -14423,15 +12111,14 @@
           <w:sz w:val="18"/>
           <w:szCs w:val="18"/>
         </w:rPr>
-        <w:t>NeurIPS</w:t>
-      </w:r>
-      <w:proofErr w:type="spellEnd"/>
+        <w:t>Proc. NeurIPS</w:t>
+      </w:r>
       <w:r>
         <w:rPr>
           <w:sz w:val="18"/>
           <w:szCs w:val="18"/>
         </w:rPr>
-        <w:t>, 2025.</w:t>
+        <w:t>, 2023.</w:t>
       </w:r>
     </w:p>
     <w:p>
@@ -14448,25 +12135,8 @@
           <w:sz w:val="18"/>
           <w:szCs w:val="18"/>
         </w:rPr>
-        <w:t>[7] Z. Chen et al., "</w:t>
-      </w:r>
-      <w:proofErr w:type="spellStart"/>
-      <w:r>
-        <w:rPr>
-          <w:sz w:val="18"/>
-          <w:szCs w:val="18"/>
-        </w:rPr>
-        <w:t>AFlow</w:t>
-      </w:r>
-      <w:proofErr w:type="spellEnd"/>
-      <w:r>
-        <w:rPr>
-          <w:sz w:val="18"/>
-          <w:szCs w:val="18"/>
-        </w:rPr>
-        <w:t xml:space="preserve">: Automating Agentic Workflow Generation," </w:t>
-      </w:r>
-      <w:proofErr w:type="spellStart"/>
+        <w:t xml:space="preserve">[12] S. Yao et al., "Tree of Thoughts: Deliberate Problem Solving with Large Language Models," in </w:t>
+      </w:r>
       <w:r>
         <w:rPr>
           <w:i/>
@@ -14474,9 +12144,32 @@
           <w:sz w:val="18"/>
           <w:szCs w:val="18"/>
         </w:rPr>
-        <w:t>arXiv</w:t>
-      </w:r>
-      <w:proofErr w:type="spellEnd"/>
+        <w:t>Proc. NeurIPS</w:t>
+      </w:r>
+      <w:r>
+        <w:rPr>
+          <w:sz w:val="18"/>
+          <w:szCs w:val="18"/>
+        </w:rPr>
+        <w:t>, 2023.</w:t>
+      </w:r>
+    </w:p>
+    <w:p>
+      <w:pPr>
+        <w:spacing w:after="60"/>
+        <w:ind w:left="360" w:hanging="360"/>
+        <w:rPr>
+          <w:sz w:val="18"/>
+          <w:szCs w:val="18"/>
+        </w:rPr>
+      </w:pPr>
+      <w:r>
+        <w:rPr>
+          <w:sz w:val="18"/>
+          <w:szCs w:val="18"/>
+        </w:rPr>
+        <w:t xml:space="preserve">[13] O. Khattab et al., "DSPy: Compiling Declarative Language Model Calls into Self-Improving Pipelines," </w:t>
+      </w:r>
       <w:r>
         <w:rPr>
           <w:i/>
@@ -14484,14 +12177,14 @@
           <w:sz w:val="18"/>
           <w:szCs w:val="18"/>
         </w:rPr>
-        <w:t xml:space="preserve"> preprint arXiv:2410.10762</w:t>
+        <w:t>arXiv preprint arXiv:2310.03714</w:t>
       </w:r>
       <w:r>
         <w:rPr>
           <w:sz w:val="18"/>
           <w:szCs w:val="18"/>
         </w:rPr>
-        <w:t>, 2024.</w:t>
+        <w:t>, 2023.</w:t>
       </w:r>
     </w:p>
     <w:p>
@@ -14508,9 +12201,8 @@
           <w:sz w:val="18"/>
           <w:szCs w:val="18"/>
         </w:rPr>
-        <w:t xml:space="preserve">[8] S. Hu, C. Lu, and J. Clune, "Automated Design of Agentic Systems," </w:t>
-      </w:r>
-      <w:proofErr w:type="spellStart"/>
+        <w:t xml:space="preserve">[14] J. Wei et al., "Chain-of-Thought Prompting Elicits Reasoning in Large Language Models," in </w:t>
+      </w:r>
       <w:r>
         <w:rPr>
           <w:i/>
@@ -14518,9 +12210,32 @@
           <w:sz w:val="18"/>
           <w:szCs w:val="18"/>
         </w:rPr>
-        <w:t>arXiv</w:t>
-      </w:r>
-      <w:proofErr w:type="spellEnd"/>
+        <w:t>Proc. NeurIPS</w:t>
+      </w:r>
+      <w:r>
+        <w:rPr>
+          <w:sz w:val="18"/>
+          <w:szCs w:val="18"/>
+        </w:rPr>
+        <w:t>, 2022.</w:t>
+      </w:r>
+    </w:p>
+    <w:p>
+      <w:pPr>
+        <w:spacing w:after="60"/>
+        <w:ind w:left="360" w:hanging="360"/>
+        <w:rPr>
+          <w:sz w:val="18"/>
+          <w:szCs w:val="18"/>
+        </w:rPr>
+      </w:pPr>
+      <w:r>
+        <w:rPr>
+          <w:sz w:val="18"/>
+          <w:szCs w:val="18"/>
+        </w:rPr>
+        <w:t xml:space="preserve">[15] X. Wang et al., "Self-Consistency Improves Chain of Thought Reasoning in Language Models," </w:t>
+      </w:r>
       <w:r>
         <w:rPr>
           <w:i/>
@@ -14528,14 +12243,14 @@
           <w:sz w:val="18"/>
           <w:szCs w:val="18"/>
         </w:rPr>
-        <w:t xml:space="preserve"> preprint arXiv:2408.08435</w:t>
+        <w:t>arXiv preprint arXiv:2203.11171</w:t>
       </w:r>
       <w:r>
         <w:rPr>
           <w:sz w:val="18"/>
           <w:szCs w:val="18"/>
         </w:rPr>
-        <w:t>, 2024.</w:t>
+        <w:t>, 2022.</w:t>
       </w:r>
     </w:p>
     <w:p>
@@ -14552,25 +12267,8 @@
           <w:sz w:val="18"/>
           <w:szCs w:val="18"/>
         </w:rPr>
-        <w:t xml:space="preserve">[9] G. Zhang et al., "Multi-Agent Architecture Search via Agentic </w:t>
-      </w:r>
-      <w:proofErr w:type="spellStart"/>
-      <w:r>
-        <w:rPr>
-          <w:sz w:val="18"/>
-          <w:szCs w:val="18"/>
-        </w:rPr>
-        <w:t>Supernet</w:t>
-      </w:r>
-      <w:proofErr w:type="spellEnd"/>
-      <w:r>
-        <w:rPr>
-          <w:sz w:val="18"/>
-          <w:szCs w:val="18"/>
-        </w:rPr>
-        <w:t xml:space="preserve">," </w:t>
-      </w:r>
-      <w:proofErr w:type="spellStart"/>
+        <w:t xml:space="preserve">[16] A. Madaan et al., "Self-Refine: Iterative Refinement with Self-Feedback," in </w:t>
+      </w:r>
       <w:r>
         <w:rPr>
           <w:i/>
@@ -14578,9 +12276,32 @@
           <w:sz w:val="18"/>
           <w:szCs w:val="18"/>
         </w:rPr>
-        <w:t>arXiv</w:t>
-      </w:r>
-      <w:proofErr w:type="spellEnd"/>
+        <w:t>Proc. NeurIPS</w:t>
+      </w:r>
+      <w:r>
+        <w:rPr>
+          <w:sz w:val="18"/>
+          <w:szCs w:val="18"/>
+        </w:rPr>
+        <w:t>, 2023.</w:t>
+      </w:r>
+    </w:p>
+    <w:p>
+      <w:pPr>
+        <w:spacing w:after="60"/>
+        <w:ind w:left="360" w:hanging="360"/>
+        <w:rPr>
+          <w:sz w:val="18"/>
+          <w:szCs w:val="18"/>
+        </w:rPr>
+      </w:pPr>
+      <w:r>
+        <w:rPr>
+          <w:sz w:val="18"/>
+          <w:szCs w:val="18"/>
+        </w:rPr>
+        <w:t xml:space="preserve">[17] J. Li et al., "BIRD: A Big Bench for Large-Scale Database Grounded Text-to-SQL," in </w:t>
+      </w:r>
       <w:r>
         <w:rPr>
           <w:i/>
@@ -14588,14 +12309,14 @@
           <w:sz w:val="18"/>
           <w:szCs w:val="18"/>
         </w:rPr>
-        <w:t xml:space="preserve"> preprint arXiv:2502.04180</w:t>
+        <w:t>Proc. NeurIPS</w:t>
       </w:r>
       <w:r>
         <w:rPr>
           <w:sz w:val="18"/>
           <w:szCs w:val="18"/>
         </w:rPr>
-        <w:t>, 2025.</w:t>
+        <w:t>, 2024.</w:t>
       </w:r>
     </w:p>
     <w:p>
@@ -14612,7 +12333,7 @@
           <w:sz w:val="18"/>
           <w:szCs w:val="18"/>
         </w:rPr>
-        <w:t xml:space="preserve">[10] Y. Du et al., "Improving Factuality and Reasoning in Language Models through Multiagent Debate," in </w:t>
+        <w:t xml:space="preserve">[18] G. Mialon et al., "GAIA: A Benchmark for General AI Assistants," in </w:t>
       </w:r>
       <w:r>
         <w:rPr>
@@ -14621,14 +12342,14 @@
           <w:sz w:val="18"/>
           <w:szCs w:val="18"/>
         </w:rPr>
-        <w:t>Proc. ICML</w:t>
+        <w:t>Proc. ICLR</w:t>
       </w:r>
       <w:r>
         <w:rPr>
           <w:sz w:val="18"/>
           <w:szCs w:val="18"/>
         </w:rPr>
-        <w:t>, 2023.</w:t>
+        <w:t>, 2024.</w:t>
       </w:r>
     </w:p>
     <w:p>
@@ -14645,23 +12366,7 @@
           <w:sz w:val="18"/>
           <w:szCs w:val="18"/>
         </w:rPr>
-        <w:t>[11] N. Shinn et al., "</w:t>
-      </w:r>
-      <w:proofErr w:type="spellStart"/>
-      <w:r>
-        <w:rPr>
-          <w:sz w:val="18"/>
-          <w:szCs w:val="18"/>
-        </w:rPr>
-        <w:t>Reflexion</w:t>
-      </w:r>
-      <w:proofErr w:type="spellEnd"/>
-      <w:r>
-        <w:rPr>
-          <w:sz w:val="18"/>
-          <w:szCs w:val="18"/>
-        </w:rPr>
-        <w:t xml:space="preserve">: Language Agents with Verbal Reinforcement Learning," in </w:t>
+        <w:t xml:space="preserve">[19] Y. Zhang, R. Cao, and J. Wei, "LiveNewsBench: Evaluating LLM Web Search Capabilities with Freshly Curated News," </w:t>
       </w:r>
       <w:r>
         <w:rPr>
@@ -14670,9 +12375,32 @@
           <w:sz w:val="18"/>
           <w:szCs w:val="18"/>
         </w:rPr>
-        <w:t xml:space="preserve">Proc. </w:t>
-      </w:r>
-      <w:proofErr w:type="spellStart"/>
+        <w:t>arXiv preprint arXiv:2602.13543</w:t>
+      </w:r>
+      <w:r>
+        <w:rPr>
+          <w:sz w:val="18"/>
+          <w:szCs w:val="18"/>
+        </w:rPr>
+        <w:t>, 2025.</w:t>
+      </w:r>
+    </w:p>
+    <w:p>
+      <w:pPr>
+        <w:spacing w:after="60"/>
+        <w:ind w:left="360" w:hanging="360"/>
+        <w:rPr>
+          <w:sz w:val="18"/>
+          <w:szCs w:val="18"/>
+        </w:rPr>
+      </w:pPr>
+      <w:r>
+        <w:rPr>
+          <w:sz w:val="18"/>
+          <w:szCs w:val="18"/>
+        </w:rPr>
+        <w:t xml:space="preserve">[20] Q. Jin et al., "PubMedQA: A Dataset for Biomedical Research Question Answering," </w:t>
+      </w:r>
       <w:r>
         <w:rPr>
           <w:i/>
@@ -14680,457 +12408,7 @@
           <w:sz w:val="18"/>
           <w:szCs w:val="18"/>
         </w:rPr>
-        <w:t>NeurIPS</w:t>
-      </w:r>
-      <w:proofErr w:type="spellEnd"/>
-      <w:r>
-        <w:rPr>
-          <w:sz w:val="18"/>
-          <w:szCs w:val="18"/>
-        </w:rPr>
-        <w:t>, 2023.</w:t>
-      </w:r>
-    </w:p>
-    <w:p>
-      <w:pPr>
-        <w:spacing w:after="60"/>
-        <w:ind w:left="360" w:hanging="360"/>
-        <w:rPr>
-          <w:sz w:val="18"/>
-          <w:szCs w:val="18"/>
-        </w:rPr>
-      </w:pPr>
-      <w:r>
-        <w:rPr>
-          <w:sz w:val="18"/>
-          <w:szCs w:val="18"/>
-        </w:rPr>
-        <w:t xml:space="preserve">[12] S. Yao et al., "Tree of Thoughts: Deliberate Problem Solving with Large Language Models," in </w:t>
-      </w:r>
-      <w:r>
-        <w:rPr>
-          <w:i/>
-          <w:iCs/>
-          <w:sz w:val="18"/>
-          <w:szCs w:val="18"/>
-        </w:rPr>
-        <w:t xml:space="preserve">Proc. </w:t>
-      </w:r>
-      <w:proofErr w:type="spellStart"/>
-      <w:r>
-        <w:rPr>
-          <w:i/>
-          <w:iCs/>
-          <w:sz w:val="18"/>
-          <w:szCs w:val="18"/>
-        </w:rPr>
-        <w:t>NeurIPS</w:t>
-      </w:r>
-      <w:proofErr w:type="spellEnd"/>
-      <w:r>
-        <w:rPr>
-          <w:sz w:val="18"/>
-          <w:szCs w:val="18"/>
-        </w:rPr>
-        <w:t>, 2023.</w:t>
-      </w:r>
-    </w:p>
-    <w:p>
-      <w:pPr>
-        <w:spacing w:after="60"/>
-        <w:ind w:left="360" w:hanging="360"/>
-        <w:rPr>
-          <w:sz w:val="18"/>
-          <w:szCs w:val="18"/>
-        </w:rPr>
-      </w:pPr>
-      <w:r>
-        <w:rPr>
-          <w:sz w:val="18"/>
-          <w:szCs w:val="18"/>
-        </w:rPr>
-        <w:t>[13] O. Khattab et al., "</w:t>
-      </w:r>
-      <w:proofErr w:type="spellStart"/>
-      <w:r>
-        <w:rPr>
-          <w:sz w:val="18"/>
-          <w:szCs w:val="18"/>
-        </w:rPr>
-        <w:t>DSPy</w:t>
-      </w:r>
-      <w:proofErr w:type="spellEnd"/>
-      <w:r>
-        <w:rPr>
-          <w:sz w:val="18"/>
-          <w:szCs w:val="18"/>
-        </w:rPr>
-        <w:t xml:space="preserve">: Compiling Declarative Language Model Calls into Self-Improving Pipelines," </w:t>
-      </w:r>
-      <w:proofErr w:type="spellStart"/>
-      <w:r>
-        <w:rPr>
-          <w:i/>
-          <w:iCs/>
-          <w:sz w:val="18"/>
-          <w:szCs w:val="18"/>
-        </w:rPr>
-        <w:t>arXiv</w:t>
-      </w:r>
-      <w:proofErr w:type="spellEnd"/>
-      <w:r>
-        <w:rPr>
-          <w:i/>
-          <w:iCs/>
-          <w:sz w:val="18"/>
-          <w:szCs w:val="18"/>
-        </w:rPr>
-        <w:t xml:space="preserve"> preprint arXiv:2310.03714</w:t>
-      </w:r>
-      <w:r>
-        <w:rPr>
-          <w:sz w:val="18"/>
-          <w:szCs w:val="18"/>
-        </w:rPr>
-        <w:t>, 2023.</w:t>
-      </w:r>
-    </w:p>
-    <w:p>
-      <w:pPr>
-        <w:spacing w:after="60"/>
-        <w:ind w:left="360" w:hanging="360"/>
-        <w:rPr>
-          <w:sz w:val="18"/>
-          <w:szCs w:val="18"/>
-        </w:rPr>
-      </w:pPr>
-      <w:r>
-        <w:rPr>
-          <w:sz w:val="18"/>
-          <w:szCs w:val="18"/>
-        </w:rPr>
-        <w:t xml:space="preserve">[14] J. Wei et al., "Chain-of-Thought Prompting Elicits Reasoning in Large Language Models," in </w:t>
-      </w:r>
-      <w:r>
-        <w:rPr>
-          <w:i/>
-          <w:iCs/>
-          <w:sz w:val="18"/>
-          <w:szCs w:val="18"/>
-        </w:rPr>
-        <w:t xml:space="preserve">Proc. </w:t>
-      </w:r>
-      <w:proofErr w:type="spellStart"/>
-      <w:r>
-        <w:rPr>
-          <w:i/>
-          <w:iCs/>
-          <w:sz w:val="18"/>
-          <w:szCs w:val="18"/>
-        </w:rPr>
-        <w:t>NeurIPS</w:t>
-      </w:r>
-      <w:proofErr w:type="spellEnd"/>
-      <w:r>
-        <w:rPr>
-          <w:sz w:val="18"/>
-          <w:szCs w:val="18"/>
-        </w:rPr>
-        <w:t>, 2022.</w:t>
-      </w:r>
-    </w:p>
-    <w:p>
-      <w:pPr>
-        <w:spacing w:after="60"/>
-        <w:ind w:left="360" w:hanging="360"/>
-        <w:rPr>
-          <w:sz w:val="18"/>
-          <w:szCs w:val="18"/>
-        </w:rPr>
-      </w:pPr>
-      <w:r>
-        <w:rPr>
-          <w:sz w:val="18"/>
-          <w:szCs w:val="18"/>
-        </w:rPr>
-        <w:t xml:space="preserve">[15] X. Wang et al., "Self-Consistency Improves Chain of Thought Reasoning in Language Models," </w:t>
-      </w:r>
-      <w:proofErr w:type="spellStart"/>
-      <w:r>
-        <w:rPr>
-          <w:i/>
-          <w:iCs/>
-          <w:sz w:val="18"/>
-          <w:szCs w:val="18"/>
-        </w:rPr>
-        <w:t>arXiv</w:t>
-      </w:r>
-      <w:proofErr w:type="spellEnd"/>
-      <w:r>
-        <w:rPr>
-          <w:i/>
-          <w:iCs/>
-          <w:sz w:val="18"/>
-          <w:szCs w:val="18"/>
-        </w:rPr>
-        <w:t xml:space="preserve"> preprint arXiv:2203.11171</w:t>
-      </w:r>
-      <w:r>
-        <w:rPr>
-          <w:sz w:val="18"/>
-          <w:szCs w:val="18"/>
-        </w:rPr>
-        <w:t>, 2022.</w:t>
-      </w:r>
-    </w:p>
-    <w:p>
-      <w:pPr>
-        <w:spacing w:after="60"/>
-        <w:ind w:left="360" w:hanging="360"/>
-        <w:rPr>
-          <w:sz w:val="18"/>
-          <w:szCs w:val="18"/>
-        </w:rPr>
-      </w:pPr>
-      <w:r>
-        <w:rPr>
-          <w:sz w:val="18"/>
-          <w:szCs w:val="18"/>
-        </w:rPr>
-        <w:t xml:space="preserve">[16] A. Madaan et al., "Self-Refine: Iterative Refinement with Self-Feedback," in </w:t>
-      </w:r>
-      <w:r>
-        <w:rPr>
-          <w:i/>
-          <w:iCs/>
-          <w:sz w:val="18"/>
-          <w:szCs w:val="18"/>
-        </w:rPr>
-        <w:t xml:space="preserve">Proc. </w:t>
-      </w:r>
-      <w:proofErr w:type="spellStart"/>
-      <w:r>
-        <w:rPr>
-          <w:i/>
-          <w:iCs/>
-          <w:sz w:val="18"/>
-          <w:szCs w:val="18"/>
-        </w:rPr>
-        <w:t>NeurIPS</w:t>
-      </w:r>
-      <w:proofErr w:type="spellEnd"/>
-      <w:r>
-        <w:rPr>
-          <w:sz w:val="18"/>
-          <w:szCs w:val="18"/>
-        </w:rPr>
-        <w:t>, 2023.</w:t>
-      </w:r>
-    </w:p>
-    <w:p>
-      <w:pPr>
-        <w:spacing w:after="60"/>
-        <w:ind w:left="360" w:hanging="360"/>
-        <w:rPr>
-          <w:sz w:val="18"/>
-          <w:szCs w:val="18"/>
-        </w:rPr>
-      </w:pPr>
-      <w:r>
-        <w:rPr>
-          <w:sz w:val="18"/>
-          <w:szCs w:val="18"/>
-        </w:rPr>
-        <w:t xml:space="preserve">[17] J. Li et al., "BIRD: A Big Bench for Large-Scale Database Grounded Text-to-SQL," in </w:t>
-      </w:r>
-      <w:r>
-        <w:rPr>
-          <w:i/>
-          <w:iCs/>
-          <w:sz w:val="18"/>
-          <w:szCs w:val="18"/>
-        </w:rPr>
-        <w:t xml:space="preserve">Proc. </w:t>
-      </w:r>
-      <w:proofErr w:type="spellStart"/>
-      <w:r>
-        <w:rPr>
-          <w:i/>
-          <w:iCs/>
-          <w:sz w:val="18"/>
-          <w:szCs w:val="18"/>
-        </w:rPr>
-        <w:t>NeurIPS</w:t>
-      </w:r>
-      <w:proofErr w:type="spellEnd"/>
-      <w:r>
-        <w:rPr>
-          <w:sz w:val="18"/>
-          <w:szCs w:val="18"/>
-        </w:rPr>
-        <w:t>, 2024.</w:t>
-      </w:r>
-    </w:p>
-    <w:p>
-      <w:pPr>
-        <w:spacing w:after="60"/>
-        <w:ind w:left="360" w:hanging="360"/>
-        <w:rPr>
-          <w:sz w:val="18"/>
-          <w:szCs w:val="18"/>
-        </w:rPr>
-      </w:pPr>
-      <w:r>
-        <w:rPr>
-          <w:sz w:val="18"/>
-          <w:szCs w:val="18"/>
-        </w:rPr>
-        <w:t xml:space="preserve">[18] G. </w:t>
-      </w:r>
-      <w:proofErr w:type="spellStart"/>
-      <w:r>
-        <w:rPr>
-          <w:sz w:val="18"/>
-          <w:szCs w:val="18"/>
-        </w:rPr>
-        <w:t>Mialon</w:t>
-      </w:r>
-      <w:proofErr w:type="spellEnd"/>
-      <w:r>
-        <w:rPr>
-          <w:sz w:val="18"/>
-          <w:szCs w:val="18"/>
-        </w:rPr>
-        <w:t xml:space="preserve"> et al., "GAIA: A Benchmark for General AI Assistants," in </w:t>
-      </w:r>
-      <w:r>
-        <w:rPr>
-          <w:i/>
-          <w:iCs/>
-          <w:sz w:val="18"/>
-          <w:szCs w:val="18"/>
-        </w:rPr>
-        <w:t>Proc. ICLR</w:t>
-      </w:r>
-      <w:r>
-        <w:rPr>
-          <w:sz w:val="18"/>
-          <w:szCs w:val="18"/>
-        </w:rPr>
-        <w:t>, 2024.</w:t>
-      </w:r>
-    </w:p>
-    <w:p>
-      <w:pPr>
-        <w:spacing w:after="60"/>
-        <w:ind w:left="360" w:hanging="360"/>
-        <w:rPr>
-          <w:sz w:val="18"/>
-          <w:szCs w:val="18"/>
-        </w:rPr>
-      </w:pPr>
-      <w:r>
-        <w:rPr>
-          <w:sz w:val="18"/>
-          <w:szCs w:val="18"/>
-        </w:rPr>
-        <w:t>[19] Y. Zhang, R. Cao, and J. Wei, "</w:t>
-      </w:r>
-      <w:proofErr w:type="spellStart"/>
-      <w:r>
-        <w:rPr>
-          <w:sz w:val="18"/>
-          <w:szCs w:val="18"/>
-        </w:rPr>
-        <w:t>LiveNewsBench</w:t>
-      </w:r>
-      <w:proofErr w:type="spellEnd"/>
-      <w:r>
-        <w:rPr>
-          <w:sz w:val="18"/>
-          <w:szCs w:val="18"/>
-        </w:rPr>
-        <w:t xml:space="preserve">: Evaluating LLM Web Search Capabilities with Freshly Curated News," </w:t>
-      </w:r>
-      <w:proofErr w:type="spellStart"/>
-      <w:r>
-        <w:rPr>
-          <w:i/>
-          <w:iCs/>
-          <w:sz w:val="18"/>
-          <w:szCs w:val="18"/>
-        </w:rPr>
-        <w:t>arXiv</w:t>
-      </w:r>
-      <w:proofErr w:type="spellEnd"/>
-      <w:r>
-        <w:rPr>
-          <w:i/>
-          <w:iCs/>
-          <w:sz w:val="18"/>
-          <w:szCs w:val="18"/>
-        </w:rPr>
-        <w:t xml:space="preserve"> preprint arXiv:2602.13543</w:t>
-      </w:r>
-      <w:r>
-        <w:rPr>
-          <w:sz w:val="18"/>
-          <w:szCs w:val="18"/>
-        </w:rPr>
-        <w:t>, 2025.</w:t>
-      </w:r>
-    </w:p>
-    <w:p>
-      <w:pPr>
-        <w:spacing w:after="60"/>
-        <w:ind w:left="360" w:hanging="360"/>
-        <w:rPr>
-          <w:sz w:val="18"/>
-          <w:szCs w:val="18"/>
-        </w:rPr>
-      </w:pPr>
-      <w:r>
-        <w:rPr>
-          <w:sz w:val="18"/>
-          <w:szCs w:val="18"/>
-        </w:rPr>
-        <w:t>[20] Q. Jin et al., "</w:t>
-      </w:r>
-      <w:proofErr w:type="spellStart"/>
-      <w:r>
-        <w:rPr>
-          <w:sz w:val="18"/>
-          <w:szCs w:val="18"/>
-        </w:rPr>
-        <w:t>PubMedQA</w:t>
-      </w:r>
-      <w:proofErr w:type="spellEnd"/>
-      <w:r>
-        <w:rPr>
-          <w:sz w:val="18"/>
-          <w:szCs w:val="18"/>
-        </w:rPr>
-        <w:t xml:space="preserve">: A Dataset for Biomedical Research Question Answering," </w:t>
-      </w:r>
-      <w:proofErr w:type="spellStart"/>
-      <w:r>
-        <w:rPr>
-          <w:i/>
-          <w:iCs/>
-          <w:sz w:val="18"/>
-          <w:szCs w:val="18"/>
-        </w:rPr>
-        <w:t>arXiv</w:t>
-      </w:r>
-      <w:proofErr w:type="spellEnd"/>
-      <w:r>
-        <w:rPr>
-          <w:i/>
-          <w:iCs/>
-          <w:sz w:val="18"/>
-          <w:szCs w:val="18"/>
-        </w:rPr>
-        <w:t xml:space="preserve"> preprint arXiv:1909.06146</w:t>
+        <w:t>arXiv preprint arXiv:1909.06146</w:t>
       </w:r>
       <w:r>
         <w:rPr>
